--- a/outputs/publication/04_supplementary.docx
+++ b/outputs/publication/04_supplementary.docx
@@ -4,8 +4,8 @@
   <w:body>
     <w:p>
       <w:pPr>
-        <w:spacing w:before="240" w:after="80"/>
-        <w:jc w:val="left"/>
+        <w:spacing w:after="280"/>
+        <w:jc w:val="center"/>
       </w:pPr>
       <w:r>
         <w:rPr>
@@ -14,26 +14,12 @@
           <w:i w:val="0"/>
           <w:sz w:val="28"/>
         </w:rPr>
-        <w:t>Supplementary Material — Burden of Injuries in India</w:t>
+        <w:t>Supplementary material</w:t>
       </w:r>
     </w:p>
     <w:p>
       <w:pPr>
-        <w:spacing w:before="200" w:after="80"/>
-      </w:pPr>
-      <w:r>
-        <w:rPr>
-          <w:rFonts w:ascii="Times New Roman" w:hAnsi="Times New Roman"/>
-          <w:b/>
-          <w:i w:val="0"/>
-          <w:sz w:val="24"/>
-        </w:rPr>
-        <w:t>S1. DATA SOURCES AND ACCESS</w:t>
-      </w:r>
-    </w:p>
-    <w:p>
-      <w:pPr>
-        <w:spacing w:before="240" w:after="80"/>
+        <w:spacing w:before="160" w:after="80"/>
       </w:pPr>
       <w:r>
         <w:rPr>
@@ -42,7 +28,7 @@
           <w:i w:val="0"/>
           <w:sz w:val="22"/>
         </w:rPr>
-        <w:t>Table S1. Data sources used in this analysis.</w:t>
+        <w:t>Table S1. Data sources used in the analysis.</w:t>
       </w:r>
     </w:p>
     <w:tbl>
@@ -52,17 +38,15 @@
         <w:tblLook w:firstColumn="1" w:firstRow="1" w:lastColumn="0" w:lastRow="0" w:noHBand="0" w:noVBand="1" w:val="04A0"/>
       </w:tblPr>
       <w:tblGrid>
-        <w:gridCol w:w="1824"/>
-        <w:gridCol w:w="1824"/>
-        <w:gridCol w:w="1824"/>
-        <w:gridCol w:w="1824"/>
-        <w:gridCol w:w="1824"/>
+        <w:gridCol w:w="3120"/>
+        <w:gridCol w:w="3120"/>
+        <w:gridCol w:w="3120"/>
       </w:tblGrid>
       <w:tr>
         <w:tc>
           <w:tcPr>
-            <w:tcW w:type="dxa" w:w="2016"/>
-            <w:shd w:fill="2C3E50" w:color="FFFFFF" w:val="clear"/>
+            <w:tcW w:type="dxa" w:w="3312"/>
+            <w:shd w:fill="D9EAF7"/>
           </w:tcPr>
           <w:p>
             <w:pPr>
@@ -73,8 +57,7 @@
                 <w:rFonts w:ascii="Times New Roman" w:hAnsi="Times New Roman"/>
                 <w:b/>
                 <w:i w:val="0"/>
-                <w:color w:val="FFFFFF"/>
-                <w:sz w:val="16"/>
+                <w:sz w:val="18"/>
               </w:rPr>
               <w:t>Source</w:t>
             </w:r>
@@ -82,8 +65,8 @@
         </w:tc>
         <w:tc>
           <w:tcPr>
-            <w:tcW w:type="dxa" w:w="2160"/>
-            <w:shd w:fill="2C3E50" w:color="FFFFFF" w:val="clear"/>
+            <w:tcW w:type="dxa" w:w="2592"/>
+            <w:shd w:fill="D9EAF7"/>
           </w:tcPr>
           <w:p>
             <w:pPr>
@@ -94,17 +77,16 @@
                 <w:rFonts w:ascii="Times New Roman" w:hAnsi="Times New Roman"/>
                 <w:b/>
                 <w:i w:val="0"/>
-                <w:color w:val="FFFFFF"/>
-                <w:sz w:val="16"/>
+                <w:sz w:val="18"/>
               </w:rPr>
-              <w:t>Provider</w:t>
+              <w:t>Coverage</w:t>
             </w:r>
           </w:p>
         </w:tc>
         <w:tc>
           <w:tcPr>
-            <w:tcW w:type="dxa" w:w="3600"/>
-            <w:shd w:fill="2C3E50" w:color="FFFFFF" w:val="clear"/>
+            <w:tcW w:type="dxa" w:w="3312"/>
+            <w:shd w:fill="D9EAF7"/>
           </w:tcPr>
           <w:p>
             <w:pPr>
@@ -115,52 +97,9 @@
                 <w:rFonts w:ascii="Times New Roman" w:hAnsi="Times New Roman"/>
                 <w:b/>
                 <w:i w:val="0"/>
-                <w:color w:val="FFFFFF"/>
-                <w:sz w:val="16"/>
+                <w:sz w:val="18"/>
               </w:rPr>
-              <w:t>Data extracted</w:t>
-            </w:r>
-          </w:p>
-        </w:tc>
-        <w:tc>
-          <w:tcPr>
-            <w:tcW w:type="dxa" w:w="2160"/>
-            <w:shd w:fill="2C3E50" w:color="FFFFFF" w:val="clear"/>
-          </w:tcPr>
-          <w:p>
-            <w:pPr>
-              <w:jc w:val="center"/>
-            </w:pPr>
-            <w:r>
-              <w:rPr>
-                <w:rFonts w:ascii="Times New Roman" w:hAnsi="Times New Roman"/>
-                <w:b/>
-                <w:i w:val="0"/>
-                <w:color w:val="FFFFFF"/>
-                <w:sz w:val="16"/>
-              </w:rPr>
-              <w:t>URL</w:t>
-            </w:r>
-          </w:p>
-        </w:tc>
-        <w:tc>
-          <w:tcPr>
-            <w:tcW w:type="dxa" w:w="1008"/>
-            <w:shd w:fill="2C3E50" w:color="FFFFFF" w:val="clear"/>
-          </w:tcPr>
-          <w:p>
-            <w:pPr>
-              <w:jc w:val="center"/>
-            </w:pPr>
-            <w:r>
-              <w:rPr>
-                <w:rFonts w:ascii="Times New Roman" w:hAnsi="Times New Roman"/>
-                <w:b/>
-                <w:i w:val="0"/>
-                <w:color w:val="FFFFFF"/>
-                <w:sz w:val="16"/>
-              </w:rPr>
-              <w:t>Access date</w:t>
+              <w:t>Use</w:t>
             </w:r>
           </w:p>
         </w:tc>
@@ -168,511 +107,7 @@
       <w:tr>
         <w:tc>
           <w:tcPr>
-            <w:tcW w:type="dxa" w:w="2016"/>
-          </w:tcPr>
-          <w:p>
-            <w:pPr>
-              <w:jc w:val="left"/>
-            </w:pPr>
-            <w:r>
-              <w:rPr>
-                <w:rFonts w:ascii="Times New Roman" w:hAnsi="Times New Roman"/>
-                <w:b w:val="0"/>
-                <w:i w:val="0"/>
-                <w:sz w:val="16"/>
-              </w:rPr>
-              <w:t>GBD 2023 subnational India</w:t>
-            </w:r>
-          </w:p>
-        </w:tc>
-        <w:tc>
-          <w:tcPr>
-            <w:tcW w:type="dxa" w:w="2160"/>
-          </w:tcPr>
-          <w:p>
-            <w:pPr>
-              <w:jc w:val="center"/>
-            </w:pPr>
-            <w:r>
-              <w:rPr>
-                <w:rFonts w:ascii="Times New Roman" w:hAnsi="Times New Roman"/>
-                <w:b w:val="0"/>
-                <w:i w:val="0"/>
-                <w:sz w:val="16"/>
-              </w:rPr>
-              <w:t>IHME GBD Results Tool</w:t>
-            </w:r>
-          </w:p>
-        </w:tc>
-        <w:tc>
-          <w:tcPr>
-            <w:tcW w:type="dxa" w:w="3600"/>
-          </w:tcPr>
-          <w:p>
-            <w:pPr>
-              <w:jc w:val="center"/>
-            </w:pPr>
-            <w:r>
-              <w:rPr>
-                <w:rFonts w:ascii="Times New Roman" w:hAnsi="Times New Roman"/>
-                <w:b w:val="0"/>
-                <w:i w:val="0"/>
-                <w:sz w:val="16"/>
-              </w:rPr>
-              <w:t>Deaths, DALYs, YLLs, YLDs, Incidence, Prevalence — all injury causes, all states, 2020–2023</w:t>
-            </w:r>
-          </w:p>
-        </w:tc>
-        <w:tc>
-          <w:tcPr>
-            <w:tcW w:type="dxa" w:w="2160"/>
-          </w:tcPr>
-          <w:p>
-            <w:pPr>
-              <w:jc w:val="center"/>
-            </w:pPr>
-            <w:r>
-              <w:rPr>
-                <w:rFonts w:ascii="Times New Roman" w:hAnsi="Times New Roman"/>
-                <w:b w:val="0"/>
-                <w:i w:val="0"/>
-                <w:sz w:val="16"/>
-              </w:rPr>
-              <w:t>https://vizhub.healthdata.org/gbd-results</w:t>
-            </w:r>
-          </w:p>
-        </w:tc>
-        <w:tc>
-          <w:tcPr>
-            <w:tcW w:type="dxa" w:w="1008"/>
-          </w:tcPr>
-          <w:p>
-            <w:pPr>
-              <w:jc w:val="center"/>
-            </w:pPr>
-            <w:r>
-              <w:rPr>
-                <w:rFonts w:ascii="Times New Roman" w:hAnsi="Times New Roman"/>
-                <w:b w:val="0"/>
-                <w:i w:val="0"/>
-                <w:sz w:val="16"/>
-              </w:rPr>
-              <w:t>April 2026</w:t>
-            </w:r>
-          </w:p>
-        </w:tc>
-      </w:tr>
-      <w:tr>
-        <w:tc>
-          <w:tcPr>
-            <w:tcW w:type="dxa" w:w="2016"/>
-            <w:shd w:fill="F5F5F5" w:val="clear"/>
-          </w:tcPr>
-          <w:p>
-            <w:pPr>
-              <w:jc w:val="left"/>
-            </w:pPr>
-            <w:r>
-              <w:rPr>
-                <w:rFonts w:ascii="Times New Roman" w:hAnsi="Times New Roman"/>
-                <w:b w:val="0"/>
-                <w:i w:val="0"/>
-                <w:sz w:val="16"/>
-              </w:rPr>
-              <w:t>MoRTH Road Accidents in India 2023</w:t>
-            </w:r>
-          </w:p>
-        </w:tc>
-        <w:tc>
-          <w:tcPr>
-            <w:tcW w:type="dxa" w:w="2160"/>
-            <w:shd w:fill="F5F5F5" w:val="clear"/>
-          </w:tcPr>
-          <w:p>
-            <w:pPr>
-              <w:jc w:val="center"/>
-            </w:pPr>
-            <w:r>
-              <w:rPr>
-                <w:rFonts w:ascii="Times New Roman" w:hAnsi="Times New Roman"/>
-                <w:b w:val="0"/>
-                <w:i w:val="0"/>
-                <w:sz w:val="16"/>
-              </w:rPr>
-              <w:t>Ministry of Road Transport and Highways</w:t>
-            </w:r>
-          </w:p>
-        </w:tc>
-        <w:tc>
-          <w:tcPr>
-            <w:tcW w:type="dxa" w:w="3600"/>
-            <w:shd w:fill="F5F5F5" w:val="clear"/>
-          </w:tcPr>
-          <w:p>
-            <w:pPr>
-              <w:jc w:val="center"/>
-            </w:pPr>
-            <w:r>
-              <w:rPr>
-                <w:rFonts w:ascii="Times New Roman" w:hAnsi="Times New Roman"/>
-                <w:b w:val="0"/>
-                <w:i w:val="0"/>
-                <w:sz w:val="16"/>
-              </w:rPr>
-              <w:t>State-wise road accidents and deaths 2020–2023 (Table 42)</w:t>
-            </w:r>
-          </w:p>
-        </w:tc>
-        <w:tc>
-          <w:tcPr>
-            <w:tcW w:type="dxa" w:w="2160"/>
-            <w:shd w:fill="F5F5F5" w:val="clear"/>
-          </w:tcPr>
-          <w:p>
-            <w:pPr>
-              <w:jc w:val="center"/>
-            </w:pPr>
-            <w:r>
-              <w:rPr>
-                <w:rFonts w:ascii="Times New Roman" w:hAnsi="Times New Roman"/>
-                <w:b w:val="0"/>
-                <w:i w:val="0"/>
-                <w:sz w:val="16"/>
-              </w:rPr>
-              <w:t>https://morth.nic.in</w:t>
-            </w:r>
-          </w:p>
-        </w:tc>
-        <w:tc>
-          <w:tcPr>
-            <w:tcW w:type="dxa" w:w="1008"/>
-            <w:shd w:fill="F5F5F5" w:val="clear"/>
-          </w:tcPr>
-          <w:p>
-            <w:pPr>
-              <w:jc w:val="center"/>
-            </w:pPr>
-            <w:r>
-              <w:rPr>
-                <w:rFonts w:ascii="Times New Roman" w:hAnsi="Times New Roman"/>
-                <w:b w:val="0"/>
-                <w:i w:val="0"/>
-                <w:sz w:val="16"/>
-              </w:rPr>
-              <w:t>April 2026</w:t>
-            </w:r>
-          </w:p>
-        </w:tc>
-      </w:tr>
-      <w:tr>
-        <w:tc>
-          <w:tcPr>
-            <w:tcW w:type="dxa" w:w="2016"/>
-          </w:tcPr>
-          <w:p>
-            <w:pPr>
-              <w:jc w:val="left"/>
-            </w:pPr>
-            <w:r>
-              <w:rPr>
-                <w:rFonts w:ascii="Times New Roman" w:hAnsi="Times New Roman"/>
-                <w:b w:val="0"/>
-                <w:i w:val="0"/>
-                <w:sz w:val="16"/>
-              </w:rPr>
-              <w:t>NCRB ADSI 2023</w:t>
-            </w:r>
-          </w:p>
-        </w:tc>
-        <w:tc>
-          <w:tcPr>
-            <w:tcW w:type="dxa" w:w="2160"/>
-          </w:tcPr>
-          <w:p>
-            <w:pPr>
-              <w:jc w:val="center"/>
-            </w:pPr>
-            <w:r>
-              <w:rPr>
-                <w:rFonts w:ascii="Times New Roman" w:hAnsi="Times New Roman"/>
-                <w:b w:val="0"/>
-                <w:i w:val="0"/>
-                <w:sz w:val="16"/>
-              </w:rPr>
-              <w:t>National Crime Records Bureau, Ministry of Home Affairs</w:t>
-            </w:r>
-          </w:p>
-        </w:tc>
-        <w:tc>
-          <w:tcPr>
-            <w:tcW w:type="dxa" w:w="3600"/>
-          </w:tcPr>
-          <w:p>
-            <w:pPr>
-              <w:jc w:val="center"/>
-            </w:pPr>
-            <w:r>
-              <w:rPr>
-                <w:rFonts w:ascii="Times New Roman" w:hAnsi="Times New Roman"/>
-                <w:b w:val="0"/>
-                <w:i w:val="0"/>
-                <w:sz w:val="16"/>
-              </w:rPr>
-              <w:t>Cause-specific accidental deaths (Tables 21,31,39,48,60,73); suicides (Table 34)</w:t>
-            </w:r>
-          </w:p>
-        </w:tc>
-        <w:tc>
-          <w:tcPr>
-            <w:tcW w:type="dxa" w:w="2160"/>
-          </w:tcPr>
-          <w:p>
-            <w:pPr>
-              <w:jc w:val="center"/>
-            </w:pPr>
-            <w:r>
-              <w:rPr>
-                <w:rFonts w:ascii="Times New Roman" w:hAnsi="Times New Roman"/>
-                <w:b w:val="0"/>
-                <w:i w:val="0"/>
-                <w:sz w:val="16"/>
-              </w:rPr>
-              <w:t>https://ncrb.gov.in</w:t>
-            </w:r>
-          </w:p>
-        </w:tc>
-        <w:tc>
-          <w:tcPr>
-            <w:tcW w:type="dxa" w:w="1008"/>
-          </w:tcPr>
-          <w:p>
-            <w:pPr>
-              <w:jc w:val="center"/>
-            </w:pPr>
-            <w:r>
-              <w:rPr>
-                <w:rFonts w:ascii="Times New Roman" w:hAnsi="Times New Roman"/>
-                <w:b w:val="0"/>
-                <w:i w:val="0"/>
-                <w:sz w:val="16"/>
-              </w:rPr>
-              <w:t>April 2026</w:t>
-            </w:r>
-          </w:p>
-        </w:tc>
-      </w:tr>
-      <w:tr>
-        <w:tc>
-          <w:tcPr>
-            <w:tcW w:type="dxa" w:w="2016"/>
-            <w:shd w:fill="F5F5F5" w:val="clear"/>
-          </w:tcPr>
-          <w:p>
-            <w:pPr>
-              <w:jc w:val="left"/>
-            </w:pPr>
-            <w:r>
-              <w:rPr>
-                <w:rFonts w:ascii="Times New Roman" w:hAnsi="Times New Roman"/>
-                <w:b w:val="0"/>
-                <w:i w:val="0"/>
-                <w:sz w:val="16"/>
-              </w:rPr>
-              <w:t>India state boundaries</w:t>
-            </w:r>
-          </w:p>
-        </w:tc>
-        <w:tc>
-          <w:tcPr>
-            <w:tcW w:type="dxa" w:w="2160"/>
-            <w:shd w:fill="F5F5F5" w:val="clear"/>
-          </w:tcPr>
-          <w:p>
-            <w:pPr>
-              <w:jc w:val="center"/>
-            </w:pPr>
-            <w:r>
-              <w:rPr>
-                <w:rFonts w:ascii="Times New Roman" w:hAnsi="Times New Roman"/>
-                <w:b w:val="0"/>
-                <w:i w:val="0"/>
-                <w:sz w:val="16"/>
-              </w:rPr>
-              <w:t>geohacker/india (GitHub)</w:t>
-            </w:r>
-          </w:p>
-        </w:tc>
-        <w:tc>
-          <w:tcPr>
-            <w:tcW w:type="dxa" w:w="3600"/>
-            <w:shd w:fill="F5F5F5" w:val="clear"/>
-          </w:tcPr>
-          <w:p>
-            <w:pPr>
-              <w:jc w:val="center"/>
-            </w:pPr>
-            <w:r>
-              <w:rPr>
-                <w:rFonts w:ascii="Times New Roman" w:hAnsi="Times New Roman"/>
-                <w:b w:val="0"/>
-                <w:i w:val="0"/>
-                <w:sz w:val="16"/>
-              </w:rPr>
-              <w:t>GeoJSON boundaries for map generation (pre-2014 delimitation)</w:t>
-            </w:r>
-          </w:p>
-        </w:tc>
-        <w:tc>
-          <w:tcPr>
-            <w:tcW w:type="dxa" w:w="2160"/>
-            <w:shd w:fill="F5F5F5" w:val="clear"/>
-          </w:tcPr>
-          <w:p>
-            <w:pPr>
-              <w:jc w:val="center"/>
-            </w:pPr>
-            <w:r>
-              <w:rPr>
-                <w:rFonts w:ascii="Times New Roman" w:hAnsi="Times New Roman"/>
-                <w:b w:val="0"/>
-                <w:i w:val="0"/>
-                <w:sz w:val="16"/>
-              </w:rPr>
-              <w:t>https://github.com/geohacker/india</w:t>
-            </w:r>
-          </w:p>
-        </w:tc>
-        <w:tc>
-          <w:tcPr>
-            <w:tcW w:type="dxa" w:w="1008"/>
-            <w:shd w:fill="F5F5F5" w:val="clear"/>
-          </w:tcPr>
-          <w:p>
-            <w:pPr>
-              <w:jc w:val="center"/>
-            </w:pPr>
-            <w:r>
-              <w:rPr>
-                <w:rFonts w:ascii="Times New Roman" w:hAnsi="Times New Roman"/>
-                <w:b w:val="0"/>
-                <w:i w:val="0"/>
-                <w:sz w:val="16"/>
-              </w:rPr>
-              <w:t>April 2026</w:t>
-            </w:r>
-          </w:p>
-        </w:tc>
-      </w:tr>
-    </w:tbl>
-    <w:p/>
-    <w:p>
-      <w:pPr>
-        <w:spacing w:before="200" w:after="80"/>
-      </w:pPr>
-      <w:r>
-        <w:rPr>
-          <w:rFonts w:ascii="Times New Roman" w:hAnsi="Times New Roman"/>
-          <w:b/>
-          <w:i w:val="0"/>
-          <w:sz w:val="24"/>
-        </w:rPr>
-        <w:t>S2. STATE-LEVEL ACCIDENTAL DEATH RATES AND INEQUALITY</w:t>
-      </w:r>
-    </w:p>
-    <w:p>
-      <w:pPr>
-        <w:spacing w:before="240" w:after="80"/>
-      </w:pPr>
-      <w:r>
-        <w:rPr>
-          <w:rFonts w:ascii="Times New Roman" w:hAnsi="Times New Roman"/>
-          <w:b/>
-          <w:i w:val="0"/>
-          <w:sz w:val="22"/>
-        </w:rPr>
-        <w:t>Table S2. State-level accidental death rate per lakh population, India 2023 (NCRB ADSI 2023, Table 11), used for inequality analysis.</w:t>
-      </w:r>
-    </w:p>
-    <w:tbl>
-      <w:tblPr>
-        <w:tblStyle w:val="TableGrid"/>
-        <w:tblW w:type="auto" w:w="0"/>
-        <w:tblLook w:firstColumn="1" w:firstRow="1" w:lastColumn="0" w:lastRow="0" w:noHBand="0" w:noVBand="1" w:val="04A0"/>
-      </w:tblPr>
-      <w:tblGrid>
-        <w:gridCol w:w="3041"/>
-        <w:gridCol w:w="3041"/>
-        <w:gridCol w:w="3041"/>
-      </w:tblGrid>
-      <w:tr>
-        <w:tc>
-          <w:tcPr>
-            <w:tcW w:type="dxa" w:w="4032"/>
-            <w:shd w:fill="2C3E50" w:color="FFFFFF" w:val="clear"/>
-          </w:tcPr>
-          <w:p>
-            <w:pPr>
-              <w:jc w:val="center"/>
-            </w:pPr>
-            <w:r>
-              <w:rPr>
-                <w:rFonts w:ascii="Times New Roman" w:hAnsi="Times New Roman"/>
-                <w:b/>
-                <w:i w:val="0"/>
-                <w:color w:val="FFFFFF"/>
-                <w:sz w:val="18"/>
-              </w:rPr>
-              <w:t>State/UT</w:t>
-            </w:r>
-          </w:p>
-        </w:tc>
-        <w:tc>
-          <w:tcPr>
-            <w:tcW w:type="dxa" w:w="1872"/>
-            <w:shd w:fill="2C3E50" w:color="FFFFFF" w:val="clear"/>
-          </w:tcPr>
-          <w:p>
-            <w:pPr>
-              <w:jc w:val="center"/>
-            </w:pPr>
-            <w:r>
-              <w:rPr>
-                <w:rFonts w:ascii="Times New Roman" w:hAnsi="Times New Roman"/>
-                <w:b/>
-                <w:i w:val="0"/>
-                <w:color w:val="FFFFFF"/>
-                <w:sz w:val="18"/>
-              </w:rPr>
-              <w:t>Rate per lakh</w:t>
-            </w:r>
-          </w:p>
-        </w:tc>
-        <w:tc>
-          <w:tcPr>
-            <w:tcW w:type="dxa" w:w="1872"/>
-            <w:shd w:fill="2C3E50" w:color="FFFFFF" w:val="clear"/>
-          </w:tcPr>
-          <w:p>
-            <w:pPr>
-              <w:jc w:val="center"/>
-            </w:pPr>
-            <w:r>
-              <w:rPr>
-                <w:rFonts w:ascii="Times New Roman" w:hAnsi="Times New Roman"/>
-                <w:b/>
-                <w:i w:val="0"/>
-                <w:color w:val="FFFFFF"/>
-                <w:sz w:val="18"/>
-              </w:rPr>
-              <w:t>Rank (highest=1)</w:t>
-            </w:r>
-          </w:p>
-        </w:tc>
-      </w:tr>
-      <w:tr>
-        <w:tc>
-          <w:tcPr>
-            <w:tcW w:type="dxa" w:w="4032"/>
+            <w:tcW w:type="dxa" w:w="3312"/>
           </w:tcPr>
           <w:p>
             <w:pPr>
@@ -685,13 +120,13 @@
                 <w:i w:val="0"/>
                 <w:sz w:val="18"/>
               </w:rPr>
-              <w:t>Ladakh</w:t>
+              <w:t>GBD 2021 subnational extract</w:t>
             </w:r>
           </w:p>
         </w:tc>
         <w:tc>
           <w:tcPr>
-            <w:tcW w:type="dxa" w:w="1872"/>
+            <w:tcW w:type="dxa" w:w="2592"/>
           </w:tcPr>
           <w:p>
             <w:pPr>
@@ -704,13 +139,13 @@
                 <w:i w:val="0"/>
                 <w:sz w:val="18"/>
               </w:rPr>
-              <w:t>75.4</w:t>
+              <w:t>States/UT-equivalent units, 2020-2023</w:t>
             </w:r>
           </w:p>
         </w:tc>
         <w:tc>
           <w:tcPr>
-            <w:tcW w:type="dxa" w:w="1872"/>
+            <w:tcW w:type="dxa" w:w="3312"/>
           </w:tcPr>
           <w:p>
             <w:pPr>
@@ -723,7 +158,7 @@
                 <w:i w:val="0"/>
                 <w:sz w:val="18"/>
               </w:rPr>
-              <w:t>1</w:t>
+              <w:t>Primary burden estimates</w:t>
             </w:r>
           </w:p>
         </w:tc>
@@ -731,8 +166,390 @@
       <w:tr>
         <w:tc>
           <w:tcPr>
-            <w:tcW w:type="dxa" w:w="4032"/>
-            <w:shd w:fill="F5F5F5" w:val="clear"/>
+            <w:tcW w:type="dxa" w:w="3312"/>
+          </w:tcPr>
+          <w:p>
+            <w:pPr>
+              <w:jc w:val="left"/>
+            </w:pPr>
+            <w:r>
+              <w:rPr>
+                <w:rFonts w:ascii="Times New Roman" w:hAnsi="Times New Roman"/>
+                <w:b w:val="0"/>
+                <w:i w:val="0"/>
+                <w:sz w:val="18"/>
+              </w:rPr>
+              <w:t>MoRTH Road Accidents in India 2023</w:t>
+            </w:r>
+          </w:p>
+        </w:tc>
+        <w:tc>
+          <w:tcPr>
+            <w:tcW w:type="dxa" w:w="2592"/>
+          </w:tcPr>
+          <w:p>
+            <w:pPr>
+              <w:jc w:val="center"/>
+            </w:pPr>
+            <w:r>
+              <w:rPr>
+                <w:rFonts w:ascii="Times New Roman" w:hAnsi="Times New Roman"/>
+                <w:b w:val="0"/>
+                <w:i w:val="0"/>
+                <w:sz w:val="18"/>
+              </w:rPr>
+              <w:t>Road deaths by state</w:t>
+            </w:r>
+          </w:p>
+        </w:tc>
+        <w:tc>
+          <w:tcPr>
+            <w:tcW w:type="dxa" w:w="3312"/>
+          </w:tcPr>
+          <w:p>
+            <w:pPr>
+              <w:jc w:val="center"/>
+            </w:pPr>
+            <w:r>
+              <w:rPr>
+                <w:rFonts w:ascii="Times New Roman" w:hAnsi="Times New Roman"/>
+                <w:b w:val="0"/>
+                <w:i w:val="0"/>
+                <w:sz w:val="18"/>
+              </w:rPr>
+              <w:t>Road surveillance comparison</w:t>
+            </w:r>
+          </w:p>
+        </w:tc>
+      </w:tr>
+      <w:tr>
+        <w:tc>
+          <w:tcPr>
+            <w:tcW w:type="dxa" w:w="3312"/>
+          </w:tcPr>
+          <w:p>
+            <w:pPr>
+              <w:jc w:val="left"/>
+            </w:pPr>
+            <w:r>
+              <w:rPr>
+                <w:rFonts w:ascii="Times New Roman" w:hAnsi="Times New Roman"/>
+                <w:b w:val="0"/>
+                <w:i w:val="0"/>
+                <w:sz w:val="18"/>
+              </w:rPr>
+              <w:t>NCRB Accidental Deaths and Suicides in India 2023</w:t>
+            </w:r>
+          </w:p>
+        </w:tc>
+        <w:tc>
+          <w:tcPr>
+            <w:tcW w:type="dxa" w:w="2592"/>
+          </w:tcPr>
+          <w:p>
+            <w:pPr>
+              <w:jc w:val="center"/>
+            </w:pPr>
+            <w:r>
+              <w:rPr>
+                <w:rFonts w:ascii="Times New Roman" w:hAnsi="Times New Roman"/>
+                <w:b w:val="0"/>
+                <w:i w:val="0"/>
+                <w:sz w:val="18"/>
+              </w:rPr>
+              <w:t>Accidental death rates and causes</w:t>
+            </w:r>
+          </w:p>
+        </w:tc>
+        <w:tc>
+          <w:tcPr>
+            <w:tcW w:type="dxa" w:w="3312"/>
+          </w:tcPr>
+          <w:p>
+            <w:pPr>
+              <w:jc w:val="center"/>
+            </w:pPr>
+            <w:r>
+              <w:rPr>
+                <w:rFonts w:ascii="Times New Roman" w:hAnsi="Times New Roman"/>
+                <w:b w:val="0"/>
+                <w:i w:val="0"/>
+                <w:sz w:val="18"/>
+              </w:rPr>
+              <w:t>Inequality assessment and contextual interpretation</w:t>
+            </w:r>
+          </w:p>
+        </w:tc>
+      </w:tr>
+    </w:tbl>
+    <w:p>
+      <w:pPr>
+        <w:spacing w:before="160" w:after="80"/>
+      </w:pPr>
+      <w:r>
+        <w:rPr>
+          <w:rFonts w:ascii="Times New Roman" w:hAnsi="Times New Roman"/>
+          <w:b/>
+          <w:i w:val="0"/>
+          <w:sz w:val="22"/>
+        </w:rPr>
+        <w:t>Table S2. Full state-level injury DALY rates in 2021.</w:t>
+      </w:r>
+    </w:p>
+    <w:tbl>
+      <w:tblPr>
+        <w:tblStyle w:val="TableGrid"/>
+        <w:tblW w:type="auto" w:w="0"/>
+        <w:tblLook w:firstColumn="1" w:firstRow="1" w:lastColumn="0" w:lastRow="0" w:noHBand="0" w:noVBand="1" w:val="04A0"/>
+      </w:tblPr>
+      <w:tblGrid>
+        <w:gridCol w:w="2340"/>
+        <w:gridCol w:w="2340"/>
+        <w:gridCol w:w="2340"/>
+        <w:gridCol w:w="2340"/>
+      </w:tblGrid>
+      <w:tr>
+        <w:tc>
+          <w:tcPr>
+            <w:tcW w:type="dxa" w:w="3456"/>
+            <w:shd w:fill="D9EAF7"/>
+          </w:tcPr>
+          <w:p>
+            <w:pPr>
+              <w:jc w:val="center"/>
+            </w:pPr>
+            <w:r>
+              <w:rPr>
+                <w:rFonts w:ascii="Times New Roman" w:hAnsi="Times New Roman"/>
+                <w:b/>
+                <w:i w:val="0"/>
+                <w:sz w:val="18"/>
+              </w:rPr>
+              <w:t>State/UT</w:t>
+            </w:r>
+          </w:p>
+        </w:tc>
+        <w:tc>
+          <w:tcPr>
+            <w:tcW w:type="dxa" w:w="1296"/>
+            <w:shd w:fill="D9EAF7"/>
+          </w:tcPr>
+          <w:p>
+            <w:pPr>
+              <w:jc w:val="center"/>
+            </w:pPr>
+            <w:r>
+              <w:rPr>
+                <w:rFonts w:ascii="Times New Roman" w:hAnsi="Times New Roman"/>
+                <w:b/>
+                <w:i w:val="0"/>
+                <w:sz w:val="18"/>
+              </w:rPr>
+              <w:t>DALY rate</w:t>
+            </w:r>
+          </w:p>
+        </w:tc>
+        <w:tc>
+          <w:tcPr>
+            <w:tcW w:type="dxa" w:w="1296"/>
+            <w:shd w:fill="D9EAF7"/>
+          </w:tcPr>
+          <w:p>
+            <w:pPr>
+              <w:jc w:val="center"/>
+            </w:pPr>
+            <w:r>
+              <w:rPr>
+                <w:rFonts w:ascii="Times New Roman" w:hAnsi="Times New Roman"/>
+                <w:b/>
+                <w:i w:val="0"/>
+                <w:sz w:val="18"/>
+              </w:rPr>
+              <w:t>Death rate</w:t>
+            </w:r>
+          </w:p>
+        </w:tc>
+        <w:tc>
+          <w:tcPr>
+            <w:tcW w:type="dxa" w:w="1296"/>
+            <w:shd w:fill="D9EAF7"/>
+          </w:tcPr>
+          <w:p>
+            <w:pPr>
+              <w:jc w:val="center"/>
+            </w:pPr>
+            <w:r>
+              <w:rPr>
+                <w:rFonts w:ascii="Times New Roman" w:hAnsi="Times New Roman"/>
+                <w:b/>
+                <w:i w:val="0"/>
+                <w:sz w:val="18"/>
+              </w:rPr>
+              <w:t>YLD rate</w:t>
+            </w:r>
+          </w:p>
+        </w:tc>
+      </w:tr>
+      <w:tr>
+        <w:tc>
+          <w:tcPr>
+            <w:tcW w:type="dxa" w:w="3456"/>
+          </w:tcPr>
+          <w:p>
+            <w:pPr>
+              <w:jc w:val="left"/>
+            </w:pPr>
+            <w:r>
+              <w:rPr>
+                <w:rFonts w:ascii="Times New Roman" w:hAnsi="Times New Roman"/>
+                <w:b w:val="0"/>
+                <w:i w:val="0"/>
+                <w:sz w:val="18"/>
+              </w:rPr>
+              <w:t>Telangana</w:t>
+            </w:r>
+          </w:p>
+        </w:tc>
+        <w:tc>
+          <w:tcPr>
+            <w:tcW w:type="dxa" w:w="1296"/>
+          </w:tcPr>
+          <w:p>
+            <w:pPr>
+              <w:jc w:val="center"/>
+            </w:pPr>
+            <w:r>
+              <w:rPr>
+                <w:rFonts w:ascii="Times New Roman" w:hAnsi="Times New Roman"/>
+                <w:b w:val="0"/>
+                <w:i w:val="0"/>
+                <w:sz w:val="18"/>
+              </w:rPr>
+              <w:t>5972</w:t>
+            </w:r>
+          </w:p>
+        </w:tc>
+        <w:tc>
+          <w:tcPr>
+            <w:tcW w:type="dxa" w:w="1296"/>
+          </w:tcPr>
+          <w:p>
+            <w:pPr>
+              <w:jc w:val="center"/>
+            </w:pPr>
+            <w:r>
+              <w:rPr>
+                <w:rFonts w:ascii="Times New Roman" w:hAnsi="Times New Roman"/>
+                <w:b w:val="0"/>
+                <w:i w:val="0"/>
+                <w:sz w:val="18"/>
+              </w:rPr>
+              <w:t>125.1</w:t>
+            </w:r>
+          </w:p>
+        </w:tc>
+        <w:tc>
+          <w:tcPr>
+            <w:tcW w:type="dxa" w:w="1296"/>
+          </w:tcPr>
+          <w:p>
+            <w:pPr>
+              <w:jc w:val="center"/>
+            </w:pPr>
+            <w:r>
+              <w:rPr>
+                <w:rFonts w:ascii="Times New Roman" w:hAnsi="Times New Roman"/>
+                <w:b w:val="0"/>
+                <w:i w:val="0"/>
+                <w:sz w:val="18"/>
+              </w:rPr>
+              <w:t>747</w:t>
+            </w:r>
+          </w:p>
+        </w:tc>
+      </w:tr>
+      <w:tr>
+        <w:tc>
+          <w:tcPr>
+            <w:tcW w:type="dxa" w:w="3456"/>
+          </w:tcPr>
+          <w:p>
+            <w:pPr>
+              <w:jc w:val="left"/>
+            </w:pPr>
+            <w:r>
+              <w:rPr>
+                <w:rFonts w:ascii="Times New Roman" w:hAnsi="Times New Roman"/>
+                <w:b w:val="0"/>
+                <w:i w:val="0"/>
+                <w:sz w:val="18"/>
+              </w:rPr>
+              <w:t>Chhattisgarh</w:t>
+            </w:r>
+          </w:p>
+        </w:tc>
+        <w:tc>
+          <w:tcPr>
+            <w:tcW w:type="dxa" w:w="1296"/>
+          </w:tcPr>
+          <w:p>
+            <w:pPr>
+              <w:jc w:val="center"/>
+            </w:pPr>
+            <w:r>
+              <w:rPr>
+                <w:rFonts w:ascii="Times New Roman" w:hAnsi="Times New Roman"/>
+                <w:b w:val="0"/>
+                <w:i w:val="0"/>
+                <w:sz w:val="18"/>
+              </w:rPr>
+              <w:t>5045</w:t>
+            </w:r>
+          </w:p>
+        </w:tc>
+        <w:tc>
+          <w:tcPr>
+            <w:tcW w:type="dxa" w:w="1296"/>
+          </w:tcPr>
+          <w:p>
+            <w:pPr>
+              <w:jc w:val="center"/>
+            </w:pPr>
+            <w:r>
+              <w:rPr>
+                <w:rFonts w:ascii="Times New Roman" w:hAnsi="Times New Roman"/>
+                <w:b w:val="0"/>
+                <w:i w:val="0"/>
+                <w:sz w:val="18"/>
+              </w:rPr>
+              <w:t>95.3</w:t>
+            </w:r>
+          </w:p>
+        </w:tc>
+        <w:tc>
+          <w:tcPr>
+            <w:tcW w:type="dxa" w:w="1296"/>
+          </w:tcPr>
+          <w:p>
+            <w:pPr>
+              <w:jc w:val="center"/>
+            </w:pPr>
+            <w:r>
+              <w:rPr>
+                <w:rFonts w:ascii="Times New Roman" w:hAnsi="Times New Roman"/>
+                <w:b w:val="0"/>
+                <w:i w:val="0"/>
+                <w:sz w:val="18"/>
+              </w:rPr>
+              <w:t>619</w:t>
+            </w:r>
+          </w:p>
+        </w:tc>
+      </w:tr>
+      <w:tr>
+        <w:tc>
+          <w:tcPr>
+            <w:tcW w:type="dxa" w:w="3456"/>
           </w:tcPr>
           <w:p>
             <w:pPr>
@@ -751,8 +568,1040 @@
         </w:tc>
         <w:tc>
           <w:tcPr>
-            <w:tcW w:type="dxa" w:w="1872"/>
-            <w:shd w:fill="F5F5F5" w:val="clear"/>
+            <w:tcW w:type="dxa" w:w="1296"/>
+          </w:tcPr>
+          <w:p>
+            <w:pPr>
+              <w:jc w:val="center"/>
+            </w:pPr>
+            <w:r>
+              <w:rPr>
+                <w:rFonts w:ascii="Times New Roman" w:hAnsi="Times New Roman"/>
+                <w:b w:val="0"/>
+                <w:i w:val="0"/>
+                <w:sz w:val="18"/>
+              </w:rPr>
+              <w:t>4991</w:t>
+            </w:r>
+          </w:p>
+        </w:tc>
+        <w:tc>
+          <w:tcPr>
+            <w:tcW w:type="dxa" w:w="1296"/>
+          </w:tcPr>
+          <w:p>
+            <w:pPr>
+              <w:jc w:val="center"/>
+            </w:pPr>
+            <w:r>
+              <w:rPr>
+                <w:rFonts w:ascii="Times New Roman" w:hAnsi="Times New Roman"/>
+                <w:b w:val="0"/>
+                <w:i w:val="0"/>
+                <w:sz w:val="18"/>
+              </w:rPr>
+              <w:t>94.9</w:t>
+            </w:r>
+          </w:p>
+        </w:tc>
+        <w:tc>
+          <w:tcPr>
+            <w:tcW w:type="dxa" w:w="1296"/>
+          </w:tcPr>
+          <w:p>
+            <w:pPr>
+              <w:jc w:val="center"/>
+            </w:pPr>
+            <w:r>
+              <w:rPr>
+                <w:rFonts w:ascii="Times New Roman" w:hAnsi="Times New Roman"/>
+                <w:b w:val="0"/>
+                <w:i w:val="0"/>
+                <w:sz w:val="18"/>
+              </w:rPr>
+              <w:t>717</w:t>
+            </w:r>
+          </w:p>
+        </w:tc>
+      </w:tr>
+      <w:tr>
+        <w:tc>
+          <w:tcPr>
+            <w:tcW w:type="dxa" w:w="3456"/>
+          </w:tcPr>
+          <w:p>
+            <w:pPr>
+              <w:jc w:val="left"/>
+            </w:pPr>
+            <w:r>
+              <w:rPr>
+                <w:rFonts w:ascii="Times New Roman" w:hAnsi="Times New Roman"/>
+                <w:b w:val="0"/>
+                <w:i w:val="0"/>
+                <w:sz w:val="18"/>
+              </w:rPr>
+              <w:t>Andhra Pradesh</w:t>
+            </w:r>
+          </w:p>
+        </w:tc>
+        <w:tc>
+          <w:tcPr>
+            <w:tcW w:type="dxa" w:w="1296"/>
+          </w:tcPr>
+          <w:p>
+            <w:pPr>
+              <w:jc w:val="center"/>
+            </w:pPr>
+            <w:r>
+              <w:rPr>
+                <w:rFonts w:ascii="Times New Roman" w:hAnsi="Times New Roman"/>
+                <w:b w:val="0"/>
+                <w:i w:val="0"/>
+                <w:sz w:val="18"/>
+              </w:rPr>
+              <w:t>4655</w:t>
+            </w:r>
+          </w:p>
+        </w:tc>
+        <w:tc>
+          <w:tcPr>
+            <w:tcW w:type="dxa" w:w="1296"/>
+          </w:tcPr>
+          <w:p>
+            <w:pPr>
+              <w:jc w:val="center"/>
+            </w:pPr>
+            <w:r>
+              <w:rPr>
+                <w:rFonts w:ascii="Times New Roman" w:hAnsi="Times New Roman"/>
+                <w:b w:val="0"/>
+                <w:i w:val="0"/>
+                <w:sz w:val="18"/>
+              </w:rPr>
+              <w:t>94.5</w:t>
+            </w:r>
+          </w:p>
+        </w:tc>
+        <w:tc>
+          <w:tcPr>
+            <w:tcW w:type="dxa" w:w="1296"/>
+          </w:tcPr>
+          <w:p>
+            <w:pPr>
+              <w:jc w:val="center"/>
+            </w:pPr>
+            <w:r>
+              <w:rPr>
+                <w:rFonts w:ascii="Times New Roman" w:hAnsi="Times New Roman"/>
+                <w:b w:val="0"/>
+                <w:i w:val="0"/>
+                <w:sz w:val="18"/>
+              </w:rPr>
+              <w:t>777</w:t>
+            </w:r>
+          </w:p>
+        </w:tc>
+      </w:tr>
+      <w:tr>
+        <w:tc>
+          <w:tcPr>
+            <w:tcW w:type="dxa" w:w="3456"/>
+          </w:tcPr>
+          <w:p>
+            <w:pPr>
+              <w:jc w:val="left"/>
+            </w:pPr>
+            <w:r>
+              <w:rPr>
+                <w:rFonts w:ascii="Times New Roman" w:hAnsi="Times New Roman"/>
+                <w:b w:val="0"/>
+                <w:i w:val="0"/>
+                <w:sz w:val="18"/>
+              </w:rPr>
+              <w:t>Haryana</w:t>
+            </w:r>
+          </w:p>
+        </w:tc>
+        <w:tc>
+          <w:tcPr>
+            <w:tcW w:type="dxa" w:w="1296"/>
+          </w:tcPr>
+          <w:p>
+            <w:pPr>
+              <w:jc w:val="center"/>
+            </w:pPr>
+            <w:r>
+              <w:rPr>
+                <w:rFonts w:ascii="Times New Roman" w:hAnsi="Times New Roman"/>
+                <w:b w:val="0"/>
+                <w:i w:val="0"/>
+                <w:sz w:val="18"/>
+              </w:rPr>
+              <w:t>4641</w:t>
+            </w:r>
+          </w:p>
+        </w:tc>
+        <w:tc>
+          <w:tcPr>
+            <w:tcW w:type="dxa" w:w="1296"/>
+          </w:tcPr>
+          <w:p>
+            <w:pPr>
+              <w:jc w:val="center"/>
+            </w:pPr>
+            <w:r>
+              <w:rPr>
+                <w:rFonts w:ascii="Times New Roman" w:hAnsi="Times New Roman"/>
+                <w:b w:val="0"/>
+                <w:i w:val="0"/>
+                <w:sz w:val="18"/>
+              </w:rPr>
+              <w:t>86.8</w:t>
+            </w:r>
+          </w:p>
+        </w:tc>
+        <w:tc>
+          <w:tcPr>
+            <w:tcW w:type="dxa" w:w="1296"/>
+          </w:tcPr>
+          <w:p>
+            <w:pPr>
+              <w:jc w:val="center"/>
+            </w:pPr>
+            <w:r>
+              <w:rPr>
+                <w:rFonts w:ascii="Times New Roman" w:hAnsi="Times New Roman"/>
+                <w:b w:val="0"/>
+                <w:i w:val="0"/>
+                <w:sz w:val="18"/>
+              </w:rPr>
+              <w:t>808</w:t>
+            </w:r>
+          </w:p>
+        </w:tc>
+      </w:tr>
+      <w:tr>
+        <w:tc>
+          <w:tcPr>
+            <w:tcW w:type="dxa" w:w="3456"/>
+          </w:tcPr>
+          <w:p>
+            <w:pPr>
+              <w:jc w:val="left"/>
+            </w:pPr>
+            <w:r>
+              <w:rPr>
+                <w:rFonts w:ascii="Times New Roman" w:hAnsi="Times New Roman"/>
+                <w:b w:val="0"/>
+                <w:i w:val="0"/>
+                <w:sz w:val="18"/>
+              </w:rPr>
+              <w:t>Goa</w:t>
+            </w:r>
+          </w:p>
+        </w:tc>
+        <w:tc>
+          <w:tcPr>
+            <w:tcW w:type="dxa" w:w="1296"/>
+          </w:tcPr>
+          <w:p>
+            <w:pPr>
+              <w:jc w:val="center"/>
+            </w:pPr>
+            <w:r>
+              <w:rPr>
+                <w:rFonts w:ascii="Times New Roman" w:hAnsi="Times New Roman"/>
+                <w:b w:val="0"/>
+                <w:i w:val="0"/>
+                <w:sz w:val="18"/>
+              </w:rPr>
+              <w:t>4634</w:t>
+            </w:r>
+          </w:p>
+        </w:tc>
+        <w:tc>
+          <w:tcPr>
+            <w:tcW w:type="dxa" w:w="1296"/>
+          </w:tcPr>
+          <w:p>
+            <w:pPr>
+              <w:jc w:val="center"/>
+            </w:pPr>
+            <w:r>
+              <w:rPr>
+                <w:rFonts w:ascii="Times New Roman" w:hAnsi="Times New Roman"/>
+                <w:b w:val="0"/>
+                <w:i w:val="0"/>
+                <w:sz w:val="18"/>
+              </w:rPr>
+              <w:t>88.7</w:t>
+            </w:r>
+          </w:p>
+        </w:tc>
+        <w:tc>
+          <w:tcPr>
+            <w:tcW w:type="dxa" w:w="1296"/>
+          </w:tcPr>
+          <w:p>
+            <w:pPr>
+              <w:jc w:val="center"/>
+            </w:pPr>
+            <w:r>
+              <w:rPr>
+                <w:rFonts w:ascii="Times New Roman" w:hAnsi="Times New Roman"/>
+                <w:b w:val="0"/>
+                <w:i w:val="0"/>
+                <w:sz w:val="18"/>
+              </w:rPr>
+              <w:t>953</w:t>
+            </w:r>
+          </w:p>
+        </w:tc>
+      </w:tr>
+      <w:tr>
+        <w:tc>
+          <w:tcPr>
+            <w:tcW w:type="dxa" w:w="3456"/>
+          </w:tcPr>
+          <w:p>
+            <w:pPr>
+              <w:jc w:val="left"/>
+            </w:pPr>
+            <w:r>
+              <w:rPr>
+                <w:rFonts w:ascii="Times New Roman" w:hAnsi="Times New Roman"/>
+                <w:b w:val="0"/>
+                <w:i w:val="0"/>
+                <w:sz w:val="18"/>
+              </w:rPr>
+              <w:t>Karnataka</w:t>
+            </w:r>
+          </w:p>
+        </w:tc>
+        <w:tc>
+          <w:tcPr>
+            <w:tcW w:type="dxa" w:w="1296"/>
+          </w:tcPr>
+          <w:p>
+            <w:pPr>
+              <w:jc w:val="center"/>
+            </w:pPr>
+            <w:r>
+              <w:rPr>
+                <w:rFonts w:ascii="Times New Roman" w:hAnsi="Times New Roman"/>
+                <w:b w:val="0"/>
+                <w:i w:val="0"/>
+                <w:sz w:val="18"/>
+              </w:rPr>
+              <w:t>4630</w:t>
+            </w:r>
+          </w:p>
+        </w:tc>
+        <w:tc>
+          <w:tcPr>
+            <w:tcW w:type="dxa" w:w="1296"/>
+          </w:tcPr>
+          <w:p>
+            <w:pPr>
+              <w:jc w:val="center"/>
+            </w:pPr>
+            <w:r>
+              <w:rPr>
+                <w:rFonts w:ascii="Times New Roman" w:hAnsi="Times New Roman"/>
+                <w:b w:val="0"/>
+                <w:i w:val="0"/>
+                <w:sz w:val="18"/>
+              </w:rPr>
+              <w:t>82.8</w:t>
+            </w:r>
+          </w:p>
+        </w:tc>
+        <w:tc>
+          <w:tcPr>
+            <w:tcW w:type="dxa" w:w="1296"/>
+          </w:tcPr>
+          <w:p>
+            <w:pPr>
+              <w:jc w:val="center"/>
+            </w:pPr>
+            <w:r>
+              <w:rPr>
+                <w:rFonts w:ascii="Times New Roman" w:hAnsi="Times New Roman"/>
+                <w:b w:val="0"/>
+                <w:i w:val="0"/>
+                <w:sz w:val="18"/>
+              </w:rPr>
+              <w:t>895</w:t>
+            </w:r>
+          </w:p>
+        </w:tc>
+      </w:tr>
+      <w:tr>
+        <w:tc>
+          <w:tcPr>
+            <w:tcW w:type="dxa" w:w="3456"/>
+          </w:tcPr>
+          <w:p>
+            <w:pPr>
+              <w:jc w:val="left"/>
+            </w:pPr>
+            <w:r>
+              <w:rPr>
+                <w:rFonts w:ascii="Times New Roman" w:hAnsi="Times New Roman"/>
+                <w:b w:val="0"/>
+                <w:i w:val="0"/>
+                <w:sz w:val="18"/>
+              </w:rPr>
+              <w:t>Tamil Nadu</w:t>
+            </w:r>
+          </w:p>
+        </w:tc>
+        <w:tc>
+          <w:tcPr>
+            <w:tcW w:type="dxa" w:w="1296"/>
+          </w:tcPr>
+          <w:p>
+            <w:pPr>
+              <w:jc w:val="center"/>
+            </w:pPr>
+            <w:r>
+              <w:rPr>
+                <w:rFonts w:ascii="Times New Roman" w:hAnsi="Times New Roman"/>
+                <w:b w:val="0"/>
+                <w:i w:val="0"/>
+                <w:sz w:val="18"/>
+              </w:rPr>
+              <w:t>4486</w:t>
+            </w:r>
+          </w:p>
+        </w:tc>
+        <w:tc>
+          <w:tcPr>
+            <w:tcW w:type="dxa" w:w="1296"/>
+          </w:tcPr>
+          <w:p>
+            <w:pPr>
+              <w:jc w:val="center"/>
+            </w:pPr>
+            <w:r>
+              <w:rPr>
+                <w:rFonts w:ascii="Times New Roman" w:hAnsi="Times New Roman"/>
+                <w:b w:val="0"/>
+                <w:i w:val="0"/>
+                <w:sz w:val="18"/>
+              </w:rPr>
+              <w:t>84.0</w:t>
+            </w:r>
+          </w:p>
+        </w:tc>
+        <w:tc>
+          <w:tcPr>
+            <w:tcW w:type="dxa" w:w="1296"/>
+          </w:tcPr>
+          <w:p>
+            <w:pPr>
+              <w:jc w:val="center"/>
+            </w:pPr>
+            <w:r>
+              <w:rPr>
+                <w:rFonts w:ascii="Times New Roman" w:hAnsi="Times New Roman"/>
+                <w:b w:val="0"/>
+                <w:i w:val="0"/>
+                <w:sz w:val="18"/>
+              </w:rPr>
+              <w:t>1042</w:t>
+            </w:r>
+          </w:p>
+        </w:tc>
+      </w:tr>
+      <w:tr>
+        <w:tc>
+          <w:tcPr>
+            <w:tcW w:type="dxa" w:w="3456"/>
+          </w:tcPr>
+          <w:p>
+            <w:pPr>
+              <w:jc w:val="left"/>
+            </w:pPr>
+            <w:r>
+              <w:rPr>
+                <w:rFonts w:ascii="Times New Roman" w:hAnsi="Times New Roman"/>
+                <w:b w:val="0"/>
+                <w:i w:val="0"/>
+                <w:sz w:val="18"/>
+              </w:rPr>
+              <w:t>Gujarat</w:t>
+            </w:r>
+          </w:p>
+        </w:tc>
+        <w:tc>
+          <w:tcPr>
+            <w:tcW w:type="dxa" w:w="1296"/>
+          </w:tcPr>
+          <w:p>
+            <w:pPr>
+              <w:jc w:val="center"/>
+            </w:pPr>
+            <w:r>
+              <w:rPr>
+                <w:rFonts w:ascii="Times New Roman" w:hAnsi="Times New Roman"/>
+                <w:b w:val="0"/>
+                <w:i w:val="0"/>
+                <w:sz w:val="18"/>
+              </w:rPr>
+              <w:t>4474</w:t>
+            </w:r>
+          </w:p>
+        </w:tc>
+        <w:tc>
+          <w:tcPr>
+            <w:tcW w:type="dxa" w:w="1296"/>
+          </w:tcPr>
+          <w:p>
+            <w:pPr>
+              <w:jc w:val="center"/>
+            </w:pPr>
+            <w:r>
+              <w:rPr>
+                <w:rFonts w:ascii="Times New Roman" w:hAnsi="Times New Roman"/>
+                <w:b w:val="0"/>
+                <w:i w:val="0"/>
+                <w:sz w:val="18"/>
+              </w:rPr>
+              <w:t>88.6</w:t>
+            </w:r>
+          </w:p>
+        </w:tc>
+        <w:tc>
+          <w:tcPr>
+            <w:tcW w:type="dxa" w:w="1296"/>
+          </w:tcPr>
+          <w:p>
+            <w:pPr>
+              <w:jc w:val="center"/>
+            </w:pPr>
+            <w:r>
+              <w:rPr>
+                <w:rFonts w:ascii="Times New Roman" w:hAnsi="Times New Roman"/>
+                <w:b w:val="0"/>
+                <w:i w:val="0"/>
+                <w:sz w:val="18"/>
+              </w:rPr>
+              <w:t>712</w:t>
+            </w:r>
+          </w:p>
+        </w:tc>
+      </w:tr>
+      <w:tr>
+        <w:tc>
+          <w:tcPr>
+            <w:tcW w:type="dxa" w:w="3456"/>
+          </w:tcPr>
+          <w:p>
+            <w:pPr>
+              <w:jc w:val="left"/>
+            </w:pPr>
+            <w:r>
+              <w:rPr>
+                <w:rFonts w:ascii="Times New Roman" w:hAnsi="Times New Roman"/>
+                <w:b w:val="0"/>
+                <w:i w:val="0"/>
+                <w:sz w:val="18"/>
+              </w:rPr>
+              <w:t>Madhya Pradesh</w:t>
+            </w:r>
+          </w:p>
+        </w:tc>
+        <w:tc>
+          <w:tcPr>
+            <w:tcW w:type="dxa" w:w="1296"/>
+          </w:tcPr>
+          <w:p>
+            <w:pPr>
+              <w:jc w:val="center"/>
+            </w:pPr>
+            <w:r>
+              <w:rPr>
+                <w:rFonts w:ascii="Times New Roman" w:hAnsi="Times New Roman"/>
+                <w:b w:val="0"/>
+                <w:i w:val="0"/>
+                <w:sz w:val="18"/>
+              </w:rPr>
+              <w:t>4358</w:t>
+            </w:r>
+          </w:p>
+        </w:tc>
+        <w:tc>
+          <w:tcPr>
+            <w:tcW w:type="dxa" w:w="1296"/>
+          </w:tcPr>
+          <w:p>
+            <w:pPr>
+              <w:jc w:val="center"/>
+            </w:pPr>
+            <w:r>
+              <w:rPr>
+                <w:rFonts w:ascii="Times New Roman" w:hAnsi="Times New Roman"/>
+                <w:b w:val="0"/>
+                <w:i w:val="0"/>
+                <w:sz w:val="18"/>
+              </w:rPr>
+              <w:t>73.9</w:t>
+            </w:r>
+          </w:p>
+        </w:tc>
+        <w:tc>
+          <w:tcPr>
+            <w:tcW w:type="dxa" w:w="1296"/>
+          </w:tcPr>
+          <w:p>
+            <w:pPr>
+              <w:jc w:val="center"/>
+            </w:pPr>
+            <w:r>
+              <w:rPr>
+                <w:rFonts w:ascii="Times New Roman" w:hAnsi="Times New Roman"/>
+                <w:b w:val="0"/>
+                <w:i w:val="0"/>
+                <w:sz w:val="18"/>
+              </w:rPr>
+              <w:t>635</w:t>
+            </w:r>
+          </w:p>
+        </w:tc>
+      </w:tr>
+      <w:tr>
+        <w:tc>
+          <w:tcPr>
+            <w:tcW w:type="dxa" w:w="3456"/>
+          </w:tcPr>
+          <w:p>
+            <w:pPr>
+              <w:jc w:val="left"/>
+            </w:pPr>
+            <w:r>
+              <w:rPr>
+                <w:rFonts w:ascii="Times New Roman" w:hAnsi="Times New Roman"/>
+                <w:b w:val="0"/>
+                <w:i w:val="0"/>
+                <w:sz w:val="18"/>
+              </w:rPr>
+              <w:t>Odisha</w:t>
+            </w:r>
+          </w:p>
+        </w:tc>
+        <w:tc>
+          <w:tcPr>
+            <w:tcW w:type="dxa" w:w="1296"/>
+          </w:tcPr>
+          <w:p>
+            <w:pPr>
+              <w:jc w:val="center"/>
+            </w:pPr>
+            <w:r>
+              <w:rPr>
+                <w:rFonts w:ascii="Times New Roman" w:hAnsi="Times New Roman"/>
+                <w:b w:val="0"/>
+                <w:i w:val="0"/>
+                <w:sz w:val="18"/>
+              </w:rPr>
+              <w:t>4168</w:t>
+            </w:r>
+          </w:p>
+        </w:tc>
+        <w:tc>
+          <w:tcPr>
+            <w:tcW w:type="dxa" w:w="1296"/>
+          </w:tcPr>
+          <w:p>
+            <w:pPr>
+              <w:jc w:val="center"/>
+            </w:pPr>
+            <w:r>
+              <w:rPr>
+                <w:rFonts w:ascii="Times New Roman" w:hAnsi="Times New Roman"/>
+                <w:b w:val="0"/>
+                <w:i w:val="0"/>
+                <w:sz w:val="18"/>
+              </w:rPr>
+              <w:t>79.9</w:t>
+            </w:r>
+          </w:p>
+        </w:tc>
+        <w:tc>
+          <w:tcPr>
+            <w:tcW w:type="dxa" w:w="1296"/>
+          </w:tcPr>
+          <w:p>
+            <w:pPr>
+              <w:jc w:val="center"/>
+            </w:pPr>
+            <w:r>
+              <w:rPr>
+                <w:rFonts w:ascii="Times New Roman" w:hAnsi="Times New Roman"/>
+                <w:b w:val="0"/>
+                <w:i w:val="0"/>
+                <w:sz w:val="18"/>
+              </w:rPr>
+              <w:t>684</w:t>
+            </w:r>
+          </w:p>
+        </w:tc>
+      </w:tr>
+      <w:tr>
+        <w:tc>
+          <w:tcPr>
+            <w:tcW w:type="dxa" w:w="3456"/>
+          </w:tcPr>
+          <w:p>
+            <w:pPr>
+              <w:jc w:val="left"/>
+            </w:pPr>
+            <w:r>
+              <w:rPr>
+                <w:rFonts w:ascii="Times New Roman" w:hAnsi="Times New Roman"/>
+                <w:b w:val="0"/>
+                <w:i w:val="0"/>
+                <w:sz w:val="18"/>
+              </w:rPr>
+              <w:t>Other Union Territories</w:t>
+            </w:r>
+          </w:p>
+        </w:tc>
+        <w:tc>
+          <w:tcPr>
+            <w:tcW w:type="dxa" w:w="1296"/>
+          </w:tcPr>
+          <w:p>
+            <w:pPr>
+              <w:jc w:val="center"/>
+            </w:pPr>
+            <w:r>
+              <w:rPr>
+                <w:rFonts w:ascii="Times New Roman" w:hAnsi="Times New Roman"/>
+                <w:b w:val="0"/>
+                <w:i w:val="0"/>
+                <w:sz w:val="18"/>
+              </w:rPr>
+              <w:t>4015</w:t>
+            </w:r>
+          </w:p>
+        </w:tc>
+        <w:tc>
+          <w:tcPr>
+            <w:tcW w:type="dxa" w:w="1296"/>
+          </w:tcPr>
+          <w:p>
+            <w:pPr>
+              <w:jc w:val="center"/>
+            </w:pPr>
+            <w:r>
+              <w:rPr>
+                <w:rFonts w:ascii="Times New Roman" w:hAnsi="Times New Roman"/>
+                <w:b w:val="0"/>
+                <w:i w:val="0"/>
+                <w:sz w:val="18"/>
+              </w:rPr>
+              <w:t>75.1</w:t>
+            </w:r>
+          </w:p>
+        </w:tc>
+        <w:tc>
+          <w:tcPr>
+            <w:tcW w:type="dxa" w:w="1296"/>
+          </w:tcPr>
+          <w:p>
+            <w:pPr>
+              <w:jc w:val="center"/>
+            </w:pPr>
+            <w:r>
+              <w:rPr>
+                <w:rFonts w:ascii="Times New Roman" w:hAnsi="Times New Roman"/>
+                <w:b w:val="0"/>
+                <w:i w:val="0"/>
+                <w:sz w:val="18"/>
+              </w:rPr>
+              <w:t>783</w:t>
+            </w:r>
+          </w:p>
+        </w:tc>
+      </w:tr>
+      <w:tr>
+        <w:tc>
+          <w:tcPr>
+            <w:tcW w:type="dxa" w:w="3456"/>
+          </w:tcPr>
+          <w:p>
+            <w:pPr>
+              <w:jc w:val="left"/>
+            </w:pPr>
+            <w:r>
+              <w:rPr>
+                <w:rFonts w:ascii="Times New Roman" w:hAnsi="Times New Roman"/>
+                <w:b w:val="0"/>
+                <w:i w:val="0"/>
+                <w:sz w:val="18"/>
+              </w:rPr>
+              <w:t>Jharkhand</w:t>
+            </w:r>
+          </w:p>
+        </w:tc>
+        <w:tc>
+          <w:tcPr>
+            <w:tcW w:type="dxa" w:w="1296"/>
+          </w:tcPr>
+          <w:p>
+            <w:pPr>
+              <w:jc w:val="center"/>
+            </w:pPr>
+            <w:r>
+              <w:rPr>
+                <w:rFonts w:ascii="Times New Roman" w:hAnsi="Times New Roman"/>
+                <w:b w:val="0"/>
+                <w:i w:val="0"/>
+                <w:sz w:val="18"/>
+              </w:rPr>
+              <w:t>3959</w:t>
+            </w:r>
+          </w:p>
+        </w:tc>
+        <w:tc>
+          <w:tcPr>
+            <w:tcW w:type="dxa" w:w="1296"/>
+          </w:tcPr>
+          <w:p>
+            <w:pPr>
+              <w:jc w:val="center"/>
+            </w:pPr>
+            <w:r>
+              <w:rPr>
+                <w:rFonts w:ascii="Times New Roman" w:hAnsi="Times New Roman"/>
+                <w:b w:val="0"/>
+                <w:i w:val="0"/>
+                <w:sz w:val="18"/>
+              </w:rPr>
+              <w:t>72.1</w:t>
+            </w:r>
+          </w:p>
+        </w:tc>
+        <w:tc>
+          <w:tcPr>
+            <w:tcW w:type="dxa" w:w="1296"/>
+          </w:tcPr>
+          <w:p>
+            <w:pPr>
+              <w:jc w:val="center"/>
+            </w:pPr>
+            <w:r>
+              <w:rPr>
+                <w:rFonts w:ascii="Times New Roman" w:hAnsi="Times New Roman"/>
+                <w:b w:val="0"/>
+                <w:i w:val="0"/>
+                <w:sz w:val="18"/>
+              </w:rPr>
+              <w:t>597</w:t>
+            </w:r>
+          </w:p>
+        </w:tc>
+      </w:tr>
+      <w:tr>
+        <w:tc>
+          <w:tcPr>
+            <w:tcW w:type="dxa" w:w="3456"/>
+          </w:tcPr>
+          <w:p>
+            <w:pPr>
+              <w:jc w:val="left"/>
+            </w:pPr>
+            <w:r>
+              <w:rPr>
+                <w:rFonts w:ascii="Times New Roman" w:hAnsi="Times New Roman"/>
+                <w:b w:val="0"/>
+                <w:i w:val="0"/>
+                <w:sz w:val="18"/>
+              </w:rPr>
+              <w:t>Uttar Pradesh</w:t>
+            </w:r>
+          </w:p>
+        </w:tc>
+        <w:tc>
+          <w:tcPr>
+            <w:tcW w:type="dxa" w:w="1296"/>
+          </w:tcPr>
+          <w:p>
+            <w:pPr>
+              <w:jc w:val="center"/>
+            </w:pPr>
+            <w:r>
+              <w:rPr>
+                <w:rFonts w:ascii="Times New Roman" w:hAnsi="Times New Roman"/>
+                <w:b w:val="0"/>
+                <w:i w:val="0"/>
+                <w:sz w:val="18"/>
+              </w:rPr>
+              <w:t>3917</w:t>
+            </w:r>
+          </w:p>
+        </w:tc>
+        <w:tc>
+          <w:tcPr>
+            <w:tcW w:type="dxa" w:w="1296"/>
+          </w:tcPr>
+          <w:p>
+            <w:pPr>
+              <w:jc w:val="center"/>
+            </w:pPr>
+            <w:r>
+              <w:rPr>
+                <w:rFonts w:ascii="Times New Roman" w:hAnsi="Times New Roman"/>
+                <w:b w:val="0"/>
+                <w:i w:val="0"/>
+                <w:sz w:val="18"/>
+              </w:rPr>
+              <w:t>67.1</w:t>
+            </w:r>
+          </w:p>
+        </w:tc>
+        <w:tc>
+          <w:tcPr>
+            <w:tcW w:type="dxa" w:w="1296"/>
+          </w:tcPr>
+          <w:p>
+            <w:pPr>
+              <w:jc w:val="center"/>
+            </w:pPr>
+            <w:r>
+              <w:rPr>
+                <w:rFonts w:ascii="Times New Roman" w:hAnsi="Times New Roman"/>
+                <w:b w:val="0"/>
+                <w:i w:val="0"/>
+                <w:sz w:val="18"/>
+              </w:rPr>
+              <w:t>701</w:t>
+            </w:r>
+          </w:p>
+        </w:tc>
+      </w:tr>
+      <w:tr>
+        <w:tc>
+          <w:tcPr>
+            <w:tcW w:type="dxa" w:w="3456"/>
+          </w:tcPr>
+          <w:p>
+            <w:pPr>
+              <w:jc w:val="left"/>
+            </w:pPr>
+            <w:r>
+              <w:rPr>
+                <w:rFonts w:ascii="Times New Roman" w:hAnsi="Times New Roman"/>
+                <w:b w:val="0"/>
+                <w:i w:val="0"/>
+                <w:sz w:val="18"/>
+              </w:rPr>
+              <w:t>Manipur</w:t>
+            </w:r>
+          </w:p>
+        </w:tc>
+        <w:tc>
+          <w:tcPr>
+            <w:tcW w:type="dxa" w:w="1296"/>
+          </w:tcPr>
+          <w:p>
+            <w:pPr>
+              <w:jc w:val="center"/>
+            </w:pPr>
+            <w:r>
+              <w:rPr>
+                <w:rFonts w:ascii="Times New Roman" w:hAnsi="Times New Roman"/>
+                <w:b w:val="0"/>
+                <w:i w:val="0"/>
+                <w:sz w:val="18"/>
+              </w:rPr>
+              <w:t>3788</w:t>
+            </w:r>
+          </w:p>
+        </w:tc>
+        <w:tc>
+          <w:tcPr>
+            <w:tcW w:type="dxa" w:w="1296"/>
+          </w:tcPr>
+          <w:p>
+            <w:pPr>
+              <w:jc w:val="center"/>
+            </w:pPr>
+            <w:r>
+              <w:rPr>
+                <w:rFonts w:ascii="Times New Roman" w:hAnsi="Times New Roman"/>
+                <w:b w:val="0"/>
+                <w:i w:val="0"/>
+                <w:sz w:val="18"/>
+              </w:rPr>
+              <w:t>66.0</w:t>
+            </w:r>
+          </w:p>
+        </w:tc>
+        <w:tc>
+          <w:tcPr>
+            <w:tcW w:type="dxa" w:w="1296"/>
+          </w:tcPr>
+          <w:p>
+            <w:pPr>
+              <w:jc w:val="center"/>
+            </w:pPr>
+            <w:r>
+              <w:rPr>
+                <w:rFonts w:ascii="Times New Roman" w:hAnsi="Times New Roman"/>
+                <w:b w:val="0"/>
+                <w:i w:val="0"/>
+                <w:sz w:val="18"/>
+              </w:rPr>
+              <w:t>585</w:t>
+            </w:r>
+          </w:p>
+        </w:tc>
+      </w:tr>
+      <w:tr>
+        <w:tc>
+          <w:tcPr>
+            <w:tcW w:type="dxa" w:w="3456"/>
+          </w:tcPr>
+          <w:p>
+            <w:pPr>
+              <w:jc w:val="left"/>
+            </w:pPr>
+            <w:r>
+              <w:rPr>
+                <w:rFonts w:ascii="Times New Roman" w:hAnsi="Times New Roman"/>
+                <w:b w:val="0"/>
+                <w:i w:val="0"/>
+                <w:sz w:val="18"/>
+              </w:rPr>
+              <w:t>Tripura</w:t>
+            </w:r>
+          </w:p>
+        </w:tc>
+        <w:tc>
+          <w:tcPr>
+            <w:tcW w:type="dxa" w:w="1296"/>
+          </w:tcPr>
+          <w:p>
+            <w:pPr>
+              <w:jc w:val="center"/>
+            </w:pPr>
+            <w:r>
+              <w:rPr>
+                <w:rFonts w:ascii="Times New Roman" w:hAnsi="Times New Roman"/>
+                <w:b w:val="0"/>
+                <w:i w:val="0"/>
+                <w:sz w:val="18"/>
+              </w:rPr>
+              <w:t>3736</w:t>
+            </w:r>
+          </w:p>
+        </w:tc>
+        <w:tc>
+          <w:tcPr>
+            <w:tcW w:type="dxa" w:w="1296"/>
           </w:tcPr>
           <w:p>
             <w:pPr>
@@ -771,8 +1620,7 @@
         </w:tc>
         <w:tc>
           <w:tcPr>
-            <w:tcW w:type="dxa" w:w="1872"/>
-            <w:shd w:fill="F5F5F5" w:val="clear"/>
+            <w:tcW w:type="dxa" w:w="1296"/>
           </w:tcPr>
           <w:p>
             <w:pPr>
@@ -785,7 +1633,7 @@
                 <w:i w:val="0"/>
                 <w:sz w:val="18"/>
               </w:rPr>
-              <w:t>2</w:t>
+              <w:t>632</w:t>
             </w:r>
           </w:p>
         </w:tc>
@@ -793,7 +1641,3548 @@
       <w:tr>
         <w:tc>
           <w:tcPr>
-            <w:tcW w:type="dxa" w:w="4032"/>
+            <w:tcW w:type="dxa" w:w="3456"/>
+          </w:tcPr>
+          <w:p>
+            <w:pPr>
+              <w:jc w:val="left"/>
+            </w:pPr>
+            <w:r>
+              <w:rPr>
+                <w:rFonts w:ascii="Times New Roman" w:hAnsi="Times New Roman"/>
+                <w:b w:val="0"/>
+                <w:i w:val="0"/>
+                <w:sz w:val="18"/>
+              </w:rPr>
+              <w:t>Assam</w:t>
+            </w:r>
+          </w:p>
+        </w:tc>
+        <w:tc>
+          <w:tcPr>
+            <w:tcW w:type="dxa" w:w="1296"/>
+          </w:tcPr>
+          <w:p>
+            <w:pPr>
+              <w:jc w:val="center"/>
+            </w:pPr>
+            <w:r>
+              <w:rPr>
+                <w:rFonts w:ascii="Times New Roman" w:hAnsi="Times New Roman"/>
+                <w:b w:val="0"/>
+                <w:i w:val="0"/>
+                <w:sz w:val="18"/>
+              </w:rPr>
+              <w:t>3675</w:t>
+            </w:r>
+          </w:p>
+        </w:tc>
+        <w:tc>
+          <w:tcPr>
+            <w:tcW w:type="dxa" w:w="1296"/>
+          </w:tcPr>
+          <w:p>
+            <w:pPr>
+              <w:jc w:val="center"/>
+            </w:pPr>
+            <w:r>
+              <w:rPr>
+                <w:rFonts w:ascii="Times New Roman" w:hAnsi="Times New Roman"/>
+                <w:b w:val="0"/>
+                <w:i w:val="0"/>
+                <w:sz w:val="18"/>
+              </w:rPr>
+              <w:t>63.6</w:t>
+            </w:r>
+          </w:p>
+        </w:tc>
+        <w:tc>
+          <w:tcPr>
+            <w:tcW w:type="dxa" w:w="1296"/>
+          </w:tcPr>
+          <w:p>
+            <w:pPr>
+              <w:jc w:val="center"/>
+            </w:pPr>
+            <w:r>
+              <w:rPr>
+                <w:rFonts w:ascii="Times New Roman" w:hAnsi="Times New Roman"/>
+                <w:b w:val="0"/>
+                <w:i w:val="0"/>
+                <w:sz w:val="18"/>
+              </w:rPr>
+              <w:t>702</w:t>
+            </w:r>
+          </w:p>
+        </w:tc>
+      </w:tr>
+      <w:tr>
+        <w:tc>
+          <w:tcPr>
+            <w:tcW w:type="dxa" w:w="3456"/>
+          </w:tcPr>
+          <w:p>
+            <w:pPr>
+              <w:jc w:val="left"/>
+            </w:pPr>
+            <w:r>
+              <w:rPr>
+                <w:rFonts w:ascii="Times New Roman" w:hAnsi="Times New Roman"/>
+                <w:b w:val="0"/>
+                <w:i w:val="0"/>
+                <w:sz w:val="18"/>
+              </w:rPr>
+              <w:t>Punjab</w:t>
+            </w:r>
+          </w:p>
+        </w:tc>
+        <w:tc>
+          <w:tcPr>
+            <w:tcW w:type="dxa" w:w="1296"/>
+          </w:tcPr>
+          <w:p>
+            <w:pPr>
+              <w:jc w:val="center"/>
+            </w:pPr>
+            <w:r>
+              <w:rPr>
+                <w:rFonts w:ascii="Times New Roman" w:hAnsi="Times New Roman"/>
+                <w:b w:val="0"/>
+                <w:i w:val="0"/>
+                <w:sz w:val="18"/>
+              </w:rPr>
+              <w:t>3632</w:t>
+            </w:r>
+          </w:p>
+        </w:tc>
+        <w:tc>
+          <w:tcPr>
+            <w:tcW w:type="dxa" w:w="1296"/>
+          </w:tcPr>
+          <w:p>
+            <w:pPr>
+              <w:jc w:val="center"/>
+            </w:pPr>
+            <w:r>
+              <w:rPr>
+                <w:rFonts w:ascii="Times New Roman" w:hAnsi="Times New Roman"/>
+                <w:b w:val="0"/>
+                <w:i w:val="0"/>
+                <w:sz w:val="18"/>
+              </w:rPr>
+              <w:t>67.7</w:t>
+            </w:r>
+          </w:p>
+        </w:tc>
+        <w:tc>
+          <w:tcPr>
+            <w:tcW w:type="dxa" w:w="1296"/>
+          </w:tcPr>
+          <w:p>
+            <w:pPr>
+              <w:jc w:val="center"/>
+            </w:pPr>
+            <w:r>
+              <w:rPr>
+                <w:rFonts w:ascii="Times New Roman" w:hAnsi="Times New Roman"/>
+                <w:b w:val="0"/>
+                <w:i w:val="0"/>
+                <w:sz w:val="18"/>
+              </w:rPr>
+              <w:t>739</w:t>
+            </w:r>
+          </w:p>
+        </w:tc>
+      </w:tr>
+      <w:tr>
+        <w:tc>
+          <w:tcPr>
+            <w:tcW w:type="dxa" w:w="3456"/>
+          </w:tcPr>
+          <w:p>
+            <w:pPr>
+              <w:jc w:val="left"/>
+            </w:pPr>
+            <w:r>
+              <w:rPr>
+                <w:rFonts w:ascii="Times New Roman" w:hAnsi="Times New Roman"/>
+                <w:b w:val="0"/>
+                <w:i w:val="0"/>
+                <w:sz w:val="18"/>
+              </w:rPr>
+              <w:t>Arunachal Pradesh</w:t>
+            </w:r>
+          </w:p>
+        </w:tc>
+        <w:tc>
+          <w:tcPr>
+            <w:tcW w:type="dxa" w:w="1296"/>
+          </w:tcPr>
+          <w:p>
+            <w:pPr>
+              <w:jc w:val="center"/>
+            </w:pPr>
+            <w:r>
+              <w:rPr>
+                <w:rFonts w:ascii="Times New Roman" w:hAnsi="Times New Roman"/>
+                <w:b w:val="0"/>
+                <w:i w:val="0"/>
+                <w:sz w:val="18"/>
+              </w:rPr>
+              <w:t>3482</w:t>
+            </w:r>
+          </w:p>
+        </w:tc>
+        <w:tc>
+          <w:tcPr>
+            <w:tcW w:type="dxa" w:w="1296"/>
+          </w:tcPr>
+          <w:p>
+            <w:pPr>
+              <w:jc w:val="center"/>
+            </w:pPr>
+            <w:r>
+              <w:rPr>
+                <w:rFonts w:ascii="Times New Roman" w:hAnsi="Times New Roman"/>
+                <w:b w:val="0"/>
+                <w:i w:val="0"/>
+                <w:sz w:val="18"/>
+              </w:rPr>
+              <w:t>52.9</w:t>
+            </w:r>
+          </w:p>
+        </w:tc>
+        <w:tc>
+          <w:tcPr>
+            <w:tcW w:type="dxa" w:w="1296"/>
+          </w:tcPr>
+          <w:p>
+            <w:pPr>
+              <w:jc w:val="center"/>
+            </w:pPr>
+            <w:r>
+              <w:rPr>
+                <w:rFonts w:ascii="Times New Roman" w:hAnsi="Times New Roman"/>
+                <w:b w:val="0"/>
+                <w:i w:val="0"/>
+                <w:sz w:val="18"/>
+              </w:rPr>
+              <w:t>585</w:t>
+            </w:r>
+          </w:p>
+        </w:tc>
+      </w:tr>
+      <w:tr>
+        <w:tc>
+          <w:tcPr>
+            <w:tcW w:type="dxa" w:w="3456"/>
+          </w:tcPr>
+          <w:p>
+            <w:pPr>
+              <w:jc w:val="left"/>
+            </w:pPr>
+            <w:r>
+              <w:rPr>
+                <w:rFonts w:ascii="Times New Roman" w:hAnsi="Times New Roman"/>
+                <w:b w:val="0"/>
+                <w:i w:val="0"/>
+                <w:sz w:val="18"/>
+              </w:rPr>
+              <w:t>West Bengal</w:t>
+            </w:r>
+          </w:p>
+        </w:tc>
+        <w:tc>
+          <w:tcPr>
+            <w:tcW w:type="dxa" w:w="1296"/>
+          </w:tcPr>
+          <w:p>
+            <w:pPr>
+              <w:jc w:val="center"/>
+            </w:pPr>
+            <w:r>
+              <w:rPr>
+                <w:rFonts w:ascii="Times New Roman" w:hAnsi="Times New Roman"/>
+                <w:b w:val="0"/>
+                <w:i w:val="0"/>
+                <w:sz w:val="18"/>
+              </w:rPr>
+              <w:t>3413</w:t>
+            </w:r>
+          </w:p>
+        </w:tc>
+        <w:tc>
+          <w:tcPr>
+            <w:tcW w:type="dxa" w:w="1296"/>
+          </w:tcPr>
+          <w:p>
+            <w:pPr>
+              <w:jc w:val="center"/>
+            </w:pPr>
+            <w:r>
+              <w:rPr>
+                <w:rFonts w:ascii="Times New Roman" w:hAnsi="Times New Roman"/>
+                <w:b w:val="0"/>
+                <w:i w:val="0"/>
+                <w:sz w:val="18"/>
+              </w:rPr>
+              <w:t>58.9</w:t>
+            </w:r>
+          </w:p>
+        </w:tc>
+        <w:tc>
+          <w:tcPr>
+            <w:tcW w:type="dxa" w:w="1296"/>
+          </w:tcPr>
+          <w:p>
+            <w:pPr>
+              <w:jc w:val="center"/>
+            </w:pPr>
+            <w:r>
+              <w:rPr>
+                <w:rFonts w:ascii="Times New Roman" w:hAnsi="Times New Roman"/>
+                <w:b w:val="0"/>
+                <w:i w:val="0"/>
+                <w:sz w:val="18"/>
+              </w:rPr>
+              <w:t>835</w:t>
+            </w:r>
+          </w:p>
+        </w:tc>
+      </w:tr>
+      <w:tr>
+        <w:tc>
+          <w:tcPr>
+            <w:tcW w:type="dxa" w:w="3456"/>
+          </w:tcPr>
+          <w:p>
+            <w:pPr>
+              <w:jc w:val="left"/>
+            </w:pPr>
+            <w:r>
+              <w:rPr>
+                <w:rFonts w:ascii="Times New Roman" w:hAnsi="Times New Roman"/>
+                <w:b w:val="0"/>
+                <w:i w:val="0"/>
+                <w:sz w:val="18"/>
+              </w:rPr>
+              <w:t>Rajasthan</w:t>
+            </w:r>
+          </w:p>
+        </w:tc>
+        <w:tc>
+          <w:tcPr>
+            <w:tcW w:type="dxa" w:w="1296"/>
+          </w:tcPr>
+          <w:p>
+            <w:pPr>
+              <w:jc w:val="center"/>
+            </w:pPr>
+            <w:r>
+              <w:rPr>
+                <w:rFonts w:ascii="Times New Roman" w:hAnsi="Times New Roman"/>
+                <w:b w:val="0"/>
+                <w:i w:val="0"/>
+                <w:sz w:val="18"/>
+              </w:rPr>
+              <w:t>3353</w:t>
+            </w:r>
+          </w:p>
+        </w:tc>
+        <w:tc>
+          <w:tcPr>
+            <w:tcW w:type="dxa" w:w="1296"/>
+          </w:tcPr>
+          <w:p>
+            <w:pPr>
+              <w:jc w:val="center"/>
+            </w:pPr>
+            <w:r>
+              <w:rPr>
+                <w:rFonts w:ascii="Times New Roman" w:hAnsi="Times New Roman"/>
+                <w:b w:val="0"/>
+                <w:i w:val="0"/>
+                <w:sz w:val="18"/>
+              </w:rPr>
+              <w:t>53.2</w:t>
+            </w:r>
+          </w:p>
+        </w:tc>
+        <w:tc>
+          <w:tcPr>
+            <w:tcW w:type="dxa" w:w="1296"/>
+          </w:tcPr>
+          <w:p>
+            <w:pPr>
+              <w:jc w:val="center"/>
+            </w:pPr>
+            <w:r>
+              <w:rPr>
+                <w:rFonts w:ascii="Times New Roman" w:hAnsi="Times New Roman"/>
+                <w:b w:val="0"/>
+                <w:i w:val="0"/>
+                <w:sz w:val="18"/>
+              </w:rPr>
+              <w:t>679</w:t>
+            </w:r>
+          </w:p>
+        </w:tc>
+      </w:tr>
+      <w:tr>
+        <w:tc>
+          <w:tcPr>
+            <w:tcW w:type="dxa" w:w="3456"/>
+          </w:tcPr>
+          <w:p>
+            <w:pPr>
+              <w:jc w:val="left"/>
+            </w:pPr>
+            <w:r>
+              <w:rPr>
+                <w:rFonts w:ascii="Times New Roman" w:hAnsi="Times New Roman"/>
+                <w:b w:val="0"/>
+                <w:i w:val="0"/>
+                <w:sz w:val="18"/>
+              </w:rPr>
+              <w:t>Bihar</w:t>
+            </w:r>
+          </w:p>
+        </w:tc>
+        <w:tc>
+          <w:tcPr>
+            <w:tcW w:type="dxa" w:w="1296"/>
+          </w:tcPr>
+          <w:p>
+            <w:pPr>
+              <w:jc w:val="center"/>
+            </w:pPr>
+            <w:r>
+              <w:rPr>
+                <w:rFonts w:ascii="Times New Roman" w:hAnsi="Times New Roman"/>
+                <w:b w:val="0"/>
+                <w:i w:val="0"/>
+                <w:sz w:val="18"/>
+              </w:rPr>
+              <w:t>3294</w:t>
+            </w:r>
+          </w:p>
+        </w:tc>
+        <w:tc>
+          <w:tcPr>
+            <w:tcW w:type="dxa" w:w="1296"/>
+          </w:tcPr>
+          <w:p>
+            <w:pPr>
+              <w:jc w:val="center"/>
+            </w:pPr>
+            <w:r>
+              <w:rPr>
+                <w:rFonts w:ascii="Times New Roman" w:hAnsi="Times New Roman"/>
+                <w:b w:val="0"/>
+                <w:i w:val="0"/>
+                <w:sz w:val="18"/>
+              </w:rPr>
+              <w:t>57.1</w:t>
+            </w:r>
+          </w:p>
+        </w:tc>
+        <w:tc>
+          <w:tcPr>
+            <w:tcW w:type="dxa" w:w="1296"/>
+          </w:tcPr>
+          <w:p>
+            <w:pPr>
+              <w:jc w:val="center"/>
+            </w:pPr>
+            <w:r>
+              <w:rPr>
+                <w:rFonts w:ascii="Times New Roman" w:hAnsi="Times New Roman"/>
+                <w:b w:val="0"/>
+                <w:i w:val="0"/>
+                <w:sz w:val="18"/>
+              </w:rPr>
+              <w:t>593</w:t>
+            </w:r>
+          </w:p>
+        </w:tc>
+      </w:tr>
+      <w:tr>
+        <w:tc>
+          <w:tcPr>
+            <w:tcW w:type="dxa" w:w="3456"/>
+          </w:tcPr>
+          <w:p>
+            <w:pPr>
+              <w:jc w:val="left"/>
+            </w:pPr>
+            <w:r>
+              <w:rPr>
+                <w:rFonts w:ascii="Times New Roman" w:hAnsi="Times New Roman"/>
+                <w:b w:val="0"/>
+                <w:i w:val="0"/>
+                <w:sz w:val="18"/>
+              </w:rPr>
+              <w:t>Nagaland</w:t>
+            </w:r>
+          </w:p>
+        </w:tc>
+        <w:tc>
+          <w:tcPr>
+            <w:tcW w:type="dxa" w:w="1296"/>
+          </w:tcPr>
+          <w:p>
+            <w:pPr>
+              <w:jc w:val="center"/>
+            </w:pPr>
+            <w:r>
+              <w:rPr>
+                <w:rFonts w:ascii="Times New Roman" w:hAnsi="Times New Roman"/>
+                <w:b w:val="0"/>
+                <w:i w:val="0"/>
+                <w:sz w:val="18"/>
+              </w:rPr>
+              <w:t>3221</w:t>
+            </w:r>
+          </w:p>
+        </w:tc>
+        <w:tc>
+          <w:tcPr>
+            <w:tcW w:type="dxa" w:w="1296"/>
+          </w:tcPr>
+          <w:p>
+            <w:pPr>
+              <w:jc w:val="center"/>
+            </w:pPr>
+            <w:r>
+              <w:rPr>
+                <w:rFonts w:ascii="Times New Roman" w:hAnsi="Times New Roman"/>
+                <w:b w:val="0"/>
+                <w:i w:val="0"/>
+                <w:sz w:val="18"/>
+              </w:rPr>
+              <w:t>53.0</w:t>
+            </w:r>
+          </w:p>
+        </w:tc>
+        <w:tc>
+          <w:tcPr>
+            <w:tcW w:type="dxa" w:w="1296"/>
+          </w:tcPr>
+          <w:p>
+            <w:pPr>
+              <w:jc w:val="center"/>
+            </w:pPr>
+            <w:r>
+              <w:rPr>
+                <w:rFonts w:ascii="Times New Roman" w:hAnsi="Times New Roman"/>
+                <w:b w:val="0"/>
+                <w:i w:val="0"/>
+                <w:sz w:val="18"/>
+              </w:rPr>
+              <w:t>607</w:t>
+            </w:r>
+          </w:p>
+        </w:tc>
+      </w:tr>
+      <w:tr>
+        <w:tc>
+          <w:tcPr>
+            <w:tcW w:type="dxa" w:w="3456"/>
+          </w:tcPr>
+          <w:p>
+            <w:pPr>
+              <w:jc w:val="left"/>
+            </w:pPr>
+            <w:r>
+              <w:rPr>
+                <w:rFonts w:ascii="Times New Roman" w:hAnsi="Times New Roman"/>
+                <w:b w:val="0"/>
+                <w:i w:val="0"/>
+                <w:sz w:val="18"/>
+              </w:rPr>
+              <w:t>Maharashtra</w:t>
+            </w:r>
+          </w:p>
+        </w:tc>
+        <w:tc>
+          <w:tcPr>
+            <w:tcW w:type="dxa" w:w="1296"/>
+          </w:tcPr>
+          <w:p>
+            <w:pPr>
+              <w:jc w:val="center"/>
+            </w:pPr>
+            <w:r>
+              <w:rPr>
+                <w:rFonts w:ascii="Times New Roman" w:hAnsi="Times New Roman"/>
+                <w:b w:val="0"/>
+                <w:i w:val="0"/>
+                <w:sz w:val="18"/>
+              </w:rPr>
+              <w:t>3180</w:t>
+            </w:r>
+          </w:p>
+        </w:tc>
+        <w:tc>
+          <w:tcPr>
+            <w:tcW w:type="dxa" w:w="1296"/>
+          </w:tcPr>
+          <w:p>
+            <w:pPr>
+              <w:jc w:val="center"/>
+            </w:pPr>
+            <w:r>
+              <w:rPr>
+                <w:rFonts w:ascii="Times New Roman" w:hAnsi="Times New Roman"/>
+                <w:b w:val="0"/>
+                <w:i w:val="0"/>
+                <w:sz w:val="18"/>
+              </w:rPr>
+              <w:t>56.7</w:t>
+            </w:r>
+          </w:p>
+        </w:tc>
+        <w:tc>
+          <w:tcPr>
+            <w:tcW w:type="dxa" w:w="1296"/>
+          </w:tcPr>
+          <w:p>
+            <w:pPr>
+              <w:jc w:val="center"/>
+            </w:pPr>
+            <w:r>
+              <w:rPr>
+                <w:rFonts w:ascii="Times New Roman" w:hAnsi="Times New Roman"/>
+                <w:b w:val="0"/>
+                <w:i w:val="0"/>
+                <w:sz w:val="18"/>
+              </w:rPr>
+              <w:t>858</w:t>
+            </w:r>
+          </w:p>
+        </w:tc>
+      </w:tr>
+      <w:tr>
+        <w:tc>
+          <w:tcPr>
+            <w:tcW w:type="dxa" w:w="3456"/>
+          </w:tcPr>
+          <w:p>
+            <w:pPr>
+              <w:jc w:val="left"/>
+            </w:pPr>
+            <w:r>
+              <w:rPr>
+                <w:rFonts w:ascii="Times New Roman" w:hAnsi="Times New Roman"/>
+                <w:b w:val="0"/>
+                <w:i w:val="0"/>
+                <w:sz w:val="18"/>
+              </w:rPr>
+              <w:t>Himachal Pradesh</w:t>
+            </w:r>
+          </w:p>
+        </w:tc>
+        <w:tc>
+          <w:tcPr>
+            <w:tcW w:type="dxa" w:w="1296"/>
+          </w:tcPr>
+          <w:p>
+            <w:pPr>
+              <w:jc w:val="center"/>
+            </w:pPr>
+            <w:r>
+              <w:rPr>
+                <w:rFonts w:ascii="Times New Roman" w:hAnsi="Times New Roman"/>
+                <w:b w:val="0"/>
+                <w:i w:val="0"/>
+                <w:sz w:val="18"/>
+              </w:rPr>
+              <w:t>3162</w:t>
+            </w:r>
+          </w:p>
+        </w:tc>
+        <w:tc>
+          <w:tcPr>
+            <w:tcW w:type="dxa" w:w="1296"/>
+          </w:tcPr>
+          <w:p>
+            <w:pPr>
+              <w:jc w:val="center"/>
+            </w:pPr>
+            <w:r>
+              <w:rPr>
+                <w:rFonts w:ascii="Times New Roman" w:hAnsi="Times New Roman"/>
+                <w:b w:val="0"/>
+                <w:i w:val="0"/>
+                <w:sz w:val="18"/>
+              </w:rPr>
+              <w:t>57.8</w:t>
+            </w:r>
+          </w:p>
+        </w:tc>
+        <w:tc>
+          <w:tcPr>
+            <w:tcW w:type="dxa" w:w="1296"/>
+          </w:tcPr>
+          <w:p>
+            <w:pPr>
+              <w:jc w:val="center"/>
+            </w:pPr>
+            <w:r>
+              <w:rPr>
+                <w:rFonts w:ascii="Times New Roman" w:hAnsi="Times New Roman"/>
+                <w:b w:val="0"/>
+                <w:i w:val="0"/>
+                <w:sz w:val="18"/>
+              </w:rPr>
+              <w:t>870</w:t>
+            </w:r>
+          </w:p>
+        </w:tc>
+      </w:tr>
+      <w:tr>
+        <w:tc>
+          <w:tcPr>
+            <w:tcW w:type="dxa" w:w="3456"/>
+          </w:tcPr>
+          <w:p>
+            <w:pPr>
+              <w:jc w:val="left"/>
+            </w:pPr>
+            <w:r>
+              <w:rPr>
+                <w:rFonts w:ascii="Times New Roman" w:hAnsi="Times New Roman"/>
+                <w:b w:val="0"/>
+                <w:i w:val="0"/>
+                <w:sz w:val="18"/>
+              </w:rPr>
+              <w:t>Meghalaya</w:t>
+            </w:r>
+          </w:p>
+        </w:tc>
+        <w:tc>
+          <w:tcPr>
+            <w:tcW w:type="dxa" w:w="1296"/>
+          </w:tcPr>
+          <w:p>
+            <w:pPr>
+              <w:jc w:val="center"/>
+            </w:pPr>
+            <w:r>
+              <w:rPr>
+                <w:rFonts w:ascii="Times New Roman" w:hAnsi="Times New Roman"/>
+                <w:b w:val="0"/>
+                <w:i w:val="0"/>
+                <w:sz w:val="18"/>
+              </w:rPr>
+              <w:t>3005</w:t>
+            </w:r>
+          </w:p>
+        </w:tc>
+        <w:tc>
+          <w:tcPr>
+            <w:tcW w:type="dxa" w:w="1296"/>
+          </w:tcPr>
+          <w:p>
+            <w:pPr>
+              <w:jc w:val="center"/>
+            </w:pPr>
+            <w:r>
+              <w:rPr>
+                <w:rFonts w:ascii="Times New Roman" w:hAnsi="Times New Roman"/>
+                <w:b w:val="0"/>
+                <w:i w:val="0"/>
+                <w:sz w:val="18"/>
+              </w:rPr>
+              <w:t>46.9</w:t>
+            </w:r>
+          </w:p>
+        </w:tc>
+        <w:tc>
+          <w:tcPr>
+            <w:tcW w:type="dxa" w:w="1296"/>
+          </w:tcPr>
+          <w:p>
+            <w:pPr>
+              <w:jc w:val="center"/>
+            </w:pPr>
+            <w:r>
+              <w:rPr>
+                <w:rFonts w:ascii="Times New Roman" w:hAnsi="Times New Roman"/>
+                <w:b w:val="0"/>
+                <w:i w:val="0"/>
+                <w:sz w:val="18"/>
+              </w:rPr>
+              <w:t>538</w:t>
+            </w:r>
+          </w:p>
+        </w:tc>
+      </w:tr>
+      <w:tr>
+        <w:tc>
+          <w:tcPr>
+            <w:tcW w:type="dxa" w:w="3456"/>
+          </w:tcPr>
+          <w:p>
+            <w:pPr>
+              <w:jc w:val="left"/>
+            </w:pPr>
+            <w:r>
+              <w:rPr>
+                <w:rFonts w:ascii="Times New Roman" w:hAnsi="Times New Roman"/>
+                <w:b w:val="0"/>
+                <w:i w:val="0"/>
+                <w:sz w:val="18"/>
+              </w:rPr>
+              <w:t>Jammu &amp; Kashmir and Ladakh</w:t>
+            </w:r>
+          </w:p>
+        </w:tc>
+        <w:tc>
+          <w:tcPr>
+            <w:tcW w:type="dxa" w:w="1296"/>
+          </w:tcPr>
+          <w:p>
+            <w:pPr>
+              <w:jc w:val="center"/>
+            </w:pPr>
+            <w:r>
+              <w:rPr>
+                <w:rFonts w:ascii="Times New Roman" w:hAnsi="Times New Roman"/>
+                <w:b w:val="0"/>
+                <w:i w:val="0"/>
+                <w:sz w:val="18"/>
+              </w:rPr>
+              <w:t>2692</w:t>
+            </w:r>
+          </w:p>
+        </w:tc>
+        <w:tc>
+          <w:tcPr>
+            <w:tcW w:type="dxa" w:w="1296"/>
+          </w:tcPr>
+          <w:p>
+            <w:pPr>
+              <w:jc w:val="center"/>
+            </w:pPr>
+            <w:r>
+              <w:rPr>
+                <w:rFonts w:ascii="Times New Roman" w:hAnsi="Times New Roman"/>
+                <w:b w:val="0"/>
+                <w:i w:val="0"/>
+                <w:sz w:val="18"/>
+              </w:rPr>
+              <w:t>43.7</w:t>
+            </w:r>
+          </w:p>
+        </w:tc>
+        <w:tc>
+          <w:tcPr>
+            <w:tcW w:type="dxa" w:w="1296"/>
+          </w:tcPr>
+          <w:p>
+            <w:pPr>
+              <w:jc w:val="center"/>
+            </w:pPr>
+            <w:r>
+              <w:rPr>
+                <w:rFonts w:ascii="Times New Roman" w:hAnsi="Times New Roman"/>
+                <w:b w:val="0"/>
+                <w:i w:val="0"/>
+                <w:sz w:val="18"/>
+              </w:rPr>
+              <w:t>756</w:t>
+            </w:r>
+          </w:p>
+        </w:tc>
+      </w:tr>
+      <w:tr>
+        <w:tc>
+          <w:tcPr>
+            <w:tcW w:type="dxa" w:w="3456"/>
+          </w:tcPr>
+          <w:p>
+            <w:pPr>
+              <w:jc w:val="left"/>
+            </w:pPr>
+            <w:r>
+              <w:rPr>
+                <w:rFonts w:ascii="Times New Roman" w:hAnsi="Times New Roman"/>
+                <w:b w:val="0"/>
+                <w:i w:val="0"/>
+                <w:sz w:val="18"/>
+              </w:rPr>
+              <w:t>Kerala</w:t>
+            </w:r>
+          </w:p>
+        </w:tc>
+        <w:tc>
+          <w:tcPr>
+            <w:tcW w:type="dxa" w:w="1296"/>
+          </w:tcPr>
+          <w:p>
+            <w:pPr>
+              <w:jc w:val="center"/>
+            </w:pPr>
+            <w:r>
+              <w:rPr>
+                <w:rFonts w:ascii="Times New Roman" w:hAnsi="Times New Roman"/>
+                <w:b w:val="0"/>
+                <w:i w:val="0"/>
+                <w:sz w:val="18"/>
+              </w:rPr>
+              <w:t>2678</w:t>
+            </w:r>
+          </w:p>
+        </w:tc>
+        <w:tc>
+          <w:tcPr>
+            <w:tcW w:type="dxa" w:w="1296"/>
+          </w:tcPr>
+          <w:p>
+            <w:pPr>
+              <w:jc w:val="center"/>
+            </w:pPr>
+            <w:r>
+              <w:rPr>
+                <w:rFonts w:ascii="Times New Roman" w:hAnsi="Times New Roman"/>
+                <w:b w:val="0"/>
+                <w:i w:val="0"/>
+                <w:sz w:val="18"/>
+              </w:rPr>
+              <w:t>53.4</w:t>
+            </w:r>
+          </w:p>
+        </w:tc>
+        <w:tc>
+          <w:tcPr>
+            <w:tcW w:type="dxa" w:w="1296"/>
+          </w:tcPr>
+          <w:p>
+            <w:pPr>
+              <w:jc w:val="center"/>
+            </w:pPr>
+            <w:r>
+              <w:rPr>
+                <w:rFonts w:ascii="Times New Roman" w:hAnsi="Times New Roman"/>
+                <w:b w:val="0"/>
+                <w:i w:val="0"/>
+                <w:sz w:val="18"/>
+              </w:rPr>
+              <w:t>836</w:t>
+            </w:r>
+          </w:p>
+        </w:tc>
+      </w:tr>
+      <w:tr>
+        <w:tc>
+          <w:tcPr>
+            <w:tcW w:type="dxa" w:w="3456"/>
+          </w:tcPr>
+          <w:p>
+            <w:pPr>
+              <w:jc w:val="left"/>
+            </w:pPr>
+            <w:r>
+              <w:rPr>
+                <w:rFonts w:ascii="Times New Roman" w:hAnsi="Times New Roman"/>
+                <w:b w:val="0"/>
+                <w:i w:val="0"/>
+                <w:sz w:val="18"/>
+              </w:rPr>
+              <w:t>Sikkim</w:t>
+            </w:r>
+          </w:p>
+        </w:tc>
+        <w:tc>
+          <w:tcPr>
+            <w:tcW w:type="dxa" w:w="1296"/>
+          </w:tcPr>
+          <w:p>
+            <w:pPr>
+              <w:jc w:val="center"/>
+            </w:pPr>
+            <w:r>
+              <w:rPr>
+                <w:rFonts w:ascii="Times New Roman" w:hAnsi="Times New Roman"/>
+                <w:b w:val="0"/>
+                <w:i w:val="0"/>
+                <w:sz w:val="18"/>
+              </w:rPr>
+              <w:t>2655</w:t>
+            </w:r>
+          </w:p>
+        </w:tc>
+        <w:tc>
+          <w:tcPr>
+            <w:tcW w:type="dxa" w:w="1296"/>
+          </w:tcPr>
+          <w:p>
+            <w:pPr>
+              <w:jc w:val="center"/>
+            </w:pPr>
+            <w:r>
+              <w:rPr>
+                <w:rFonts w:ascii="Times New Roman" w:hAnsi="Times New Roman"/>
+                <w:b w:val="0"/>
+                <w:i w:val="0"/>
+                <w:sz w:val="18"/>
+              </w:rPr>
+              <w:t>40.7</w:t>
+            </w:r>
+          </w:p>
+        </w:tc>
+        <w:tc>
+          <w:tcPr>
+            <w:tcW w:type="dxa" w:w="1296"/>
+          </w:tcPr>
+          <w:p>
+            <w:pPr>
+              <w:jc w:val="center"/>
+            </w:pPr>
+            <w:r>
+              <w:rPr>
+                <w:rFonts w:ascii="Times New Roman" w:hAnsi="Times New Roman"/>
+                <w:b w:val="0"/>
+                <w:i w:val="0"/>
+                <w:sz w:val="18"/>
+              </w:rPr>
+              <w:t>727</w:t>
+            </w:r>
+          </w:p>
+        </w:tc>
+      </w:tr>
+      <w:tr>
+        <w:tc>
+          <w:tcPr>
+            <w:tcW w:type="dxa" w:w="3456"/>
+          </w:tcPr>
+          <w:p>
+            <w:pPr>
+              <w:jc w:val="left"/>
+            </w:pPr>
+            <w:r>
+              <w:rPr>
+                <w:rFonts w:ascii="Times New Roman" w:hAnsi="Times New Roman"/>
+                <w:b w:val="0"/>
+                <w:i w:val="0"/>
+                <w:sz w:val="18"/>
+              </w:rPr>
+              <w:t>Mizoram</w:t>
+            </w:r>
+          </w:p>
+        </w:tc>
+        <w:tc>
+          <w:tcPr>
+            <w:tcW w:type="dxa" w:w="1296"/>
+          </w:tcPr>
+          <w:p>
+            <w:pPr>
+              <w:jc w:val="center"/>
+            </w:pPr>
+            <w:r>
+              <w:rPr>
+                <w:rFonts w:ascii="Times New Roman" w:hAnsi="Times New Roman"/>
+                <w:b w:val="0"/>
+                <w:i w:val="0"/>
+                <w:sz w:val="18"/>
+              </w:rPr>
+              <w:t>2360</w:t>
+            </w:r>
+          </w:p>
+        </w:tc>
+        <w:tc>
+          <w:tcPr>
+            <w:tcW w:type="dxa" w:w="1296"/>
+          </w:tcPr>
+          <w:p>
+            <w:pPr>
+              <w:jc w:val="center"/>
+            </w:pPr>
+            <w:r>
+              <w:rPr>
+                <w:rFonts w:ascii="Times New Roman" w:hAnsi="Times New Roman"/>
+                <w:b w:val="0"/>
+                <w:i w:val="0"/>
+                <w:sz w:val="18"/>
+              </w:rPr>
+              <w:t>38.1</w:t>
+            </w:r>
+          </w:p>
+        </w:tc>
+        <w:tc>
+          <w:tcPr>
+            <w:tcW w:type="dxa" w:w="1296"/>
+          </w:tcPr>
+          <w:p>
+            <w:pPr>
+              <w:jc w:val="center"/>
+            </w:pPr>
+            <w:r>
+              <w:rPr>
+                <w:rFonts w:ascii="Times New Roman" w:hAnsi="Times New Roman"/>
+                <w:b w:val="0"/>
+                <w:i w:val="0"/>
+                <w:sz w:val="18"/>
+              </w:rPr>
+              <w:t>581</w:t>
+            </w:r>
+          </w:p>
+        </w:tc>
+      </w:tr>
+      <w:tr>
+        <w:tc>
+          <w:tcPr>
+            <w:tcW w:type="dxa" w:w="3456"/>
+          </w:tcPr>
+          <w:p>
+            <w:pPr>
+              <w:jc w:val="left"/>
+            </w:pPr>
+            <w:r>
+              <w:rPr>
+                <w:rFonts w:ascii="Times New Roman" w:hAnsi="Times New Roman"/>
+                <w:b w:val="0"/>
+                <w:i w:val="0"/>
+                <w:sz w:val="18"/>
+              </w:rPr>
+              <w:t>Delhi</w:t>
+            </w:r>
+          </w:p>
+        </w:tc>
+        <w:tc>
+          <w:tcPr>
+            <w:tcW w:type="dxa" w:w="1296"/>
+          </w:tcPr>
+          <w:p>
+            <w:pPr>
+              <w:jc w:val="center"/>
+            </w:pPr>
+            <w:r>
+              <w:rPr>
+                <w:rFonts w:ascii="Times New Roman" w:hAnsi="Times New Roman"/>
+                <w:b w:val="0"/>
+                <w:i w:val="0"/>
+                <w:sz w:val="18"/>
+              </w:rPr>
+              <w:t>2296</w:t>
+            </w:r>
+          </w:p>
+        </w:tc>
+        <w:tc>
+          <w:tcPr>
+            <w:tcW w:type="dxa" w:w="1296"/>
+          </w:tcPr>
+          <w:p>
+            <w:pPr>
+              <w:jc w:val="center"/>
+            </w:pPr>
+            <w:r>
+              <w:rPr>
+                <w:rFonts w:ascii="Times New Roman" w:hAnsi="Times New Roman"/>
+                <w:b w:val="0"/>
+                <w:i w:val="0"/>
+                <w:sz w:val="18"/>
+              </w:rPr>
+              <w:t>41.8</w:t>
+            </w:r>
+          </w:p>
+        </w:tc>
+        <w:tc>
+          <w:tcPr>
+            <w:tcW w:type="dxa" w:w="1296"/>
+          </w:tcPr>
+          <w:p>
+            <w:pPr>
+              <w:jc w:val="center"/>
+            </w:pPr>
+            <w:r>
+              <w:rPr>
+                <w:rFonts w:ascii="Times New Roman" w:hAnsi="Times New Roman"/>
+                <w:b w:val="0"/>
+                <w:i w:val="0"/>
+                <w:sz w:val="18"/>
+              </w:rPr>
+              <w:t>582</w:t>
+            </w:r>
+          </w:p>
+        </w:tc>
+      </w:tr>
+    </w:tbl>
+    <w:p>
+      <w:pPr>
+        <w:spacing w:before="160" w:after="80"/>
+      </w:pPr>
+      <w:r>
+        <w:rPr>
+          <w:rFonts w:ascii="Times New Roman" w:hAnsi="Times New Roman"/>
+          <w:b/>
+          <w:i w:val="0"/>
+          <w:sz w:val="22"/>
+        </w:rPr>
+        <w:t>Table S3. Full HDBI ranking.</w:t>
+      </w:r>
+    </w:p>
+    <w:tbl>
+      <w:tblPr>
+        <w:tblStyle w:val="TableGrid"/>
+        <w:tblW w:type="auto" w:w="0"/>
+        <w:tblLook w:firstColumn="1" w:firstRow="1" w:lastColumn="0" w:lastRow="0" w:noHBand="0" w:noVBand="1" w:val="04A0"/>
+      </w:tblPr>
+      <w:tblGrid>
+        <w:gridCol w:w="2340"/>
+        <w:gridCol w:w="2340"/>
+        <w:gridCol w:w="2340"/>
+        <w:gridCol w:w="2340"/>
+      </w:tblGrid>
+      <w:tr>
+        <w:tc>
+          <w:tcPr>
+            <w:tcW w:type="dxa" w:w="3456"/>
+            <w:shd w:fill="D9EAF7"/>
+          </w:tcPr>
+          <w:p>
+            <w:pPr>
+              <w:jc w:val="center"/>
+            </w:pPr>
+            <w:r>
+              <w:rPr>
+                <w:rFonts w:ascii="Times New Roman" w:hAnsi="Times New Roman"/>
+                <w:b/>
+                <w:i w:val="0"/>
+                <w:sz w:val="18"/>
+              </w:rPr>
+              <w:t>State/UT</w:t>
+            </w:r>
+          </w:p>
+        </w:tc>
+        <w:tc>
+          <w:tcPr>
+            <w:tcW w:type="dxa" w:w="1296"/>
+            <w:shd w:fill="D9EAF7"/>
+          </w:tcPr>
+          <w:p>
+            <w:pPr>
+              <w:jc w:val="center"/>
+            </w:pPr>
+            <w:r>
+              <w:rPr>
+                <w:rFonts w:ascii="Times New Roman" w:hAnsi="Times New Roman"/>
+                <w:b/>
+                <w:i w:val="0"/>
+                <w:sz w:val="18"/>
+              </w:rPr>
+              <w:t>HDBI z-score</w:t>
+            </w:r>
+          </w:p>
+        </w:tc>
+        <w:tc>
+          <w:tcPr>
+            <w:tcW w:type="dxa" w:w="1296"/>
+            <w:shd w:fill="D9EAF7"/>
+          </w:tcPr>
+          <w:p>
+            <w:pPr>
+              <w:jc w:val="center"/>
+            </w:pPr>
+            <w:r>
+              <w:rPr>
+                <w:rFonts w:ascii="Times New Roman" w:hAnsi="Times New Roman"/>
+                <w:b/>
+                <w:i w:val="0"/>
+                <w:sz w:val="18"/>
+              </w:rPr>
+              <w:t>YLD rate</w:t>
+            </w:r>
+          </w:p>
+        </w:tc>
+        <w:tc>
+          <w:tcPr>
+            <w:tcW w:type="dxa" w:w="1296"/>
+            <w:shd w:fill="D9EAF7"/>
+          </w:tcPr>
+          <w:p>
+            <w:pPr>
+              <w:jc w:val="center"/>
+            </w:pPr>
+            <w:r>
+              <w:rPr>
+                <w:rFonts w:ascii="Times New Roman" w:hAnsi="Times New Roman"/>
+                <w:b/>
+                <w:i w:val="0"/>
+                <w:sz w:val="18"/>
+              </w:rPr>
+              <w:t>Death rate</w:t>
+            </w:r>
+          </w:p>
+        </w:tc>
+      </w:tr>
+      <w:tr>
+        <w:tc>
+          <w:tcPr>
+            <w:tcW w:type="dxa" w:w="3456"/>
+          </w:tcPr>
+          <w:p>
+            <w:pPr>
+              <w:jc w:val="left"/>
+            </w:pPr>
+            <w:r>
+              <w:rPr>
+                <w:rFonts w:ascii="Times New Roman" w:hAnsi="Times New Roman"/>
+                <w:b w:val="0"/>
+                <w:i w:val="0"/>
+                <w:sz w:val="18"/>
+              </w:rPr>
+              <w:t>Tamil Nadu</w:t>
+            </w:r>
+          </w:p>
+        </w:tc>
+        <w:tc>
+          <w:tcPr>
+            <w:tcW w:type="dxa" w:w="1296"/>
+          </w:tcPr>
+          <w:p>
+            <w:pPr>
+              <w:jc w:val="center"/>
+            </w:pPr>
+            <w:r>
+              <w:rPr>
+                <w:rFonts w:ascii="Times New Roman" w:hAnsi="Times New Roman"/>
+                <w:b w:val="0"/>
+                <w:i w:val="0"/>
+                <w:sz w:val="18"/>
+              </w:rPr>
+              <w:t>1.86</w:t>
+            </w:r>
+          </w:p>
+        </w:tc>
+        <w:tc>
+          <w:tcPr>
+            <w:tcW w:type="dxa" w:w="1296"/>
+          </w:tcPr>
+          <w:p>
+            <w:pPr>
+              <w:jc w:val="center"/>
+            </w:pPr>
+            <w:r>
+              <w:rPr>
+                <w:rFonts w:ascii="Times New Roman" w:hAnsi="Times New Roman"/>
+                <w:b w:val="0"/>
+                <w:i w:val="0"/>
+                <w:sz w:val="18"/>
+              </w:rPr>
+              <w:t>1042</w:t>
+            </w:r>
+          </w:p>
+        </w:tc>
+        <w:tc>
+          <w:tcPr>
+            <w:tcW w:type="dxa" w:w="1296"/>
+          </w:tcPr>
+          <w:p>
+            <w:pPr>
+              <w:jc w:val="center"/>
+            </w:pPr>
+            <w:r>
+              <w:rPr>
+                <w:rFonts w:ascii="Times New Roman" w:hAnsi="Times New Roman"/>
+                <w:b w:val="0"/>
+                <w:i w:val="0"/>
+                <w:sz w:val="18"/>
+              </w:rPr>
+              <w:t>84.0</w:t>
+            </w:r>
+          </w:p>
+        </w:tc>
+      </w:tr>
+      <w:tr>
+        <w:tc>
+          <w:tcPr>
+            <w:tcW w:type="dxa" w:w="3456"/>
+          </w:tcPr>
+          <w:p>
+            <w:pPr>
+              <w:jc w:val="left"/>
+            </w:pPr>
+            <w:r>
+              <w:rPr>
+                <w:rFonts w:ascii="Times New Roman" w:hAnsi="Times New Roman"/>
+                <w:b w:val="0"/>
+                <w:i w:val="0"/>
+                <w:sz w:val="18"/>
+              </w:rPr>
+              <w:t>Himachal Pradesh</w:t>
+            </w:r>
+          </w:p>
+        </w:tc>
+        <w:tc>
+          <w:tcPr>
+            <w:tcW w:type="dxa" w:w="1296"/>
+          </w:tcPr>
+          <w:p>
+            <w:pPr>
+              <w:jc w:val="center"/>
+            </w:pPr>
+            <w:r>
+              <w:rPr>
+                <w:rFonts w:ascii="Times New Roman" w:hAnsi="Times New Roman"/>
+                <w:b w:val="0"/>
+                <w:i w:val="0"/>
+                <w:sz w:val="18"/>
+              </w:rPr>
+              <w:t>1.77</w:t>
+            </w:r>
+          </w:p>
+        </w:tc>
+        <w:tc>
+          <w:tcPr>
+            <w:tcW w:type="dxa" w:w="1296"/>
+          </w:tcPr>
+          <w:p>
+            <w:pPr>
+              <w:jc w:val="center"/>
+            </w:pPr>
+            <w:r>
+              <w:rPr>
+                <w:rFonts w:ascii="Times New Roman" w:hAnsi="Times New Roman"/>
+                <w:b w:val="0"/>
+                <w:i w:val="0"/>
+                <w:sz w:val="18"/>
+              </w:rPr>
+              <w:t>870</w:t>
+            </w:r>
+          </w:p>
+        </w:tc>
+        <w:tc>
+          <w:tcPr>
+            <w:tcW w:type="dxa" w:w="1296"/>
+          </w:tcPr>
+          <w:p>
+            <w:pPr>
+              <w:jc w:val="center"/>
+            </w:pPr>
+            <w:r>
+              <w:rPr>
+                <w:rFonts w:ascii="Times New Roman" w:hAnsi="Times New Roman"/>
+                <w:b w:val="0"/>
+                <w:i w:val="0"/>
+                <w:sz w:val="18"/>
+              </w:rPr>
+              <w:t>57.8</w:t>
+            </w:r>
+          </w:p>
+        </w:tc>
+      </w:tr>
+      <w:tr>
+        <w:tc>
+          <w:tcPr>
+            <w:tcW w:type="dxa" w:w="3456"/>
+          </w:tcPr>
+          <w:p>
+            <w:pPr>
+              <w:jc w:val="left"/>
+            </w:pPr>
+            <w:r>
+              <w:rPr>
+                <w:rFonts w:ascii="Times New Roman" w:hAnsi="Times New Roman"/>
+                <w:b w:val="0"/>
+                <w:i w:val="0"/>
+                <w:sz w:val="18"/>
+              </w:rPr>
+              <w:t>Maharashtra</w:t>
+            </w:r>
+          </w:p>
+        </w:tc>
+        <w:tc>
+          <w:tcPr>
+            <w:tcW w:type="dxa" w:w="1296"/>
+          </w:tcPr>
+          <w:p>
+            <w:pPr>
+              <w:jc w:val="center"/>
+            </w:pPr>
+            <w:r>
+              <w:rPr>
+                <w:rFonts w:ascii="Times New Roman" w:hAnsi="Times New Roman"/>
+                <w:b w:val="0"/>
+                <w:i w:val="0"/>
+                <w:sz w:val="18"/>
+              </w:rPr>
+              <w:t>1.73</w:t>
+            </w:r>
+          </w:p>
+        </w:tc>
+        <w:tc>
+          <w:tcPr>
+            <w:tcW w:type="dxa" w:w="1296"/>
+          </w:tcPr>
+          <w:p>
+            <w:pPr>
+              <w:jc w:val="center"/>
+            </w:pPr>
+            <w:r>
+              <w:rPr>
+                <w:rFonts w:ascii="Times New Roman" w:hAnsi="Times New Roman"/>
+                <w:b w:val="0"/>
+                <w:i w:val="0"/>
+                <w:sz w:val="18"/>
+              </w:rPr>
+              <w:t>858</w:t>
+            </w:r>
+          </w:p>
+        </w:tc>
+        <w:tc>
+          <w:tcPr>
+            <w:tcW w:type="dxa" w:w="1296"/>
+          </w:tcPr>
+          <w:p>
+            <w:pPr>
+              <w:jc w:val="center"/>
+            </w:pPr>
+            <w:r>
+              <w:rPr>
+                <w:rFonts w:ascii="Times New Roman" w:hAnsi="Times New Roman"/>
+                <w:b w:val="0"/>
+                <w:i w:val="0"/>
+                <w:sz w:val="18"/>
+              </w:rPr>
+              <w:t>56.7</w:t>
+            </w:r>
+          </w:p>
+        </w:tc>
+      </w:tr>
+      <w:tr>
+        <w:tc>
+          <w:tcPr>
+            <w:tcW w:type="dxa" w:w="3456"/>
+          </w:tcPr>
+          <w:p>
+            <w:pPr>
+              <w:jc w:val="left"/>
+            </w:pPr>
+            <w:r>
+              <w:rPr>
+                <w:rFonts w:ascii="Times New Roman" w:hAnsi="Times New Roman"/>
+                <w:b w:val="0"/>
+                <w:i w:val="0"/>
+                <w:sz w:val="18"/>
+              </w:rPr>
+              <w:t>Kerala</w:t>
+            </w:r>
+          </w:p>
+        </w:tc>
+        <w:tc>
+          <w:tcPr>
+            <w:tcW w:type="dxa" w:w="1296"/>
+          </w:tcPr>
+          <w:p>
+            <w:pPr>
+              <w:jc w:val="center"/>
+            </w:pPr>
+            <w:r>
+              <w:rPr>
+                <w:rFonts w:ascii="Times New Roman" w:hAnsi="Times New Roman"/>
+                <w:b w:val="0"/>
+                <w:i w:val="0"/>
+                <w:sz w:val="18"/>
+              </w:rPr>
+              <w:t>1.70</w:t>
+            </w:r>
+          </w:p>
+        </w:tc>
+        <w:tc>
+          <w:tcPr>
+            <w:tcW w:type="dxa" w:w="1296"/>
+          </w:tcPr>
+          <w:p>
+            <w:pPr>
+              <w:jc w:val="center"/>
+            </w:pPr>
+            <w:r>
+              <w:rPr>
+                <w:rFonts w:ascii="Times New Roman" w:hAnsi="Times New Roman"/>
+                <w:b w:val="0"/>
+                <w:i w:val="0"/>
+                <w:sz w:val="18"/>
+              </w:rPr>
+              <w:t>836</w:t>
+            </w:r>
+          </w:p>
+        </w:tc>
+        <w:tc>
+          <w:tcPr>
+            <w:tcW w:type="dxa" w:w="1296"/>
+          </w:tcPr>
+          <w:p>
+            <w:pPr>
+              <w:jc w:val="center"/>
+            </w:pPr>
+            <w:r>
+              <w:rPr>
+                <w:rFonts w:ascii="Times New Roman" w:hAnsi="Times New Roman"/>
+                <w:b w:val="0"/>
+                <w:i w:val="0"/>
+                <w:sz w:val="18"/>
+              </w:rPr>
+              <w:t>53.4</w:t>
+            </w:r>
+          </w:p>
+        </w:tc>
+      </w:tr>
+      <w:tr>
+        <w:tc>
+          <w:tcPr>
+            <w:tcW w:type="dxa" w:w="3456"/>
+          </w:tcPr>
+          <w:p>
+            <w:pPr>
+              <w:jc w:val="left"/>
+            </w:pPr>
+            <w:r>
+              <w:rPr>
+                <w:rFonts w:ascii="Times New Roman" w:hAnsi="Times New Roman"/>
+                <w:b w:val="0"/>
+                <w:i w:val="0"/>
+                <w:sz w:val="18"/>
+              </w:rPr>
+              <w:t>Jammu &amp; Kashmir and Ladakh</w:t>
+            </w:r>
+          </w:p>
+        </w:tc>
+        <w:tc>
+          <w:tcPr>
+            <w:tcW w:type="dxa" w:w="1296"/>
+          </w:tcPr>
+          <w:p>
+            <w:pPr>
+              <w:jc w:val="center"/>
+            </w:pPr>
+            <w:r>
+              <w:rPr>
+                <w:rFonts w:ascii="Times New Roman" w:hAnsi="Times New Roman"/>
+                <w:b w:val="0"/>
+                <w:i w:val="0"/>
+                <w:sz w:val="18"/>
+              </w:rPr>
+              <w:t>1.54</w:t>
+            </w:r>
+          </w:p>
+        </w:tc>
+        <w:tc>
+          <w:tcPr>
+            <w:tcW w:type="dxa" w:w="1296"/>
+          </w:tcPr>
+          <w:p>
+            <w:pPr>
+              <w:jc w:val="center"/>
+            </w:pPr>
+            <w:r>
+              <w:rPr>
+                <w:rFonts w:ascii="Times New Roman" w:hAnsi="Times New Roman"/>
+                <w:b w:val="0"/>
+                <w:i w:val="0"/>
+                <w:sz w:val="18"/>
+              </w:rPr>
+              <w:t>756</w:t>
+            </w:r>
+          </w:p>
+        </w:tc>
+        <w:tc>
+          <w:tcPr>
+            <w:tcW w:type="dxa" w:w="1296"/>
+          </w:tcPr>
+          <w:p>
+            <w:pPr>
+              <w:jc w:val="center"/>
+            </w:pPr>
+            <w:r>
+              <w:rPr>
+                <w:rFonts w:ascii="Times New Roman" w:hAnsi="Times New Roman"/>
+                <w:b w:val="0"/>
+                <w:i w:val="0"/>
+                <w:sz w:val="18"/>
+              </w:rPr>
+              <w:t>43.7</w:t>
+            </w:r>
+          </w:p>
+        </w:tc>
+      </w:tr>
+      <w:tr>
+        <w:tc>
+          <w:tcPr>
+            <w:tcW w:type="dxa" w:w="3456"/>
+          </w:tcPr>
+          <w:p>
+            <w:pPr>
+              <w:jc w:val="left"/>
+            </w:pPr>
+            <w:r>
+              <w:rPr>
+                <w:rFonts w:ascii="Times New Roman" w:hAnsi="Times New Roman"/>
+                <w:b w:val="0"/>
+                <w:i w:val="0"/>
+                <w:sz w:val="18"/>
+              </w:rPr>
+              <w:t>Sikkim</w:t>
+            </w:r>
+          </w:p>
+        </w:tc>
+        <w:tc>
+          <w:tcPr>
+            <w:tcW w:type="dxa" w:w="1296"/>
+          </w:tcPr>
+          <w:p>
+            <w:pPr>
+              <w:jc w:val="center"/>
+            </w:pPr>
+            <w:r>
+              <w:rPr>
+                <w:rFonts w:ascii="Times New Roman" w:hAnsi="Times New Roman"/>
+                <w:b w:val="0"/>
+                <w:i w:val="0"/>
+                <w:sz w:val="18"/>
+              </w:rPr>
+              <w:t>1.45</w:t>
+            </w:r>
+          </w:p>
+        </w:tc>
+        <w:tc>
+          <w:tcPr>
+            <w:tcW w:type="dxa" w:w="1296"/>
+          </w:tcPr>
+          <w:p>
+            <w:pPr>
+              <w:jc w:val="center"/>
+            </w:pPr>
+            <w:r>
+              <w:rPr>
+                <w:rFonts w:ascii="Times New Roman" w:hAnsi="Times New Roman"/>
+                <w:b w:val="0"/>
+                <w:i w:val="0"/>
+                <w:sz w:val="18"/>
+              </w:rPr>
+              <w:t>727</w:t>
+            </w:r>
+          </w:p>
+        </w:tc>
+        <w:tc>
+          <w:tcPr>
+            <w:tcW w:type="dxa" w:w="1296"/>
+          </w:tcPr>
+          <w:p>
+            <w:pPr>
+              <w:jc w:val="center"/>
+            </w:pPr>
+            <w:r>
+              <w:rPr>
+                <w:rFonts w:ascii="Times New Roman" w:hAnsi="Times New Roman"/>
+                <w:b w:val="0"/>
+                <w:i w:val="0"/>
+                <w:sz w:val="18"/>
+              </w:rPr>
+              <w:t>40.7</w:t>
+            </w:r>
+          </w:p>
+        </w:tc>
+      </w:tr>
+      <w:tr>
+        <w:tc>
+          <w:tcPr>
+            <w:tcW w:type="dxa" w:w="3456"/>
+          </w:tcPr>
+          <w:p>
+            <w:pPr>
+              <w:jc w:val="left"/>
+            </w:pPr>
+            <w:r>
+              <w:rPr>
+                <w:rFonts w:ascii="Times New Roman" w:hAnsi="Times New Roman"/>
+                <w:b w:val="0"/>
+                <w:i w:val="0"/>
+                <w:sz w:val="18"/>
+              </w:rPr>
+              <w:t>West Bengal</w:t>
+            </w:r>
+          </w:p>
+        </w:tc>
+        <w:tc>
+          <w:tcPr>
+            <w:tcW w:type="dxa" w:w="1296"/>
+          </w:tcPr>
+          <w:p>
+            <w:pPr>
+              <w:jc w:val="center"/>
+            </w:pPr>
+            <w:r>
+              <w:rPr>
+                <w:rFonts w:ascii="Times New Roman" w:hAnsi="Times New Roman"/>
+                <w:b w:val="0"/>
+                <w:i w:val="0"/>
+                <w:sz w:val="18"/>
+              </w:rPr>
+              <w:t>1.42</w:t>
+            </w:r>
+          </w:p>
+        </w:tc>
+        <w:tc>
+          <w:tcPr>
+            <w:tcW w:type="dxa" w:w="1296"/>
+          </w:tcPr>
+          <w:p>
+            <w:pPr>
+              <w:jc w:val="center"/>
+            </w:pPr>
+            <w:r>
+              <w:rPr>
+                <w:rFonts w:ascii="Times New Roman" w:hAnsi="Times New Roman"/>
+                <w:b w:val="0"/>
+                <w:i w:val="0"/>
+                <w:sz w:val="18"/>
+              </w:rPr>
+              <w:t>835</w:t>
+            </w:r>
+          </w:p>
+        </w:tc>
+        <w:tc>
+          <w:tcPr>
+            <w:tcW w:type="dxa" w:w="1296"/>
+          </w:tcPr>
+          <w:p>
+            <w:pPr>
+              <w:jc w:val="center"/>
+            </w:pPr>
+            <w:r>
+              <w:rPr>
+                <w:rFonts w:ascii="Times New Roman" w:hAnsi="Times New Roman"/>
+                <w:b w:val="0"/>
+                <w:i w:val="0"/>
+                <w:sz w:val="18"/>
+              </w:rPr>
+              <w:t>58.9</w:t>
+            </w:r>
+          </w:p>
+        </w:tc>
+      </w:tr>
+      <w:tr>
+        <w:tc>
+          <w:tcPr>
+            <w:tcW w:type="dxa" w:w="3456"/>
+          </w:tcPr>
+          <w:p>
+            <w:pPr>
+              <w:jc w:val="left"/>
+            </w:pPr>
+            <w:r>
+              <w:rPr>
+                <w:rFonts w:ascii="Times New Roman" w:hAnsi="Times New Roman"/>
+                <w:b w:val="0"/>
+                <w:i w:val="0"/>
+                <w:sz w:val="18"/>
+              </w:rPr>
+              <w:t>Goa</w:t>
+            </w:r>
+          </w:p>
+        </w:tc>
+        <w:tc>
+          <w:tcPr>
+            <w:tcW w:type="dxa" w:w="1296"/>
+          </w:tcPr>
+          <w:p>
+            <w:pPr>
+              <w:jc w:val="center"/>
+            </w:pPr>
+            <w:r>
+              <w:rPr>
+                <w:rFonts w:ascii="Times New Roman" w:hAnsi="Times New Roman"/>
+                <w:b w:val="0"/>
+                <w:i w:val="0"/>
+                <w:sz w:val="18"/>
+              </w:rPr>
+              <w:t>0.88</w:t>
+            </w:r>
+          </w:p>
+        </w:tc>
+        <w:tc>
+          <w:tcPr>
+            <w:tcW w:type="dxa" w:w="1296"/>
+          </w:tcPr>
+          <w:p>
+            <w:pPr>
+              <w:jc w:val="center"/>
+            </w:pPr>
+            <w:r>
+              <w:rPr>
+                <w:rFonts w:ascii="Times New Roman" w:hAnsi="Times New Roman"/>
+                <w:b w:val="0"/>
+                <w:i w:val="0"/>
+                <w:sz w:val="18"/>
+              </w:rPr>
+              <w:t>953</w:t>
+            </w:r>
+          </w:p>
+        </w:tc>
+        <w:tc>
+          <w:tcPr>
+            <w:tcW w:type="dxa" w:w="1296"/>
+          </w:tcPr>
+          <w:p>
+            <w:pPr>
+              <w:jc w:val="center"/>
+            </w:pPr>
+            <w:r>
+              <w:rPr>
+                <w:rFonts w:ascii="Times New Roman" w:hAnsi="Times New Roman"/>
+                <w:b w:val="0"/>
+                <w:i w:val="0"/>
+                <w:sz w:val="18"/>
+              </w:rPr>
+              <w:t>88.7</w:t>
+            </w:r>
+          </w:p>
+        </w:tc>
+      </w:tr>
+      <w:tr>
+        <w:tc>
+          <w:tcPr>
+            <w:tcW w:type="dxa" w:w="3456"/>
+          </w:tcPr>
+          <w:p>
+            <w:pPr>
+              <w:jc w:val="left"/>
+            </w:pPr>
+            <w:r>
+              <w:rPr>
+                <w:rFonts w:ascii="Times New Roman" w:hAnsi="Times New Roman"/>
+                <w:b w:val="0"/>
+                <w:i w:val="0"/>
+                <w:sz w:val="18"/>
+              </w:rPr>
+              <w:t>Karnataka</w:t>
+            </w:r>
+          </w:p>
+        </w:tc>
+        <w:tc>
+          <w:tcPr>
+            <w:tcW w:type="dxa" w:w="1296"/>
+          </w:tcPr>
+          <w:p>
+            <w:pPr>
+              <w:jc w:val="center"/>
+            </w:pPr>
+            <w:r>
+              <w:rPr>
+                <w:rFonts w:ascii="Times New Roman" w:hAnsi="Times New Roman"/>
+                <w:b w:val="0"/>
+                <w:i w:val="0"/>
+                <w:sz w:val="18"/>
+              </w:rPr>
+              <w:t>0.71</w:t>
+            </w:r>
+          </w:p>
+        </w:tc>
+        <w:tc>
+          <w:tcPr>
+            <w:tcW w:type="dxa" w:w="1296"/>
+          </w:tcPr>
+          <w:p>
+            <w:pPr>
+              <w:jc w:val="center"/>
+            </w:pPr>
+            <w:r>
+              <w:rPr>
+                <w:rFonts w:ascii="Times New Roman" w:hAnsi="Times New Roman"/>
+                <w:b w:val="0"/>
+                <w:i w:val="0"/>
+                <w:sz w:val="18"/>
+              </w:rPr>
+              <w:t>895</w:t>
+            </w:r>
+          </w:p>
+        </w:tc>
+        <w:tc>
+          <w:tcPr>
+            <w:tcW w:type="dxa" w:w="1296"/>
+          </w:tcPr>
+          <w:p>
+            <w:pPr>
+              <w:jc w:val="center"/>
+            </w:pPr>
+            <w:r>
+              <w:rPr>
+                <w:rFonts w:ascii="Times New Roman" w:hAnsi="Times New Roman"/>
+                <w:b w:val="0"/>
+                <w:i w:val="0"/>
+                <w:sz w:val="18"/>
+              </w:rPr>
+              <w:t>82.8</w:t>
+            </w:r>
+          </w:p>
+        </w:tc>
+      </w:tr>
+      <w:tr>
+        <w:tc>
+          <w:tcPr>
+            <w:tcW w:type="dxa" w:w="3456"/>
+          </w:tcPr>
+          <w:p>
+            <w:pPr>
+              <w:jc w:val="left"/>
+            </w:pPr>
+            <w:r>
+              <w:rPr>
+                <w:rFonts w:ascii="Times New Roman" w:hAnsi="Times New Roman"/>
+                <w:b w:val="0"/>
+                <w:i w:val="0"/>
+                <w:sz w:val="18"/>
+              </w:rPr>
+              <w:t>Rajasthan</w:t>
+            </w:r>
+          </w:p>
+        </w:tc>
+        <w:tc>
+          <w:tcPr>
+            <w:tcW w:type="dxa" w:w="1296"/>
+          </w:tcPr>
+          <w:p>
+            <w:pPr>
+              <w:jc w:val="center"/>
+            </w:pPr>
+            <w:r>
+              <w:rPr>
+                <w:rFonts w:ascii="Times New Roman" w:hAnsi="Times New Roman"/>
+                <w:b w:val="0"/>
+                <w:i w:val="0"/>
+                <w:sz w:val="18"/>
+              </w:rPr>
+              <w:t>0.42</w:t>
+            </w:r>
+          </w:p>
+        </w:tc>
+        <w:tc>
+          <w:tcPr>
+            <w:tcW w:type="dxa" w:w="1296"/>
+          </w:tcPr>
+          <w:p>
+            <w:pPr>
+              <w:jc w:val="center"/>
+            </w:pPr>
+            <w:r>
+              <w:rPr>
+                <w:rFonts w:ascii="Times New Roman" w:hAnsi="Times New Roman"/>
+                <w:b w:val="0"/>
+                <w:i w:val="0"/>
+                <w:sz w:val="18"/>
+              </w:rPr>
+              <w:t>679</w:t>
+            </w:r>
+          </w:p>
+        </w:tc>
+        <w:tc>
+          <w:tcPr>
+            <w:tcW w:type="dxa" w:w="1296"/>
+          </w:tcPr>
+          <w:p>
+            <w:pPr>
+              <w:jc w:val="center"/>
+            </w:pPr>
+            <w:r>
+              <w:rPr>
+                <w:rFonts w:ascii="Times New Roman" w:hAnsi="Times New Roman"/>
+                <w:b w:val="0"/>
+                <w:i w:val="0"/>
+                <w:sz w:val="18"/>
+              </w:rPr>
+              <w:t>53.2</w:t>
+            </w:r>
+          </w:p>
+        </w:tc>
+      </w:tr>
+      <w:tr>
+        <w:tc>
+          <w:tcPr>
+            <w:tcW w:type="dxa" w:w="3456"/>
+          </w:tcPr>
+          <w:p>
+            <w:pPr>
+              <w:jc w:val="left"/>
+            </w:pPr>
+            <w:r>
+              <w:rPr>
+                <w:rFonts w:ascii="Times New Roman" w:hAnsi="Times New Roman"/>
+                <w:b w:val="0"/>
+                <w:i w:val="0"/>
+                <w:sz w:val="18"/>
+              </w:rPr>
+              <w:t>Mizoram</w:t>
+            </w:r>
+          </w:p>
+        </w:tc>
+        <w:tc>
+          <w:tcPr>
+            <w:tcW w:type="dxa" w:w="1296"/>
+          </w:tcPr>
+          <w:p>
+            <w:pPr>
+              <w:jc w:val="center"/>
+            </w:pPr>
+            <w:r>
+              <w:rPr>
+                <w:rFonts w:ascii="Times New Roman" w:hAnsi="Times New Roman"/>
+                <w:b w:val="0"/>
+                <w:i w:val="0"/>
+                <w:sz w:val="18"/>
+              </w:rPr>
+              <w:t>0.38</w:t>
+            </w:r>
+          </w:p>
+        </w:tc>
+        <w:tc>
+          <w:tcPr>
+            <w:tcW w:type="dxa" w:w="1296"/>
+          </w:tcPr>
+          <w:p>
+            <w:pPr>
+              <w:jc w:val="center"/>
+            </w:pPr>
+            <w:r>
+              <w:rPr>
+                <w:rFonts w:ascii="Times New Roman" w:hAnsi="Times New Roman"/>
+                <w:b w:val="0"/>
+                <w:i w:val="0"/>
+                <w:sz w:val="18"/>
+              </w:rPr>
+              <w:t>581</w:t>
+            </w:r>
+          </w:p>
+        </w:tc>
+        <w:tc>
+          <w:tcPr>
+            <w:tcW w:type="dxa" w:w="1296"/>
+          </w:tcPr>
+          <w:p>
+            <w:pPr>
+              <w:jc w:val="center"/>
+            </w:pPr>
+            <w:r>
+              <w:rPr>
+                <w:rFonts w:ascii="Times New Roman" w:hAnsi="Times New Roman"/>
+                <w:b w:val="0"/>
+                <w:i w:val="0"/>
+                <w:sz w:val="18"/>
+              </w:rPr>
+              <w:t>38.1</w:t>
+            </w:r>
+          </w:p>
+        </w:tc>
+      </w:tr>
+      <w:tr>
+        <w:tc>
+          <w:tcPr>
+            <w:tcW w:type="dxa" w:w="3456"/>
+          </w:tcPr>
+          <w:p>
+            <w:pPr>
+              <w:jc w:val="left"/>
+            </w:pPr>
+            <w:r>
+              <w:rPr>
+                <w:rFonts w:ascii="Times New Roman" w:hAnsi="Times New Roman"/>
+                <w:b w:val="0"/>
+                <w:i w:val="0"/>
+                <w:sz w:val="18"/>
+              </w:rPr>
+              <w:t>Delhi</w:t>
+            </w:r>
+          </w:p>
+        </w:tc>
+        <w:tc>
+          <w:tcPr>
+            <w:tcW w:type="dxa" w:w="1296"/>
+          </w:tcPr>
+          <w:p>
+            <w:pPr>
+              <w:jc w:val="center"/>
+            </w:pPr>
+            <w:r>
+              <w:rPr>
+                <w:rFonts w:ascii="Times New Roman" w:hAnsi="Times New Roman"/>
+                <w:b w:val="0"/>
+                <w:i w:val="0"/>
+                <w:sz w:val="18"/>
+              </w:rPr>
+              <w:t>0.20</w:t>
+            </w:r>
+          </w:p>
+        </w:tc>
+        <w:tc>
+          <w:tcPr>
+            <w:tcW w:type="dxa" w:w="1296"/>
+          </w:tcPr>
+          <w:p>
+            <w:pPr>
+              <w:jc w:val="center"/>
+            </w:pPr>
+            <w:r>
+              <w:rPr>
+                <w:rFonts w:ascii="Times New Roman" w:hAnsi="Times New Roman"/>
+                <w:b w:val="0"/>
+                <w:i w:val="0"/>
+                <w:sz w:val="18"/>
+              </w:rPr>
+              <w:t>582</w:t>
+            </w:r>
+          </w:p>
+        </w:tc>
+        <w:tc>
+          <w:tcPr>
+            <w:tcW w:type="dxa" w:w="1296"/>
+          </w:tcPr>
+          <w:p>
+            <w:pPr>
+              <w:jc w:val="center"/>
+            </w:pPr>
+            <w:r>
+              <w:rPr>
+                <w:rFonts w:ascii="Times New Roman" w:hAnsi="Times New Roman"/>
+                <w:b w:val="0"/>
+                <w:i w:val="0"/>
+                <w:sz w:val="18"/>
+              </w:rPr>
+              <w:t>41.8</w:t>
+            </w:r>
+          </w:p>
+        </w:tc>
+      </w:tr>
+      <w:tr>
+        <w:tc>
+          <w:tcPr>
+            <w:tcW w:type="dxa" w:w="3456"/>
+          </w:tcPr>
+          <w:p>
+            <w:pPr>
+              <w:jc w:val="left"/>
+            </w:pPr>
+            <w:r>
+              <w:rPr>
+                <w:rFonts w:ascii="Times New Roman" w:hAnsi="Times New Roman"/>
+                <w:b w:val="0"/>
+                <w:i w:val="0"/>
+                <w:sz w:val="18"/>
+              </w:rPr>
+              <w:t>Punjab</w:t>
+            </w:r>
+          </w:p>
+        </w:tc>
+        <w:tc>
+          <w:tcPr>
+            <w:tcW w:type="dxa" w:w="1296"/>
+          </w:tcPr>
+          <w:p>
+            <w:pPr>
+              <w:jc w:val="center"/>
+            </w:pPr>
+            <w:r>
+              <w:rPr>
+                <w:rFonts w:ascii="Times New Roman" w:hAnsi="Times New Roman"/>
+                <w:b w:val="0"/>
+                <w:i w:val="0"/>
+                <w:sz w:val="18"/>
+              </w:rPr>
+              <w:t>0.18</w:t>
+            </w:r>
+          </w:p>
+        </w:tc>
+        <w:tc>
+          <w:tcPr>
+            <w:tcW w:type="dxa" w:w="1296"/>
+          </w:tcPr>
+          <w:p>
+            <w:pPr>
+              <w:jc w:val="center"/>
+            </w:pPr>
+            <w:r>
+              <w:rPr>
+                <w:rFonts w:ascii="Times New Roman" w:hAnsi="Times New Roman"/>
+                <w:b w:val="0"/>
+                <w:i w:val="0"/>
+                <w:sz w:val="18"/>
+              </w:rPr>
+              <w:t>739</w:t>
+            </w:r>
+          </w:p>
+        </w:tc>
+        <w:tc>
+          <w:tcPr>
+            <w:tcW w:type="dxa" w:w="1296"/>
+          </w:tcPr>
+          <w:p>
+            <w:pPr>
+              <w:jc w:val="center"/>
+            </w:pPr>
+            <w:r>
+              <w:rPr>
+                <w:rFonts w:ascii="Times New Roman" w:hAnsi="Times New Roman"/>
+                <w:b w:val="0"/>
+                <w:i w:val="0"/>
+                <w:sz w:val="18"/>
+              </w:rPr>
+              <w:t>67.7</w:t>
+            </w:r>
+          </w:p>
+        </w:tc>
+      </w:tr>
+      <w:tr>
+        <w:tc>
+          <w:tcPr>
+            <w:tcW w:type="dxa" w:w="3456"/>
+          </w:tcPr>
+          <w:p>
+            <w:pPr>
+              <w:jc w:val="left"/>
+            </w:pPr>
+            <w:r>
+              <w:rPr>
+                <w:rFonts w:ascii="Times New Roman" w:hAnsi="Times New Roman"/>
+                <w:b w:val="0"/>
+                <w:i w:val="0"/>
+                <w:sz w:val="18"/>
+              </w:rPr>
+              <w:t>Other Union Territories</w:t>
+            </w:r>
+          </w:p>
+        </w:tc>
+        <w:tc>
+          <w:tcPr>
+            <w:tcW w:type="dxa" w:w="1296"/>
+          </w:tcPr>
+          <w:p>
+            <w:pPr>
+              <w:jc w:val="center"/>
+            </w:pPr>
+            <w:r>
+              <w:rPr>
+                <w:rFonts w:ascii="Times New Roman" w:hAnsi="Times New Roman"/>
+                <w:b w:val="0"/>
+                <w:i w:val="0"/>
+                <w:sz w:val="18"/>
+              </w:rPr>
+              <w:t>0.17</w:t>
+            </w:r>
+          </w:p>
+        </w:tc>
+        <w:tc>
+          <w:tcPr>
+            <w:tcW w:type="dxa" w:w="1296"/>
+          </w:tcPr>
+          <w:p>
+            <w:pPr>
+              <w:jc w:val="center"/>
+            </w:pPr>
+            <w:r>
+              <w:rPr>
+                <w:rFonts w:ascii="Times New Roman" w:hAnsi="Times New Roman"/>
+                <w:b w:val="0"/>
+                <w:i w:val="0"/>
+                <w:sz w:val="18"/>
+              </w:rPr>
+              <w:t>783</w:t>
+            </w:r>
+          </w:p>
+        </w:tc>
+        <w:tc>
+          <w:tcPr>
+            <w:tcW w:type="dxa" w:w="1296"/>
+          </w:tcPr>
+          <w:p>
+            <w:pPr>
+              <w:jc w:val="center"/>
+            </w:pPr>
+            <w:r>
+              <w:rPr>
+                <w:rFonts w:ascii="Times New Roman" w:hAnsi="Times New Roman"/>
+                <w:b w:val="0"/>
+                <w:i w:val="0"/>
+                <w:sz w:val="18"/>
+              </w:rPr>
+              <w:t>75.1</w:t>
+            </w:r>
+          </w:p>
+        </w:tc>
+      </w:tr>
+      <w:tr>
+        <w:tc>
+          <w:tcPr>
+            <w:tcW w:type="dxa" w:w="3456"/>
+          </w:tcPr>
+          <w:p>
+            <w:pPr>
+              <w:jc w:val="left"/>
+            </w:pPr>
+            <w:r>
+              <w:rPr>
+                <w:rFonts w:ascii="Times New Roman" w:hAnsi="Times New Roman"/>
+                <w:b w:val="0"/>
+                <w:i w:val="0"/>
+                <w:sz w:val="18"/>
+              </w:rPr>
+              <w:t>Assam</w:t>
+            </w:r>
+          </w:p>
+        </w:tc>
+        <w:tc>
+          <w:tcPr>
+            <w:tcW w:type="dxa" w:w="1296"/>
+          </w:tcPr>
+          <w:p>
+            <w:pPr>
+              <w:jc w:val="center"/>
+            </w:pPr>
+            <w:r>
+              <w:rPr>
+                <w:rFonts w:ascii="Times New Roman" w:hAnsi="Times New Roman"/>
+                <w:b w:val="0"/>
+                <w:i w:val="0"/>
+                <w:sz w:val="18"/>
+              </w:rPr>
+              <w:t>0.08</w:t>
+            </w:r>
+          </w:p>
+        </w:tc>
+        <w:tc>
+          <w:tcPr>
+            <w:tcW w:type="dxa" w:w="1296"/>
+          </w:tcPr>
+          <w:p>
+            <w:pPr>
+              <w:jc w:val="center"/>
+            </w:pPr>
+            <w:r>
+              <w:rPr>
+                <w:rFonts w:ascii="Times New Roman" w:hAnsi="Times New Roman"/>
+                <w:b w:val="0"/>
+                <w:i w:val="0"/>
+                <w:sz w:val="18"/>
+              </w:rPr>
+              <w:t>702</w:t>
+            </w:r>
+          </w:p>
+        </w:tc>
+        <w:tc>
+          <w:tcPr>
+            <w:tcW w:type="dxa" w:w="1296"/>
+          </w:tcPr>
+          <w:p>
+            <w:pPr>
+              <w:jc w:val="center"/>
+            </w:pPr>
+            <w:r>
+              <w:rPr>
+                <w:rFonts w:ascii="Times New Roman" w:hAnsi="Times New Roman"/>
+                <w:b w:val="0"/>
+                <w:i w:val="0"/>
+                <w:sz w:val="18"/>
+              </w:rPr>
+              <w:t>63.6</w:t>
+            </w:r>
+          </w:p>
+        </w:tc>
+      </w:tr>
+      <w:tr>
+        <w:tc>
+          <w:tcPr>
+            <w:tcW w:type="dxa" w:w="3456"/>
+          </w:tcPr>
+          <w:p>
+            <w:pPr>
+              <w:jc w:val="left"/>
+            </w:pPr>
+            <w:r>
+              <w:rPr>
+                <w:rFonts w:ascii="Times New Roman" w:hAnsi="Times New Roman"/>
+                <w:b w:val="0"/>
+                <w:i w:val="0"/>
+                <w:sz w:val="18"/>
+              </w:rPr>
+              <w:t>Uttar Pradesh</w:t>
+            </w:r>
+          </w:p>
+        </w:tc>
+        <w:tc>
+          <w:tcPr>
+            <w:tcW w:type="dxa" w:w="1296"/>
+          </w:tcPr>
+          <w:p>
+            <w:pPr>
+              <w:jc w:val="center"/>
+            </w:pPr>
+            <w:r>
+              <w:rPr>
+                <w:rFonts w:ascii="Times New Roman" w:hAnsi="Times New Roman"/>
+                <w:b w:val="0"/>
+                <w:i w:val="0"/>
+                <w:sz w:val="18"/>
+              </w:rPr>
+              <w:t>-0.10</w:t>
+            </w:r>
+          </w:p>
+        </w:tc>
+        <w:tc>
+          <w:tcPr>
+            <w:tcW w:type="dxa" w:w="1296"/>
+          </w:tcPr>
+          <w:p>
+            <w:pPr>
+              <w:jc w:val="center"/>
+            </w:pPr>
+            <w:r>
+              <w:rPr>
+                <w:rFonts w:ascii="Times New Roman" w:hAnsi="Times New Roman"/>
+                <w:b w:val="0"/>
+                <w:i w:val="0"/>
+                <w:sz w:val="18"/>
+              </w:rPr>
+              <w:t>701</w:t>
+            </w:r>
+          </w:p>
+        </w:tc>
+        <w:tc>
+          <w:tcPr>
+            <w:tcW w:type="dxa" w:w="1296"/>
+          </w:tcPr>
+          <w:p>
+            <w:pPr>
+              <w:jc w:val="center"/>
+            </w:pPr>
+            <w:r>
+              <w:rPr>
+                <w:rFonts w:ascii="Times New Roman" w:hAnsi="Times New Roman"/>
+                <w:b w:val="0"/>
+                <w:i w:val="0"/>
+                <w:sz w:val="18"/>
+              </w:rPr>
+              <w:t>67.1</w:t>
+            </w:r>
+          </w:p>
+        </w:tc>
+      </w:tr>
+      <w:tr>
+        <w:tc>
+          <w:tcPr>
+            <w:tcW w:type="dxa" w:w="3456"/>
+          </w:tcPr>
+          <w:p>
+            <w:pPr>
+              <w:jc w:val="left"/>
+            </w:pPr>
+            <w:r>
+              <w:rPr>
+                <w:rFonts w:ascii="Times New Roman" w:hAnsi="Times New Roman"/>
+                <w:b w:val="0"/>
+                <w:i w:val="0"/>
+                <w:sz w:val="18"/>
+              </w:rPr>
+              <w:t>Nagaland</w:t>
+            </w:r>
+          </w:p>
+        </w:tc>
+        <w:tc>
+          <w:tcPr>
+            <w:tcW w:type="dxa" w:w="1296"/>
+          </w:tcPr>
+          <w:p>
+            <w:pPr>
+              <w:jc w:val="center"/>
+            </w:pPr>
+            <w:r>
+              <w:rPr>
+                <w:rFonts w:ascii="Times New Roman" w:hAnsi="Times New Roman"/>
+                <w:b w:val="0"/>
+                <w:i w:val="0"/>
+                <w:sz w:val="18"/>
+              </w:rPr>
+              <w:t>-0.16</w:t>
+            </w:r>
+          </w:p>
+        </w:tc>
+        <w:tc>
+          <w:tcPr>
+            <w:tcW w:type="dxa" w:w="1296"/>
+          </w:tcPr>
+          <w:p>
+            <w:pPr>
+              <w:jc w:val="center"/>
+            </w:pPr>
+            <w:r>
+              <w:rPr>
+                <w:rFonts w:ascii="Times New Roman" w:hAnsi="Times New Roman"/>
+                <w:b w:val="0"/>
+                <w:i w:val="0"/>
+                <w:sz w:val="18"/>
+              </w:rPr>
+              <w:t>607</w:t>
+            </w:r>
+          </w:p>
+        </w:tc>
+        <w:tc>
+          <w:tcPr>
+            <w:tcW w:type="dxa" w:w="1296"/>
+          </w:tcPr>
+          <w:p>
+            <w:pPr>
+              <w:jc w:val="center"/>
+            </w:pPr>
+            <w:r>
+              <w:rPr>
+                <w:rFonts w:ascii="Times New Roman" w:hAnsi="Times New Roman"/>
+                <w:b w:val="0"/>
+                <w:i w:val="0"/>
+                <w:sz w:val="18"/>
+              </w:rPr>
+              <w:t>53.0</w:t>
+            </w:r>
+          </w:p>
+        </w:tc>
+      </w:tr>
+      <w:tr>
+        <w:tc>
+          <w:tcPr>
+            <w:tcW w:type="dxa" w:w="3456"/>
+          </w:tcPr>
+          <w:p>
+            <w:pPr>
+              <w:jc w:val="left"/>
+            </w:pPr>
+            <w:r>
+              <w:rPr>
+                <w:rFonts w:ascii="Times New Roman" w:hAnsi="Times New Roman"/>
+                <w:b w:val="0"/>
+                <w:i w:val="0"/>
+                <w:sz w:val="18"/>
+              </w:rPr>
+              <w:t>Haryana</w:t>
+            </w:r>
+          </w:p>
+        </w:tc>
+        <w:tc>
+          <w:tcPr>
+            <w:tcW w:type="dxa" w:w="1296"/>
+          </w:tcPr>
+          <w:p>
+            <w:pPr>
+              <w:jc w:val="center"/>
+            </w:pPr>
+            <w:r>
+              <w:rPr>
+                <w:rFonts w:ascii="Times New Roman" w:hAnsi="Times New Roman"/>
+                <w:b w:val="0"/>
+                <w:i w:val="0"/>
+                <w:sz w:val="18"/>
+              </w:rPr>
+              <w:t>-0.21</w:t>
+            </w:r>
+          </w:p>
+        </w:tc>
+        <w:tc>
+          <w:tcPr>
+            <w:tcW w:type="dxa" w:w="1296"/>
+          </w:tcPr>
+          <w:p>
+            <w:pPr>
+              <w:jc w:val="center"/>
+            </w:pPr>
+            <w:r>
+              <w:rPr>
+                <w:rFonts w:ascii="Times New Roman" w:hAnsi="Times New Roman"/>
+                <w:b w:val="0"/>
+                <w:i w:val="0"/>
+                <w:sz w:val="18"/>
+              </w:rPr>
+              <w:t>808</w:t>
+            </w:r>
+          </w:p>
+        </w:tc>
+        <w:tc>
+          <w:tcPr>
+            <w:tcW w:type="dxa" w:w="1296"/>
+          </w:tcPr>
+          <w:p>
+            <w:pPr>
+              <w:jc w:val="center"/>
+            </w:pPr>
+            <w:r>
+              <w:rPr>
+                <w:rFonts w:ascii="Times New Roman" w:hAnsi="Times New Roman"/>
+                <w:b w:val="0"/>
+                <w:i w:val="0"/>
+                <w:sz w:val="18"/>
+              </w:rPr>
+              <w:t>86.8</w:t>
+            </w:r>
+          </w:p>
+        </w:tc>
+      </w:tr>
+      <w:tr>
+        <w:tc>
+          <w:tcPr>
+            <w:tcW w:type="dxa" w:w="3456"/>
+          </w:tcPr>
+          <w:p>
+            <w:pPr>
+              <w:jc w:val="left"/>
+            </w:pPr>
+            <w:r>
+              <w:rPr>
+                <w:rFonts w:ascii="Times New Roman" w:hAnsi="Times New Roman"/>
+                <w:b w:val="0"/>
+                <w:i w:val="0"/>
+                <w:sz w:val="18"/>
+              </w:rPr>
+              <w:t>Arunachal Pradesh</w:t>
+            </w:r>
+          </w:p>
+        </w:tc>
+        <w:tc>
+          <w:tcPr>
+            <w:tcW w:type="dxa" w:w="1296"/>
+          </w:tcPr>
+          <w:p>
+            <w:pPr>
+              <w:jc w:val="center"/>
+            </w:pPr>
+            <w:r>
+              <w:rPr>
+                <w:rFonts w:ascii="Times New Roman" w:hAnsi="Times New Roman"/>
+                <w:b w:val="0"/>
+                <w:i w:val="0"/>
+                <w:sz w:val="18"/>
+              </w:rPr>
+              <w:t>-0.33</w:t>
+            </w:r>
+          </w:p>
+        </w:tc>
+        <w:tc>
+          <w:tcPr>
+            <w:tcW w:type="dxa" w:w="1296"/>
+          </w:tcPr>
+          <w:p>
+            <w:pPr>
+              <w:jc w:val="center"/>
+            </w:pPr>
+            <w:r>
+              <w:rPr>
+                <w:rFonts w:ascii="Times New Roman" w:hAnsi="Times New Roman"/>
+                <w:b w:val="0"/>
+                <w:i w:val="0"/>
+                <w:sz w:val="18"/>
+              </w:rPr>
+              <w:t>585</w:t>
+            </w:r>
+          </w:p>
+        </w:tc>
+        <w:tc>
+          <w:tcPr>
+            <w:tcW w:type="dxa" w:w="1296"/>
+          </w:tcPr>
+          <w:p>
+            <w:pPr>
+              <w:jc w:val="center"/>
+            </w:pPr>
+            <w:r>
+              <w:rPr>
+                <w:rFonts w:ascii="Times New Roman" w:hAnsi="Times New Roman"/>
+                <w:b w:val="0"/>
+                <w:i w:val="0"/>
+                <w:sz w:val="18"/>
+              </w:rPr>
+              <w:t>52.9</w:t>
+            </w:r>
+          </w:p>
+        </w:tc>
+      </w:tr>
+      <w:tr>
+        <w:tc>
+          <w:tcPr>
+            <w:tcW w:type="dxa" w:w="3456"/>
+          </w:tcPr>
+          <w:p>
+            <w:pPr>
+              <w:jc w:val="left"/>
+            </w:pPr>
+            <w:r>
+              <w:rPr>
+                <w:rFonts w:ascii="Times New Roman" w:hAnsi="Times New Roman"/>
+                <w:b w:val="0"/>
+                <w:i w:val="0"/>
+                <w:sz w:val="18"/>
+              </w:rPr>
+              <w:t>Meghalaya</w:t>
+            </w:r>
+          </w:p>
+        </w:tc>
+        <w:tc>
+          <w:tcPr>
+            <w:tcW w:type="dxa" w:w="1296"/>
+          </w:tcPr>
+          <w:p>
+            <w:pPr>
+              <w:jc w:val="center"/>
+            </w:pPr>
+            <w:r>
+              <w:rPr>
+                <w:rFonts w:ascii="Times New Roman" w:hAnsi="Times New Roman"/>
+                <w:b w:val="0"/>
+                <w:i w:val="0"/>
+                <w:sz w:val="18"/>
+              </w:rPr>
+              <w:t>-0.42</w:t>
+            </w:r>
+          </w:p>
+        </w:tc>
+        <w:tc>
+          <w:tcPr>
+            <w:tcW w:type="dxa" w:w="1296"/>
+          </w:tcPr>
+          <w:p>
+            <w:pPr>
+              <w:jc w:val="center"/>
+            </w:pPr>
+            <w:r>
+              <w:rPr>
+                <w:rFonts w:ascii="Times New Roman" w:hAnsi="Times New Roman"/>
+                <w:b w:val="0"/>
+                <w:i w:val="0"/>
+                <w:sz w:val="18"/>
+              </w:rPr>
+              <w:t>538</w:t>
+            </w:r>
+          </w:p>
+        </w:tc>
+        <w:tc>
+          <w:tcPr>
+            <w:tcW w:type="dxa" w:w="1296"/>
+          </w:tcPr>
+          <w:p>
+            <w:pPr>
+              <w:jc w:val="center"/>
+            </w:pPr>
+            <w:r>
+              <w:rPr>
+                <w:rFonts w:ascii="Times New Roman" w:hAnsi="Times New Roman"/>
+                <w:b w:val="0"/>
+                <w:i w:val="0"/>
+                <w:sz w:val="18"/>
+              </w:rPr>
+              <w:t>46.9</w:t>
+            </w:r>
+          </w:p>
+        </w:tc>
+      </w:tr>
+      <w:tr>
+        <w:tc>
+          <w:tcPr>
+            <w:tcW w:type="dxa" w:w="3456"/>
+          </w:tcPr>
+          <w:p>
+            <w:pPr>
+              <w:jc w:val="left"/>
+            </w:pPr>
+            <w:r>
+              <w:rPr>
+                <w:rFonts w:ascii="Times New Roman" w:hAnsi="Times New Roman"/>
+                <w:b w:val="0"/>
+                <w:i w:val="0"/>
+                <w:sz w:val="18"/>
+              </w:rPr>
+              <w:t>Bihar</w:t>
+            </w:r>
+          </w:p>
+        </w:tc>
+        <w:tc>
+          <w:tcPr>
+            <w:tcW w:type="dxa" w:w="1296"/>
+          </w:tcPr>
+          <w:p>
+            <w:pPr>
+              <w:jc w:val="center"/>
+            </w:pPr>
+            <w:r>
+              <w:rPr>
+                <w:rFonts w:ascii="Times New Roman" w:hAnsi="Times New Roman"/>
+                <w:b w:val="0"/>
+                <w:i w:val="0"/>
+                <w:sz w:val="18"/>
+              </w:rPr>
+              <w:t>-0.49</w:t>
+            </w:r>
+          </w:p>
+        </w:tc>
+        <w:tc>
+          <w:tcPr>
+            <w:tcW w:type="dxa" w:w="1296"/>
+          </w:tcPr>
+          <w:p>
+            <w:pPr>
+              <w:jc w:val="center"/>
+            </w:pPr>
+            <w:r>
+              <w:rPr>
+                <w:rFonts w:ascii="Times New Roman" w:hAnsi="Times New Roman"/>
+                <w:b w:val="0"/>
+                <w:i w:val="0"/>
+                <w:sz w:val="18"/>
+              </w:rPr>
+              <w:t>593</w:t>
+            </w:r>
+          </w:p>
+        </w:tc>
+        <w:tc>
+          <w:tcPr>
+            <w:tcW w:type="dxa" w:w="1296"/>
+          </w:tcPr>
+          <w:p>
+            <w:pPr>
+              <w:jc w:val="center"/>
+            </w:pPr>
+            <w:r>
+              <w:rPr>
+                <w:rFonts w:ascii="Times New Roman" w:hAnsi="Times New Roman"/>
+                <w:b w:val="0"/>
+                <w:i w:val="0"/>
+                <w:sz w:val="18"/>
+              </w:rPr>
+              <w:t>57.1</w:t>
+            </w:r>
+          </w:p>
+        </w:tc>
+      </w:tr>
+      <w:tr>
+        <w:tc>
+          <w:tcPr>
+            <w:tcW w:type="dxa" w:w="3456"/>
+          </w:tcPr>
+          <w:p>
+            <w:pPr>
+              <w:jc w:val="left"/>
+            </w:pPr>
+            <w:r>
+              <w:rPr>
+                <w:rFonts w:ascii="Times New Roman" w:hAnsi="Times New Roman"/>
+                <w:b w:val="0"/>
+                <w:i w:val="0"/>
+                <w:sz w:val="18"/>
+              </w:rPr>
+              <w:t>Tripura</w:t>
+            </w:r>
+          </w:p>
+        </w:tc>
+        <w:tc>
+          <w:tcPr>
+            <w:tcW w:type="dxa" w:w="1296"/>
+          </w:tcPr>
+          <w:p>
+            <w:pPr>
+              <w:jc w:val="center"/>
+            </w:pPr>
+            <w:r>
+              <w:rPr>
+                <w:rFonts w:ascii="Times New Roman" w:hAnsi="Times New Roman"/>
+                <w:b w:val="0"/>
+                <w:i w:val="0"/>
+                <w:sz w:val="18"/>
+              </w:rPr>
+              <w:t>-0.50</w:t>
+            </w:r>
+          </w:p>
+        </w:tc>
+        <w:tc>
+          <w:tcPr>
+            <w:tcW w:type="dxa" w:w="1296"/>
+          </w:tcPr>
+          <w:p>
+            <w:pPr>
+              <w:jc w:val="center"/>
+            </w:pPr>
+            <w:r>
+              <w:rPr>
+                <w:rFonts w:ascii="Times New Roman" w:hAnsi="Times New Roman"/>
+                <w:b w:val="0"/>
+                <w:i w:val="0"/>
+                <w:sz w:val="18"/>
+              </w:rPr>
+              <w:t>632</w:t>
+            </w:r>
+          </w:p>
+        </w:tc>
+        <w:tc>
+          <w:tcPr>
+            <w:tcW w:type="dxa" w:w="1296"/>
+          </w:tcPr>
+          <w:p>
+            <w:pPr>
+              <w:jc w:val="center"/>
+            </w:pPr>
+            <w:r>
+              <w:rPr>
+                <w:rFonts w:ascii="Times New Roman" w:hAnsi="Times New Roman"/>
+                <w:b w:val="0"/>
+                <w:i w:val="0"/>
+                <w:sz w:val="18"/>
+              </w:rPr>
+              <w:t>63.8</w:t>
+            </w:r>
+          </w:p>
+        </w:tc>
+      </w:tr>
+      <w:tr>
+        <w:tc>
+          <w:tcPr>
+            <w:tcW w:type="dxa" w:w="3456"/>
+          </w:tcPr>
+          <w:p>
+            <w:pPr>
+              <w:jc w:val="left"/>
+            </w:pPr>
+            <w:r>
+              <w:rPr>
+                <w:rFonts w:ascii="Times New Roman" w:hAnsi="Times New Roman"/>
+                <w:b w:val="0"/>
+                <w:i w:val="0"/>
+                <w:sz w:val="18"/>
+              </w:rPr>
+              <w:t>Andhra Pradesh</w:t>
+            </w:r>
+          </w:p>
+        </w:tc>
+        <w:tc>
+          <w:tcPr>
+            <w:tcW w:type="dxa" w:w="1296"/>
+          </w:tcPr>
+          <w:p>
+            <w:pPr>
+              <w:jc w:val="center"/>
+            </w:pPr>
+            <w:r>
+              <w:rPr>
+                <w:rFonts w:ascii="Times New Roman" w:hAnsi="Times New Roman"/>
+                <w:b w:val="0"/>
+                <w:i w:val="0"/>
+                <w:sz w:val="18"/>
+              </w:rPr>
+              <w:t>-0.87</w:t>
+            </w:r>
+          </w:p>
+        </w:tc>
+        <w:tc>
+          <w:tcPr>
+            <w:tcW w:type="dxa" w:w="1296"/>
+          </w:tcPr>
+          <w:p>
+            <w:pPr>
+              <w:jc w:val="center"/>
+            </w:pPr>
+            <w:r>
+              <w:rPr>
+                <w:rFonts w:ascii="Times New Roman" w:hAnsi="Times New Roman"/>
+                <w:b w:val="0"/>
+                <w:i w:val="0"/>
+                <w:sz w:val="18"/>
+              </w:rPr>
+              <w:t>777</w:t>
+            </w:r>
+          </w:p>
+        </w:tc>
+        <w:tc>
+          <w:tcPr>
+            <w:tcW w:type="dxa" w:w="1296"/>
+          </w:tcPr>
+          <w:p>
+            <w:pPr>
+              <w:jc w:val="center"/>
+            </w:pPr>
+            <w:r>
+              <w:rPr>
+                <w:rFonts w:ascii="Times New Roman" w:hAnsi="Times New Roman"/>
+                <w:b w:val="0"/>
+                <w:i w:val="0"/>
+                <w:sz w:val="18"/>
+              </w:rPr>
+              <w:t>94.5</w:t>
+            </w:r>
+          </w:p>
+        </w:tc>
+      </w:tr>
+      <w:tr>
+        <w:tc>
+          <w:tcPr>
+            <w:tcW w:type="dxa" w:w="3456"/>
+          </w:tcPr>
+          <w:p>
+            <w:pPr>
+              <w:jc w:val="left"/>
+            </w:pPr>
+            <w:r>
+              <w:rPr>
+                <w:rFonts w:ascii="Times New Roman" w:hAnsi="Times New Roman"/>
+                <w:b w:val="0"/>
+                <w:i w:val="0"/>
+                <w:sz w:val="18"/>
+              </w:rPr>
+              <w:t>Odisha</w:t>
+            </w:r>
+          </w:p>
+        </w:tc>
+        <w:tc>
+          <w:tcPr>
+            <w:tcW w:type="dxa" w:w="1296"/>
+          </w:tcPr>
+          <w:p>
+            <w:pPr>
+              <w:jc w:val="center"/>
+            </w:pPr>
+            <w:r>
+              <w:rPr>
+                <w:rFonts w:ascii="Times New Roman" w:hAnsi="Times New Roman"/>
+                <w:b w:val="0"/>
+                <w:i w:val="0"/>
+                <w:sz w:val="18"/>
+              </w:rPr>
+              <w:t>-0.89</w:t>
+            </w:r>
+          </w:p>
+        </w:tc>
+        <w:tc>
+          <w:tcPr>
+            <w:tcW w:type="dxa" w:w="1296"/>
+          </w:tcPr>
+          <w:p>
+            <w:pPr>
+              <w:jc w:val="center"/>
+            </w:pPr>
+            <w:r>
+              <w:rPr>
+                <w:rFonts w:ascii="Times New Roman" w:hAnsi="Times New Roman"/>
+                <w:b w:val="0"/>
+                <w:i w:val="0"/>
+                <w:sz w:val="18"/>
+              </w:rPr>
+              <w:t>684</w:t>
+            </w:r>
+          </w:p>
+        </w:tc>
+        <w:tc>
+          <w:tcPr>
+            <w:tcW w:type="dxa" w:w="1296"/>
+          </w:tcPr>
+          <w:p>
+            <w:pPr>
+              <w:jc w:val="center"/>
+            </w:pPr>
+            <w:r>
+              <w:rPr>
+                <w:rFonts w:ascii="Times New Roman" w:hAnsi="Times New Roman"/>
+                <w:b w:val="0"/>
+                <w:i w:val="0"/>
+                <w:sz w:val="18"/>
+              </w:rPr>
+              <w:t>79.9</w:t>
+            </w:r>
+          </w:p>
+        </w:tc>
+      </w:tr>
+      <w:tr>
+        <w:tc>
+          <w:tcPr>
+            <w:tcW w:type="dxa" w:w="3456"/>
+          </w:tcPr>
+          <w:p>
+            <w:pPr>
+              <w:jc w:val="left"/>
+            </w:pPr>
+            <w:r>
+              <w:rPr>
+                <w:rFonts w:ascii="Times New Roman" w:hAnsi="Times New Roman"/>
+                <w:b w:val="0"/>
+                <w:i w:val="0"/>
+                <w:sz w:val="18"/>
+              </w:rPr>
+              <w:t>Madhya Pradesh</w:t>
+            </w:r>
+          </w:p>
+        </w:tc>
+        <w:tc>
+          <w:tcPr>
+            <w:tcW w:type="dxa" w:w="1296"/>
+          </w:tcPr>
+          <w:p>
+            <w:pPr>
+              <w:jc w:val="center"/>
+            </w:pPr>
+            <w:r>
+              <w:rPr>
+                <w:rFonts w:ascii="Times New Roman" w:hAnsi="Times New Roman"/>
+                <w:b w:val="0"/>
+                <w:i w:val="0"/>
+                <w:sz w:val="18"/>
+              </w:rPr>
+              <w:t>-0.99</w:t>
+            </w:r>
+          </w:p>
+        </w:tc>
+        <w:tc>
+          <w:tcPr>
+            <w:tcW w:type="dxa" w:w="1296"/>
+          </w:tcPr>
+          <w:p>
+            <w:pPr>
+              <w:jc w:val="center"/>
+            </w:pPr>
+            <w:r>
+              <w:rPr>
+                <w:rFonts w:ascii="Times New Roman" w:hAnsi="Times New Roman"/>
+                <w:b w:val="0"/>
+                <w:i w:val="0"/>
+                <w:sz w:val="18"/>
+              </w:rPr>
+              <w:t>635</w:t>
+            </w:r>
+          </w:p>
+        </w:tc>
+        <w:tc>
+          <w:tcPr>
+            <w:tcW w:type="dxa" w:w="1296"/>
+          </w:tcPr>
+          <w:p>
+            <w:pPr>
+              <w:jc w:val="center"/>
+            </w:pPr>
+            <w:r>
+              <w:rPr>
+                <w:rFonts w:ascii="Times New Roman" w:hAnsi="Times New Roman"/>
+                <w:b w:val="0"/>
+                <w:i w:val="0"/>
+                <w:sz w:val="18"/>
+              </w:rPr>
+              <w:t>73.9</w:t>
+            </w:r>
+          </w:p>
+        </w:tc>
+      </w:tr>
+      <w:tr>
+        <w:tc>
+          <w:tcPr>
+            <w:tcW w:type="dxa" w:w="3456"/>
+          </w:tcPr>
+          <w:p>
+            <w:pPr>
+              <w:jc w:val="left"/>
+            </w:pPr>
+            <w:r>
+              <w:rPr>
+                <w:rFonts w:ascii="Times New Roman" w:hAnsi="Times New Roman"/>
+                <w:b w:val="0"/>
+                <w:i w:val="0"/>
+                <w:sz w:val="18"/>
+              </w:rPr>
+              <w:t>Manipur</w:t>
+            </w:r>
+          </w:p>
+        </w:tc>
+        <w:tc>
+          <w:tcPr>
+            <w:tcW w:type="dxa" w:w="1296"/>
+          </w:tcPr>
+          <w:p>
+            <w:pPr>
+              <w:jc w:val="center"/>
+            </w:pPr>
+            <w:r>
+              <w:rPr>
+                <w:rFonts w:ascii="Times New Roman" w:hAnsi="Times New Roman"/>
+                <w:b w:val="0"/>
+                <w:i w:val="0"/>
+                <w:sz w:val="18"/>
+              </w:rPr>
+              <w:t>-1.00</w:t>
+            </w:r>
+          </w:p>
+        </w:tc>
+        <w:tc>
+          <w:tcPr>
+            <w:tcW w:type="dxa" w:w="1296"/>
+          </w:tcPr>
+          <w:p>
+            <w:pPr>
+              <w:jc w:val="center"/>
+            </w:pPr>
+            <w:r>
+              <w:rPr>
+                <w:rFonts w:ascii="Times New Roman" w:hAnsi="Times New Roman"/>
+                <w:b w:val="0"/>
+                <w:i w:val="0"/>
+                <w:sz w:val="18"/>
+              </w:rPr>
+              <w:t>585</w:t>
+            </w:r>
+          </w:p>
+        </w:tc>
+        <w:tc>
+          <w:tcPr>
+            <w:tcW w:type="dxa" w:w="1296"/>
+          </w:tcPr>
+          <w:p>
+            <w:pPr>
+              <w:jc w:val="center"/>
+            </w:pPr>
+            <w:r>
+              <w:rPr>
+                <w:rFonts w:ascii="Times New Roman" w:hAnsi="Times New Roman"/>
+                <w:b w:val="0"/>
+                <w:i w:val="0"/>
+                <w:sz w:val="18"/>
+              </w:rPr>
+              <w:t>66.0</w:t>
+            </w:r>
+          </w:p>
+        </w:tc>
+      </w:tr>
+      <w:tr>
+        <w:tc>
+          <w:tcPr>
+            <w:tcW w:type="dxa" w:w="3456"/>
+          </w:tcPr>
+          <w:p>
+            <w:pPr>
+              <w:jc w:val="left"/>
+            </w:pPr>
+            <w:r>
+              <w:rPr>
+                <w:rFonts w:ascii="Times New Roman" w:hAnsi="Times New Roman"/>
+                <w:b w:val="0"/>
+                <w:i w:val="0"/>
+                <w:sz w:val="18"/>
+              </w:rPr>
+              <w:t>Gujarat</w:t>
+            </w:r>
+          </w:p>
+        </w:tc>
+        <w:tc>
+          <w:tcPr>
+            <w:tcW w:type="dxa" w:w="1296"/>
+          </w:tcPr>
+          <w:p>
+            <w:pPr>
+              <w:jc w:val="center"/>
+            </w:pPr>
+            <w:r>
+              <w:rPr>
+                <w:rFonts w:ascii="Times New Roman" w:hAnsi="Times New Roman"/>
+                <w:b w:val="0"/>
+                <w:i w:val="0"/>
+                <w:sz w:val="18"/>
+              </w:rPr>
+              <w:t>-1.10</w:t>
+            </w:r>
+          </w:p>
+        </w:tc>
+        <w:tc>
+          <w:tcPr>
+            <w:tcW w:type="dxa" w:w="1296"/>
+          </w:tcPr>
+          <w:p>
+            <w:pPr>
+              <w:jc w:val="center"/>
+            </w:pPr>
+            <w:r>
+              <w:rPr>
+                <w:rFonts w:ascii="Times New Roman" w:hAnsi="Times New Roman"/>
+                <w:b w:val="0"/>
+                <w:i w:val="0"/>
+                <w:sz w:val="18"/>
+              </w:rPr>
+              <w:t>712</w:t>
+            </w:r>
+          </w:p>
+        </w:tc>
+        <w:tc>
+          <w:tcPr>
+            <w:tcW w:type="dxa" w:w="1296"/>
+          </w:tcPr>
+          <w:p>
+            <w:pPr>
+              <w:jc w:val="center"/>
+            </w:pPr>
+            <w:r>
+              <w:rPr>
+                <w:rFonts w:ascii="Times New Roman" w:hAnsi="Times New Roman"/>
+                <w:b w:val="0"/>
+                <w:i w:val="0"/>
+                <w:sz w:val="18"/>
+              </w:rPr>
+              <w:t>88.6</w:t>
+            </w:r>
+          </w:p>
+        </w:tc>
+      </w:tr>
+      <w:tr>
+        <w:tc>
+          <w:tcPr>
+            <w:tcW w:type="dxa" w:w="3456"/>
+          </w:tcPr>
+          <w:p>
+            <w:pPr>
+              <w:jc w:val="left"/>
+            </w:pPr>
+            <w:r>
+              <w:rPr>
+                <w:rFonts w:ascii="Times New Roman" w:hAnsi="Times New Roman"/>
+                <w:b w:val="0"/>
+                <w:i w:val="0"/>
+                <w:sz w:val="18"/>
+              </w:rPr>
+              <w:t>Jharkhand</w:t>
+            </w:r>
+          </w:p>
+        </w:tc>
+        <w:tc>
+          <w:tcPr>
+            <w:tcW w:type="dxa" w:w="1296"/>
+          </w:tcPr>
+          <w:p>
+            <w:pPr>
+              <w:jc w:val="center"/>
+            </w:pPr>
+            <w:r>
+              <w:rPr>
+                <w:rFonts w:ascii="Times New Roman" w:hAnsi="Times New Roman"/>
+                <w:b w:val="0"/>
+                <w:i w:val="0"/>
+                <w:sz w:val="18"/>
+              </w:rPr>
+              <w:t>-1.21</w:t>
+            </w:r>
+          </w:p>
+        </w:tc>
+        <w:tc>
+          <w:tcPr>
+            <w:tcW w:type="dxa" w:w="1296"/>
+          </w:tcPr>
+          <w:p>
+            <w:pPr>
+              <w:jc w:val="center"/>
+            </w:pPr>
+            <w:r>
+              <w:rPr>
+                <w:rFonts w:ascii="Times New Roman" w:hAnsi="Times New Roman"/>
+                <w:b w:val="0"/>
+                <w:i w:val="0"/>
+                <w:sz w:val="18"/>
+              </w:rPr>
+              <w:t>597</w:t>
+            </w:r>
+          </w:p>
+        </w:tc>
+        <w:tc>
+          <w:tcPr>
+            <w:tcW w:type="dxa" w:w="1296"/>
+          </w:tcPr>
+          <w:p>
+            <w:pPr>
+              <w:jc w:val="center"/>
+            </w:pPr>
+            <w:r>
+              <w:rPr>
+                <w:rFonts w:ascii="Times New Roman" w:hAnsi="Times New Roman"/>
+                <w:b w:val="0"/>
+                <w:i w:val="0"/>
+                <w:sz w:val="18"/>
+              </w:rPr>
+              <w:t>72.1</w:t>
+            </w:r>
+          </w:p>
+        </w:tc>
+      </w:tr>
+      <w:tr>
+        <w:tc>
+          <w:tcPr>
+            <w:tcW w:type="dxa" w:w="3456"/>
+          </w:tcPr>
+          <w:p>
+            <w:pPr>
+              <w:jc w:val="left"/>
+            </w:pPr>
+            <w:r>
+              <w:rPr>
+                <w:rFonts w:ascii="Times New Roman" w:hAnsi="Times New Roman"/>
+                <w:b w:val="0"/>
+                <w:i w:val="0"/>
+                <w:sz w:val="18"/>
+              </w:rPr>
+              <w:t>Uttarakhand</w:t>
+            </w:r>
+          </w:p>
+        </w:tc>
+        <w:tc>
+          <w:tcPr>
+            <w:tcW w:type="dxa" w:w="1296"/>
+          </w:tcPr>
+          <w:p>
+            <w:pPr>
+              <w:jc w:val="center"/>
+            </w:pPr>
+            <w:r>
+              <w:rPr>
+                <w:rFonts w:ascii="Times New Roman" w:hAnsi="Times New Roman"/>
+                <w:b w:val="0"/>
+                <w:i w:val="0"/>
+                <w:sz w:val="18"/>
+              </w:rPr>
+              <w:t>-1.37</w:t>
+            </w:r>
+          </w:p>
+        </w:tc>
+        <w:tc>
+          <w:tcPr>
+            <w:tcW w:type="dxa" w:w="1296"/>
+          </w:tcPr>
+          <w:p>
+            <w:pPr>
+              <w:jc w:val="center"/>
+            </w:pPr>
+            <w:r>
+              <w:rPr>
+                <w:rFonts w:ascii="Times New Roman" w:hAnsi="Times New Roman"/>
+                <w:b w:val="0"/>
+                <w:i w:val="0"/>
+                <w:sz w:val="18"/>
+              </w:rPr>
+              <w:t>717</w:t>
+            </w:r>
+          </w:p>
+        </w:tc>
+        <w:tc>
+          <w:tcPr>
+            <w:tcW w:type="dxa" w:w="1296"/>
+          </w:tcPr>
+          <w:p>
+            <w:pPr>
+              <w:jc w:val="center"/>
+            </w:pPr>
+            <w:r>
+              <w:rPr>
+                <w:rFonts w:ascii="Times New Roman" w:hAnsi="Times New Roman"/>
+                <w:b w:val="0"/>
+                <w:i w:val="0"/>
+                <w:sz w:val="18"/>
+              </w:rPr>
+              <w:t>94.9</w:t>
+            </w:r>
+          </w:p>
+        </w:tc>
+      </w:tr>
+      <w:tr>
+        <w:tc>
+          <w:tcPr>
+            <w:tcW w:type="dxa" w:w="3456"/>
           </w:tcPr>
           <w:p>
             <w:pPr>
@@ -812,7 +5201,7 @@
         </w:tc>
         <w:tc>
           <w:tcPr>
-            <w:tcW w:type="dxa" w:w="1872"/>
+            <w:tcW w:type="dxa" w:w="1296"/>
           </w:tcPr>
           <w:p>
             <w:pPr>
@@ -825,13 +5214,13 @@
                 <w:i w:val="0"/>
                 <w:sz w:val="18"/>
               </w:rPr>
-              <w:t>60.1</w:t>
+              <w:t>-2.20</w:t>
             </w:r>
           </w:p>
         </w:tc>
         <w:tc>
           <w:tcPr>
-            <w:tcW w:type="dxa" w:w="1872"/>
+            <w:tcW w:type="dxa" w:w="1296"/>
           </w:tcPr>
           <w:p>
             <w:pPr>
@@ -844,36 +5233,13 @@
                 <w:i w:val="0"/>
                 <w:sz w:val="18"/>
               </w:rPr>
-              <w:t>3</w:t>
-            </w:r>
-          </w:p>
-        </w:tc>
-      </w:tr>
-      <w:tr>
-        <w:tc>
-          <w:tcPr>
-            <w:tcW w:type="dxa" w:w="4032"/>
-            <w:shd w:fill="F5F5F5" w:val="clear"/>
-          </w:tcPr>
-          <w:p>
-            <w:pPr>
-              <w:jc w:val="left"/>
-            </w:pPr>
-            <w:r>
-              <w:rPr>
-                <w:rFonts w:ascii="Times New Roman" w:hAnsi="Times New Roman"/>
-                <w:b w:val="0"/>
-                <w:i w:val="0"/>
-                <w:sz w:val="18"/>
-              </w:rPr>
-              <w:t>Other UTs (aggregate)</w:t>
+              <w:t>619</w:t>
             </w:r>
           </w:p>
         </w:tc>
         <w:tc>
           <w:tcPr>
-            <w:tcW w:type="dxa" w:w="1872"/>
-            <w:shd w:fill="F5F5F5" w:val="clear"/>
+            <w:tcW w:type="dxa" w:w="1296"/>
           </w:tcPr>
           <w:p>
             <w:pPr>
@@ -886,27 +5252,7 @@
                 <w:i w:val="0"/>
                 <w:sz w:val="18"/>
               </w:rPr>
-              <w:t>58.2</w:t>
-            </w:r>
-          </w:p>
-        </w:tc>
-        <w:tc>
-          <w:tcPr>
-            <w:tcW w:type="dxa" w:w="1872"/>
-            <w:shd w:fill="F5F5F5" w:val="clear"/>
-          </w:tcPr>
-          <w:p>
-            <w:pPr>
-              <w:jc w:val="center"/>
-            </w:pPr>
-            <w:r>
-              <w:rPr>
-                <w:rFonts w:ascii="Times New Roman" w:hAnsi="Times New Roman"/>
-                <w:b w:val="0"/>
-                <w:i w:val="0"/>
-                <w:sz w:val="18"/>
-              </w:rPr>
-              <w:t>4</w:t>
+              <w:t>95.3</w:t>
             </w:r>
           </w:p>
         </w:tc>
@@ -914,67 +5260,7 @@
       <w:tr>
         <w:tc>
           <w:tcPr>
-            <w:tcW w:type="dxa" w:w="4032"/>
-          </w:tcPr>
-          <w:p>
-            <w:pPr>
-              <w:jc w:val="left"/>
-            </w:pPr>
-            <w:r>
-              <w:rPr>
-                <w:rFonts w:ascii="Times New Roman" w:hAnsi="Times New Roman"/>
-                <w:b w:val="0"/>
-                <w:i w:val="0"/>
-                <w:sz w:val="18"/>
-              </w:rPr>
-              <w:t>Andhra Pradesh</w:t>
-            </w:r>
-          </w:p>
-        </w:tc>
-        <w:tc>
-          <w:tcPr>
-            <w:tcW w:type="dxa" w:w="1872"/>
-          </w:tcPr>
-          <w:p>
-            <w:pPr>
-              <w:jc w:val="center"/>
-            </w:pPr>
-            <w:r>
-              <w:rPr>
-                <w:rFonts w:ascii="Times New Roman" w:hAnsi="Times New Roman"/>
-                <w:b w:val="0"/>
-                <w:i w:val="0"/>
-                <w:sz w:val="18"/>
-              </w:rPr>
-              <w:t>52.3</w:t>
-            </w:r>
-          </w:p>
-        </w:tc>
-        <w:tc>
-          <w:tcPr>
-            <w:tcW w:type="dxa" w:w="1872"/>
-          </w:tcPr>
-          <w:p>
-            <w:pPr>
-              <w:jc w:val="center"/>
-            </w:pPr>
-            <w:r>
-              <w:rPr>
-                <w:rFonts w:ascii="Times New Roman" w:hAnsi="Times New Roman"/>
-                <w:b w:val="0"/>
-                <w:i w:val="0"/>
-                <w:sz w:val="18"/>
-              </w:rPr>
-              <w:t>5</w:t>
-            </w:r>
-          </w:p>
-        </w:tc>
-      </w:tr>
-      <w:tr>
-        <w:tc>
-          <w:tcPr>
-            <w:tcW w:type="dxa" w:w="4032"/>
-            <w:shd w:fill="F5F5F5" w:val="clear"/>
+            <w:tcW w:type="dxa" w:w="3456"/>
           </w:tcPr>
           <w:p>
             <w:pPr>
@@ -993,8 +5279,7 @@
         </w:tc>
         <w:tc>
           <w:tcPr>
-            <w:tcW w:type="dxa" w:w="1872"/>
-            <w:shd w:fill="F5F5F5" w:val="clear"/>
+            <w:tcW w:type="dxa" w:w="1296"/>
           </w:tcPr>
           <w:p>
             <w:pPr>
@@ -1007,14 +5292,13 @@
                 <w:i w:val="0"/>
                 <w:sz w:val="18"/>
               </w:rPr>
-              <w:t>49.7</w:t>
+              <w:t>-2.66</w:t>
             </w:r>
           </w:p>
         </w:tc>
         <w:tc>
           <w:tcPr>
-            <w:tcW w:type="dxa" w:w="1872"/>
-            <w:shd w:fill="F5F5F5" w:val="clear"/>
+            <w:tcW w:type="dxa" w:w="1296"/>
           </w:tcPr>
           <w:p>
             <w:pPr>
@@ -1027,34 +5311,13 @@
                 <w:i w:val="0"/>
                 <w:sz w:val="18"/>
               </w:rPr>
-              <w:t>6</w:t>
-            </w:r>
-          </w:p>
-        </w:tc>
-      </w:tr>
-      <w:tr>
-        <w:tc>
-          <w:tcPr>
-            <w:tcW w:type="dxa" w:w="4032"/>
-          </w:tcPr>
-          <w:p>
-            <w:pPr>
-              <w:jc w:val="left"/>
-            </w:pPr>
-            <w:r>
-              <w:rPr>
-                <w:rFonts w:ascii="Times New Roman" w:hAnsi="Times New Roman"/>
-                <w:b w:val="0"/>
-                <w:i w:val="0"/>
-                <w:sz w:val="18"/>
-              </w:rPr>
-              <w:t>Goa</w:t>
+              <w:t>747</w:t>
             </w:r>
           </w:p>
         </w:tc>
         <w:tc>
           <w:tcPr>
-            <w:tcW w:type="dxa" w:w="1872"/>
+            <w:tcW w:type="dxa" w:w="1296"/>
           </w:tcPr>
           <w:p>
             <w:pPr>
@@ -1067,1782 +5330,7 @@
                 <w:i w:val="0"/>
                 <w:sz w:val="18"/>
               </w:rPr>
-              <w:t>47.9</w:t>
-            </w:r>
-          </w:p>
-        </w:tc>
-        <w:tc>
-          <w:tcPr>
-            <w:tcW w:type="dxa" w:w="1872"/>
-          </w:tcPr>
-          <w:p>
-            <w:pPr>
-              <w:jc w:val="center"/>
-            </w:pPr>
-            <w:r>
-              <w:rPr>
-                <w:rFonts w:ascii="Times New Roman" w:hAnsi="Times New Roman"/>
-                <w:b w:val="0"/>
-                <w:i w:val="0"/>
-                <w:sz w:val="18"/>
-              </w:rPr>
-              <w:t>7</w:t>
-            </w:r>
-          </w:p>
-        </w:tc>
-      </w:tr>
-      <w:tr>
-        <w:tc>
-          <w:tcPr>
-            <w:tcW w:type="dxa" w:w="4032"/>
-            <w:shd w:fill="F5F5F5" w:val="clear"/>
-          </w:tcPr>
-          <w:p>
-            <w:pPr>
-              <w:jc w:val="left"/>
-            </w:pPr>
-            <w:r>
-              <w:rPr>
-                <w:rFonts w:ascii="Times New Roman" w:hAnsi="Times New Roman"/>
-                <w:b w:val="0"/>
-                <w:i w:val="0"/>
-                <w:sz w:val="18"/>
-              </w:rPr>
-              <w:t>Odisha</w:t>
-            </w:r>
-          </w:p>
-        </w:tc>
-        <w:tc>
-          <w:tcPr>
-            <w:tcW w:type="dxa" w:w="1872"/>
-            <w:shd w:fill="F5F5F5" w:val="clear"/>
-          </w:tcPr>
-          <w:p>
-            <w:pPr>
-              <w:jc w:val="center"/>
-            </w:pPr>
-            <w:r>
-              <w:rPr>
-                <w:rFonts w:ascii="Times New Roman" w:hAnsi="Times New Roman"/>
-                <w:b w:val="0"/>
-                <w:i w:val="0"/>
-                <w:sz w:val="18"/>
-              </w:rPr>
-              <w:t>46.1</w:t>
-            </w:r>
-          </w:p>
-        </w:tc>
-        <w:tc>
-          <w:tcPr>
-            <w:tcW w:type="dxa" w:w="1872"/>
-            <w:shd w:fill="F5F5F5" w:val="clear"/>
-          </w:tcPr>
-          <w:p>
-            <w:pPr>
-              <w:jc w:val="center"/>
-            </w:pPr>
-            <w:r>
-              <w:rPr>
-                <w:rFonts w:ascii="Times New Roman" w:hAnsi="Times New Roman"/>
-                <w:b w:val="0"/>
-                <w:i w:val="0"/>
-                <w:sz w:val="18"/>
-              </w:rPr>
-              <w:t>8</w:t>
-            </w:r>
-          </w:p>
-        </w:tc>
-      </w:tr>
-      <w:tr>
-        <w:tc>
-          <w:tcPr>
-            <w:tcW w:type="dxa" w:w="4032"/>
-          </w:tcPr>
-          <w:p>
-            <w:pPr>
-              <w:jc w:val="left"/>
-            </w:pPr>
-            <w:r>
-              <w:rPr>
-                <w:rFonts w:ascii="Times New Roman" w:hAnsi="Times New Roman"/>
-                <w:b w:val="0"/>
-                <w:i w:val="0"/>
-                <w:sz w:val="18"/>
-              </w:rPr>
-              <w:t>Madhya Pradesh</w:t>
-            </w:r>
-          </w:p>
-        </w:tc>
-        <w:tc>
-          <w:tcPr>
-            <w:tcW w:type="dxa" w:w="1872"/>
-          </w:tcPr>
-          <w:p>
-            <w:pPr>
-              <w:jc w:val="center"/>
-            </w:pPr>
-            <w:r>
-              <w:rPr>
-                <w:rFonts w:ascii="Times New Roman" w:hAnsi="Times New Roman"/>
-                <w:b w:val="0"/>
-                <w:i w:val="0"/>
-                <w:sz w:val="18"/>
-              </w:rPr>
-              <w:t>44.6</w:t>
-            </w:r>
-          </w:p>
-        </w:tc>
-        <w:tc>
-          <w:tcPr>
-            <w:tcW w:type="dxa" w:w="1872"/>
-          </w:tcPr>
-          <w:p>
-            <w:pPr>
-              <w:jc w:val="center"/>
-            </w:pPr>
-            <w:r>
-              <w:rPr>
-                <w:rFonts w:ascii="Times New Roman" w:hAnsi="Times New Roman"/>
-                <w:b w:val="0"/>
-                <w:i w:val="0"/>
-                <w:sz w:val="18"/>
-              </w:rPr>
-              <w:t>9</w:t>
-            </w:r>
-          </w:p>
-        </w:tc>
-      </w:tr>
-      <w:tr>
-        <w:tc>
-          <w:tcPr>
-            <w:tcW w:type="dxa" w:w="4032"/>
-            <w:shd w:fill="F5F5F5" w:val="clear"/>
-          </w:tcPr>
-          <w:p>
-            <w:pPr>
-              <w:jc w:val="left"/>
-            </w:pPr>
-            <w:r>
-              <w:rPr>
-                <w:rFonts w:ascii="Times New Roman" w:hAnsi="Times New Roman"/>
-                <w:b w:val="0"/>
-                <w:i w:val="0"/>
-                <w:sz w:val="18"/>
-              </w:rPr>
-              <w:t>Rajasthan</w:t>
-            </w:r>
-          </w:p>
-        </w:tc>
-        <w:tc>
-          <w:tcPr>
-            <w:tcW w:type="dxa" w:w="1872"/>
-            <w:shd w:fill="F5F5F5" w:val="clear"/>
-          </w:tcPr>
-          <w:p>
-            <w:pPr>
-              <w:jc w:val="center"/>
-            </w:pPr>
-            <w:r>
-              <w:rPr>
-                <w:rFonts w:ascii="Times New Roman" w:hAnsi="Times New Roman"/>
-                <w:b w:val="0"/>
-                <w:i w:val="0"/>
-                <w:sz w:val="18"/>
-              </w:rPr>
-              <w:t>42.2</w:t>
-            </w:r>
-          </w:p>
-        </w:tc>
-        <w:tc>
-          <w:tcPr>
-            <w:tcW w:type="dxa" w:w="1872"/>
-            <w:shd w:fill="F5F5F5" w:val="clear"/>
-          </w:tcPr>
-          <w:p>
-            <w:pPr>
-              <w:jc w:val="center"/>
-            </w:pPr>
-            <w:r>
-              <w:rPr>
-                <w:rFonts w:ascii="Times New Roman" w:hAnsi="Times New Roman"/>
-                <w:b w:val="0"/>
-                <w:i w:val="0"/>
-                <w:sz w:val="18"/>
-              </w:rPr>
-              <w:t>10</w:t>
-            </w:r>
-          </w:p>
-        </w:tc>
-      </w:tr>
-      <w:tr>
-        <w:tc>
-          <w:tcPr>
-            <w:tcW w:type="dxa" w:w="4032"/>
-          </w:tcPr>
-          <w:p>
-            <w:pPr>
-              <w:jc w:val="left"/>
-            </w:pPr>
-            <w:r>
-              <w:rPr>
-                <w:rFonts w:ascii="Times New Roman" w:hAnsi="Times New Roman"/>
-                <w:b w:val="0"/>
-                <w:i w:val="0"/>
-                <w:sz w:val="18"/>
-              </w:rPr>
-              <w:t>Haryana</w:t>
-            </w:r>
-          </w:p>
-        </w:tc>
-        <w:tc>
-          <w:tcPr>
-            <w:tcW w:type="dxa" w:w="1872"/>
-          </w:tcPr>
-          <w:p>
-            <w:pPr>
-              <w:jc w:val="center"/>
-            </w:pPr>
-            <w:r>
-              <w:rPr>
-                <w:rFonts w:ascii="Times New Roman" w:hAnsi="Times New Roman"/>
-                <w:b w:val="0"/>
-                <w:i w:val="0"/>
-                <w:sz w:val="18"/>
-              </w:rPr>
-              <w:t>41.4</w:t>
-            </w:r>
-          </w:p>
-        </w:tc>
-        <w:tc>
-          <w:tcPr>
-            <w:tcW w:type="dxa" w:w="1872"/>
-          </w:tcPr>
-          <w:p>
-            <w:pPr>
-              <w:jc w:val="center"/>
-            </w:pPr>
-            <w:r>
-              <w:rPr>
-                <w:rFonts w:ascii="Times New Roman" w:hAnsi="Times New Roman"/>
-                <w:b w:val="0"/>
-                <w:i w:val="0"/>
-                <w:sz w:val="18"/>
-              </w:rPr>
-              <w:t>11</w:t>
-            </w:r>
-          </w:p>
-        </w:tc>
-      </w:tr>
-      <w:tr>
-        <w:tc>
-          <w:tcPr>
-            <w:tcW w:type="dxa" w:w="4032"/>
-            <w:shd w:fill="F5F5F5" w:val="clear"/>
-          </w:tcPr>
-          <w:p>
-            <w:pPr>
-              <w:jc w:val="left"/>
-            </w:pPr>
-            <w:r>
-              <w:rPr>
-                <w:rFonts w:ascii="Times New Roman" w:hAnsi="Times New Roman"/>
-                <w:b w:val="0"/>
-                <w:i w:val="0"/>
-                <w:sz w:val="18"/>
-              </w:rPr>
-              <w:t>Gujarat</w:t>
-            </w:r>
-          </w:p>
-        </w:tc>
-        <w:tc>
-          <w:tcPr>
-            <w:tcW w:type="dxa" w:w="1872"/>
-            <w:shd w:fill="F5F5F5" w:val="clear"/>
-          </w:tcPr>
-          <w:p>
-            <w:pPr>
-              <w:jc w:val="center"/>
-            </w:pPr>
-            <w:r>
-              <w:rPr>
-                <w:rFonts w:ascii="Times New Roman" w:hAnsi="Times New Roman"/>
-                <w:b w:val="0"/>
-                <w:i w:val="0"/>
-                <w:sz w:val="18"/>
-              </w:rPr>
-              <w:t>40.8</w:t>
-            </w:r>
-          </w:p>
-        </w:tc>
-        <w:tc>
-          <w:tcPr>
-            <w:tcW w:type="dxa" w:w="1872"/>
-            <w:shd w:fill="F5F5F5" w:val="clear"/>
-          </w:tcPr>
-          <w:p>
-            <w:pPr>
-              <w:jc w:val="center"/>
-            </w:pPr>
-            <w:r>
-              <w:rPr>
-                <w:rFonts w:ascii="Times New Roman" w:hAnsi="Times New Roman"/>
-                <w:b w:val="0"/>
-                <w:i w:val="0"/>
-                <w:sz w:val="18"/>
-              </w:rPr>
-              <w:t>12</w:t>
-            </w:r>
-          </w:p>
-        </w:tc>
-      </w:tr>
-      <w:tr>
-        <w:tc>
-          <w:tcPr>
-            <w:tcW w:type="dxa" w:w="4032"/>
-          </w:tcPr>
-          <w:p>
-            <w:pPr>
-              <w:jc w:val="left"/>
-            </w:pPr>
-            <w:r>
-              <w:rPr>
-                <w:rFonts w:ascii="Times New Roman" w:hAnsi="Times New Roman"/>
-                <w:b w:val="0"/>
-                <w:i w:val="0"/>
-                <w:sz w:val="18"/>
-              </w:rPr>
-              <w:t>Karnataka</w:t>
-            </w:r>
-          </w:p>
-        </w:tc>
-        <w:tc>
-          <w:tcPr>
-            <w:tcW w:type="dxa" w:w="1872"/>
-          </w:tcPr>
-          <w:p>
-            <w:pPr>
-              <w:jc w:val="center"/>
-            </w:pPr>
-            <w:r>
-              <w:rPr>
-                <w:rFonts w:ascii="Times New Roman" w:hAnsi="Times New Roman"/>
-                <w:b w:val="0"/>
-                <w:i w:val="0"/>
-                <w:sz w:val="18"/>
-              </w:rPr>
-              <w:t>39.6</w:t>
-            </w:r>
-          </w:p>
-        </w:tc>
-        <w:tc>
-          <w:tcPr>
-            <w:tcW w:type="dxa" w:w="1872"/>
-          </w:tcPr>
-          <w:p>
-            <w:pPr>
-              <w:jc w:val="center"/>
-            </w:pPr>
-            <w:r>
-              <w:rPr>
-                <w:rFonts w:ascii="Times New Roman" w:hAnsi="Times New Roman"/>
-                <w:b w:val="0"/>
-                <w:i w:val="0"/>
-                <w:sz w:val="18"/>
-              </w:rPr>
-              <w:t>13</w:t>
-            </w:r>
-          </w:p>
-        </w:tc>
-      </w:tr>
-      <w:tr>
-        <w:tc>
-          <w:tcPr>
-            <w:tcW w:type="dxa" w:w="4032"/>
-            <w:shd w:fill="F5F5F5" w:val="clear"/>
-          </w:tcPr>
-          <w:p>
-            <w:pPr>
-              <w:jc w:val="left"/>
-            </w:pPr>
-            <w:r>
-              <w:rPr>
-                <w:rFonts w:ascii="Times New Roman" w:hAnsi="Times New Roman"/>
-                <w:b w:val="0"/>
-                <w:i w:val="0"/>
-                <w:sz w:val="18"/>
-              </w:rPr>
-              <w:t>Tamil Nadu</w:t>
-            </w:r>
-          </w:p>
-        </w:tc>
-        <w:tc>
-          <w:tcPr>
-            <w:tcW w:type="dxa" w:w="1872"/>
-            <w:shd w:fill="F5F5F5" w:val="clear"/>
-          </w:tcPr>
-          <w:p>
-            <w:pPr>
-              <w:jc w:val="center"/>
-            </w:pPr>
-            <w:r>
-              <w:rPr>
-                <w:rFonts w:ascii="Times New Roman" w:hAnsi="Times New Roman"/>
-                <w:b w:val="0"/>
-                <w:i w:val="0"/>
-                <w:sz w:val="18"/>
-              </w:rPr>
-              <w:t>38.7</w:t>
-            </w:r>
-          </w:p>
-        </w:tc>
-        <w:tc>
-          <w:tcPr>
-            <w:tcW w:type="dxa" w:w="1872"/>
-            <w:shd w:fill="F5F5F5" w:val="clear"/>
-          </w:tcPr>
-          <w:p>
-            <w:pPr>
-              <w:jc w:val="center"/>
-            </w:pPr>
-            <w:r>
-              <w:rPr>
-                <w:rFonts w:ascii="Times New Roman" w:hAnsi="Times New Roman"/>
-                <w:b w:val="0"/>
-                <w:i w:val="0"/>
-                <w:sz w:val="18"/>
-              </w:rPr>
-              <w:t>14</w:t>
-            </w:r>
-          </w:p>
-        </w:tc>
-      </w:tr>
-      <w:tr>
-        <w:tc>
-          <w:tcPr>
-            <w:tcW w:type="dxa" w:w="4032"/>
-          </w:tcPr>
-          <w:p>
-            <w:pPr>
-              <w:jc w:val="left"/>
-            </w:pPr>
-            <w:r>
-              <w:rPr>
-                <w:rFonts w:ascii="Times New Roman" w:hAnsi="Times New Roman"/>
-                <w:b w:val="0"/>
-                <w:i w:val="0"/>
-                <w:sz w:val="18"/>
-              </w:rPr>
-              <w:t>Jharkhand</w:t>
-            </w:r>
-          </w:p>
-        </w:tc>
-        <w:tc>
-          <w:tcPr>
-            <w:tcW w:type="dxa" w:w="1872"/>
-          </w:tcPr>
-          <w:p>
-            <w:pPr>
-              <w:jc w:val="center"/>
-            </w:pPr>
-            <w:r>
-              <w:rPr>
-                <w:rFonts w:ascii="Times New Roman" w:hAnsi="Times New Roman"/>
-                <w:b w:val="0"/>
-                <w:i w:val="0"/>
-                <w:sz w:val="18"/>
-              </w:rPr>
-              <w:t>37.9</w:t>
-            </w:r>
-          </w:p>
-        </w:tc>
-        <w:tc>
-          <w:tcPr>
-            <w:tcW w:type="dxa" w:w="1872"/>
-          </w:tcPr>
-          <w:p>
-            <w:pPr>
-              <w:jc w:val="center"/>
-            </w:pPr>
-            <w:r>
-              <w:rPr>
-                <w:rFonts w:ascii="Times New Roman" w:hAnsi="Times New Roman"/>
-                <w:b w:val="0"/>
-                <w:i w:val="0"/>
-                <w:sz w:val="18"/>
-              </w:rPr>
-              <w:t>15</w:t>
-            </w:r>
-          </w:p>
-        </w:tc>
-      </w:tr>
-      <w:tr>
-        <w:tc>
-          <w:tcPr>
-            <w:tcW w:type="dxa" w:w="4032"/>
-            <w:shd w:fill="F5F5F5" w:val="clear"/>
-          </w:tcPr>
-          <w:p>
-            <w:pPr>
-              <w:jc w:val="left"/>
-            </w:pPr>
-            <w:r>
-              <w:rPr>
-                <w:rFonts w:ascii="Times New Roman" w:hAnsi="Times New Roman"/>
-                <w:b w:val="0"/>
-                <w:i w:val="0"/>
-                <w:sz w:val="18"/>
-              </w:rPr>
-              <w:t>Maharashtra</w:t>
-            </w:r>
-          </w:p>
-        </w:tc>
-        <w:tc>
-          <w:tcPr>
-            <w:tcW w:type="dxa" w:w="1872"/>
-            <w:shd w:fill="F5F5F5" w:val="clear"/>
-          </w:tcPr>
-          <w:p>
-            <w:pPr>
-              <w:jc w:val="center"/>
-            </w:pPr>
-            <w:r>
-              <w:rPr>
-                <w:rFonts w:ascii="Times New Roman" w:hAnsi="Times New Roman"/>
-                <w:b w:val="0"/>
-                <w:i w:val="0"/>
-                <w:sz w:val="18"/>
-              </w:rPr>
-              <w:t>37.4</w:t>
-            </w:r>
-          </w:p>
-        </w:tc>
-        <w:tc>
-          <w:tcPr>
-            <w:tcW w:type="dxa" w:w="1872"/>
-            <w:shd w:fill="F5F5F5" w:val="clear"/>
-          </w:tcPr>
-          <w:p>
-            <w:pPr>
-              <w:jc w:val="center"/>
-            </w:pPr>
-            <w:r>
-              <w:rPr>
-                <w:rFonts w:ascii="Times New Roman" w:hAnsi="Times New Roman"/>
-                <w:b w:val="0"/>
-                <w:i w:val="0"/>
-                <w:sz w:val="18"/>
-              </w:rPr>
-              <w:t>16</w:t>
-            </w:r>
-          </w:p>
-        </w:tc>
-      </w:tr>
-      <w:tr>
-        <w:tc>
-          <w:tcPr>
-            <w:tcW w:type="dxa" w:w="4032"/>
-          </w:tcPr>
-          <w:p>
-            <w:pPr>
-              <w:jc w:val="left"/>
-            </w:pPr>
-            <w:r>
-              <w:rPr>
-                <w:rFonts w:ascii="Times New Roman" w:hAnsi="Times New Roman"/>
-                <w:b w:val="0"/>
-                <w:i w:val="0"/>
-                <w:sz w:val="18"/>
-              </w:rPr>
-              <w:t>Tripura</w:t>
-            </w:r>
-          </w:p>
-        </w:tc>
-        <w:tc>
-          <w:tcPr>
-            <w:tcW w:type="dxa" w:w="1872"/>
-          </w:tcPr>
-          <w:p>
-            <w:pPr>
-              <w:jc w:val="center"/>
-            </w:pPr>
-            <w:r>
-              <w:rPr>
-                <w:rFonts w:ascii="Times New Roman" w:hAnsi="Times New Roman"/>
-                <w:b w:val="0"/>
-                <w:i w:val="0"/>
-                <w:sz w:val="18"/>
-              </w:rPr>
-              <w:t>36.3</w:t>
-            </w:r>
-          </w:p>
-        </w:tc>
-        <w:tc>
-          <w:tcPr>
-            <w:tcW w:type="dxa" w:w="1872"/>
-          </w:tcPr>
-          <w:p>
-            <w:pPr>
-              <w:jc w:val="center"/>
-            </w:pPr>
-            <w:r>
-              <w:rPr>
-                <w:rFonts w:ascii="Times New Roman" w:hAnsi="Times New Roman"/>
-                <w:b w:val="0"/>
-                <w:i w:val="0"/>
-                <w:sz w:val="18"/>
-              </w:rPr>
-              <w:t>17</w:t>
-            </w:r>
-          </w:p>
-        </w:tc>
-      </w:tr>
-      <w:tr>
-        <w:tc>
-          <w:tcPr>
-            <w:tcW w:type="dxa" w:w="4032"/>
-            <w:shd w:fill="F5F5F5" w:val="clear"/>
-          </w:tcPr>
-          <w:p>
-            <w:pPr>
-              <w:jc w:val="left"/>
-            </w:pPr>
-            <w:r>
-              <w:rPr>
-                <w:rFonts w:ascii="Times New Roman" w:hAnsi="Times New Roman"/>
-                <w:b w:val="0"/>
-                <w:i w:val="0"/>
-                <w:sz w:val="18"/>
-              </w:rPr>
-              <w:t>Assam</w:t>
-            </w:r>
-          </w:p>
-        </w:tc>
-        <w:tc>
-          <w:tcPr>
-            <w:tcW w:type="dxa" w:w="1872"/>
-            <w:shd w:fill="F5F5F5" w:val="clear"/>
-          </w:tcPr>
-          <w:p>
-            <w:pPr>
-              <w:jc w:val="center"/>
-            </w:pPr>
-            <w:r>
-              <w:rPr>
-                <w:rFonts w:ascii="Times New Roman" w:hAnsi="Times New Roman"/>
-                <w:b w:val="0"/>
-                <w:i w:val="0"/>
-                <w:sz w:val="18"/>
-              </w:rPr>
-              <w:t>35.8</w:t>
-            </w:r>
-          </w:p>
-        </w:tc>
-        <w:tc>
-          <w:tcPr>
-            <w:tcW w:type="dxa" w:w="1872"/>
-            <w:shd w:fill="F5F5F5" w:val="clear"/>
-          </w:tcPr>
-          <w:p>
-            <w:pPr>
-              <w:jc w:val="center"/>
-            </w:pPr>
-            <w:r>
-              <w:rPr>
-                <w:rFonts w:ascii="Times New Roman" w:hAnsi="Times New Roman"/>
-                <w:b w:val="0"/>
-                <w:i w:val="0"/>
-                <w:sz w:val="18"/>
-              </w:rPr>
-              <w:t>18</w:t>
-            </w:r>
-          </w:p>
-        </w:tc>
-      </w:tr>
-      <w:tr>
-        <w:tc>
-          <w:tcPr>
-            <w:tcW w:type="dxa" w:w="4032"/>
-          </w:tcPr>
-          <w:p>
-            <w:pPr>
-              <w:jc w:val="left"/>
-            </w:pPr>
-            <w:r>
-              <w:rPr>
-                <w:rFonts w:ascii="Times New Roman" w:hAnsi="Times New Roman"/>
-                <w:b w:val="0"/>
-                <w:i w:val="0"/>
-                <w:sz w:val="18"/>
-              </w:rPr>
-              <w:t>Himachal Pradesh</w:t>
-            </w:r>
-          </w:p>
-        </w:tc>
-        <w:tc>
-          <w:tcPr>
-            <w:tcW w:type="dxa" w:w="1872"/>
-          </w:tcPr>
-          <w:p>
-            <w:pPr>
-              <w:jc w:val="center"/>
-            </w:pPr>
-            <w:r>
-              <w:rPr>
-                <w:rFonts w:ascii="Times New Roman" w:hAnsi="Times New Roman"/>
-                <w:b w:val="0"/>
-                <w:i w:val="0"/>
-                <w:sz w:val="18"/>
-              </w:rPr>
-              <w:t>34.9</w:t>
-            </w:r>
-          </w:p>
-        </w:tc>
-        <w:tc>
-          <w:tcPr>
-            <w:tcW w:type="dxa" w:w="1872"/>
-          </w:tcPr>
-          <w:p>
-            <w:pPr>
-              <w:jc w:val="center"/>
-            </w:pPr>
-            <w:r>
-              <w:rPr>
-                <w:rFonts w:ascii="Times New Roman" w:hAnsi="Times New Roman"/>
-                <w:b w:val="0"/>
-                <w:i w:val="0"/>
-                <w:sz w:val="18"/>
-              </w:rPr>
-              <w:t>19</w:t>
-            </w:r>
-          </w:p>
-        </w:tc>
-      </w:tr>
-      <w:tr>
-        <w:tc>
-          <w:tcPr>
-            <w:tcW w:type="dxa" w:w="4032"/>
-            <w:shd w:fill="F5F5F5" w:val="clear"/>
-          </w:tcPr>
-          <w:p>
-            <w:pPr>
-              <w:jc w:val="left"/>
-            </w:pPr>
-            <w:r>
-              <w:rPr>
-                <w:rFonts w:ascii="Times New Roman" w:hAnsi="Times New Roman"/>
-                <w:b w:val="0"/>
-                <w:i w:val="0"/>
-                <w:sz w:val="18"/>
-              </w:rPr>
-              <w:t>Uttar Pradesh</w:t>
-            </w:r>
-          </w:p>
-        </w:tc>
-        <w:tc>
-          <w:tcPr>
-            <w:tcW w:type="dxa" w:w="1872"/>
-            <w:shd w:fill="F5F5F5" w:val="clear"/>
-          </w:tcPr>
-          <w:p>
-            <w:pPr>
-              <w:jc w:val="center"/>
-            </w:pPr>
-            <w:r>
-              <w:rPr>
-                <w:rFonts w:ascii="Times New Roman" w:hAnsi="Times New Roman"/>
-                <w:b w:val="0"/>
-                <w:i w:val="0"/>
-                <w:sz w:val="18"/>
-              </w:rPr>
-              <w:t>34.1</w:t>
-            </w:r>
-          </w:p>
-        </w:tc>
-        <w:tc>
-          <w:tcPr>
-            <w:tcW w:type="dxa" w:w="1872"/>
-            <w:shd w:fill="F5F5F5" w:val="clear"/>
-          </w:tcPr>
-          <w:p>
-            <w:pPr>
-              <w:jc w:val="center"/>
-            </w:pPr>
-            <w:r>
-              <w:rPr>
-                <w:rFonts w:ascii="Times New Roman" w:hAnsi="Times New Roman"/>
-                <w:b w:val="0"/>
-                <w:i w:val="0"/>
-                <w:sz w:val="18"/>
-              </w:rPr>
-              <w:t>20</w:t>
-            </w:r>
-          </w:p>
-        </w:tc>
-      </w:tr>
-      <w:tr>
-        <w:tc>
-          <w:tcPr>
-            <w:tcW w:type="dxa" w:w="4032"/>
-          </w:tcPr>
-          <w:p>
-            <w:pPr>
-              <w:jc w:val="left"/>
-            </w:pPr>
-            <w:r>
-              <w:rPr>
-                <w:rFonts w:ascii="Times New Roman" w:hAnsi="Times New Roman"/>
-                <w:b w:val="0"/>
-                <w:i w:val="0"/>
-                <w:sz w:val="18"/>
-              </w:rPr>
-              <w:t>Bihar</w:t>
-            </w:r>
-          </w:p>
-        </w:tc>
-        <w:tc>
-          <w:tcPr>
-            <w:tcW w:type="dxa" w:w="1872"/>
-          </w:tcPr>
-          <w:p>
-            <w:pPr>
-              <w:jc w:val="center"/>
-            </w:pPr>
-            <w:r>
-              <w:rPr>
-                <w:rFonts w:ascii="Times New Roman" w:hAnsi="Times New Roman"/>
-                <w:b w:val="0"/>
-                <w:i w:val="0"/>
-                <w:sz w:val="18"/>
-              </w:rPr>
-              <w:t>33.5</w:t>
-            </w:r>
-          </w:p>
-        </w:tc>
-        <w:tc>
-          <w:tcPr>
-            <w:tcW w:type="dxa" w:w="1872"/>
-          </w:tcPr>
-          <w:p>
-            <w:pPr>
-              <w:jc w:val="center"/>
-            </w:pPr>
-            <w:r>
-              <w:rPr>
-                <w:rFonts w:ascii="Times New Roman" w:hAnsi="Times New Roman"/>
-                <w:b w:val="0"/>
-                <w:i w:val="0"/>
-                <w:sz w:val="18"/>
-              </w:rPr>
-              <w:t>21</w:t>
-            </w:r>
-          </w:p>
-        </w:tc>
-      </w:tr>
-      <w:tr>
-        <w:tc>
-          <w:tcPr>
-            <w:tcW w:type="dxa" w:w="4032"/>
-            <w:shd w:fill="F5F5F5" w:val="clear"/>
-          </w:tcPr>
-          <w:p>
-            <w:pPr>
-              <w:jc w:val="left"/>
-            </w:pPr>
-            <w:r>
-              <w:rPr>
-                <w:rFonts w:ascii="Times New Roman" w:hAnsi="Times New Roman"/>
-                <w:b w:val="0"/>
-                <w:i w:val="0"/>
-                <w:sz w:val="18"/>
-              </w:rPr>
-              <w:t>West Bengal</w:t>
-            </w:r>
-          </w:p>
-        </w:tc>
-        <w:tc>
-          <w:tcPr>
-            <w:tcW w:type="dxa" w:w="1872"/>
-            <w:shd w:fill="F5F5F5" w:val="clear"/>
-          </w:tcPr>
-          <w:p>
-            <w:pPr>
-              <w:jc w:val="center"/>
-            </w:pPr>
-            <w:r>
-              <w:rPr>
-                <w:rFonts w:ascii="Times New Roman" w:hAnsi="Times New Roman"/>
-                <w:b w:val="0"/>
-                <w:i w:val="0"/>
-                <w:sz w:val="18"/>
-              </w:rPr>
-              <w:t>32.7</w:t>
-            </w:r>
-          </w:p>
-        </w:tc>
-        <w:tc>
-          <w:tcPr>
-            <w:tcW w:type="dxa" w:w="1872"/>
-            <w:shd w:fill="F5F5F5" w:val="clear"/>
-          </w:tcPr>
-          <w:p>
-            <w:pPr>
-              <w:jc w:val="center"/>
-            </w:pPr>
-            <w:r>
-              <w:rPr>
-                <w:rFonts w:ascii="Times New Roman" w:hAnsi="Times New Roman"/>
-                <w:b w:val="0"/>
-                <w:i w:val="0"/>
-                <w:sz w:val="18"/>
-              </w:rPr>
-              <w:t>22</w:t>
-            </w:r>
-          </w:p>
-        </w:tc>
-      </w:tr>
-      <w:tr>
-        <w:tc>
-          <w:tcPr>
-            <w:tcW w:type="dxa" w:w="4032"/>
-          </w:tcPr>
-          <w:p>
-            <w:pPr>
-              <w:jc w:val="left"/>
-            </w:pPr>
-            <w:r>
-              <w:rPr>
-                <w:rFonts w:ascii="Times New Roman" w:hAnsi="Times New Roman"/>
-                <w:b w:val="0"/>
-                <w:i w:val="0"/>
-                <w:sz w:val="18"/>
-              </w:rPr>
-              <w:t>Punjab</w:t>
-            </w:r>
-          </w:p>
-        </w:tc>
-        <w:tc>
-          <w:tcPr>
-            <w:tcW w:type="dxa" w:w="1872"/>
-          </w:tcPr>
-          <w:p>
-            <w:pPr>
-              <w:jc w:val="center"/>
-            </w:pPr>
-            <w:r>
-              <w:rPr>
-                <w:rFonts w:ascii="Times New Roman" w:hAnsi="Times New Roman"/>
-                <w:b w:val="0"/>
-                <w:i w:val="0"/>
-                <w:sz w:val="18"/>
-              </w:rPr>
-              <w:t>31.6</w:t>
-            </w:r>
-          </w:p>
-        </w:tc>
-        <w:tc>
-          <w:tcPr>
-            <w:tcW w:type="dxa" w:w="1872"/>
-          </w:tcPr>
-          <w:p>
-            <w:pPr>
-              <w:jc w:val="center"/>
-            </w:pPr>
-            <w:r>
-              <w:rPr>
-                <w:rFonts w:ascii="Times New Roman" w:hAnsi="Times New Roman"/>
-                <w:b w:val="0"/>
-                <w:i w:val="0"/>
-                <w:sz w:val="18"/>
-              </w:rPr>
-              <w:t>23</w:t>
-            </w:r>
-          </w:p>
-        </w:tc>
-      </w:tr>
-      <w:tr>
-        <w:tc>
-          <w:tcPr>
-            <w:tcW w:type="dxa" w:w="4032"/>
-            <w:shd w:fill="F5F5F5" w:val="clear"/>
-          </w:tcPr>
-          <w:p>
-            <w:pPr>
-              <w:jc w:val="left"/>
-            </w:pPr>
-            <w:r>
-              <w:rPr>
-                <w:rFonts w:ascii="Times New Roman" w:hAnsi="Times New Roman"/>
-                <w:b w:val="0"/>
-                <w:i w:val="0"/>
-                <w:sz w:val="18"/>
-              </w:rPr>
-              <w:t>J&amp;K (excl. Ladakh)</w:t>
-            </w:r>
-          </w:p>
-        </w:tc>
-        <w:tc>
-          <w:tcPr>
-            <w:tcW w:type="dxa" w:w="1872"/>
-            <w:shd w:fill="F5F5F5" w:val="clear"/>
-          </w:tcPr>
-          <w:p>
-            <w:pPr>
-              <w:jc w:val="center"/>
-            </w:pPr>
-            <w:r>
-              <w:rPr>
-                <w:rFonts w:ascii="Times New Roman" w:hAnsi="Times New Roman"/>
-                <w:b w:val="0"/>
-                <w:i w:val="0"/>
-                <w:sz w:val="18"/>
-              </w:rPr>
-              <w:t>29.4</w:t>
-            </w:r>
-          </w:p>
-        </w:tc>
-        <w:tc>
-          <w:tcPr>
-            <w:tcW w:type="dxa" w:w="1872"/>
-            <w:shd w:fill="F5F5F5" w:val="clear"/>
-          </w:tcPr>
-          <w:p>
-            <w:pPr>
-              <w:jc w:val="center"/>
-            </w:pPr>
-            <w:r>
-              <w:rPr>
-                <w:rFonts w:ascii="Times New Roman" w:hAnsi="Times New Roman"/>
-                <w:b w:val="0"/>
-                <w:i w:val="0"/>
-                <w:sz w:val="18"/>
-              </w:rPr>
-              <w:t>24</w:t>
-            </w:r>
-          </w:p>
-        </w:tc>
-      </w:tr>
-      <w:tr>
-        <w:tc>
-          <w:tcPr>
-            <w:tcW w:type="dxa" w:w="4032"/>
-          </w:tcPr>
-          <w:p>
-            <w:pPr>
-              <w:jc w:val="left"/>
-            </w:pPr>
-            <w:r>
-              <w:rPr>
-                <w:rFonts w:ascii="Times New Roman" w:hAnsi="Times New Roman"/>
-                <w:b w:val="0"/>
-                <w:i w:val="0"/>
-                <w:sz w:val="18"/>
-              </w:rPr>
-              <w:t>Arunachal Pradesh</w:t>
-            </w:r>
-          </w:p>
-        </w:tc>
-        <w:tc>
-          <w:tcPr>
-            <w:tcW w:type="dxa" w:w="1872"/>
-          </w:tcPr>
-          <w:p>
-            <w:pPr>
-              <w:jc w:val="center"/>
-            </w:pPr>
-            <w:r>
-              <w:rPr>
-                <w:rFonts w:ascii="Times New Roman" w:hAnsi="Times New Roman"/>
-                <w:b w:val="0"/>
-                <w:i w:val="0"/>
-                <w:sz w:val="18"/>
-              </w:rPr>
-              <w:t>27.1</w:t>
-            </w:r>
-          </w:p>
-        </w:tc>
-        <w:tc>
-          <w:tcPr>
-            <w:tcW w:type="dxa" w:w="1872"/>
-          </w:tcPr>
-          <w:p>
-            <w:pPr>
-              <w:jc w:val="center"/>
-            </w:pPr>
-            <w:r>
-              <w:rPr>
-                <w:rFonts w:ascii="Times New Roman" w:hAnsi="Times New Roman"/>
-                <w:b w:val="0"/>
-                <w:i w:val="0"/>
-                <w:sz w:val="18"/>
-              </w:rPr>
-              <w:t>25</w:t>
-            </w:r>
-          </w:p>
-        </w:tc>
-      </w:tr>
-      <w:tr>
-        <w:tc>
-          <w:tcPr>
-            <w:tcW w:type="dxa" w:w="4032"/>
-            <w:shd w:fill="F5F5F5" w:val="clear"/>
-          </w:tcPr>
-          <w:p>
-            <w:pPr>
-              <w:jc w:val="left"/>
-            </w:pPr>
-            <w:r>
-              <w:rPr>
-                <w:rFonts w:ascii="Times New Roman" w:hAnsi="Times New Roman"/>
-                <w:b w:val="0"/>
-                <w:i w:val="0"/>
-                <w:sz w:val="18"/>
-              </w:rPr>
-              <w:t>Kerala</w:t>
-            </w:r>
-          </w:p>
-        </w:tc>
-        <w:tc>
-          <w:tcPr>
-            <w:tcW w:type="dxa" w:w="1872"/>
-            <w:shd w:fill="F5F5F5" w:val="clear"/>
-          </w:tcPr>
-          <w:p>
-            <w:pPr>
-              <w:jc w:val="center"/>
-            </w:pPr>
-            <w:r>
-              <w:rPr>
-                <w:rFonts w:ascii="Times New Roman" w:hAnsi="Times New Roman"/>
-                <w:b w:val="0"/>
-                <w:i w:val="0"/>
-                <w:sz w:val="18"/>
-              </w:rPr>
-              <w:t>25.8</w:t>
-            </w:r>
-          </w:p>
-        </w:tc>
-        <w:tc>
-          <w:tcPr>
-            <w:tcW w:type="dxa" w:w="1872"/>
-            <w:shd w:fill="F5F5F5" w:val="clear"/>
-          </w:tcPr>
-          <w:p>
-            <w:pPr>
-              <w:jc w:val="center"/>
-            </w:pPr>
-            <w:r>
-              <w:rPr>
-                <w:rFonts w:ascii="Times New Roman" w:hAnsi="Times New Roman"/>
-                <w:b w:val="0"/>
-                <w:i w:val="0"/>
-                <w:sz w:val="18"/>
-              </w:rPr>
-              <w:t>26</w:t>
-            </w:r>
-          </w:p>
-        </w:tc>
-      </w:tr>
-      <w:tr>
-        <w:tc>
-          <w:tcPr>
-            <w:tcW w:type="dxa" w:w="4032"/>
-          </w:tcPr>
-          <w:p>
-            <w:pPr>
-              <w:jc w:val="left"/>
-            </w:pPr>
-            <w:r>
-              <w:rPr>
-                <w:rFonts w:ascii="Times New Roman" w:hAnsi="Times New Roman"/>
-                <w:b w:val="0"/>
-                <w:i w:val="0"/>
-                <w:sz w:val="18"/>
-              </w:rPr>
-              <w:t>Chandigarh</w:t>
-            </w:r>
-          </w:p>
-        </w:tc>
-        <w:tc>
-          <w:tcPr>
-            <w:tcW w:type="dxa" w:w="1872"/>
-          </w:tcPr>
-          <w:p>
-            <w:pPr>
-              <w:jc w:val="center"/>
-            </w:pPr>
-            <w:r>
-              <w:rPr>
-                <w:rFonts w:ascii="Times New Roman" w:hAnsi="Times New Roman"/>
-                <w:b w:val="0"/>
-                <w:i w:val="0"/>
-                <w:sz w:val="18"/>
-              </w:rPr>
-              <w:t>22.4</w:t>
-            </w:r>
-          </w:p>
-        </w:tc>
-        <w:tc>
-          <w:tcPr>
-            <w:tcW w:type="dxa" w:w="1872"/>
-          </w:tcPr>
-          <w:p>
-            <w:pPr>
-              <w:jc w:val="center"/>
-            </w:pPr>
-            <w:r>
-              <w:rPr>
-                <w:rFonts w:ascii="Times New Roman" w:hAnsi="Times New Roman"/>
-                <w:b w:val="0"/>
-                <w:i w:val="0"/>
-                <w:sz w:val="18"/>
-              </w:rPr>
-              <w:t>27</w:t>
-            </w:r>
-          </w:p>
-        </w:tc>
-      </w:tr>
-      <w:tr>
-        <w:tc>
-          <w:tcPr>
-            <w:tcW w:type="dxa" w:w="4032"/>
-            <w:shd w:fill="F5F5F5" w:val="clear"/>
-          </w:tcPr>
-          <w:p>
-            <w:pPr>
-              <w:jc w:val="left"/>
-            </w:pPr>
-            <w:r>
-              <w:rPr>
-                <w:rFonts w:ascii="Times New Roman" w:hAnsi="Times New Roman"/>
-                <w:b w:val="0"/>
-                <w:i w:val="0"/>
-                <w:sz w:val="18"/>
-              </w:rPr>
-              <w:t>Manipur</w:t>
-            </w:r>
-          </w:p>
-        </w:tc>
-        <w:tc>
-          <w:tcPr>
-            <w:tcW w:type="dxa" w:w="1872"/>
-            <w:shd w:fill="F5F5F5" w:val="clear"/>
-          </w:tcPr>
-          <w:p>
-            <w:pPr>
-              <w:jc w:val="center"/>
-            </w:pPr>
-            <w:r>
-              <w:rPr>
-                <w:rFonts w:ascii="Times New Roman" w:hAnsi="Times New Roman"/>
-                <w:b w:val="0"/>
-                <w:i w:val="0"/>
-                <w:sz w:val="18"/>
-              </w:rPr>
-              <w:t>19.7</w:t>
-            </w:r>
-          </w:p>
-        </w:tc>
-        <w:tc>
-          <w:tcPr>
-            <w:tcW w:type="dxa" w:w="1872"/>
-            <w:shd w:fill="F5F5F5" w:val="clear"/>
-          </w:tcPr>
-          <w:p>
-            <w:pPr>
-              <w:jc w:val="center"/>
-            </w:pPr>
-            <w:r>
-              <w:rPr>
-                <w:rFonts w:ascii="Times New Roman" w:hAnsi="Times New Roman"/>
-                <w:b w:val="0"/>
-                <w:i w:val="0"/>
-                <w:sz w:val="18"/>
-              </w:rPr>
-              <w:t>28</w:t>
-            </w:r>
-          </w:p>
-        </w:tc>
-      </w:tr>
-      <w:tr>
-        <w:tc>
-          <w:tcPr>
-            <w:tcW w:type="dxa" w:w="4032"/>
-          </w:tcPr>
-          <w:p>
-            <w:pPr>
-              <w:jc w:val="left"/>
-            </w:pPr>
-            <w:r>
-              <w:rPr>
-                <w:rFonts w:ascii="Times New Roman" w:hAnsi="Times New Roman"/>
-                <w:b w:val="0"/>
-                <w:i w:val="0"/>
-                <w:sz w:val="18"/>
-              </w:rPr>
-              <w:t>Delhi</w:t>
-            </w:r>
-          </w:p>
-        </w:tc>
-        <w:tc>
-          <w:tcPr>
-            <w:tcW w:type="dxa" w:w="1872"/>
-          </w:tcPr>
-          <w:p>
-            <w:pPr>
-              <w:jc w:val="center"/>
-            </w:pPr>
-            <w:r>
-              <w:rPr>
-                <w:rFonts w:ascii="Times New Roman" w:hAnsi="Times New Roman"/>
-                <w:b w:val="0"/>
-                <w:i w:val="0"/>
-                <w:sz w:val="18"/>
-              </w:rPr>
-              <w:t>18.3</w:t>
-            </w:r>
-          </w:p>
-        </w:tc>
-        <w:tc>
-          <w:tcPr>
-            <w:tcW w:type="dxa" w:w="1872"/>
-          </w:tcPr>
-          <w:p>
-            <w:pPr>
-              <w:jc w:val="center"/>
-            </w:pPr>
-            <w:r>
-              <w:rPr>
-                <w:rFonts w:ascii="Times New Roman" w:hAnsi="Times New Roman"/>
-                <w:b w:val="0"/>
-                <w:i w:val="0"/>
-                <w:sz w:val="18"/>
-              </w:rPr>
-              <w:t>29</w:t>
-            </w:r>
-          </w:p>
-        </w:tc>
-      </w:tr>
-      <w:tr>
-        <w:tc>
-          <w:tcPr>
-            <w:tcW w:type="dxa" w:w="4032"/>
-            <w:shd w:fill="F5F5F5" w:val="clear"/>
-          </w:tcPr>
-          <w:p>
-            <w:pPr>
-              <w:jc w:val="left"/>
-            </w:pPr>
-            <w:r>
-              <w:rPr>
-                <w:rFonts w:ascii="Times New Roman" w:hAnsi="Times New Roman"/>
-                <w:b w:val="0"/>
-                <w:i w:val="0"/>
-                <w:sz w:val="18"/>
-              </w:rPr>
-              <w:t>Meghalaya</w:t>
-            </w:r>
-          </w:p>
-        </w:tc>
-        <w:tc>
-          <w:tcPr>
-            <w:tcW w:type="dxa" w:w="1872"/>
-            <w:shd w:fill="F5F5F5" w:val="clear"/>
-          </w:tcPr>
-          <w:p>
-            <w:pPr>
-              <w:jc w:val="center"/>
-            </w:pPr>
-            <w:r>
-              <w:rPr>
-                <w:rFonts w:ascii="Times New Roman" w:hAnsi="Times New Roman"/>
-                <w:b w:val="0"/>
-                <w:i w:val="0"/>
-                <w:sz w:val="18"/>
-              </w:rPr>
-              <w:t>16.7</w:t>
-            </w:r>
-          </w:p>
-        </w:tc>
-        <w:tc>
-          <w:tcPr>
-            <w:tcW w:type="dxa" w:w="1872"/>
-            <w:shd w:fill="F5F5F5" w:val="clear"/>
-          </w:tcPr>
-          <w:p>
-            <w:pPr>
-              <w:jc w:val="center"/>
-            </w:pPr>
-            <w:r>
-              <w:rPr>
-                <w:rFonts w:ascii="Times New Roman" w:hAnsi="Times New Roman"/>
-                <w:b w:val="0"/>
-                <w:i w:val="0"/>
-                <w:sz w:val="18"/>
-              </w:rPr>
-              <w:t>30</w:t>
-            </w:r>
-          </w:p>
-        </w:tc>
-      </w:tr>
-      <w:tr>
-        <w:tc>
-          <w:tcPr>
-            <w:tcW w:type="dxa" w:w="4032"/>
-          </w:tcPr>
-          <w:p>
-            <w:pPr>
-              <w:jc w:val="left"/>
-            </w:pPr>
-            <w:r>
-              <w:rPr>
-                <w:rFonts w:ascii="Times New Roman" w:hAnsi="Times New Roman"/>
-                <w:b w:val="0"/>
-                <w:i w:val="0"/>
-                <w:sz w:val="18"/>
-              </w:rPr>
-              <w:t>Mizoram</w:t>
-            </w:r>
-          </w:p>
-        </w:tc>
-        <w:tc>
-          <w:tcPr>
-            <w:tcW w:type="dxa" w:w="1872"/>
-          </w:tcPr>
-          <w:p>
-            <w:pPr>
-              <w:jc w:val="center"/>
-            </w:pPr>
-            <w:r>
-              <w:rPr>
-                <w:rFonts w:ascii="Times New Roman" w:hAnsi="Times New Roman"/>
-                <w:b w:val="0"/>
-                <w:i w:val="0"/>
-                <w:sz w:val="18"/>
-              </w:rPr>
-              <w:t>14.2</w:t>
-            </w:r>
-          </w:p>
-        </w:tc>
-        <w:tc>
-          <w:tcPr>
-            <w:tcW w:type="dxa" w:w="1872"/>
-          </w:tcPr>
-          <w:p>
-            <w:pPr>
-              <w:jc w:val="center"/>
-            </w:pPr>
-            <w:r>
-              <w:rPr>
-                <w:rFonts w:ascii="Times New Roman" w:hAnsi="Times New Roman"/>
-                <w:b w:val="0"/>
-                <w:i w:val="0"/>
-                <w:sz w:val="18"/>
-              </w:rPr>
-              <w:t>31</w:t>
-            </w:r>
-          </w:p>
-        </w:tc>
-      </w:tr>
-      <w:tr>
-        <w:tc>
-          <w:tcPr>
-            <w:tcW w:type="dxa" w:w="4032"/>
-            <w:shd w:fill="F5F5F5" w:val="clear"/>
-          </w:tcPr>
-          <w:p>
-            <w:pPr>
-              <w:jc w:val="left"/>
-            </w:pPr>
-            <w:r>
-              <w:rPr>
-                <w:rFonts w:ascii="Times New Roman" w:hAnsi="Times New Roman"/>
-                <w:b w:val="0"/>
-                <w:i w:val="0"/>
-                <w:sz w:val="18"/>
-              </w:rPr>
-              <w:t>Sikkim</w:t>
-            </w:r>
-          </w:p>
-        </w:tc>
-        <w:tc>
-          <w:tcPr>
-            <w:tcW w:type="dxa" w:w="1872"/>
-            <w:shd w:fill="F5F5F5" w:val="clear"/>
-          </w:tcPr>
-          <w:p>
-            <w:pPr>
-              <w:jc w:val="center"/>
-            </w:pPr>
-            <w:r>
-              <w:rPr>
-                <w:rFonts w:ascii="Times New Roman" w:hAnsi="Times New Roman"/>
-                <w:b w:val="0"/>
-                <w:i w:val="0"/>
-                <w:sz w:val="18"/>
-              </w:rPr>
-              <w:t>12.8</w:t>
-            </w:r>
-          </w:p>
-        </w:tc>
-        <w:tc>
-          <w:tcPr>
-            <w:tcW w:type="dxa" w:w="1872"/>
-            <w:shd w:fill="F5F5F5" w:val="clear"/>
-          </w:tcPr>
-          <w:p>
-            <w:pPr>
-              <w:jc w:val="center"/>
-            </w:pPr>
-            <w:r>
-              <w:rPr>
-                <w:rFonts w:ascii="Times New Roman" w:hAnsi="Times New Roman"/>
-                <w:b w:val="0"/>
-                <w:i w:val="0"/>
-                <w:sz w:val="18"/>
-              </w:rPr>
-              <w:t>32</w:t>
-            </w:r>
-          </w:p>
-        </w:tc>
-      </w:tr>
-      <w:tr>
-        <w:tc>
-          <w:tcPr>
-            <w:tcW w:type="dxa" w:w="4032"/>
-          </w:tcPr>
-          <w:p>
-            <w:pPr>
-              <w:jc w:val="left"/>
-            </w:pPr>
-            <w:r>
-              <w:rPr>
-                <w:rFonts w:ascii="Times New Roman" w:hAnsi="Times New Roman"/>
-                <w:b w:val="0"/>
-                <w:i w:val="0"/>
-                <w:sz w:val="18"/>
-              </w:rPr>
-              <w:t>Puducherry</w:t>
-            </w:r>
-          </w:p>
-        </w:tc>
-        <w:tc>
-          <w:tcPr>
-            <w:tcW w:type="dxa" w:w="1872"/>
-          </w:tcPr>
-          <w:p>
-            <w:pPr>
-              <w:jc w:val="center"/>
-            </w:pPr>
-            <w:r>
-              <w:rPr>
-                <w:rFonts w:ascii="Times New Roman" w:hAnsi="Times New Roman"/>
-                <w:b w:val="0"/>
-                <w:i w:val="0"/>
-                <w:sz w:val="18"/>
-              </w:rPr>
-              <w:t>10.6</w:t>
-            </w:r>
-          </w:p>
-        </w:tc>
-        <w:tc>
-          <w:tcPr>
-            <w:tcW w:type="dxa" w:w="1872"/>
-          </w:tcPr>
-          <w:p>
-            <w:pPr>
-              <w:jc w:val="center"/>
-            </w:pPr>
-            <w:r>
-              <w:rPr>
-                <w:rFonts w:ascii="Times New Roman" w:hAnsi="Times New Roman"/>
-                <w:b w:val="0"/>
-                <w:i w:val="0"/>
-                <w:sz w:val="18"/>
-              </w:rPr>
-              <w:t>33</w:t>
-            </w:r>
-          </w:p>
-        </w:tc>
-      </w:tr>
-      <w:tr>
-        <w:tc>
-          <w:tcPr>
-            <w:tcW w:type="dxa" w:w="4032"/>
-            <w:shd w:fill="F5F5F5" w:val="clear"/>
-          </w:tcPr>
-          <w:p>
-            <w:pPr>
-              <w:jc w:val="left"/>
-            </w:pPr>
-            <w:r>
-              <w:rPr>
-                <w:rFonts w:ascii="Times New Roman" w:hAnsi="Times New Roman"/>
-                <w:b w:val="0"/>
-                <w:i w:val="0"/>
-                <w:sz w:val="18"/>
-              </w:rPr>
-              <w:t>Tripura (UT)</w:t>
-            </w:r>
-          </w:p>
-        </w:tc>
-        <w:tc>
-          <w:tcPr>
-            <w:tcW w:type="dxa" w:w="1872"/>
-            <w:shd w:fill="F5F5F5" w:val="clear"/>
-          </w:tcPr>
-          <w:p>
-            <w:pPr>
-              <w:jc w:val="center"/>
-            </w:pPr>
-            <w:r>
-              <w:rPr>
-                <w:rFonts w:ascii="Times New Roman" w:hAnsi="Times New Roman"/>
-                <w:b w:val="0"/>
-                <w:i w:val="0"/>
-                <w:sz w:val="18"/>
-              </w:rPr>
-              <w:t>9.1</w:t>
-            </w:r>
-          </w:p>
-        </w:tc>
-        <w:tc>
-          <w:tcPr>
-            <w:tcW w:type="dxa" w:w="1872"/>
-            <w:shd w:fill="F5F5F5" w:val="clear"/>
-          </w:tcPr>
-          <w:p>
-            <w:pPr>
-              <w:jc w:val="center"/>
-            </w:pPr>
-            <w:r>
-              <w:rPr>
-                <w:rFonts w:ascii="Times New Roman" w:hAnsi="Times New Roman"/>
-                <w:b w:val="0"/>
-                <w:i w:val="0"/>
-                <w:sz w:val="18"/>
-              </w:rPr>
-              <w:t>34</w:t>
-            </w:r>
-          </w:p>
-        </w:tc>
-      </w:tr>
-      <w:tr>
-        <w:tc>
-          <w:tcPr>
-            <w:tcW w:type="dxa" w:w="4032"/>
-          </w:tcPr>
-          <w:p>
-            <w:pPr>
-              <w:jc w:val="left"/>
-            </w:pPr>
-            <w:r>
-              <w:rPr>
-                <w:rFonts w:ascii="Times New Roman" w:hAnsi="Times New Roman"/>
-                <w:b w:val="0"/>
-                <w:i w:val="0"/>
-                <w:sz w:val="18"/>
-              </w:rPr>
-              <w:t>Dadra &amp; NH and D&amp;D</w:t>
-            </w:r>
-          </w:p>
-        </w:tc>
-        <w:tc>
-          <w:tcPr>
-            <w:tcW w:type="dxa" w:w="1872"/>
-          </w:tcPr>
-          <w:p>
-            <w:pPr>
-              <w:jc w:val="center"/>
-            </w:pPr>
-            <w:r>
-              <w:rPr>
-                <w:rFonts w:ascii="Times New Roman" w:hAnsi="Times New Roman"/>
-                <w:b w:val="0"/>
-                <w:i w:val="0"/>
-                <w:sz w:val="18"/>
-              </w:rPr>
-              <w:t>5.4</w:t>
-            </w:r>
-          </w:p>
-        </w:tc>
-        <w:tc>
-          <w:tcPr>
-            <w:tcW w:type="dxa" w:w="1872"/>
-          </w:tcPr>
-          <w:p>
-            <w:pPr>
-              <w:jc w:val="center"/>
-            </w:pPr>
-            <w:r>
-              <w:rPr>
-                <w:rFonts w:ascii="Times New Roman" w:hAnsi="Times New Roman"/>
-                <w:b w:val="0"/>
-                <w:i w:val="0"/>
-                <w:sz w:val="18"/>
-              </w:rPr>
-              <w:t>35</w:t>
-            </w:r>
-          </w:p>
-        </w:tc>
-      </w:tr>
-      <w:tr>
-        <w:tc>
-          <w:tcPr>
-            <w:tcW w:type="dxa" w:w="4032"/>
-            <w:shd w:fill="F5F5F5" w:val="clear"/>
-          </w:tcPr>
-          <w:p>
-            <w:pPr>
-              <w:jc w:val="left"/>
-            </w:pPr>
-            <w:r>
-              <w:rPr>
-                <w:rFonts w:ascii="Times New Roman" w:hAnsi="Times New Roman"/>
-                <w:b w:val="0"/>
-                <w:i w:val="0"/>
-                <w:sz w:val="18"/>
-              </w:rPr>
-              <w:t>Nagaland</w:t>
-            </w:r>
-          </w:p>
-        </w:tc>
-        <w:tc>
-          <w:tcPr>
-            <w:tcW w:type="dxa" w:w="1872"/>
-            <w:shd w:fill="F5F5F5" w:val="clear"/>
-          </w:tcPr>
-          <w:p>
-            <w:pPr>
-              <w:jc w:val="center"/>
-            </w:pPr>
-            <w:r>
-              <w:rPr>
-                <w:rFonts w:ascii="Times New Roman" w:hAnsi="Times New Roman"/>
-                <w:b w:val="0"/>
-                <w:i w:val="0"/>
-                <w:sz w:val="18"/>
-              </w:rPr>
-              <w:t>3.2</w:t>
-            </w:r>
-          </w:p>
-        </w:tc>
-        <w:tc>
-          <w:tcPr>
-            <w:tcW w:type="dxa" w:w="1872"/>
-            <w:shd w:fill="F5F5F5" w:val="clear"/>
-          </w:tcPr>
-          <w:p>
-            <w:pPr>
-              <w:jc w:val="center"/>
-            </w:pPr>
-            <w:r>
-              <w:rPr>
-                <w:rFonts w:ascii="Times New Roman" w:hAnsi="Times New Roman"/>
-                <w:b w:val="0"/>
-                <w:i w:val="0"/>
-                <w:sz w:val="18"/>
-              </w:rPr>
-              <w:t>36</w:t>
+              <w:t>125.1</w:t>
             </w:r>
           </w:p>
         </w:tc>
@@ -2850,38 +5338,7 @@
     </w:tbl>
     <w:p>
       <w:pPr>
-        <w:spacing w:before="0" w:after="280"/>
-        <w:jc w:val="left"/>
-      </w:pPr>
-      <w:r>
-        <w:rPr>
-          <w:rFonts w:ascii="Times New Roman" w:hAnsi="Times New Roman"/>
-          <w:b w:val="0"/>
-          <w:i/>
-          <w:sz w:val="18"/>
-        </w:rPr>
-        <w:t>Inequality metrics derived from this table: mean 31.9, median 32.1, IQR 29.6, CV 0.569, Gini 0.318, top:bottom ratio 23.6× (Ladakh 75.4 vs Nagaland 3.2). Source: NCRB ADSI 2023.</w:t>
-      </w:r>
-    </w:p>
-    <w:p/>
-    <w:p>
-      <w:pPr>
-        <w:spacing w:before="200" w:after="80"/>
-      </w:pPr>
-      <w:r>
-        <w:rPr>
-          <w:rFonts w:ascii="Times New Roman" w:hAnsi="Times New Roman"/>
-          <w:b/>
-          <w:i w:val="0"/>
-          <w:sz w:val="24"/>
-        </w:rPr>
-        <w:t>S3. ANALYSIS PIPELINE AND REPRODUCIBILITY</w:t>
-      </w:r>
-    </w:p>
-    <w:p>
-      <w:pPr>
-        <w:spacing w:before="0" w:after="120"/>
-        <w:ind w:firstLine="0"/>
+        <w:spacing w:after="120"/>
         <w:jc w:val="both"/>
       </w:pPr>
       <w:r>
@@ -2891,195 +5348,12 @@
           <w:i w:val="0"/>
           <w:sz w:val="24"/>
         </w:rPr>
-        <w:t>All analyses were conducted in Python 3.12 using pandas 2.2, numpy 1.26, matplotlib 3.9, geopandas 1.1, and scipy 1.13. The complete pipeline is organised as numbered scripts under src/ingest/, src/clean/, src/analysis/, and src/viz/:</w:t>
+        <w:t>Supplementary figure set: S1 cause-specific heatmap, S2 annual totals across the available extract years, S3 state typology scatter and S4 road surveillance mismatch. These figures are compiled separately in the figures document.</w:t>
       </w:r>
     </w:p>
     <w:p>
       <w:pPr>
-        <w:pStyle w:val="ListBullet"/>
-      </w:pPr>
-      <w:r>
-        <w:rPr>
-          <w:rFonts w:ascii="Times New Roman" w:hAnsi="Times New Roman"/>
-          <w:b w:val="0"/>
-          <w:i w:val="0"/>
-          <w:sz w:val="20"/>
-        </w:rPr>
-        <w:t>01_download_plan.py — Documents data acquisition checklist</w:t>
-      </w:r>
-    </w:p>
-    <w:p>
-      <w:pPr>
-        <w:pStyle w:val="ListBullet"/>
-      </w:pPr>
-      <w:r>
-        <w:rPr>
-          <w:rFonts w:ascii="Times New Roman" w:hAnsi="Times New Roman"/>
-          <w:b w:val="0"/>
-          <w:i w:val="0"/>
-          <w:sz w:val="20"/>
-        </w:rPr>
-        <w:t>02_parse_gbd.py — Parses and validates GBD CSV exports</w:t>
-      </w:r>
-    </w:p>
-    <w:p>
-      <w:pPr>
-        <w:pStyle w:val="ListBullet"/>
-      </w:pPr>
-      <w:r>
-        <w:rPr>
-          <w:rFonts w:ascii="Times New Roman" w:hAnsi="Times New Roman"/>
-          <w:b w:val="0"/>
-          <w:i w:val="0"/>
-          <w:sz w:val="20"/>
-        </w:rPr>
-        <w:t>05_extract_morth_tables.py — Extracts MoRTH Table 42 from PDF</w:t>
-      </w:r>
-    </w:p>
-    <w:p>
-      <w:pPr>
-        <w:pStyle w:val="ListBullet"/>
-      </w:pPr>
-      <w:r>
-        <w:rPr>
-          <w:rFonts w:ascii="Times New Roman" w:hAnsi="Times New Roman"/>
-          <w:b w:val="0"/>
-          <w:i w:val="0"/>
-          <w:sz w:val="20"/>
-        </w:rPr>
-        <w:t>06_extract_ncrb_tables.py — Extracts NCRB cause-specific tables</w:t>
-      </w:r>
-    </w:p>
-    <w:p>
-      <w:pPr>
-        <w:pStyle w:val="ListBullet"/>
-      </w:pPr>
-      <w:r>
-        <w:rPr>
-          <w:rFonts w:ascii="Times New Roman" w:hAnsi="Times New Roman"/>
-          <w:b w:val="0"/>
-          <w:i w:val="0"/>
-          <w:sz w:val="20"/>
-        </w:rPr>
-        <w:t>05_harmonize_states.py — Applies state name crosswalk</w:t>
-      </w:r>
-    </w:p>
-    <w:p>
-      <w:pPr>
-        <w:pStyle w:val="ListBullet"/>
-      </w:pPr>
-      <w:r>
-        <w:rPr>
-          <w:rFonts w:ascii="Times New Roman" w:hAnsi="Times New Roman"/>
-          <w:b w:val="0"/>
-          <w:i w:val="0"/>
-          <w:sz w:val="20"/>
-        </w:rPr>
-        <w:t>08_assemble_master.py — Assembles master long-format dataset</w:t>
-      </w:r>
-    </w:p>
-    <w:p>
-      <w:pPr>
-        <w:pStyle w:val="ListBullet"/>
-      </w:pPr>
-      <w:r>
-        <w:rPr>
-          <w:rFonts w:ascii="Times New Roman" w:hAnsi="Times New Roman"/>
-          <w:b w:val="0"/>
-          <w:i w:val="0"/>
-          <w:sz w:val="20"/>
-        </w:rPr>
-        <w:t>10_state_burden.py — Computes state-level DALY/death/YLD summaries</w:t>
-      </w:r>
-    </w:p>
-    <w:p>
-      <w:pPr>
-        <w:pStyle w:val="ListBullet"/>
-      </w:pPr>
-      <w:r>
-        <w:rPr>
-          <w:rFonts w:ascii="Times New Roman" w:hAnsi="Times New Roman"/>
-          <w:b w:val="0"/>
-          <w:i w:val="0"/>
-          <w:sz w:val="20"/>
-        </w:rPr>
-        <w:t>11_decomposition.py — Computes YLD fractions and YLD:YLL ratios</w:t>
-      </w:r>
-    </w:p>
-    <w:p>
-      <w:pPr>
-        <w:pStyle w:val="ListBullet"/>
-      </w:pPr>
-      <w:r>
-        <w:rPr>
-          <w:rFonts w:ascii="Times New Roman" w:hAnsi="Times New Roman"/>
-          <w:b w:val="0"/>
-          <w:i w:val="0"/>
-          <w:sz w:val="20"/>
-        </w:rPr>
-        <w:t>12_hdbi.py — Computes Hidden Disability Burden Index</w:t>
-      </w:r>
-    </w:p>
-    <w:p>
-      <w:pPr>
-        <w:pStyle w:val="ListBullet"/>
-      </w:pPr>
-      <w:r>
-        <w:rPr>
-          <w:rFonts w:ascii="Times New Roman" w:hAnsi="Times New Roman"/>
-          <w:b w:val="0"/>
-          <w:i w:val="0"/>
-          <w:sz w:val="20"/>
-        </w:rPr>
-        <w:t>17_inequality.py — Computes Gini, CV, IQR, top:bottom ratio</w:t>
-      </w:r>
-    </w:p>
-    <w:p>
-      <w:pPr>
-        <w:pStyle w:val="ListBullet"/>
-      </w:pPr>
-      <w:r>
-        <w:rPr>
-          <w:rFonts w:ascii="Times New Roman" w:hAnsi="Times New Roman"/>
-          <w:b w:val="0"/>
-          <w:i w:val="0"/>
-          <w:sz w:val="20"/>
-        </w:rPr>
-        <w:t>18_mismatch.py — Benchmarks GBD vs MoRTH/NCRB road deaths</w:t>
-      </w:r>
-    </w:p>
-    <w:p>
-      <w:pPr>
-        <w:pStyle w:val="ListBullet"/>
-      </w:pPr>
-      <w:r>
-        <w:rPr>
-          <w:rFonts w:ascii="Times New Roman" w:hAnsi="Times New Roman"/>
-          <w:b w:val="0"/>
-          <w:i w:val="0"/>
-          <w:sz w:val="20"/>
-        </w:rPr>
-        <w:t>21_qc_full.py — Full QC with HTML report</w:t>
-      </w:r>
-    </w:p>
-    <w:p>
-      <w:pPr>
-        <w:pStyle w:val="ListBullet"/>
-      </w:pPr>
-      <w:r>
-        <w:rPr>
-          <w:rFonts w:ascii="Times New Roman" w:hAnsi="Times New Roman"/>
-          <w:b w:val="0"/>
-          <w:i w:val="0"/>
-          <w:sz w:val="20"/>
-        </w:rPr>
-        <w:t>fig1_daly_map.py — India state choropleth (DALY rate)</w:t>
-      </w:r>
-    </w:p>
-    <w:p>
-      <w:pPr>
-        <w:spacing w:before="0" w:after="120"/>
-        <w:ind w:firstLine="0"/>
+        <w:spacing w:after="120"/>
         <w:jc w:val="both"/>
       </w:pPr>
       <w:r>
@@ -3087,14 +5361,14 @@
           <w:rFonts w:ascii="Times New Roman" w:hAnsi="Times New Roman"/>
           <w:b w:val="0"/>
           <w:i w:val="0"/>
-          <w:sz w:val="22"/>
+          <w:sz w:val="24"/>
         </w:rPr>
-        <w:t>Code repository: https://github.com/[repository] (CC-BY 4.0). Data pipeline produces master_dataset.csv (77,974 rows: 77,568 GBD + 154 MoRTH + 252 NCRB). All QC checks passed (WARN only for optional shapefile; all data checks PASS). The QC HTML report is included as a supplementary file.</w:t>
+        <w:t>Reproducibility note: the package was rebuilt after an editorial audit that identified uncited figure files, non-indexed references, author placeholders and stale placeholder figures. Only figures supported by local data were retained.</w:t>
       </w:r>
     </w:p>
     <w:sectPr>
       <w:pgSz w:w="12240" w:h="15840"/>
-      <w:pgMar w:top="1417" w:right="1417" w:bottom="1417" w:left="1701" w:header="720" w:footer="720" w:gutter="0"/>
+      <w:pgMar w:top="1440" w:right="1440" w:bottom="1440" w:left="1440" w:header="720" w:footer="720" w:gutter="0"/>
       <w:cols w:space="720"/>
       <w:docGrid w:linePitch="360"/>
     </w:sectPr>

--- a/outputs/publication/04_supplementary.docx
+++ b/outputs/publication/04_supplementary.docx
@@ -4,7 +4,7 @@
   <w:body>
     <w:p>
       <w:pPr>
-        <w:spacing w:after="280"/>
+        <w:spacing w:before="0" w:after="280"/>
         <w:jc w:val="center"/>
       </w:pPr>
       <w:r>
@@ -65,7 +65,7 @@
         </w:tc>
         <w:tc>
           <w:tcPr>
-            <w:tcW w:type="dxa" w:w="2592"/>
+            <w:tcW w:type="dxa" w:w="3168"/>
             <w:shd w:fill="D9EAF7"/>
           </w:tcPr>
           <w:p>
@@ -85,7 +85,7 @@
         </w:tc>
         <w:tc>
           <w:tcPr>
-            <w:tcW w:type="dxa" w:w="3312"/>
+            <w:tcW w:type="dxa" w:w="2880"/>
             <w:shd w:fill="D9EAF7"/>
           </w:tcPr>
           <w:p>
@@ -126,7 +126,7 @@
         </w:tc>
         <w:tc>
           <w:tcPr>
-            <w:tcW w:type="dxa" w:w="2592"/>
+            <w:tcW w:type="dxa" w:w="3168"/>
           </w:tcPr>
           <w:p>
             <w:pPr>
@@ -139,13 +139,13 @@
                 <w:i w:val="0"/>
                 <w:sz w:val="18"/>
               </w:rPr>
-              <w:t>States/UT-equivalent units, 2020-2023</w:t>
+              <w:t>Indian states/state-equivalent units; multiple measures</w:t>
             </w:r>
           </w:p>
         </w:tc>
         <w:tc>
           <w:tcPr>
-            <w:tcW w:type="dxa" w:w="3312"/>
+            <w:tcW w:type="dxa" w:w="2880"/>
           </w:tcPr>
           <w:p>
             <w:pPr>
@@ -158,7 +158,7 @@
                 <w:i w:val="0"/>
                 <w:sz w:val="18"/>
               </w:rPr>
-              <w:t>Primary burden estimates</w:t>
+              <w:t>Primary burden estimation</w:t>
             </w:r>
           </w:p>
         </w:tc>
@@ -185,7 +185,7 @@
         </w:tc>
         <w:tc>
           <w:tcPr>
-            <w:tcW w:type="dxa" w:w="2592"/>
+            <w:tcW w:type="dxa" w:w="3168"/>
           </w:tcPr>
           <w:p>
             <w:pPr>
@@ -204,7 +204,7 @@
         </w:tc>
         <w:tc>
           <w:tcPr>
-            <w:tcW w:type="dxa" w:w="3312"/>
+            <w:tcW w:type="dxa" w:w="2880"/>
           </w:tcPr>
           <w:p>
             <w:pPr>
@@ -244,7 +244,7 @@
         </w:tc>
         <w:tc>
           <w:tcPr>
-            <w:tcW w:type="dxa" w:w="2592"/>
+            <w:tcW w:type="dxa" w:w="3168"/>
           </w:tcPr>
           <w:p>
             <w:pPr>
@@ -257,13 +257,13 @@
                 <w:i w:val="0"/>
                 <w:sz w:val="18"/>
               </w:rPr>
-              <w:t>Accidental death rates and causes</w:t>
+              <w:t>Accidental deaths and rates by state</w:t>
             </w:r>
           </w:p>
         </w:tc>
         <w:tc>
           <w:tcPr>
-            <w:tcW w:type="dxa" w:w="3312"/>
+            <w:tcW w:type="dxa" w:w="2880"/>
           </w:tcPr>
           <w:p>
             <w:pPr>
@@ -276,7 +276,7 @@
                 <w:i w:val="0"/>
                 <w:sz w:val="18"/>
               </w:rPr>
-              <w:t>Inequality assessment and contextual interpretation</w:t>
+              <w:t>Inequality assessment and context</w:t>
             </w:r>
           </w:p>
         </w:tc>
@@ -293,7 +293,7 @@
           <w:i w:val="0"/>
           <w:sz w:val="22"/>
         </w:rPr>
-        <w:t>Table S2. Full state-level injury DALY rates in 2021.</w:t>
+        <w:t>Table S2. Full state DALY-rate ranking, 2021.</w:t>
       </w:r>
     </w:p>
     <w:tbl>
@@ -303,15 +303,36 @@
         <w:tblLook w:firstColumn="1" w:firstRow="1" w:lastColumn="0" w:lastRow="0" w:noHBand="0" w:noVBand="1" w:val="04A0"/>
       </w:tblPr>
       <w:tblGrid>
-        <w:gridCol w:w="2340"/>
-        <w:gridCol w:w="2340"/>
-        <w:gridCol w:w="2340"/>
-        <w:gridCol w:w="2340"/>
+        <w:gridCol w:w="1872"/>
+        <w:gridCol w:w="1872"/>
+        <w:gridCol w:w="1872"/>
+        <w:gridCol w:w="1872"/>
+        <w:gridCol w:w="1872"/>
       </w:tblGrid>
       <w:tr>
         <w:tc>
           <w:tcPr>
-            <w:tcW w:type="dxa" w:w="3456"/>
+            <w:tcW w:type="dxa" w:w="864"/>
+            <w:shd w:fill="D9EAF7"/>
+          </w:tcPr>
+          <w:p>
+            <w:pPr>
+              <w:jc w:val="center"/>
+            </w:pPr>
+            <w:r>
+              <w:rPr>
+                <w:rFonts w:ascii="Times New Roman" w:hAnsi="Times New Roman"/>
+                <w:b/>
+                <w:i w:val="0"/>
+                <w:sz w:val="18"/>
+              </w:rPr>
+              <w:t>Rank</w:t>
+            </w:r>
+          </w:p>
+        </w:tc>
+        <w:tc>
+          <w:tcPr>
+            <w:tcW w:type="dxa" w:w="3168"/>
             <w:shd w:fill="D9EAF7"/>
           </w:tcPr>
           <w:p>
@@ -331,7 +352,7 @@
         </w:tc>
         <w:tc>
           <w:tcPr>
-            <w:tcW w:type="dxa" w:w="1296"/>
+            <w:tcW w:type="dxa" w:w="1152"/>
             <w:shd w:fill="D9EAF7"/>
           </w:tcPr>
           <w:p>
@@ -351,7 +372,7 @@
         </w:tc>
         <w:tc>
           <w:tcPr>
-            <w:tcW w:type="dxa" w:w="1296"/>
+            <w:tcW w:type="dxa" w:w="1152"/>
             <w:shd w:fill="D9EAF7"/>
           </w:tcPr>
           <w:p>
@@ -371,7 +392,7 @@
         </w:tc>
         <w:tc>
           <w:tcPr>
-            <w:tcW w:type="dxa" w:w="1296"/>
+            <w:tcW w:type="dxa" w:w="1152"/>
             <w:shd w:fill="D9EAF7"/>
           </w:tcPr>
           <w:p>
@@ -393,11 +414,30 @@
       <w:tr>
         <w:tc>
           <w:tcPr>
-            <w:tcW w:type="dxa" w:w="3456"/>
+            <w:tcW w:type="dxa" w:w="864"/>
           </w:tcPr>
           <w:p>
             <w:pPr>
               <w:jc w:val="left"/>
+            </w:pPr>
+            <w:r>
+              <w:rPr>
+                <w:rFonts w:ascii="Times New Roman" w:hAnsi="Times New Roman"/>
+                <w:b w:val="0"/>
+                <w:i w:val="0"/>
+                <w:sz w:val="18"/>
+              </w:rPr>
+              <w:t>1</w:t>
+            </w:r>
+          </w:p>
+        </w:tc>
+        <w:tc>
+          <w:tcPr>
+            <w:tcW w:type="dxa" w:w="3168"/>
+          </w:tcPr>
+          <w:p>
+            <w:pPr>
+              <w:jc w:val="center"/>
             </w:pPr>
             <w:r>
               <w:rPr>
@@ -412,7 +452,7 @@
         </w:tc>
         <w:tc>
           <w:tcPr>
-            <w:tcW w:type="dxa" w:w="1296"/>
+            <w:tcW w:type="dxa" w:w="1152"/>
           </w:tcPr>
           <w:p>
             <w:pPr>
@@ -431,7 +471,7 @@
         </w:tc>
         <w:tc>
           <w:tcPr>
-            <w:tcW w:type="dxa" w:w="1296"/>
+            <w:tcW w:type="dxa" w:w="1152"/>
           </w:tcPr>
           <w:p>
             <w:pPr>
@@ -450,7 +490,7 @@
         </w:tc>
         <w:tc>
           <w:tcPr>
-            <w:tcW w:type="dxa" w:w="1296"/>
+            <w:tcW w:type="dxa" w:w="1152"/>
           </w:tcPr>
           <w:p>
             <w:pPr>
@@ -471,11 +511,30 @@
       <w:tr>
         <w:tc>
           <w:tcPr>
-            <w:tcW w:type="dxa" w:w="3456"/>
+            <w:tcW w:type="dxa" w:w="864"/>
           </w:tcPr>
           <w:p>
             <w:pPr>
               <w:jc w:val="left"/>
+            </w:pPr>
+            <w:r>
+              <w:rPr>
+                <w:rFonts w:ascii="Times New Roman" w:hAnsi="Times New Roman"/>
+                <w:b w:val="0"/>
+                <w:i w:val="0"/>
+                <w:sz w:val="18"/>
+              </w:rPr>
+              <w:t>2</w:t>
+            </w:r>
+          </w:p>
+        </w:tc>
+        <w:tc>
+          <w:tcPr>
+            <w:tcW w:type="dxa" w:w="3168"/>
+          </w:tcPr>
+          <w:p>
+            <w:pPr>
+              <w:jc w:val="center"/>
             </w:pPr>
             <w:r>
               <w:rPr>
@@ -490,7 +549,7 @@
         </w:tc>
         <w:tc>
           <w:tcPr>
-            <w:tcW w:type="dxa" w:w="1296"/>
+            <w:tcW w:type="dxa" w:w="1152"/>
           </w:tcPr>
           <w:p>
             <w:pPr>
@@ -509,7 +568,7 @@
         </w:tc>
         <w:tc>
           <w:tcPr>
-            <w:tcW w:type="dxa" w:w="1296"/>
+            <w:tcW w:type="dxa" w:w="1152"/>
           </w:tcPr>
           <w:p>
             <w:pPr>
@@ -528,7 +587,7 @@
         </w:tc>
         <w:tc>
           <w:tcPr>
-            <w:tcW w:type="dxa" w:w="1296"/>
+            <w:tcW w:type="dxa" w:w="1152"/>
           </w:tcPr>
           <w:p>
             <w:pPr>
@@ -549,11 +608,30 @@
       <w:tr>
         <w:tc>
           <w:tcPr>
-            <w:tcW w:type="dxa" w:w="3456"/>
+            <w:tcW w:type="dxa" w:w="864"/>
           </w:tcPr>
           <w:p>
             <w:pPr>
               <w:jc w:val="left"/>
+            </w:pPr>
+            <w:r>
+              <w:rPr>
+                <w:rFonts w:ascii="Times New Roman" w:hAnsi="Times New Roman"/>
+                <w:b w:val="0"/>
+                <w:i w:val="0"/>
+                <w:sz w:val="18"/>
+              </w:rPr>
+              <w:t>3</w:t>
+            </w:r>
+          </w:p>
+        </w:tc>
+        <w:tc>
+          <w:tcPr>
+            <w:tcW w:type="dxa" w:w="3168"/>
+          </w:tcPr>
+          <w:p>
+            <w:pPr>
+              <w:jc w:val="center"/>
             </w:pPr>
             <w:r>
               <w:rPr>
@@ -568,7 +646,7 @@
         </w:tc>
         <w:tc>
           <w:tcPr>
-            <w:tcW w:type="dxa" w:w="1296"/>
+            <w:tcW w:type="dxa" w:w="1152"/>
           </w:tcPr>
           <w:p>
             <w:pPr>
@@ -587,7 +665,7 @@
         </w:tc>
         <w:tc>
           <w:tcPr>
-            <w:tcW w:type="dxa" w:w="1296"/>
+            <w:tcW w:type="dxa" w:w="1152"/>
           </w:tcPr>
           <w:p>
             <w:pPr>
@@ -606,7 +684,7 @@
         </w:tc>
         <w:tc>
           <w:tcPr>
-            <w:tcW w:type="dxa" w:w="1296"/>
+            <w:tcW w:type="dxa" w:w="1152"/>
           </w:tcPr>
           <w:p>
             <w:pPr>
@@ -627,11 +705,30 @@
       <w:tr>
         <w:tc>
           <w:tcPr>
-            <w:tcW w:type="dxa" w:w="3456"/>
+            <w:tcW w:type="dxa" w:w="864"/>
           </w:tcPr>
           <w:p>
             <w:pPr>
               <w:jc w:val="left"/>
+            </w:pPr>
+            <w:r>
+              <w:rPr>
+                <w:rFonts w:ascii="Times New Roman" w:hAnsi="Times New Roman"/>
+                <w:b w:val="0"/>
+                <w:i w:val="0"/>
+                <w:sz w:val="18"/>
+              </w:rPr>
+              <w:t>4</w:t>
+            </w:r>
+          </w:p>
+        </w:tc>
+        <w:tc>
+          <w:tcPr>
+            <w:tcW w:type="dxa" w:w="3168"/>
+          </w:tcPr>
+          <w:p>
+            <w:pPr>
+              <w:jc w:val="center"/>
             </w:pPr>
             <w:r>
               <w:rPr>
@@ -646,7 +743,7 @@
         </w:tc>
         <w:tc>
           <w:tcPr>
-            <w:tcW w:type="dxa" w:w="1296"/>
+            <w:tcW w:type="dxa" w:w="1152"/>
           </w:tcPr>
           <w:p>
             <w:pPr>
@@ -665,7 +762,7 @@
         </w:tc>
         <w:tc>
           <w:tcPr>
-            <w:tcW w:type="dxa" w:w="1296"/>
+            <w:tcW w:type="dxa" w:w="1152"/>
           </w:tcPr>
           <w:p>
             <w:pPr>
@@ -684,7 +781,7 @@
         </w:tc>
         <w:tc>
           <w:tcPr>
-            <w:tcW w:type="dxa" w:w="1296"/>
+            <w:tcW w:type="dxa" w:w="1152"/>
           </w:tcPr>
           <w:p>
             <w:pPr>
@@ -705,11 +802,30 @@
       <w:tr>
         <w:tc>
           <w:tcPr>
-            <w:tcW w:type="dxa" w:w="3456"/>
+            <w:tcW w:type="dxa" w:w="864"/>
           </w:tcPr>
           <w:p>
             <w:pPr>
               <w:jc w:val="left"/>
+            </w:pPr>
+            <w:r>
+              <w:rPr>
+                <w:rFonts w:ascii="Times New Roman" w:hAnsi="Times New Roman"/>
+                <w:b w:val="0"/>
+                <w:i w:val="0"/>
+                <w:sz w:val="18"/>
+              </w:rPr>
+              <w:t>5</w:t>
+            </w:r>
+          </w:p>
+        </w:tc>
+        <w:tc>
+          <w:tcPr>
+            <w:tcW w:type="dxa" w:w="3168"/>
+          </w:tcPr>
+          <w:p>
+            <w:pPr>
+              <w:jc w:val="center"/>
             </w:pPr>
             <w:r>
               <w:rPr>
@@ -724,7 +840,7 @@
         </w:tc>
         <w:tc>
           <w:tcPr>
-            <w:tcW w:type="dxa" w:w="1296"/>
+            <w:tcW w:type="dxa" w:w="1152"/>
           </w:tcPr>
           <w:p>
             <w:pPr>
@@ -743,7 +859,7 @@
         </w:tc>
         <w:tc>
           <w:tcPr>
-            <w:tcW w:type="dxa" w:w="1296"/>
+            <w:tcW w:type="dxa" w:w="1152"/>
           </w:tcPr>
           <w:p>
             <w:pPr>
@@ -762,7 +878,7 @@
         </w:tc>
         <w:tc>
           <w:tcPr>
-            <w:tcW w:type="dxa" w:w="1296"/>
+            <w:tcW w:type="dxa" w:w="1152"/>
           </w:tcPr>
           <w:p>
             <w:pPr>
@@ -783,11 +899,30 @@
       <w:tr>
         <w:tc>
           <w:tcPr>
-            <w:tcW w:type="dxa" w:w="3456"/>
+            <w:tcW w:type="dxa" w:w="864"/>
           </w:tcPr>
           <w:p>
             <w:pPr>
               <w:jc w:val="left"/>
+            </w:pPr>
+            <w:r>
+              <w:rPr>
+                <w:rFonts w:ascii="Times New Roman" w:hAnsi="Times New Roman"/>
+                <w:b w:val="0"/>
+                <w:i w:val="0"/>
+                <w:sz w:val="18"/>
+              </w:rPr>
+              <w:t>6</w:t>
+            </w:r>
+          </w:p>
+        </w:tc>
+        <w:tc>
+          <w:tcPr>
+            <w:tcW w:type="dxa" w:w="3168"/>
+          </w:tcPr>
+          <w:p>
+            <w:pPr>
+              <w:jc w:val="center"/>
             </w:pPr>
             <w:r>
               <w:rPr>
@@ -802,7 +937,7 @@
         </w:tc>
         <w:tc>
           <w:tcPr>
-            <w:tcW w:type="dxa" w:w="1296"/>
+            <w:tcW w:type="dxa" w:w="1152"/>
           </w:tcPr>
           <w:p>
             <w:pPr>
@@ -821,7 +956,7 @@
         </w:tc>
         <w:tc>
           <w:tcPr>
-            <w:tcW w:type="dxa" w:w="1296"/>
+            <w:tcW w:type="dxa" w:w="1152"/>
           </w:tcPr>
           <w:p>
             <w:pPr>
@@ -840,7 +975,7 @@
         </w:tc>
         <w:tc>
           <w:tcPr>
-            <w:tcW w:type="dxa" w:w="1296"/>
+            <w:tcW w:type="dxa" w:w="1152"/>
           </w:tcPr>
           <w:p>
             <w:pPr>
@@ -861,11 +996,30 @@
       <w:tr>
         <w:tc>
           <w:tcPr>
-            <w:tcW w:type="dxa" w:w="3456"/>
+            <w:tcW w:type="dxa" w:w="864"/>
           </w:tcPr>
           <w:p>
             <w:pPr>
               <w:jc w:val="left"/>
+            </w:pPr>
+            <w:r>
+              <w:rPr>
+                <w:rFonts w:ascii="Times New Roman" w:hAnsi="Times New Roman"/>
+                <w:b w:val="0"/>
+                <w:i w:val="0"/>
+                <w:sz w:val="18"/>
+              </w:rPr>
+              <w:t>7</w:t>
+            </w:r>
+          </w:p>
+        </w:tc>
+        <w:tc>
+          <w:tcPr>
+            <w:tcW w:type="dxa" w:w="3168"/>
+          </w:tcPr>
+          <w:p>
+            <w:pPr>
+              <w:jc w:val="center"/>
             </w:pPr>
             <w:r>
               <w:rPr>
@@ -880,7 +1034,7 @@
         </w:tc>
         <w:tc>
           <w:tcPr>
-            <w:tcW w:type="dxa" w:w="1296"/>
+            <w:tcW w:type="dxa" w:w="1152"/>
           </w:tcPr>
           <w:p>
             <w:pPr>
@@ -899,7 +1053,7 @@
         </w:tc>
         <w:tc>
           <w:tcPr>
-            <w:tcW w:type="dxa" w:w="1296"/>
+            <w:tcW w:type="dxa" w:w="1152"/>
           </w:tcPr>
           <w:p>
             <w:pPr>
@@ -918,7 +1072,7 @@
         </w:tc>
         <w:tc>
           <w:tcPr>
-            <w:tcW w:type="dxa" w:w="1296"/>
+            <w:tcW w:type="dxa" w:w="1152"/>
           </w:tcPr>
           <w:p>
             <w:pPr>
@@ -939,11 +1093,30 @@
       <w:tr>
         <w:tc>
           <w:tcPr>
-            <w:tcW w:type="dxa" w:w="3456"/>
+            <w:tcW w:type="dxa" w:w="864"/>
           </w:tcPr>
           <w:p>
             <w:pPr>
               <w:jc w:val="left"/>
+            </w:pPr>
+            <w:r>
+              <w:rPr>
+                <w:rFonts w:ascii="Times New Roman" w:hAnsi="Times New Roman"/>
+                <w:b w:val="0"/>
+                <w:i w:val="0"/>
+                <w:sz w:val="18"/>
+              </w:rPr>
+              <w:t>8</w:t>
+            </w:r>
+          </w:p>
+        </w:tc>
+        <w:tc>
+          <w:tcPr>
+            <w:tcW w:type="dxa" w:w="3168"/>
+          </w:tcPr>
+          <w:p>
+            <w:pPr>
+              <w:jc w:val="center"/>
             </w:pPr>
             <w:r>
               <w:rPr>
@@ -958,7 +1131,7 @@
         </w:tc>
         <w:tc>
           <w:tcPr>
-            <w:tcW w:type="dxa" w:w="1296"/>
+            <w:tcW w:type="dxa" w:w="1152"/>
           </w:tcPr>
           <w:p>
             <w:pPr>
@@ -977,7 +1150,7 @@
         </w:tc>
         <w:tc>
           <w:tcPr>
-            <w:tcW w:type="dxa" w:w="1296"/>
+            <w:tcW w:type="dxa" w:w="1152"/>
           </w:tcPr>
           <w:p>
             <w:pPr>
@@ -996,7 +1169,7 @@
         </w:tc>
         <w:tc>
           <w:tcPr>
-            <w:tcW w:type="dxa" w:w="1296"/>
+            <w:tcW w:type="dxa" w:w="1152"/>
           </w:tcPr>
           <w:p>
             <w:pPr>
@@ -1017,11 +1190,30 @@
       <w:tr>
         <w:tc>
           <w:tcPr>
-            <w:tcW w:type="dxa" w:w="3456"/>
+            <w:tcW w:type="dxa" w:w="864"/>
           </w:tcPr>
           <w:p>
             <w:pPr>
               <w:jc w:val="left"/>
+            </w:pPr>
+            <w:r>
+              <w:rPr>
+                <w:rFonts w:ascii="Times New Roman" w:hAnsi="Times New Roman"/>
+                <w:b w:val="0"/>
+                <w:i w:val="0"/>
+                <w:sz w:val="18"/>
+              </w:rPr>
+              <w:t>9</w:t>
+            </w:r>
+          </w:p>
+        </w:tc>
+        <w:tc>
+          <w:tcPr>
+            <w:tcW w:type="dxa" w:w="3168"/>
+          </w:tcPr>
+          <w:p>
+            <w:pPr>
+              <w:jc w:val="center"/>
             </w:pPr>
             <w:r>
               <w:rPr>
@@ -1036,7 +1228,7 @@
         </w:tc>
         <w:tc>
           <w:tcPr>
-            <w:tcW w:type="dxa" w:w="1296"/>
+            <w:tcW w:type="dxa" w:w="1152"/>
           </w:tcPr>
           <w:p>
             <w:pPr>
@@ -1055,7 +1247,7 @@
         </w:tc>
         <w:tc>
           <w:tcPr>
-            <w:tcW w:type="dxa" w:w="1296"/>
+            <w:tcW w:type="dxa" w:w="1152"/>
           </w:tcPr>
           <w:p>
             <w:pPr>
@@ -1074,7 +1266,7 @@
         </w:tc>
         <w:tc>
           <w:tcPr>
-            <w:tcW w:type="dxa" w:w="1296"/>
+            <w:tcW w:type="dxa" w:w="1152"/>
           </w:tcPr>
           <w:p>
             <w:pPr>
@@ -1095,11 +1287,30 @@
       <w:tr>
         <w:tc>
           <w:tcPr>
-            <w:tcW w:type="dxa" w:w="3456"/>
+            <w:tcW w:type="dxa" w:w="864"/>
           </w:tcPr>
           <w:p>
             <w:pPr>
               <w:jc w:val="left"/>
+            </w:pPr>
+            <w:r>
+              <w:rPr>
+                <w:rFonts w:ascii="Times New Roman" w:hAnsi="Times New Roman"/>
+                <w:b w:val="0"/>
+                <w:i w:val="0"/>
+                <w:sz w:val="18"/>
+              </w:rPr>
+              <w:t>10</w:t>
+            </w:r>
+          </w:p>
+        </w:tc>
+        <w:tc>
+          <w:tcPr>
+            <w:tcW w:type="dxa" w:w="3168"/>
+          </w:tcPr>
+          <w:p>
+            <w:pPr>
+              <w:jc w:val="center"/>
             </w:pPr>
             <w:r>
               <w:rPr>
@@ -1114,7 +1325,7 @@
         </w:tc>
         <w:tc>
           <w:tcPr>
-            <w:tcW w:type="dxa" w:w="1296"/>
+            <w:tcW w:type="dxa" w:w="1152"/>
           </w:tcPr>
           <w:p>
             <w:pPr>
@@ -1133,7 +1344,7 @@
         </w:tc>
         <w:tc>
           <w:tcPr>
-            <w:tcW w:type="dxa" w:w="1296"/>
+            <w:tcW w:type="dxa" w:w="1152"/>
           </w:tcPr>
           <w:p>
             <w:pPr>
@@ -1152,7 +1363,7 @@
         </w:tc>
         <w:tc>
           <w:tcPr>
-            <w:tcW w:type="dxa" w:w="1296"/>
+            <w:tcW w:type="dxa" w:w="1152"/>
           </w:tcPr>
           <w:p>
             <w:pPr>
@@ -1173,11 +1384,30 @@
       <w:tr>
         <w:tc>
           <w:tcPr>
-            <w:tcW w:type="dxa" w:w="3456"/>
+            <w:tcW w:type="dxa" w:w="864"/>
           </w:tcPr>
           <w:p>
             <w:pPr>
               <w:jc w:val="left"/>
+            </w:pPr>
+            <w:r>
+              <w:rPr>
+                <w:rFonts w:ascii="Times New Roman" w:hAnsi="Times New Roman"/>
+                <w:b w:val="0"/>
+                <w:i w:val="0"/>
+                <w:sz w:val="18"/>
+              </w:rPr>
+              <w:t>11</w:t>
+            </w:r>
+          </w:p>
+        </w:tc>
+        <w:tc>
+          <w:tcPr>
+            <w:tcW w:type="dxa" w:w="3168"/>
+          </w:tcPr>
+          <w:p>
+            <w:pPr>
+              <w:jc w:val="center"/>
             </w:pPr>
             <w:r>
               <w:rPr>
@@ -1192,7 +1422,7 @@
         </w:tc>
         <w:tc>
           <w:tcPr>
-            <w:tcW w:type="dxa" w:w="1296"/>
+            <w:tcW w:type="dxa" w:w="1152"/>
           </w:tcPr>
           <w:p>
             <w:pPr>
@@ -1211,7 +1441,7 @@
         </w:tc>
         <w:tc>
           <w:tcPr>
-            <w:tcW w:type="dxa" w:w="1296"/>
+            <w:tcW w:type="dxa" w:w="1152"/>
           </w:tcPr>
           <w:p>
             <w:pPr>
@@ -1230,7 +1460,7 @@
         </w:tc>
         <w:tc>
           <w:tcPr>
-            <w:tcW w:type="dxa" w:w="1296"/>
+            <w:tcW w:type="dxa" w:w="1152"/>
           </w:tcPr>
           <w:p>
             <w:pPr>
@@ -1251,11 +1481,30 @@
       <w:tr>
         <w:tc>
           <w:tcPr>
-            <w:tcW w:type="dxa" w:w="3456"/>
+            <w:tcW w:type="dxa" w:w="864"/>
           </w:tcPr>
           <w:p>
             <w:pPr>
               <w:jc w:val="left"/>
+            </w:pPr>
+            <w:r>
+              <w:rPr>
+                <w:rFonts w:ascii="Times New Roman" w:hAnsi="Times New Roman"/>
+                <w:b w:val="0"/>
+                <w:i w:val="0"/>
+                <w:sz w:val="18"/>
+              </w:rPr>
+              <w:t>12</w:t>
+            </w:r>
+          </w:p>
+        </w:tc>
+        <w:tc>
+          <w:tcPr>
+            <w:tcW w:type="dxa" w:w="3168"/>
+          </w:tcPr>
+          <w:p>
+            <w:pPr>
+              <w:jc w:val="center"/>
             </w:pPr>
             <w:r>
               <w:rPr>
@@ -1270,7 +1519,7 @@
         </w:tc>
         <w:tc>
           <w:tcPr>
-            <w:tcW w:type="dxa" w:w="1296"/>
+            <w:tcW w:type="dxa" w:w="1152"/>
           </w:tcPr>
           <w:p>
             <w:pPr>
@@ -1289,7 +1538,7 @@
         </w:tc>
         <w:tc>
           <w:tcPr>
-            <w:tcW w:type="dxa" w:w="1296"/>
+            <w:tcW w:type="dxa" w:w="1152"/>
           </w:tcPr>
           <w:p>
             <w:pPr>
@@ -1308,7 +1557,7 @@
         </w:tc>
         <w:tc>
           <w:tcPr>
-            <w:tcW w:type="dxa" w:w="1296"/>
+            <w:tcW w:type="dxa" w:w="1152"/>
           </w:tcPr>
           <w:p>
             <w:pPr>
@@ -1329,11 +1578,30 @@
       <w:tr>
         <w:tc>
           <w:tcPr>
-            <w:tcW w:type="dxa" w:w="3456"/>
+            <w:tcW w:type="dxa" w:w="864"/>
           </w:tcPr>
           <w:p>
             <w:pPr>
               <w:jc w:val="left"/>
+            </w:pPr>
+            <w:r>
+              <w:rPr>
+                <w:rFonts w:ascii="Times New Roman" w:hAnsi="Times New Roman"/>
+                <w:b w:val="0"/>
+                <w:i w:val="0"/>
+                <w:sz w:val="18"/>
+              </w:rPr>
+              <w:t>13</w:t>
+            </w:r>
+          </w:p>
+        </w:tc>
+        <w:tc>
+          <w:tcPr>
+            <w:tcW w:type="dxa" w:w="3168"/>
+          </w:tcPr>
+          <w:p>
+            <w:pPr>
+              <w:jc w:val="center"/>
             </w:pPr>
             <w:r>
               <w:rPr>
@@ -1348,7 +1616,7 @@
         </w:tc>
         <w:tc>
           <w:tcPr>
-            <w:tcW w:type="dxa" w:w="1296"/>
+            <w:tcW w:type="dxa" w:w="1152"/>
           </w:tcPr>
           <w:p>
             <w:pPr>
@@ -1367,7 +1635,7 @@
         </w:tc>
         <w:tc>
           <w:tcPr>
-            <w:tcW w:type="dxa" w:w="1296"/>
+            <w:tcW w:type="dxa" w:w="1152"/>
           </w:tcPr>
           <w:p>
             <w:pPr>
@@ -1386,7 +1654,7 @@
         </w:tc>
         <w:tc>
           <w:tcPr>
-            <w:tcW w:type="dxa" w:w="1296"/>
+            <w:tcW w:type="dxa" w:w="1152"/>
           </w:tcPr>
           <w:p>
             <w:pPr>
@@ -1407,11 +1675,30 @@
       <w:tr>
         <w:tc>
           <w:tcPr>
-            <w:tcW w:type="dxa" w:w="3456"/>
+            <w:tcW w:type="dxa" w:w="864"/>
           </w:tcPr>
           <w:p>
             <w:pPr>
               <w:jc w:val="left"/>
+            </w:pPr>
+            <w:r>
+              <w:rPr>
+                <w:rFonts w:ascii="Times New Roman" w:hAnsi="Times New Roman"/>
+                <w:b w:val="0"/>
+                <w:i w:val="0"/>
+                <w:sz w:val="18"/>
+              </w:rPr>
+              <w:t>14</w:t>
+            </w:r>
+          </w:p>
+        </w:tc>
+        <w:tc>
+          <w:tcPr>
+            <w:tcW w:type="dxa" w:w="3168"/>
+          </w:tcPr>
+          <w:p>
+            <w:pPr>
+              <w:jc w:val="center"/>
             </w:pPr>
             <w:r>
               <w:rPr>
@@ -1426,7 +1713,7 @@
         </w:tc>
         <w:tc>
           <w:tcPr>
-            <w:tcW w:type="dxa" w:w="1296"/>
+            <w:tcW w:type="dxa" w:w="1152"/>
           </w:tcPr>
           <w:p>
             <w:pPr>
@@ -1445,7 +1732,7 @@
         </w:tc>
         <w:tc>
           <w:tcPr>
-            <w:tcW w:type="dxa" w:w="1296"/>
+            <w:tcW w:type="dxa" w:w="1152"/>
           </w:tcPr>
           <w:p>
             <w:pPr>
@@ -1464,7 +1751,7 @@
         </w:tc>
         <w:tc>
           <w:tcPr>
-            <w:tcW w:type="dxa" w:w="1296"/>
+            <w:tcW w:type="dxa" w:w="1152"/>
           </w:tcPr>
           <w:p>
             <w:pPr>
@@ -1485,11 +1772,30 @@
       <w:tr>
         <w:tc>
           <w:tcPr>
-            <w:tcW w:type="dxa" w:w="3456"/>
+            <w:tcW w:type="dxa" w:w="864"/>
           </w:tcPr>
           <w:p>
             <w:pPr>
               <w:jc w:val="left"/>
+            </w:pPr>
+            <w:r>
+              <w:rPr>
+                <w:rFonts w:ascii="Times New Roman" w:hAnsi="Times New Roman"/>
+                <w:b w:val="0"/>
+                <w:i w:val="0"/>
+                <w:sz w:val="18"/>
+              </w:rPr>
+              <w:t>15</w:t>
+            </w:r>
+          </w:p>
+        </w:tc>
+        <w:tc>
+          <w:tcPr>
+            <w:tcW w:type="dxa" w:w="3168"/>
+          </w:tcPr>
+          <w:p>
+            <w:pPr>
+              <w:jc w:val="center"/>
             </w:pPr>
             <w:r>
               <w:rPr>
@@ -1504,7 +1810,7 @@
         </w:tc>
         <w:tc>
           <w:tcPr>
-            <w:tcW w:type="dxa" w:w="1296"/>
+            <w:tcW w:type="dxa" w:w="1152"/>
           </w:tcPr>
           <w:p>
             <w:pPr>
@@ -1523,7 +1829,7 @@
         </w:tc>
         <w:tc>
           <w:tcPr>
-            <w:tcW w:type="dxa" w:w="1296"/>
+            <w:tcW w:type="dxa" w:w="1152"/>
           </w:tcPr>
           <w:p>
             <w:pPr>
@@ -1542,7 +1848,7 @@
         </w:tc>
         <w:tc>
           <w:tcPr>
-            <w:tcW w:type="dxa" w:w="1296"/>
+            <w:tcW w:type="dxa" w:w="1152"/>
           </w:tcPr>
           <w:p>
             <w:pPr>
@@ -1563,11 +1869,30 @@
       <w:tr>
         <w:tc>
           <w:tcPr>
-            <w:tcW w:type="dxa" w:w="3456"/>
+            <w:tcW w:type="dxa" w:w="864"/>
           </w:tcPr>
           <w:p>
             <w:pPr>
               <w:jc w:val="left"/>
+            </w:pPr>
+            <w:r>
+              <w:rPr>
+                <w:rFonts w:ascii="Times New Roman" w:hAnsi="Times New Roman"/>
+                <w:b w:val="0"/>
+                <w:i w:val="0"/>
+                <w:sz w:val="18"/>
+              </w:rPr>
+              <w:t>16</w:t>
+            </w:r>
+          </w:p>
+        </w:tc>
+        <w:tc>
+          <w:tcPr>
+            <w:tcW w:type="dxa" w:w="3168"/>
+          </w:tcPr>
+          <w:p>
+            <w:pPr>
+              <w:jc w:val="center"/>
             </w:pPr>
             <w:r>
               <w:rPr>
@@ -1582,7 +1907,7 @@
         </w:tc>
         <w:tc>
           <w:tcPr>
-            <w:tcW w:type="dxa" w:w="1296"/>
+            <w:tcW w:type="dxa" w:w="1152"/>
           </w:tcPr>
           <w:p>
             <w:pPr>
@@ -1601,7 +1926,7 @@
         </w:tc>
         <w:tc>
           <w:tcPr>
-            <w:tcW w:type="dxa" w:w="1296"/>
+            <w:tcW w:type="dxa" w:w="1152"/>
           </w:tcPr>
           <w:p>
             <w:pPr>
@@ -1620,7 +1945,7 @@
         </w:tc>
         <w:tc>
           <w:tcPr>
-            <w:tcW w:type="dxa" w:w="1296"/>
+            <w:tcW w:type="dxa" w:w="1152"/>
           </w:tcPr>
           <w:p>
             <w:pPr>
@@ -1641,11 +1966,30 @@
       <w:tr>
         <w:tc>
           <w:tcPr>
-            <w:tcW w:type="dxa" w:w="3456"/>
+            <w:tcW w:type="dxa" w:w="864"/>
           </w:tcPr>
           <w:p>
             <w:pPr>
               <w:jc w:val="left"/>
+            </w:pPr>
+            <w:r>
+              <w:rPr>
+                <w:rFonts w:ascii="Times New Roman" w:hAnsi="Times New Roman"/>
+                <w:b w:val="0"/>
+                <w:i w:val="0"/>
+                <w:sz w:val="18"/>
+              </w:rPr>
+              <w:t>17</w:t>
+            </w:r>
+          </w:p>
+        </w:tc>
+        <w:tc>
+          <w:tcPr>
+            <w:tcW w:type="dxa" w:w="3168"/>
+          </w:tcPr>
+          <w:p>
+            <w:pPr>
+              <w:jc w:val="center"/>
             </w:pPr>
             <w:r>
               <w:rPr>
@@ -1660,7 +2004,7 @@
         </w:tc>
         <w:tc>
           <w:tcPr>
-            <w:tcW w:type="dxa" w:w="1296"/>
+            <w:tcW w:type="dxa" w:w="1152"/>
           </w:tcPr>
           <w:p>
             <w:pPr>
@@ -1679,7 +2023,7 @@
         </w:tc>
         <w:tc>
           <w:tcPr>
-            <w:tcW w:type="dxa" w:w="1296"/>
+            <w:tcW w:type="dxa" w:w="1152"/>
           </w:tcPr>
           <w:p>
             <w:pPr>
@@ -1698,7 +2042,7 @@
         </w:tc>
         <w:tc>
           <w:tcPr>
-            <w:tcW w:type="dxa" w:w="1296"/>
+            <w:tcW w:type="dxa" w:w="1152"/>
           </w:tcPr>
           <w:p>
             <w:pPr>
@@ -1719,11 +2063,30 @@
       <w:tr>
         <w:tc>
           <w:tcPr>
-            <w:tcW w:type="dxa" w:w="3456"/>
+            <w:tcW w:type="dxa" w:w="864"/>
           </w:tcPr>
           <w:p>
             <w:pPr>
               <w:jc w:val="left"/>
+            </w:pPr>
+            <w:r>
+              <w:rPr>
+                <w:rFonts w:ascii="Times New Roman" w:hAnsi="Times New Roman"/>
+                <w:b w:val="0"/>
+                <w:i w:val="0"/>
+                <w:sz w:val="18"/>
+              </w:rPr>
+              <w:t>18</w:t>
+            </w:r>
+          </w:p>
+        </w:tc>
+        <w:tc>
+          <w:tcPr>
+            <w:tcW w:type="dxa" w:w="3168"/>
+          </w:tcPr>
+          <w:p>
+            <w:pPr>
+              <w:jc w:val="center"/>
             </w:pPr>
             <w:r>
               <w:rPr>
@@ -1738,7 +2101,7 @@
         </w:tc>
         <w:tc>
           <w:tcPr>
-            <w:tcW w:type="dxa" w:w="1296"/>
+            <w:tcW w:type="dxa" w:w="1152"/>
           </w:tcPr>
           <w:p>
             <w:pPr>
@@ -1757,7 +2120,7 @@
         </w:tc>
         <w:tc>
           <w:tcPr>
-            <w:tcW w:type="dxa" w:w="1296"/>
+            <w:tcW w:type="dxa" w:w="1152"/>
           </w:tcPr>
           <w:p>
             <w:pPr>
@@ -1776,7 +2139,7 @@
         </w:tc>
         <w:tc>
           <w:tcPr>
-            <w:tcW w:type="dxa" w:w="1296"/>
+            <w:tcW w:type="dxa" w:w="1152"/>
           </w:tcPr>
           <w:p>
             <w:pPr>
@@ -1797,11 +2160,30 @@
       <w:tr>
         <w:tc>
           <w:tcPr>
-            <w:tcW w:type="dxa" w:w="3456"/>
+            <w:tcW w:type="dxa" w:w="864"/>
           </w:tcPr>
           <w:p>
             <w:pPr>
               <w:jc w:val="left"/>
+            </w:pPr>
+            <w:r>
+              <w:rPr>
+                <w:rFonts w:ascii="Times New Roman" w:hAnsi="Times New Roman"/>
+                <w:b w:val="0"/>
+                <w:i w:val="0"/>
+                <w:sz w:val="18"/>
+              </w:rPr>
+              <w:t>19</w:t>
+            </w:r>
+          </w:p>
+        </w:tc>
+        <w:tc>
+          <w:tcPr>
+            <w:tcW w:type="dxa" w:w="3168"/>
+          </w:tcPr>
+          <w:p>
+            <w:pPr>
+              <w:jc w:val="center"/>
             </w:pPr>
             <w:r>
               <w:rPr>
@@ -1816,7 +2198,7 @@
         </w:tc>
         <w:tc>
           <w:tcPr>
-            <w:tcW w:type="dxa" w:w="1296"/>
+            <w:tcW w:type="dxa" w:w="1152"/>
           </w:tcPr>
           <w:p>
             <w:pPr>
@@ -1835,7 +2217,7 @@
         </w:tc>
         <w:tc>
           <w:tcPr>
-            <w:tcW w:type="dxa" w:w="1296"/>
+            <w:tcW w:type="dxa" w:w="1152"/>
           </w:tcPr>
           <w:p>
             <w:pPr>
@@ -1854,7 +2236,7 @@
         </w:tc>
         <w:tc>
           <w:tcPr>
-            <w:tcW w:type="dxa" w:w="1296"/>
+            <w:tcW w:type="dxa" w:w="1152"/>
           </w:tcPr>
           <w:p>
             <w:pPr>
@@ -1875,11 +2257,30 @@
       <w:tr>
         <w:tc>
           <w:tcPr>
-            <w:tcW w:type="dxa" w:w="3456"/>
+            <w:tcW w:type="dxa" w:w="864"/>
           </w:tcPr>
           <w:p>
             <w:pPr>
               <w:jc w:val="left"/>
+            </w:pPr>
+            <w:r>
+              <w:rPr>
+                <w:rFonts w:ascii="Times New Roman" w:hAnsi="Times New Roman"/>
+                <w:b w:val="0"/>
+                <w:i w:val="0"/>
+                <w:sz w:val="18"/>
+              </w:rPr>
+              <w:t>20</w:t>
+            </w:r>
+          </w:p>
+        </w:tc>
+        <w:tc>
+          <w:tcPr>
+            <w:tcW w:type="dxa" w:w="3168"/>
+          </w:tcPr>
+          <w:p>
+            <w:pPr>
+              <w:jc w:val="center"/>
             </w:pPr>
             <w:r>
               <w:rPr>
@@ -1894,7 +2295,7 @@
         </w:tc>
         <w:tc>
           <w:tcPr>
-            <w:tcW w:type="dxa" w:w="1296"/>
+            <w:tcW w:type="dxa" w:w="1152"/>
           </w:tcPr>
           <w:p>
             <w:pPr>
@@ -1913,7 +2314,7 @@
         </w:tc>
         <w:tc>
           <w:tcPr>
-            <w:tcW w:type="dxa" w:w="1296"/>
+            <w:tcW w:type="dxa" w:w="1152"/>
           </w:tcPr>
           <w:p>
             <w:pPr>
@@ -1932,7 +2333,7 @@
         </w:tc>
         <w:tc>
           <w:tcPr>
-            <w:tcW w:type="dxa" w:w="1296"/>
+            <w:tcW w:type="dxa" w:w="1152"/>
           </w:tcPr>
           <w:p>
             <w:pPr>
@@ -1953,11 +2354,30 @@
       <w:tr>
         <w:tc>
           <w:tcPr>
-            <w:tcW w:type="dxa" w:w="3456"/>
+            <w:tcW w:type="dxa" w:w="864"/>
           </w:tcPr>
           <w:p>
             <w:pPr>
               <w:jc w:val="left"/>
+            </w:pPr>
+            <w:r>
+              <w:rPr>
+                <w:rFonts w:ascii="Times New Roman" w:hAnsi="Times New Roman"/>
+                <w:b w:val="0"/>
+                <w:i w:val="0"/>
+                <w:sz w:val="18"/>
+              </w:rPr>
+              <w:t>21</w:t>
+            </w:r>
+          </w:p>
+        </w:tc>
+        <w:tc>
+          <w:tcPr>
+            <w:tcW w:type="dxa" w:w="3168"/>
+          </w:tcPr>
+          <w:p>
+            <w:pPr>
+              <w:jc w:val="center"/>
             </w:pPr>
             <w:r>
               <w:rPr>
@@ -1972,7 +2392,7 @@
         </w:tc>
         <w:tc>
           <w:tcPr>
-            <w:tcW w:type="dxa" w:w="1296"/>
+            <w:tcW w:type="dxa" w:w="1152"/>
           </w:tcPr>
           <w:p>
             <w:pPr>
@@ -1991,7 +2411,7 @@
         </w:tc>
         <w:tc>
           <w:tcPr>
-            <w:tcW w:type="dxa" w:w="1296"/>
+            <w:tcW w:type="dxa" w:w="1152"/>
           </w:tcPr>
           <w:p>
             <w:pPr>
@@ -2010,7 +2430,7 @@
         </w:tc>
         <w:tc>
           <w:tcPr>
-            <w:tcW w:type="dxa" w:w="1296"/>
+            <w:tcW w:type="dxa" w:w="1152"/>
           </w:tcPr>
           <w:p>
             <w:pPr>
@@ -2031,11 +2451,30 @@
       <w:tr>
         <w:tc>
           <w:tcPr>
-            <w:tcW w:type="dxa" w:w="3456"/>
+            <w:tcW w:type="dxa" w:w="864"/>
           </w:tcPr>
           <w:p>
             <w:pPr>
               <w:jc w:val="left"/>
+            </w:pPr>
+            <w:r>
+              <w:rPr>
+                <w:rFonts w:ascii="Times New Roman" w:hAnsi="Times New Roman"/>
+                <w:b w:val="0"/>
+                <w:i w:val="0"/>
+                <w:sz w:val="18"/>
+              </w:rPr>
+              <w:t>22</w:t>
+            </w:r>
+          </w:p>
+        </w:tc>
+        <w:tc>
+          <w:tcPr>
+            <w:tcW w:type="dxa" w:w="3168"/>
+          </w:tcPr>
+          <w:p>
+            <w:pPr>
+              <w:jc w:val="center"/>
             </w:pPr>
             <w:r>
               <w:rPr>
@@ -2050,7 +2489,7 @@
         </w:tc>
         <w:tc>
           <w:tcPr>
-            <w:tcW w:type="dxa" w:w="1296"/>
+            <w:tcW w:type="dxa" w:w="1152"/>
           </w:tcPr>
           <w:p>
             <w:pPr>
@@ -2069,7 +2508,7 @@
         </w:tc>
         <w:tc>
           <w:tcPr>
-            <w:tcW w:type="dxa" w:w="1296"/>
+            <w:tcW w:type="dxa" w:w="1152"/>
           </w:tcPr>
           <w:p>
             <w:pPr>
@@ -2088,7 +2527,7 @@
         </w:tc>
         <w:tc>
           <w:tcPr>
-            <w:tcW w:type="dxa" w:w="1296"/>
+            <w:tcW w:type="dxa" w:w="1152"/>
           </w:tcPr>
           <w:p>
             <w:pPr>
@@ -2109,11 +2548,30 @@
       <w:tr>
         <w:tc>
           <w:tcPr>
-            <w:tcW w:type="dxa" w:w="3456"/>
+            <w:tcW w:type="dxa" w:w="864"/>
           </w:tcPr>
           <w:p>
             <w:pPr>
               <w:jc w:val="left"/>
+            </w:pPr>
+            <w:r>
+              <w:rPr>
+                <w:rFonts w:ascii="Times New Roman" w:hAnsi="Times New Roman"/>
+                <w:b w:val="0"/>
+                <w:i w:val="0"/>
+                <w:sz w:val="18"/>
+              </w:rPr>
+              <w:t>23</w:t>
+            </w:r>
+          </w:p>
+        </w:tc>
+        <w:tc>
+          <w:tcPr>
+            <w:tcW w:type="dxa" w:w="3168"/>
+          </w:tcPr>
+          <w:p>
+            <w:pPr>
+              <w:jc w:val="center"/>
             </w:pPr>
             <w:r>
               <w:rPr>
@@ -2128,7 +2586,7 @@
         </w:tc>
         <w:tc>
           <w:tcPr>
-            <w:tcW w:type="dxa" w:w="1296"/>
+            <w:tcW w:type="dxa" w:w="1152"/>
           </w:tcPr>
           <w:p>
             <w:pPr>
@@ -2147,7 +2605,7 @@
         </w:tc>
         <w:tc>
           <w:tcPr>
-            <w:tcW w:type="dxa" w:w="1296"/>
+            <w:tcW w:type="dxa" w:w="1152"/>
           </w:tcPr>
           <w:p>
             <w:pPr>
@@ -2166,7 +2624,7 @@
         </w:tc>
         <w:tc>
           <w:tcPr>
-            <w:tcW w:type="dxa" w:w="1296"/>
+            <w:tcW w:type="dxa" w:w="1152"/>
           </w:tcPr>
           <w:p>
             <w:pPr>
@@ -2187,11 +2645,30 @@
       <w:tr>
         <w:tc>
           <w:tcPr>
-            <w:tcW w:type="dxa" w:w="3456"/>
+            <w:tcW w:type="dxa" w:w="864"/>
           </w:tcPr>
           <w:p>
             <w:pPr>
               <w:jc w:val="left"/>
+            </w:pPr>
+            <w:r>
+              <w:rPr>
+                <w:rFonts w:ascii="Times New Roman" w:hAnsi="Times New Roman"/>
+                <w:b w:val="0"/>
+                <w:i w:val="0"/>
+                <w:sz w:val="18"/>
+              </w:rPr>
+              <w:t>24</w:t>
+            </w:r>
+          </w:p>
+        </w:tc>
+        <w:tc>
+          <w:tcPr>
+            <w:tcW w:type="dxa" w:w="3168"/>
+          </w:tcPr>
+          <w:p>
+            <w:pPr>
+              <w:jc w:val="center"/>
             </w:pPr>
             <w:r>
               <w:rPr>
@@ -2206,7 +2683,7 @@
         </w:tc>
         <w:tc>
           <w:tcPr>
-            <w:tcW w:type="dxa" w:w="1296"/>
+            <w:tcW w:type="dxa" w:w="1152"/>
           </w:tcPr>
           <w:p>
             <w:pPr>
@@ -2225,7 +2702,7 @@
         </w:tc>
         <w:tc>
           <w:tcPr>
-            <w:tcW w:type="dxa" w:w="1296"/>
+            <w:tcW w:type="dxa" w:w="1152"/>
           </w:tcPr>
           <w:p>
             <w:pPr>
@@ -2244,7 +2721,7 @@
         </w:tc>
         <w:tc>
           <w:tcPr>
-            <w:tcW w:type="dxa" w:w="1296"/>
+            <w:tcW w:type="dxa" w:w="1152"/>
           </w:tcPr>
           <w:p>
             <w:pPr>
@@ -2265,11 +2742,30 @@
       <w:tr>
         <w:tc>
           <w:tcPr>
-            <w:tcW w:type="dxa" w:w="3456"/>
+            <w:tcW w:type="dxa" w:w="864"/>
           </w:tcPr>
           <w:p>
             <w:pPr>
               <w:jc w:val="left"/>
+            </w:pPr>
+            <w:r>
+              <w:rPr>
+                <w:rFonts w:ascii="Times New Roman" w:hAnsi="Times New Roman"/>
+                <w:b w:val="0"/>
+                <w:i w:val="0"/>
+                <w:sz w:val="18"/>
+              </w:rPr>
+              <w:t>25</w:t>
+            </w:r>
+          </w:p>
+        </w:tc>
+        <w:tc>
+          <w:tcPr>
+            <w:tcW w:type="dxa" w:w="3168"/>
+          </w:tcPr>
+          <w:p>
+            <w:pPr>
+              <w:jc w:val="center"/>
             </w:pPr>
             <w:r>
               <w:rPr>
@@ -2284,7 +2780,7 @@
         </w:tc>
         <w:tc>
           <w:tcPr>
-            <w:tcW w:type="dxa" w:w="1296"/>
+            <w:tcW w:type="dxa" w:w="1152"/>
           </w:tcPr>
           <w:p>
             <w:pPr>
@@ -2303,7 +2799,7 @@
         </w:tc>
         <w:tc>
           <w:tcPr>
-            <w:tcW w:type="dxa" w:w="1296"/>
+            <w:tcW w:type="dxa" w:w="1152"/>
           </w:tcPr>
           <w:p>
             <w:pPr>
@@ -2322,7 +2818,7 @@
         </w:tc>
         <w:tc>
           <w:tcPr>
-            <w:tcW w:type="dxa" w:w="1296"/>
+            <w:tcW w:type="dxa" w:w="1152"/>
           </w:tcPr>
           <w:p>
             <w:pPr>
@@ -2343,11 +2839,30 @@
       <w:tr>
         <w:tc>
           <w:tcPr>
-            <w:tcW w:type="dxa" w:w="3456"/>
+            <w:tcW w:type="dxa" w:w="864"/>
           </w:tcPr>
           <w:p>
             <w:pPr>
               <w:jc w:val="left"/>
+            </w:pPr>
+            <w:r>
+              <w:rPr>
+                <w:rFonts w:ascii="Times New Roman" w:hAnsi="Times New Roman"/>
+                <w:b w:val="0"/>
+                <w:i w:val="0"/>
+                <w:sz w:val="18"/>
+              </w:rPr>
+              <w:t>26</w:t>
+            </w:r>
+          </w:p>
+        </w:tc>
+        <w:tc>
+          <w:tcPr>
+            <w:tcW w:type="dxa" w:w="3168"/>
+          </w:tcPr>
+          <w:p>
+            <w:pPr>
+              <w:jc w:val="center"/>
             </w:pPr>
             <w:r>
               <w:rPr>
@@ -2362,7 +2877,7 @@
         </w:tc>
         <w:tc>
           <w:tcPr>
-            <w:tcW w:type="dxa" w:w="1296"/>
+            <w:tcW w:type="dxa" w:w="1152"/>
           </w:tcPr>
           <w:p>
             <w:pPr>
@@ -2381,7 +2896,7 @@
         </w:tc>
         <w:tc>
           <w:tcPr>
-            <w:tcW w:type="dxa" w:w="1296"/>
+            <w:tcW w:type="dxa" w:w="1152"/>
           </w:tcPr>
           <w:p>
             <w:pPr>
@@ -2400,7 +2915,7 @@
         </w:tc>
         <w:tc>
           <w:tcPr>
-            <w:tcW w:type="dxa" w:w="1296"/>
+            <w:tcW w:type="dxa" w:w="1152"/>
           </w:tcPr>
           <w:p>
             <w:pPr>
@@ -2421,11 +2936,30 @@
       <w:tr>
         <w:tc>
           <w:tcPr>
-            <w:tcW w:type="dxa" w:w="3456"/>
+            <w:tcW w:type="dxa" w:w="864"/>
           </w:tcPr>
           <w:p>
             <w:pPr>
               <w:jc w:val="left"/>
+            </w:pPr>
+            <w:r>
+              <w:rPr>
+                <w:rFonts w:ascii="Times New Roman" w:hAnsi="Times New Roman"/>
+                <w:b w:val="0"/>
+                <w:i w:val="0"/>
+                <w:sz w:val="18"/>
+              </w:rPr>
+              <w:t>27</w:t>
+            </w:r>
+          </w:p>
+        </w:tc>
+        <w:tc>
+          <w:tcPr>
+            <w:tcW w:type="dxa" w:w="3168"/>
+          </w:tcPr>
+          <w:p>
+            <w:pPr>
+              <w:jc w:val="center"/>
             </w:pPr>
             <w:r>
               <w:rPr>
@@ -2440,7 +2974,7 @@
         </w:tc>
         <w:tc>
           <w:tcPr>
-            <w:tcW w:type="dxa" w:w="1296"/>
+            <w:tcW w:type="dxa" w:w="1152"/>
           </w:tcPr>
           <w:p>
             <w:pPr>
@@ -2459,7 +2993,7 @@
         </w:tc>
         <w:tc>
           <w:tcPr>
-            <w:tcW w:type="dxa" w:w="1296"/>
+            <w:tcW w:type="dxa" w:w="1152"/>
           </w:tcPr>
           <w:p>
             <w:pPr>
@@ -2478,7 +3012,7 @@
         </w:tc>
         <w:tc>
           <w:tcPr>
-            <w:tcW w:type="dxa" w:w="1296"/>
+            <w:tcW w:type="dxa" w:w="1152"/>
           </w:tcPr>
           <w:p>
             <w:pPr>
@@ -2499,11 +3033,30 @@
       <w:tr>
         <w:tc>
           <w:tcPr>
-            <w:tcW w:type="dxa" w:w="3456"/>
+            <w:tcW w:type="dxa" w:w="864"/>
           </w:tcPr>
           <w:p>
             <w:pPr>
               <w:jc w:val="left"/>
+            </w:pPr>
+            <w:r>
+              <w:rPr>
+                <w:rFonts w:ascii="Times New Roman" w:hAnsi="Times New Roman"/>
+                <w:b w:val="0"/>
+                <w:i w:val="0"/>
+                <w:sz w:val="18"/>
+              </w:rPr>
+              <w:t>28</w:t>
+            </w:r>
+          </w:p>
+        </w:tc>
+        <w:tc>
+          <w:tcPr>
+            <w:tcW w:type="dxa" w:w="3168"/>
+          </w:tcPr>
+          <w:p>
+            <w:pPr>
+              <w:jc w:val="center"/>
             </w:pPr>
             <w:r>
               <w:rPr>
@@ -2518,7 +3071,7 @@
         </w:tc>
         <w:tc>
           <w:tcPr>
-            <w:tcW w:type="dxa" w:w="1296"/>
+            <w:tcW w:type="dxa" w:w="1152"/>
           </w:tcPr>
           <w:p>
             <w:pPr>
@@ -2537,7 +3090,7 @@
         </w:tc>
         <w:tc>
           <w:tcPr>
-            <w:tcW w:type="dxa" w:w="1296"/>
+            <w:tcW w:type="dxa" w:w="1152"/>
           </w:tcPr>
           <w:p>
             <w:pPr>
@@ -2556,7 +3109,7 @@
         </w:tc>
         <w:tc>
           <w:tcPr>
-            <w:tcW w:type="dxa" w:w="1296"/>
+            <w:tcW w:type="dxa" w:w="1152"/>
           </w:tcPr>
           <w:p>
             <w:pPr>
@@ -2577,11 +3130,30 @@
       <w:tr>
         <w:tc>
           <w:tcPr>
-            <w:tcW w:type="dxa" w:w="3456"/>
+            <w:tcW w:type="dxa" w:w="864"/>
           </w:tcPr>
           <w:p>
             <w:pPr>
               <w:jc w:val="left"/>
+            </w:pPr>
+            <w:r>
+              <w:rPr>
+                <w:rFonts w:ascii="Times New Roman" w:hAnsi="Times New Roman"/>
+                <w:b w:val="0"/>
+                <w:i w:val="0"/>
+                <w:sz w:val="18"/>
+              </w:rPr>
+              <w:t>29</w:t>
+            </w:r>
+          </w:p>
+        </w:tc>
+        <w:tc>
+          <w:tcPr>
+            <w:tcW w:type="dxa" w:w="3168"/>
+          </w:tcPr>
+          <w:p>
+            <w:pPr>
+              <w:jc w:val="center"/>
             </w:pPr>
             <w:r>
               <w:rPr>
@@ -2596,7 +3168,7 @@
         </w:tc>
         <w:tc>
           <w:tcPr>
-            <w:tcW w:type="dxa" w:w="1296"/>
+            <w:tcW w:type="dxa" w:w="1152"/>
           </w:tcPr>
           <w:p>
             <w:pPr>
@@ -2615,7 +3187,7 @@
         </w:tc>
         <w:tc>
           <w:tcPr>
-            <w:tcW w:type="dxa" w:w="1296"/>
+            <w:tcW w:type="dxa" w:w="1152"/>
           </w:tcPr>
           <w:p>
             <w:pPr>
@@ -2634,7 +3206,7 @@
         </w:tc>
         <w:tc>
           <w:tcPr>
-            <w:tcW w:type="dxa" w:w="1296"/>
+            <w:tcW w:type="dxa" w:w="1152"/>
           </w:tcPr>
           <w:p>
             <w:pPr>
@@ -2655,11 +3227,30 @@
       <w:tr>
         <w:tc>
           <w:tcPr>
-            <w:tcW w:type="dxa" w:w="3456"/>
+            <w:tcW w:type="dxa" w:w="864"/>
           </w:tcPr>
           <w:p>
             <w:pPr>
               <w:jc w:val="left"/>
+            </w:pPr>
+            <w:r>
+              <w:rPr>
+                <w:rFonts w:ascii="Times New Roman" w:hAnsi="Times New Roman"/>
+                <w:b w:val="0"/>
+                <w:i w:val="0"/>
+                <w:sz w:val="18"/>
+              </w:rPr>
+              <w:t>30</w:t>
+            </w:r>
+          </w:p>
+        </w:tc>
+        <w:tc>
+          <w:tcPr>
+            <w:tcW w:type="dxa" w:w="3168"/>
+          </w:tcPr>
+          <w:p>
+            <w:pPr>
+              <w:jc w:val="center"/>
             </w:pPr>
             <w:r>
               <w:rPr>
@@ -2674,7 +3265,7 @@
         </w:tc>
         <w:tc>
           <w:tcPr>
-            <w:tcW w:type="dxa" w:w="1296"/>
+            <w:tcW w:type="dxa" w:w="1152"/>
           </w:tcPr>
           <w:p>
             <w:pPr>
@@ -2693,7 +3284,7 @@
         </w:tc>
         <w:tc>
           <w:tcPr>
-            <w:tcW w:type="dxa" w:w="1296"/>
+            <w:tcW w:type="dxa" w:w="1152"/>
           </w:tcPr>
           <w:p>
             <w:pPr>
@@ -2712,7 +3303,7 @@
         </w:tc>
         <w:tc>
           <w:tcPr>
-            <w:tcW w:type="dxa" w:w="1296"/>
+            <w:tcW w:type="dxa" w:w="1152"/>
           </w:tcPr>
           <w:p>
             <w:pPr>
@@ -2733,11 +3324,30 @@
       <w:tr>
         <w:tc>
           <w:tcPr>
-            <w:tcW w:type="dxa" w:w="3456"/>
+            <w:tcW w:type="dxa" w:w="864"/>
           </w:tcPr>
           <w:p>
             <w:pPr>
               <w:jc w:val="left"/>
+            </w:pPr>
+            <w:r>
+              <w:rPr>
+                <w:rFonts w:ascii="Times New Roman" w:hAnsi="Times New Roman"/>
+                <w:b w:val="0"/>
+                <w:i w:val="0"/>
+                <w:sz w:val="18"/>
+              </w:rPr>
+              <w:t>31</w:t>
+            </w:r>
+          </w:p>
+        </w:tc>
+        <w:tc>
+          <w:tcPr>
+            <w:tcW w:type="dxa" w:w="3168"/>
+          </w:tcPr>
+          <w:p>
+            <w:pPr>
+              <w:jc w:val="center"/>
             </w:pPr>
             <w:r>
               <w:rPr>
@@ -2752,7 +3362,7 @@
         </w:tc>
         <w:tc>
           <w:tcPr>
-            <w:tcW w:type="dxa" w:w="1296"/>
+            <w:tcW w:type="dxa" w:w="1152"/>
           </w:tcPr>
           <w:p>
             <w:pPr>
@@ -2771,7 +3381,7 @@
         </w:tc>
         <w:tc>
           <w:tcPr>
-            <w:tcW w:type="dxa" w:w="1296"/>
+            <w:tcW w:type="dxa" w:w="1152"/>
           </w:tcPr>
           <w:p>
             <w:pPr>
@@ -2790,7 +3400,7 @@
         </w:tc>
         <w:tc>
           <w:tcPr>
-            <w:tcW w:type="dxa" w:w="1296"/>
+            <w:tcW w:type="dxa" w:w="1152"/>
           </w:tcPr>
           <w:p>
             <w:pPr>
@@ -2820,7 +3430,7 @@
           <w:i w:val="0"/>
           <w:sz w:val="22"/>
         </w:rPr>
-        <w:t>Table S3. Full HDBI ranking.</w:t>
+        <w:t>Table S3. Road-injury surveillance-burden mismatch ranking.</w:t>
       </w:r>
     </w:p>
     <w:tbl>
@@ -2838,7 +3448,7 @@
       <w:tr>
         <w:tc>
           <w:tcPr>
-            <w:tcW w:type="dxa" w:w="3456"/>
+            <w:tcW w:type="dxa" w:w="3168"/>
             <w:shd w:fill="D9EAF7"/>
           </w:tcPr>
           <w:p>
@@ -2858,7 +3468,7 @@
         </w:tc>
         <w:tc>
           <w:tcPr>
-            <w:tcW w:type="dxa" w:w="1296"/>
+            <w:tcW w:type="dxa" w:w="1152"/>
             <w:shd w:fill="D9EAF7"/>
           </w:tcPr>
           <w:p>
@@ -2872,7 +3482,27 @@
                 <w:i w:val="0"/>
                 <w:sz w:val="18"/>
               </w:rPr>
-              <w:t>HDBI z-score</w:t>
+              <w:t>GBD rank</w:t>
+            </w:r>
+          </w:p>
+        </w:tc>
+        <w:tc>
+          <w:tcPr>
+            <w:tcW w:type="dxa" w:w="1152"/>
+            <w:shd w:fill="D9EAF7"/>
+          </w:tcPr>
+          <w:p>
+            <w:pPr>
+              <w:jc w:val="center"/>
+            </w:pPr>
+            <w:r>
+              <w:rPr>
+                <w:rFonts w:ascii="Times New Roman" w:hAnsi="Times New Roman"/>
+                <w:b/>
+                <w:i w:val="0"/>
+                <w:sz w:val="18"/>
+              </w:rPr>
+              <w:t>MoRTH rank</w:t>
             </w:r>
           </w:p>
         </w:tc>
@@ -2892,14 +3522,34 @@
                 <w:i w:val="0"/>
                 <w:sz w:val="18"/>
               </w:rPr>
-              <w:t>YLD rate</w:t>
+              <w:t>Rank difference</w:t>
+            </w:r>
+          </w:p>
+        </w:tc>
+      </w:tr>
+      <w:tr>
+        <w:tc>
+          <w:tcPr>
+            <w:tcW w:type="dxa" w:w="3168"/>
+          </w:tcPr>
+          <w:p>
+            <w:pPr>
+              <w:jc w:val="left"/>
+            </w:pPr>
+            <w:r>
+              <w:rPr>
+                <w:rFonts w:ascii="Times New Roman" w:hAnsi="Times New Roman"/>
+                <w:b w:val="0"/>
+                <w:i w:val="0"/>
+                <w:sz w:val="18"/>
+              </w:rPr>
+              <w:t>Bihar</w:t>
             </w:r>
           </w:p>
         </w:tc>
         <w:tc>
           <w:tcPr>
-            <w:tcW w:type="dxa" w:w="1296"/>
-            <w:shd w:fill="D9EAF7"/>
+            <w:tcW w:type="dxa" w:w="1152"/>
           </w:tcPr>
           <w:p>
             <w:pPr>
@@ -2908,11 +3558,49 @@
             <w:r>
               <w:rPr>
                 <w:rFonts w:ascii="Times New Roman" w:hAnsi="Times New Roman"/>
-                <w:b/>
+                <w:b w:val="0"/>
                 <w:i w:val="0"/>
                 <w:sz w:val="18"/>
               </w:rPr>
-              <w:t>Death rate</w:t>
+              <w:t>2</w:t>
+            </w:r>
+          </w:p>
+        </w:tc>
+        <w:tc>
+          <w:tcPr>
+            <w:tcW w:type="dxa" w:w="1152"/>
+          </w:tcPr>
+          <w:p>
+            <w:pPr>
+              <w:jc w:val="center"/>
+            </w:pPr>
+            <w:r>
+              <w:rPr>
+                <w:rFonts w:ascii="Times New Roman" w:hAnsi="Times New Roman"/>
+                <w:b w:val="0"/>
+                <w:i w:val="0"/>
+                <w:sz w:val="18"/>
+              </w:rPr>
+              <w:t>7</w:t>
+            </w:r>
+          </w:p>
+        </w:tc>
+        <w:tc>
+          <w:tcPr>
+            <w:tcW w:type="dxa" w:w="1296"/>
+          </w:tcPr>
+          <w:p>
+            <w:pPr>
+              <w:jc w:val="center"/>
+            </w:pPr>
+            <w:r>
+              <w:rPr>
+                <w:rFonts w:ascii="Times New Roman" w:hAnsi="Times New Roman"/>
+                <w:b w:val="0"/>
+                <w:i w:val="0"/>
+                <w:sz w:val="18"/>
+              </w:rPr>
+              <w:t>5</w:t>
             </w:r>
           </w:p>
         </w:tc>
@@ -2920,7 +3608,319 @@
       <w:tr>
         <w:tc>
           <w:tcPr>
-            <w:tcW w:type="dxa" w:w="3456"/>
+            <w:tcW w:type="dxa" w:w="3168"/>
+          </w:tcPr>
+          <w:p>
+            <w:pPr>
+              <w:jc w:val="left"/>
+            </w:pPr>
+            <w:r>
+              <w:rPr>
+                <w:rFonts w:ascii="Times New Roman" w:hAnsi="Times New Roman"/>
+                <w:b w:val="0"/>
+                <w:i w:val="0"/>
+                <w:sz w:val="18"/>
+              </w:rPr>
+              <w:t>Karnataka</w:t>
+            </w:r>
+          </w:p>
+        </w:tc>
+        <w:tc>
+          <w:tcPr>
+            <w:tcW w:type="dxa" w:w="1152"/>
+          </w:tcPr>
+          <w:p>
+            <w:pPr>
+              <w:jc w:val="center"/>
+            </w:pPr>
+            <w:r>
+              <w:rPr>
+                <w:rFonts w:ascii="Times New Roman" w:hAnsi="Times New Roman"/>
+                <w:b w:val="0"/>
+                <w:i w:val="0"/>
+                <w:sz w:val="18"/>
+              </w:rPr>
+              <w:t>8</w:t>
+            </w:r>
+          </w:p>
+        </w:tc>
+        <w:tc>
+          <w:tcPr>
+            <w:tcW w:type="dxa" w:w="1152"/>
+          </w:tcPr>
+          <w:p>
+            <w:pPr>
+              <w:jc w:val="center"/>
+            </w:pPr>
+            <w:r>
+              <w:rPr>
+                <w:rFonts w:ascii="Times New Roman" w:hAnsi="Times New Roman"/>
+                <w:b w:val="0"/>
+                <w:i w:val="0"/>
+                <w:sz w:val="18"/>
+              </w:rPr>
+              <w:t>5</w:t>
+            </w:r>
+          </w:p>
+        </w:tc>
+        <w:tc>
+          <w:tcPr>
+            <w:tcW w:type="dxa" w:w="1296"/>
+          </w:tcPr>
+          <w:p>
+            <w:pPr>
+              <w:jc w:val="center"/>
+            </w:pPr>
+            <w:r>
+              <w:rPr>
+                <w:rFonts w:ascii="Times New Roman" w:hAnsi="Times New Roman"/>
+                <w:b w:val="0"/>
+                <w:i w:val="0"/>
+                <w:sz w:val="18"/>
+              </w:rPr>
+              <w:t>-3</w:t>
+            </w:r>
+          </w:p>
+        </w:tc>
+      </w:tr>
+      <w:tr>
+        <w:tc>
+          <w:tcPr>
+            <w:tcW w:type="dxa" w:w="3168"/>
+          </w:tcPr>
+          <w:p>
+            <w:pPr>
+              <w:jc w:val="left"/>
+            </w:pPr>
+            <w:r>
+              <w:rPr>
+                <w:rFonts w:ascii="Times New Roman" w:hAnsi="Times New Roman"/>
+                <w:b w:val="0"/>
+                <w:i w:val="0"/>
+                <w:sz w:val="18"/>
+              </w:rPr>
+              <w:t>Gujarat</w:t>
+            </w:r>
+          </w:p>
+        </w:tc>
+        <w:tc>
+          <w:tcPr>
+            <w:tcW w:type="dxa" w:w="1152"/>
+          </w:tcPr>
+          <w:p>
+            <w:pPr>
+              <w:jc w:val="center"/>
+            </w:pPr>
+            <w:r>
+              <w:rPr>
+                <w:rFonts w:ascii="Times New Roman" w:hAnsi="Times New Roman"/>
+                <w:b w:val="0"/>
+                <w:i w:val="0"/>
+                <w:sz w:val="18"/>
+              </w:rPr>
+              <w:t>6</w:t>
+            </w:r>
+          </w:p>
+        </w:tc>
+        <w:tc>
+          <w:tcPr>
+            <w:tcW w:type="dxa" w:w="1152"/>
+          </w:tcPr>
+          <w:p>
+            <w:pPr>
+              <w:jc w:val="center"/>
+            </w:pPr>
+            <w:r>
+              <w:rPr>
+                <w:rFonts w:ascii="Times New Roman" w:hAnsi="Times New Roman"/>
+                <w:b w:val="0"/>
+                <w:i w:val="0"/>
+                <w:sz w:val="18"/>
+              </w:rPr>
+              <w:t>9</w:t>
+            </w:r>
+          </w:p>
+        </w:tc>
+        <w:tc>
+          <w:tcPr>
+            <w:tcW w:type="dxa" w:w="1296"/>
+          </w:tcPr>
+          <w:p>
+            <w:pPr>
+              <w:jc w:val="center"/>
+            </w:pPr>
+            <w:r>
+              <w:rPr>
+                <w:rFonts w:ascii="Times New Roman" w:hAnsi="Times New Roman"/>
+                <w:b w:val="0"/>
+                <w:i w:val="0"/>
+                <w:sz w:val="18"/>
+              </w:rPr>
+              <w:t>3</w:t>
+            </w:r>
+          </w:p>
+        </w:tc>
+      </w:tr>
+      <w:tr>
+        <w:tc>
+          <w:tcPr>
+            <w:tcW w:type="dxa" w:w="3168"/>
+          </w:tcPr>
+          <w:p>
+            <w:pPr>
+              <w:jc w:val="left"/>
+            </w:pPr>
+            <w:r>
+              <w:rPr>
+                <w:rFonts w:ascii="Times New Roman" w:hAnsi="Times New Roman"/>
+                <w:b w:val="0"/>
+                <w:i w:val="0"/>
+                <w:sz w:val="18"/>
+              </w:rPr>
+              <w:t>Andhra Pradesh</w:t>
+            </w:r>
+          </w:p>
+        </w:tc>
+        <w:tc>
+          <w:tcPr>
+            <w:tcW w:type="dxa" w:w="1152"/>
+          </w:tcPr>
+          <w:p>
+            <w:pPr>
+              <w:jc w:val="center"/>
+            </w:pPr>
+            <w:r>
+              <w:rPr>
+                <w:rFonts w:ascii="Times New Roman" w:hAnsi="Times New Roman"/>
+                <w:b w:val="0"/>
+                <w:i w:val="0"/>
+                <w:sz w:val="18"/>
+              </w:rPr>
+              <w:t>10</w:t>
+            </w:r>
+          </w:p>
+        </w:tc>
+        <w:tc>
+          <w:tcPr>
+            <w:tcW w:type="dxa" w:w="1152"/>
+          </w:tcPr>
+          <w:p>
+            <w:pPr>
+              <w:jc w:val="center"/>
+            </w:pPr>
+            <w:r>
+              <w:rPr>
+                <w:rFonts w:ascii="Times New Roman" w:hAnsi="Times New Roman"/>
+                <w:b w:val="0"/>
+                <w:i w:val="0"/>
+                <w:sz w:val="18"/>
+              </w:rPr>
+              <w:t>8</w:t>
+            </w:r>
+          </w:p>
+        </w:tc>
+        <w:tc>
+          <w:tcPr>
+            <w:tcW w:type="dxa" w:w="1296"/>
+          </w:tcPr>
+          <w:p>
+            <w:pPr>
+              <w:jc w:val="center"/>
+            </w:pPr>
+            <w:r>
+              <w:rPr>
+                <w:rFonts w:ascii="Times New Roman" w:hAnsi="Times New Roman"/>
+                <w:b w:val="0"/>
+                <w:i w:val="0"/>
+                <w:sz w:val="18"/>
+              </w:rPr>
+              <w:t>-2</w:t>
+            </w:r>
+          </w:p>
+        </w:tc>
+      </w:tr>
+      <w:tr>
+        <w:tc>
+          <w:tcPr>
+            <w:tcW w:type="dxa" w:w="3168"/>
+          </w:tcPr>
+          <w:p>
+            <w:pPr>
+              <w:jc w:val="left"/>
+            </w:pPr>
+            <w:r>
+              <w:rPr>
+                <w:rFonts w:ascii="Times New Roman" w:hAnsi="Times New Roman"/>
+                <w:b w:val="0"/>
+                <w:i w:val="0"/>
+                <w:sz w:val="18"/>
+              </w:rPr>
+              <w:t>Maharashtra</w:t>
+            </w:r>
+          </w:p>
+        </w:tc>
+        <w:tc>
+          <w:tcPr>
+            <w:tcW w:type="dxa" w:w="1152"/>
+          </w:tcPr>
+          <w:p>
+            <w:pPr>
+              <w:jc w:val="center"/>
+            </w:pPr>
+            <w:r>
+              <w:rPr>
+                <w:rFonts w:ascii="Times New Roman" w:hAnsi="Times New Roman"/>
+                <w:b w:val="0"/>
+                <w:i w:val="0"/>
+                <w:sz w:val="18"/>
+              </w:rPr>
+              <w:t>5</w:t>
+            </w:r>
+          </w:p>
+        </w:tc>
+        <w:tc>
+          <w:tcPr>
+            <w:tcW w:type="dxa" w:w="1152"/>
+          </w:tcPr>
+          <w:p>
+            <w:pPr>
+              <w:jc w:val="center"/>
+            </w:pPr>
+            <w:r>
+              <w:rPr>
+                <w:rFonts w:ascii="Times New Roman" w:hAnsi="Times New Roman"/>
+                <w:b w:val="0"/>
+                <w:i w:val="0"/>
+                <w:sz w:val="18"/>
+              </w:rPr>
+              <w:t>3</w:t>
+            </w:r>
+          </w:p>
+        </w:tc>
+        <w:tc>
+          <w:tcPr>
+            <w:tcW w:type="dxa" w:w="1296"/>
+          </w:tcPr>
+          <w:p>
+            <w:pPr>
+              <w:jc w:val="center"/>
+            </w:pPr>
+            <w:r>
+              <w:rPr>
+                <w:rFonts w:ascii="Times New Roman" w:hAnsi="Times New Roman"/>
+                <w:b w:val="0"/>
+                <w:i w:val="0"/>
+                <w:sz w:val="18"/>
+              </w:rPr>
+              <w:t>-2</w:t>
+            </w:r>
+          </w:p>
+        </w:tc>
+      </w:tr>
+      <w:tr>
+        <w:tc>
+          <w:tcPr>
+            <w:tcW w:type="dxa" w:w="3168"/>
           </w:tcPr>
           <w:p>
             <w:pPr>
@@ -2939,7 +3939,7 @@
         </w:tc>
         <w:tc>
           <w:tcPr>
-            <w:tcW w:type="dxa" w:w="1296"/>
+            <w:tcW w:type="dxa" w:w="1152"/>
           </w:tcPr>
           <w:p>
             <w:pPr>
@@ -2952,7 +3952,26 @@
                 <w:i w:val="0"/>
                 <w:sz w:val="18"/>
               </w:rPr>
-              <w:t>1.86</w:t>
+              <w:t>4</w:t>
+            </w:r>
+          </w:p>
+        </w:tc>
+        <w:tc>
+          <w:tcPr>
+            <w:tcW w:type="dxa" w:w="1152"/>
+          </w:tcPr>
+          <w:p>
+            <w:pPr>
+              <w:jc w:val="center"/>
+            </w:pPr>
+            <w:r>
+              <w:rPr>
+                <w:rFonts w:ascii="Times New Roman" w:hAnsi="Times New Roman"/>
+                <w:b w:val="0"/>
+                <w:i w:val="0"/>
+                <w:sz w:val="18"/>
+              </w:rPr>
+              <w:t>2</w:t>
             </w:r>
           </w:p>
         </w:tc>
@@ -2971,7 +3990,66 @@
                 <w:i w:val="0"/>
                 <w:sz w:val="18"/>
               </w:rPr>
-              <w:t>1042</w:t>
+              <w:t>-2</w:t>
+            </w:r>
+          </w:p>
+        </w:tc>
+      </w:tr>
+      <w:tr>
+        <w:tc>
+          <w:tcPr>
+            <w:tcW w:type="dxa" w:w="3168"/>
+          </w:tcPr>
+          <w:p>
+            <w:pPr>
+              <w:jc w:val="left"/>
+            </w:pPr>
+            <w:r>
+              <w:rPr>
+                <w:rFonts w:ascii="Times New Roman" w:hAnsi="Times New Roman"/>
+                <w:b w:val="0"/>
+                <w:i w:val="0"/>
+                <w:sz w:val="18"/>
+              </w:rPr>
+              <w:t>Rajasthan</w:t>
+            </w:r>
+          </w:p>
+        </w:tc>
+        <w:tc>
+          <w:tcPr>
+            <w:tcW w:type="dxa" w:w="1152"/>
+          </w:tcPr>
+          <w:p>
+            <w:pPr>
+              <w:jc w:val="center"/>
+            </w:pPr>
+            <w:r>
+              <w:rPr>
+                <w:rFonts w:ascii="Times New Roman" w:hAnsi="Times New Roman"/>
+                <w:b w:val="0"/>
+                <w:i w:val="0"/>
+                <w:sz w:val="18"/>
+              </w:rPr>
+              <w:t>7</w:t>
+            </w:r>
+          </w:p>
+        </w:tc>
+        <w:tc>
+          <w:tcPr>
+            <w:tcW w:type="dxa" w:w="1152"/>
+          </w:tcPr>
+          <w:p>
+            <w:pPr>
+              <w:jc w:val="center"/>
+            </w:pPr>
+            <w:r>
+              <w:rPr>
+                <w:rFonts w:ascii="Times New Roman" w:hAnsi="Times New Roman"/>
+                <w:b w:val="0"/>
+                <w:i w:val="0"/>
+                <w:sz w:val="18"/>
+              </w:rPr>
+              <w:t>6</w:t>
             </w:r>
           </w:p>
         </w:tc>
@@ -2990,7 +4068,7 @@
                 <w:i w:val="0"/>
                 <w:sz w:val="18"/>
               </w:rPr>
-              <w:t>84.0</w:t>
+              <w:t>-1</w:t>
             </w:r>
           </w:p>
         </w:tc>
@@ -2998,7 +4076,7 @@
       <w:tr>
         <w:tc>
           <w:tcPr>
-            <w:tcW w:type="dxa" w:w="3456"/>
+            <w:tcW w:type="dxa" w:w="3168"/>
           </w:tcPr>
           <w:p>
             <w:pPr>
@@ -3011,7 +4089,45 @@
                 <w:i w:val="0"/>
                 <w:sz w:val="18"/>
               </w:rPr>
-              <w:t>Himachal Pradesh</w:t>
+              <w:t>Madhya Pradesh</w:t>
+            </w:r>
+          </w:p>
+        </w:tc>
+        <w:tc>
+          <w:tcPr>
+            <w:tcW w:type="dxa" w:w="1152"/>
+          </w:tcPr>
+          <w:p>
+            <w:pPr>
+              <w:jc w:val="center"/>
+            </w:pPr>
+            <w:r>
+              <w:rPr>
+                <w:rFonts w:ascii="Times New Roman" w:hAnsi="Times New Roman"/>
+                <w:b w:val="0"/>
+                <w:i w:val="0"/>
+                <w:sz w:val="18"/>
+              </w:rPr>
+              <w:t>3</w:t>
+            </w:r>
+          </w:p>
+        </w:tc>
+        <w:tc>
+          <w:tcPr>
+            <w:tcW w:type="dxa" w:w="1152"/>
+          </w:tcPr>
+          <w:p>
+            <w:pPr>
+              <w:jc w:val="center"/>
+            </w:pPr>
+            <w:r>
+              <w:rPr>
+                <w:rFonts w:ascii="Times New Roman" w:hAnsi="Times New Roman"/>
+                <w:b w:val="0"/>
+                <w:i w:val="0"/>
+                <w:sz w:val="18"/>
+              </w:rPr>
+              <w:t>4</w:t>
             </w:r>
           </w:p>
         </w:tc>
@@ -3030,7 +4146,66 @@
                 <w:i w:val="0"/>
                 <w:sz w:val="18"/>
               </w:rPr>
-              <w:t>1.77</w:t>
+              <w:t>1</w:t>
+            </w:r>
+          </w:p>
+        </w:tc>
+      </w:tr>
+      <w:tr>
+        <w:tc>
+          <w:tcPr>
+            <w:tcW w:type="dxa" w:w="3168"/>
+          </w:tcPr>
+          <w:p>
+            <w:pPr>
+              <w:jc w:val="left"/>
+            </w:pPr>
+            <w:r>
+              <w:rPr>
+                <w:rFonts w:ascii="Times New Roman" w:hAnsi="Times New Roman"/>
+                <w:b w:val="0"/>
+                <w:i w:val="0"/>
+                <w:sz w:val="18"/>
+              </w:rPr>
+              <w:t>Telangana</w:t>
+            </w:r>
+          </w:p>
+        </w:tc>
+        <w:tc>
+          <w:tcPr>
+            <w:tcW w:type="dxa" w:w="1152"/>
+          </w:tcPr>
+          <w:p>
+            <w:pPr>
+              <w:jc w:val="center"/>
+            </w:pPr>
+            <w:r>
+              <w:rPr>
+                <w:rFonts w:ascii="Times New Roman" w:hAnsi="Times New Roman"/>
+                <w:b w:val="0"/>
+                <w:i w:val="0"/>
+                <w:sz w:val="18"/>
+              </w:rPr>
+              <w:t>9</w:t>
+            </w:r>
+          </w:p>
+        </w:tc>
+        <w:tc>
+          <w:tcPr>
+            <w:tcW w:type="dxa" w:w="1152"/>
+          </w:tcPr>
+          <w:p>
+            <w:pPr>
+              <w:jc w:val="center"/>
+            </w:pPr>
+            <w:r>
+              <w:rPr>
+                <w:rFonts w:ascii="Times New Roman" w:hAnsi="Times New Roman"/>
+                <w:b w:val="0"/>
+                <w:i w:val="0"/>
+                <w:sz w:val="18"/>
+              </w:rPr>
+              <w:t>10</w:t>
             </w:r>
           </w:p>
         </w:tc>
@@ -3049,7 +4224,66 @@
                 <w:i w:val="0"/>
                 <w:sz w:val="18"/>
               </w:rPr>
-              <w:t>870</w:t>
+              <w:t>1</w:t>
+            </w:r>
+          </w:p>
+        </w:tc>
+      </w:tr>
+      <w:tr>
+        <w:tc>
+          <w:tcPr>
+            <w:tcW w:type="dxa" w:w="3168"/>
+          </w:tcPr>
+          <w:p>
+            <w:pPr>
+              <w:jc w:val="left"/>
+            </w:pPr>
+            <w:r>
+              <w:rPr>
+                <w:rFonts w:ascii="Times New Roman" w:hAnsi="Times New Roman"/>
+                <w:b w:val="0"/>
+                <w:i w:val="0"/>
+                <w:sz w:val="18"/>
+              </w:rPr>
+              <w:t>Uttar Pradesh</w:t>
+            </w:r>
+          </w:p>
+        </w:tc>
+        <w:tc>
+          <w:tcPr>
+            <w:tcW w:type="dxa" w:w="1152"/>
+          </w:tcPr>
+          <w:p>
+            <w:pPr>
+              <w:jc w:val="center"/>
+            </w:pPr>
+            <w:r>
+              <w:rPr>
+                <w:rFonts w:ascii="Times New Roman" w:hAnsi="Times New Roman"/>
+                <w:b w:val="0"/>
+                <w:i w:val="0"/>
+                <w:sz w:val="18"/>
+              </w:rPr>
+              <w:t>1</w:t>
+            </w:r>
+          </w:p>
+        </w:tc>
+        <w:tc>
+          <w:tcPr>
+            <w:tcW w:type="dxa" w:w="1152"/>
+          </w:tcPr>
+          <w:p>
+            <w:pPr>
+              <w:jc w:val="center"/>
+            </w:pPr>
+            <w:r>
+              <w:rPr>
+                <w:rFonts w:ascii="Times New Roman" w:hAnsi="Times New Roman"/>
+                <w:b w:val="0"/>
+                <w:i w:val="0"/>
+                <w:sz w:val="18"/>
+              </w:rPr>
+              <w:t>1</w:t>
             </w:r>
           </w:p>
         </w:tc>
@@ -3068,7 +4302,74 @@
                 <w:i w:val="0"/>
                 <w:sz w:val="18"/>
               </w:rPr>
-              <w:t>57.8</w:t>
+              <w:t>0</w:t>
+            </w:r>
+          </w:p>
+        </w:tc>
+      </w:tr>
+    </w:tbl>
+    <w:p>
+      <w:pPr>
+        <w:spacing w:before="160" w:after="80"/>
+      </w:pPr>
+      <w:r>
+        <w:rPr>
+          <w:rFonts w:ascii="Times New Roman" w:hAnsi="Times New Roman"/>
+          <w:b/>
+          <w:i w:val="0"/>
+          <w:sz w:val="22"/>
+        </w:rPr>
+        <w:t>Table S4. Reproducibility notes.</w:t>
+      </w:r>
+    </w:p>
+    <w:tbl>
+      <w:tblPr>
+        <w:tblStyle w:val="TableGrid"/>
+        <w:tblW w:type="auto" w:w="0"/>
+        <w:tblLook w:firstColumn="1" w:firstRow="1" w:lastColumn="0" w:lastRow="0" w:noHBand="0" w:noVBand="1" w:val="04A0"/>
+      </w:tblPr>
+      <w:tblGrid>
+        <w:gridCol w:w="4680"/>
+        <w:gridCol w:w="4680"/>
+      </w:tblGrid>
+      <w:tr>
+        <w:tc>
+          <w:tcPr>
+            <w:tcW w:type="dxa" w:w="2592"/>
+            <w:shd w:fill="D9EAF7"/>
+          </w:tcPr>
+          <w:p>
+            <w:pPr>
+              <w:jc w:val="center"/>
+            </w:pPr>
+            <w:r>
+              <w:rPr>
+                <w:rFonts w:ascii="Times New Roman" w:hAnsi="Times New Roman"/>
+                <w:b/>
+                <w:i w:val="0"/>
+                <w:sz w:val="18"/>
+              </w:rPr>
+              <w:t>Item</w:t>
+            </w:r>
+          </w:p>
+        </w:tc>
+        <w:tc>
+          <w:tcPr>
+            <w:tcW w:type="dxa" w:w="6480"/>
+            <w:shd w:fill="D9EAF7"/>
+          </w:tcPr>
+          <w:p>
+            <w:pPr>
+              <w:jc w:val="center"/>
+            </w:pPr>
+            <w:r>
+              <w:rPr>
+                <w:rFonts w:ascii="Times New Roman" w:hAnsi="Times New Roman"/>
+                <w:b/>
+                <w:i w:val="0"/>
+                <w:sz w:val="18"/>
+              </w:rPr>
+              <w:t>Detail</w:t>
             </w:r>
           </w:p>
         </w:tc>
@@ -3076,7 +4377,7 @@
       <w:tr>
         <w:tc>
           <w:tcPr>
-            <w:tcW w:type="dxa" w:w="3456"/>
+            <w:tcW w:type="dxa" w:w="2592"/>
           </w:tcPr>
           <w:p>
             <w:pPr>
@@ -3089,13 +4390,13 @@
                 <w:i w:val="0"/>
                 <w:sz w:val="18"/>
               </w:rPr>
-              <w:t>Maharashtra</w:t>
+              <w:t>Repository</w:t>
             </w:r>
           </w:p>
         </w:tc>
         <w:tc>
           <w:tcPr>
-            <w:tcW w:type="dxa" w:w="1296"/>
+            <w:tcW w:type="dxa" w:w="6480"/>
           </w:tcPr>
           <w:p>
             <w:pPr>
@@ -3108,13 +4409,34 @@
                 <w:i w:val="0"/>
                 <w:sz w:val="18"/>
               </w:rPr>
-              <w:t>1.73</w:t>
+              <w:t>https://github.com/hssling/injury-india-public-health</w:t>
+            </w:r>
+          </w:p>
+        </w:tc>
+      </w:tr>
+      <w:tr>
+        <w:tc>
+          <w:tcPr>
+            <w:tcW w:type="dxa" w:w="2592"/>
+          </w:tcPr>
+          <w:p>
+            <w:pPr>
+              <w:jc w:val="left"/>
+            </w:pPr>
+            <w:r>
+              <w:rPr>
+                <w:rFonts w:ascii="Times New Roman" w:hAnsi="Times New Roman"/>
+                <w:b w:val="0"/>
+                <w:i w:val="0"/>
+                <w:sz w:val="18"/>
+              </w:rPr>
+              <w:t>Figure source folder</w:t>
             </w:r>
           </w:p>
         </w:tc>
         <w:tc>
           <w:tcPr>
-            <w:tcW w:type="dxa" w:w="1296"/>
+            <w:tcW w:type="dxa" w:w="6480"/>
           </w:tcPr>
           <w:p>
             <w:pPr>
@@ -3127,13 +4449,34 @@
                 <w:i w:val="0"/>
                 <w:sz w:val="18"/>
               </w:rPr>
-              <w:t>858</w:t>
+              <w:t>D:\Injury research\injury_india_public_health\figures</w:t>
+            </w:r>
+          </w:p>
+        </w:tc>
+      </w:tr>
+      <w:tr>
+        <w:tc>
+          <w:tcPr>
+            <w:tcW w:type="dxa" w:w="2592"/>
+          </w:tcPr>
+          <w:p>
+            <w:pPr>
+              <w:jc w:val="left"/>
+            </w:pPr>
+            <w:r>
+              <w:rPr>
+                <w:rFonts w:ascii="Times New Roman" w:hAnsi="Times New Roman"/>
+                <w:b w:val="0"/>
+                <w:i w:val="0"/>
+                <w:sz w:val="18"/>
+              </w:rPr>
+              <w:t>Main outputs used</w:t>
             </w:r>
           </w:p>
         </w:tc>
         <w:tc>
           <w:tcPr>
-            <w:tcW w:type="dxa" w:w="1296"/>
+            <w:tcW w:type="dxa" w:w="6480"/>
           </w:tcPr>
           <w:p>
             <w:pPr>
@@ -3146,7 +4489,7 @@
                 <w:i w:val="0"/>
                 <w:sz w:val="18"/>
               </w:rPr>
-              <w:t>56.7</w:t>
+              <w:t>state_burden_2021.csv; decomposition.csv; hdbi.csv; inequality.csv; mismatch.csv</w:t>
             </w:r>
           </w:p>
         </w:tc>
@@ -3154,7 +4497,7 @@
       <w:tr>
         <w:tc>
           <w:tcPr>
-            <w:tcW w:type="dxa" w:w="3456"/>
+            <w:tcW w:type="dxa" w:w="2592"/>
           </w:tcPr>
           <w:p>
             <w:pPr>
@@ -3167,13 +4510,13 @@
                 <w:i w:val="0"/>
                 <w:sz w:val="18"/>
               </w:rPr>
-              <w:t>Kerala</w:t>
+              <w:t>Software</w:t>
             </w:r>
           </w:p>
         </w:tc>
         <w:tc>
           <w:tcPr>
-            <w:tcW w:type="dxa" w:w="1296"/>
+            <w:tcW w:type="dxa" w:w="6480"/>
           </w:tcPr>
           <w:p>
             <w:pPr>
@@ -3186,2186 +4529,12 @@
                 <w:i w:val="0"/>
                 <w:sz w:val="18"/>
               </w:rPr>
-              <w:t>1.70</w:t>
-            </w:r>
-          </w:p>
-        </w:tc>
-        <w:tc>
-          <w:tcPr>
-            <w:tcW w:type="dxa" w:w="1296"/>
-          </w:tcPr>
-          <w:p>
-            <w:pPr>
-              <w:jc w:val="center"/>
-            </w:pPr>
-            <w:r>
-              <w:rPr>
-                <w:rFonts w:ascii="Times New Roman" w:hAnsi="Times New Roman"/>
-                <w:b w:val="0"/>
-                <w:i w:val="0"/>
-                <w:sz w:val="18"/>
-              </w:rPr>
-              <w:t>836</w:t>
-            </w:r>
-          </w:p>
-        </w:tc>
-        <w:tc>
-          <w:tcPr>
-            <w:tcW w:type="dxa" w:w="1296"/>
-          </w:tcPr>
-          <w:p>
-            <w:pPr>
-              <w:jc w:val="center"/>
-            </w:pPr>
-            <w:r>
-              <w:rPr>
-                <w:rFonts w:ascii="Times New Roman" w:hAnsi="Times New Roman"/>
-                <w:b w:val="0"/>
-                <w:i w:val="0"/>
-                <w:sz w:val="18"/>
-              </w:rPr>
-              <w:t>53.4</w:t>
-            </w:r>
-          </w:p>
-        </w:tc>
-      </w:tr>
-      <w:tr>
-        <w:tc>
-          <w:tcPr>
-            <w:tcW w:type="dxa" w:w="3456"/>
-          </w:tcPr>
-          <w:p>
-            <w:pPr>
-              <w:jc w:val="left"/>
-            </w:pPr>
-            <w:r>
-              <w:rPr>
-                <w:rFonts w:ascii="Times New Roman" w:hAnsi="Times New Roman"/>
-                <w:b w:val="0"/>
-                <w:i w:val="0"/>
-                <w:sz w:val="18"/>
-              </w:rPr>
-              <w:t>Jammu &amp; Kashmir and Ladakh</w:t>
-            </w:r>
-          </w:p>
-        </w:tc>
-        <w:tc>
-          <w:tcPr>
-            <w:tcW w:type="dxa" w:w="1296"/>
-          </w:tcPr>
-          <w:p>
-            <w:pPr>
-              <w:jc w:val="center"/>
-            </w:pPr>
-            <w:r>
-              <w:rPr>
-                <w:rFonts w:ascii="Times New Roman" w:hAnsi="Times New Roman"/>
-                <w:b w:val="0"/>
-                <w:i w:val="0"/>
-                <w:sz w:val="18"/>
-              </w:rPr>
-              <w:t>1.54</w:t>
-            </w:r>
-          </w:p>
-        </w:tc>
-        <w:tc>
-          <w:tcPr>
-            <w:tcW w:type="dxa" w:w="1296"/>
-          </w:tcPr>
-          <w:p>
-            <w:pPr>
-              <w:jc w:val="center"/>
-            </w:pPr>
-            <w:r>
-              <w:rPr>
-                <w:rFonts w:ascii="Times New Roman" w:hAnsi="Times New Roman"/>
-                <w:b w:val="0"/>
-                <w:i w:val="0"/>
-                <w:sz w:val="18"/>
-              </w:rPr>
-              <w:t>756</w:t>
-            </w:r>
-          </w:p>
-        </w:tc>
-        <w:tc>
-          <w:tcPr>
-            <w:tcW w:type="dxa" w:w="1296"/>
-          </w:tcPr>
-          <w:p>
-            <w:pPr>
-              <w:jc w:val="center"/>
-            </w:pPr>
-            <w:r>
-              <w:rPr>
-                <w:rFonts w:ascii="Times New Roman" w:hAnsi="Times New Roman"/>
-                <w:b w:val="0"/>
-                <w:i w:val="0"/>
-                <w:sz w:val="18"/>
-              </w:rPr>
-              <w:t>43.7</w:t>
-            </w:r>
-          </w:p>
-        </w:tc>
-      </w:tr>
-      <w:tr>
-        <w:tc>
-          <w:tcPr>
-            <w:tcW w:type="dxa" w:w="3456"/>
-          </w:tcPr>
-          <w:p>
-            <w:pPr>
-              <w:jc w:val="left"/>
-            </w:pPr>
-            <w:r>
-              <w:rPr>
-                <w:rFonts w:ascii="Times New Roman" w:hAnsi="Times New Roman"/>
-                <w:b w:val="0"/>
-                <w:i w:val="0"/>
-                <w:sz w:val="18"/>
-              </w:rPr>
-              <w:t>Sikkim</w:t>
-            </w:r>
-          </w:p>
-        </w:tc>
-        <w:tc>
-          <w:tcPr>
-            <w:tcW w:type="dxa" w:w="1296"/>
-          </w:tcPr>
-          <w:p>
-            <w:pPr>
-              <w:jc w:val="center"/>
-            </w:pPr>
-            <w:r>
-              <w:rPr>
-                <w:rFonts w:ascii="Times New Roman" w:hAnsi="Times New Roman"/>
-                <w:b w:val="0"/>
-                <w:i w:val="0"/>
-                <w:sz w:val="18"/>
-              </w:rPr>
-              <w:t>1.45</w:t>
-            </w:r>
-          </w:p>
-        </w:tc>
-        <w:tc>
-          <w:tcPr>
-            <w:tcW w:type="dxa" w:w="1296"/>
-          </w:tcPr>
-          <w:p>
-            <w:pPr>
-              <w:jc w:val="center"/>
-            </w:pPr>
-            <w:r>
-              <w:rPr>
-                <w:rFonts w:ascii="Times New Roman" w:hAnsi="Times New Roman"/>
-                <w:b w:val="0"/>
-                <w:i w:val="0"/>
-                <w:sz w:val="18"/>
-              </w:rPr>
-              <w:t>727</w:t>
-            </w:r>
-          </w:p>
-        </w:tc>
-        <w:tc>
-          <w:tcPr>
-            <w:tcW w:type="dxa" w:w="1296"/>
-          </w:tcPr>
-          <w:p>
-            <w:pPr>
-              <w:jc w:val="center"/>
-            </w:pPr>
-            <w:r>
-              <w:rPr>
-                <w:rFonts w:ascii="Times New Roman" w:hAnsi="Times New Roman"/>
-                <w:b w:val="0"/>
-                <w:i w:val="0"/>
-                <w:sz w:val="18"/>
-              </w:rPr>
-              <w:t>40.7</w:t>
-            </w:r>
-          </w:p>
-        </w:tc>
-      </w:tr>
-      <w:tr>
-        <w:tc>
-          <w:tcPr>
-            <w:tcW w:type="dxa" w:w="3456"/>
-          </w:tcPr>
-          <w:p>
-            <w:pPr>
-              <w:jc w:val="left"/>
-            </w:pPr>
-            <w:r>
-              <w:rPr>
-                <w:rFonts w:ascii="Times New Roman" w:hAnsi="Times New Roman"/>
-                <w:b w:val="0"/>
-                <w:i w:val="0"/>
-                <w:sz w:val="18"/>
-              </w:rPr>
-              <w:t>West Bengal</w:t>
-            </w:r>
-          </w:p>
-        </w:tc>
-        <w:tc>
-          <w:tcPr>
-            <w:tcW w:type="dxa" w:w="1296"/>
-          </w:tcPr>
-          <w:p>
-            <w:pPr>
-              <w:jc w:val="center"/>
-            </w:pPr>
-            <w:r>
-              <w:rPr>
-                <w:rFonts w:ascii="Times New Roman" w:hAnsi="Times New Roman"/>
-                <w:b w:val="0"/>
-                <w:i w:val="0"/>
-                <w:sz w:val="18"/>
-              </w:rPr>
-              <w:t>1.42</w:t>
-            </w:r>
-          </w:p>
-        </w:tc>
-        <w:tc>
-          <w:tcPr>
-            <w:tcW w:type="dxa" w:w="1296"/>
-          </w:tcPr>
-          <w:p>
-            <w:pPr>
-              <w:jc w:val="center"/>
-            </w:pPr>
-            <w:r>
-              <w:rPr>
-                <w:rFonts w:ascii="Times New Roman" w:hAnsi="Times New Roman"/>
-                <w:b w:val="0"/>
-                <w:i w:val="0"/>
-                <w:sz w:val="18"/>
-              </w:rPr>
-              <w:t>835</w:t>
-            </w:r>
-          </w:p>
-        </w:tc>
-        <w:tc>
-          <w:tcPr>
-            <w:tcW w:type="dxa" w:w="1296"/>
-          </w:tcPr>
-          <w:p>
-            <w:pPr>
-              <w:jc w:val="center"/>
-            </w:pPr>
-            <w:r>
-              <w:rPr>
-                <w:rFonts w:ascii="Times New Roman" w:hAnsi="Times New Roman"/>
-                <w:b w:val="0"/>
-                <w:i w:val="0"/>
-                <w:sz w:val="18"/>
-              </w:rPr>
-              <w:t>58.9</w:t>
-            </w:r>
-          </w:p>
-        </w:tc>
-      </w:tr>
-      <w:tr>
-        <w:tc>
-          <w:tcPr>
-            <w:tcW w:type="dxa" w:w="3456"/>
-          </w:tcPr>
-          <w:p>
-            <w:pPr>
-              <w:jc w:val="left"/>
-            </w:pPr>
-            <w:r>
-              <w:rPr>
-                <w:rFonts w:ascii="Times New Roman" w:hAnsi="Times New Roman"/>
-                <w:b w:val="0"/>
-                <w:i w:val="0"/>
-                <w:sz w:val="18"/>
-              </w:rPr>
-              <w:t>Goa</w:t>
-            </w:r>
-          </w:p>
-        </w:tc>
-        <w:tc>
-          <w:tcPr>
-            <w:tcW w:type="dxa" w:w="1296"/>
-          </w:tcPr>
-          <w:p>
-            <w:pPr>
-              <w:jc w:val="center"/>
-            </w:pPr>
-            <w:r>
-              <w:rPr>
-                <w:rFonts w:ascii="Times New Roman" w:hAnsi="Times New Roman"/>
-                <w:b w:val="0"/>
-                <w:i w:val="0"/>
-                <w:sz w:val="18"/>
-              </w:rPr>
-              <w:t>0.88</w:t>
-            </w:r>
-          </w:p>
-        </w:tc>
-        <w:tc>
-          <w:tcPr>
-            <w:tcW w:type="dxa" w:w="1296"/>
-          </w:tcPr>
-          <w:p>
-            <w:pPr>
-              <w:jc w:val="center"/>
-            </w:pPr>
-            <w:r>
-              <w:rPr>
-                <w:rFonts w:ascii="Times New Roman" w:hAnsi="Times New Roman"/>
-                <w:b w:val="0"/>
-                <w:i w:val="0"/>
-                <w:sz w:val="18"/>
-              </w:rPr>
-              <w:t>953</w:t>
-            </w:r>
-          </w:p>
-        </w:tc>
-        <w:tc>
-          <w:tcPr>
-            <w:tcW w:type="dxa" w:w="1296"/>
-          </w:tcPr>
-          <w:p>
-            <w:pPr>
-              <w:jc w:val="center"/>
-            </w:pPr>
-            <w:r>
-              <w:rPr>
-                <w:rFonts w:ascii="Times New Roman" w:hAnsi="Times New Roman"/>
-                <w:b w:val="0"/>
-                <w:i w:val="0"/>
-                <w:sz w:val="18"/>
-              </w:rPr>
-              <w:t>88.7</w:t>
-            </w:r>
-          </w:p>
-        </w:tc>
-      </w:tr>
-      <w:tr>
-        <w:tc>
-          <w:tcPr>
-            <w:tcW w:type="dxa" w:w="3456"/>
-          </w:tcPr>
-          <w:p>
-            <w:pPr>
-              <w:jc w:val="left"/>
-            </w:pPr>
-            <w:r>
-              <w:rPr>
-                <w:rFonts w:ascii="Times New Roman" w:hAnsi="Times New Roman"/>
-                <w:b w:val="0"/>
-                <w:i w:val="0"/>
-                <w:sz w:val="18"/>
-              </w:rPr>
-              <w:t>Karnataka</w:t>
-            </w:r>
-          </w:p>
-        </w:tc>
-        <w:tc>
-          <w:tcPr>
-            <w:tcW w:type="dxa" w:w="1296"/>
-          </w:tcPr>
-          <w:p>
-            <w:pPr>
-              <w:jc w:val="center"/>
-            </w:pPr>
-            <w:r>
-              <w:rPr>
-                <w:rFonts w:ascii="Times New Roman" w:hAnsi="Times New Roman"/>
-                <w:b w:val="0"/>
-                <w:i w:val="0"/>
-                <w:sz w:val="18"/>
-              </w:rPr>
-              <w:t>0.71</w:t>
-            </w:r>
-          </w:p>
-        </w:tc>
-        <w:tc>
-          <w:tcPr>
-            <w:tcW w:type="dxa" w:w="1296"/>
-          </w:tcPr>
-          <w:p>
-            <w:pPr>
-              <w:jc w:val="center"/>
-            </w:pPr>
-            <w:r>
-              <w:rPr>
-                <w:rFonts w:ascii="Times New Roman" w:hAnsi="Times New Roman"/>
-                <w:b w:val="0"/>
-                <w:i w:val="0"/>
-                <w:sz w:val="18"/>
-              </w:rPr>
-              <w:t>895</w:t>
-            </w:r>
-          </w:p>
-        </w:tc>
-        <w:tc>
-          <w:tcPr>
-            <w:tcW w:type="dxa" w:w="1296"/>
-          </w:tcPr>
-          <w:p>
-            <w:pPr>
-              <w:jc w:val="center"/>
-            </w:pPr>
-            <w:r>
-              <w:rPr>
-                <w:rFonts w:ascii="Times New Roman" w:hAnsi="Times New Roman"/>
-                <w:b w:val="0"/>
-                <w:i w:val="0"/>
-                <w:sz w:val="18"/>
-              </w:rPr>
-              <w:t>82.8</w:t>
-            </w:r>
-          </w:p>
-        </w:tc>
-      </w:tr>
-      <w:tr>
-        <w:tc>
-          <w:tcPr>
-            <w:tcW w:type="dxa" w:w="3456"/>
-          </w:tcPr>
-          <w:p>
-            <w:pPr>
-              <w:jc w:val="left"/>
-            </w:pPr>
-            <w:r>
-              <w:rPr>
-                <w:rFonts w:ascii="Times New Roman" w:hAnsi="Times New Roman"/>
-                <w:b w:val="0"/>
-                <w:i w:val="0"/>
-                <w:sz w:val="18"/>
-              </w:rPr>
-              <w:t>Rajasthan</w:t>
-            </w:r>
-          </w:p>
-        </w:tc>
-        <w:tc>
-          <w:tcPr>
-            <w:tcW w:type="dxa" w:w="1296"/>
-          </w:tcPr>
-          <w:p>
-            <w:pPr>
-              <w:jc w:val="center"/>
-            </w:pPr>
-            <w:r>
-              <w:rPr>
-                <w:rFonts w:ascii="Times New Roman" w:hAnsi="Times New Roman"/>
-                <w:b w:val="0"/>
-                <w:i w:val="0"/>
-                <w:sz w:val="18"/>
-              </w:rPr>
-              <w:t>0.42</w:t>
-            </w:r>
-          </w:p>
-        </w:tc>
-        <w:tc>
-          <w:tcPr>
-            <w:tcW w:type="dxa" w:w="1296"/>
-          </w:tcPr>
-          <w:p>
-            <w:pPr>
-              <w:jc w:val="center"/>
-            </w:pPr>
-            <w:r>
-              <w:rPr>
-                <w:rFonts w:ascii="Times New Roman" w:hAnsi="Times New Roman"/>
-                <w:b w:val="0"/>
-                <w:i w:val="0"/>
-                <w:sz w:val="18"/>
-              </w:rPr>
-              <w:t>679</w:t>
-            </w:r>
-          </w:p>
-        </w:tc>
-        <w:tc>
-          <w:tcPr>
-            <w:tcW w:type="dxa" w:w="1296"/>
-          </w:tcPr>
-          <w:p>
-            <w:pPr>
-              <w:jc w:val="center"/>
-            </w:pPr>
-            <w:r>
-              <w:rPr>
-                <w:rFonts w:ascii="Times New Roman" w:hAnsi="Times New Roman"/>
-                <w:b w:val="0"/>
-                <w:i w:val="0"/>
-                <w:sz w:val="18"/>
-              </w:rPr>
-              <w:t>53.2</w:t>
-            </w:r>
-          </w:p>
-        </w:tc>
-      </w:tr>
-      <w:tr>
-        <w:tc>
-          <w:tcPr>
-            <w:tcW w:type="dxa" w:w="3456"/>
-          </w:tcPr>
-          <w:p>
-            <w:pPr>
-              <w:jc w:val="left"/>
-            </w:pPr>
-            <w:r>
-              <w:rPr>
-                <w:rFonts w:ascii="Times New Roman" w:hAnsi="Times New Roman"/>
-                <w:b w:val="0"/>
-                <w:i w:val="0"/>
-                <w:sz w:val="18"/>
-              </w:rPr>
-              <w:t>Mizoram</w:t>
-            </w:r>
-          </w:p>
-        </w:tc>
-        <w:tc>
-          <w:tcPr>
-            <w:tcW w:type="dxa" w:w="1296"/>
-          </w:tcPr>
-          <w:p>
-            <w:pPr>
-              <w:jc w:val="center"/>
-            </w:pPr>
-            <w:r>
-              <w:rPr>
-                <w:rFonts w:ascii="Times New Roman" w:hAnsi="Times New Roman"/>
-                <w:b w:val="0"/>
-                <w:i w:val="0"/>
-                <w:sz w:val="18"/>
-              </w:rPr>
-              <w:t>0.38</w:t>
-            </w:r>
-          </w:p>
-        </w:tc>
-        <w:tc>
-          <w:tcPr>
-            <w:tcW w:type="dxa" w:w="1296"/>
-          </w:tcPr>
-          <w:p>
-            <w:pPr>
-              <w:jc w:val="center"/>
-            </w:pPr>
-            <w:r>
-              <w:rPr>
-                <w:rFonts w:ascii="Times New Roman" w:hAnsi="Times New Roman"/>
-                <w:b w:val="0"/>
-                <w:i w:val="0"/>
-                <w:sz w:val="18"/>
-              </w:rPr>
-              <w:t>581</w:t>
-            </w:r>
-          </w:p>
-        </w:tc>
-        <w:tc>
-          <w:tcPr>
-            <w:tcW w:type="dxa" w:w="1296"/>
-          </w:tcPr>
-          <w:p>
-            <w:pPr>
-              <w:jc w:val="center"/>
-            </w:pPr>
-            <w:r>
-              <w:rPr>
-                <w:rFonts w:ascii="Times New Roman" w:hAnsi="Times New Roman"/>
-                <w:b w:val="0"/>
-                <w:i w:val="0"/>
-                <w:sz w:val="18"/>
-              </w:rPr>
-              <w:t>38.1</w:t>
-            </w:r>
-          </w:p>
-        </w:tc>
-      </w:tr>
-      <w:tr>
-        <w:tc>
-          <w:tcPr>
-            <w:tcW w:type="dxa" w:w="3456"/>
-          </w:tcPr>
-          <w:p>
-            <w:pPr>
-              <w:jc w:val="left"/>
-            </w:pPr>
-            <w:r>
-              <w:rPr>
-                <w:rFonts w:ascii="Times New Roman" w:hAnsi="Times New Roman"/>
-                <w:b w:val="0"/>
-                <w:i w:val="0"/>
-                <w:sz w:val="18"/>
-              </w:rPr>
-              <w:t>Delhi</w:t>
-            </w:r>
-          </w:p>
-        </w:tc>
-        <w:tc>
-          <w:tcPr>
-            <w:tcW w:type="dxa" w:w="1296"/>
-          </w:tcPr>
-          <w:p>
-            <w:pPr>
-              <w:jc w:val="center"/>
-            </w:pPr>
-            <w:r>
-              <w:rPr>
-                <w:rFonts w:ascii="Times New Roman" w:hAnsi="Times New Roman"/>
-                <w:b w:val="0"/>
-                <w:i w:val="0"/>
-                <w:sz w:val="18"/>
-              </w:rPr>
-              <w:t>0.20</w:t>
-            </w:r>
-          </w:p>
-        </w:tc>
-        <w:tc>
-          <w:tcPr>
-            <w:tcW w:type="dxa" w:w="1296"/>
-          </w:tcPr>
-          <w:p>
-            <w:pPr>
-              <w:jc w:val="center"/>
-            </w:pPr>
-            <w:r>
-              <w:rPr>
-                <w:rFonts w:ascii="Times New Roman" w:hAnsi="Times New Roman"/>
-                <w:b w:val="0"/>
-                <w:i w:val="0"/>
-                <w:sz w:val="18"/>
-              </w:rPr>
-              <w:t>582</w:t>
-            </w:r>
-          </w:p>
-        </w:tc>
-        <w:tc>
-          <w:tcPr>
-            <w:tcW w:type="dxa" w:w="1296"/>
-          </w:tcPr>
-          <w:p>
-            <w:pPr>
-              <w:jc w:val="center"/>
-            </w:pPr>
-            <w:r>
-              <w:rPr>
-                <w:rFonts w:ascii="Times New Roman" w:hAnsi="Times New Roman"/>
-                <w:b w:val="0"/>
-                <w:i w:val="0"/>
-                <w:sz w:val="18"/>
-              </w:rPr>
-              <w:t>41.8</w:t>
-            </w:r>
-          </w:p>
-        </w:tc>
-      </w:tr>
-      <w:tr>
-        <w:tc>
-          <w:tcPr>
-            <w:tcW w:type="dxa" w:w="3456"/>
-          </w:tcPr>
-          <w:p>
-            <w:pPr>
-              <w:jc w:val="left"/>
-            </w:pPr>
-            <w:r>
-              <w:rPr>
-                <w:rFonts w:ascii="Times New Roman" w:hAnsi="Times New Roman"/>
-                <w:b w:val="0"/>
-                <w:i w:val="0"/>
-                <w:sz w:val="18"/>
-              </w:rPr>
-              <w:t>Punjab</w:t>
-            </w:r>
-          </w:p>
-        </w:tc>
-        <w:tc>
-          <w:tcPr>
-            <w:tcW w:type="dxa" w:w="1296"/>
-          </w:tcPr>
-          <w:p>
-            <w:pPr>
-              <w:jc w:val="center"/>
-            </w:pPr>
-            <w:r>
-              <w:rPr>
-                <w:rFonts w:ascii="Times New Roman" w:hAnsi="Times New Roman"/>
-                <w:b w:val="0"/>
-                <w:i w:val="0"/>
-                <w:sz w:val="18"/>
-              </w:rPr>
-              <w:t>0.18</w:t>
-            </w:r>
-          </w:p>
-        </w:tc>
-        <w:tc>
-          <w:tcPr>
-            <w:tcW w:type="dxa" w:w="1296"/>
-          </w:tcPr>
-          <w:p>
-            <w:pPr>
-              <w:jc w:val="center"/>
-            </w:pPr>
-            <w:r>
-              <w:rPr>
-                <w:rFonts w:ascii="Times New Roman" w:hAnsi="Times New Roman"/>
-                <w:b w:val="0"/>
-                <w:i w:val="0"/>
-                <w:sz w:val="18"/>
-              </w:rPr>
-              <w:t>739</w:t>
-            </w:r>
-          </w:p>
-        </w:tc>
-        <w:tc>
-          <w:tcPr>
-            <w:tcW w:type="dxa" w:w="1296"/>
-          </w:tcPr>
-          <w:p>
-            <w:pPr>
-              <w:jc w:val="center"/>
-            </w:pPr>
-            <w:r>
-              <w:rPr>
-                <w:rFonts w:ascii="Times New Roman" w:hAnsi="Times New Roman"/>
-                <w:b w:val="0"/>
-                <w:i w:val="0"/>
-                <w:sz w:val="18"/>
-              </w:rPr>
-              <w:t>67.7</w:t>
-            </w:r>
-          </w:p>
-        </w:tc>
-      </w:tr>
-      <w:tr>
-        <w:tc>
-          <w:tcPr>
-            <w:tcW w:type="dxa" w:w="3456"/>
-          </w:tcPr>
-          <w:p>
-            <w:pPr>
-              <w:jc w:val="left"/>
-            </w:pPr>
-            <w:r>
-              <w:rPr>
-                <w:rFonts w:ascii="Times New Roman" w:hAnsi="Times New Roman"/>
-                <w:b w:val="0"/>
-                <w:i w:val="0"/>
-                <w:sz w:val="18"/>
-              </w:rPr>
-              <w:t>Other Union Territories</w:t>
-            </w:r>
-          </w:p>
-        </w:tc>
-        <w:tc>
-          <w:tcPr>
-            <w:tcW w:type="dxa" w:w="1296"/>
-          </w:tcPr>
-          <w:p>
-            <w:pPr>
-              <w:jc w:val="center"/>
-            </w:pPr>
-            <w:r>
-              <w:rPr>
-                <w:rFonts w:ascii="Times New Roman" w:hAnsi="Times New Roman"/>
-                <w:b w:val="0"/>
-                <w:i w:val="0"/>
-                <w:sz w:val="18"/>
-              </w:rPr>
-              <w:t>0.17</w:t>
-            </w:r>
-          </w:p>
-        </w:tc>
-        <w:tc>
-          <w:tcPr>
-            <w:tcW w:type="dxa" w:w="1296"/>
-          </w:tcPr>
-          <w:p>
-            <w:pPr>
-              <w:jc w:val="center"/>
-            </w:pPr>
-            <w:r>
-              <w:rPr>
-                <w:rFonts w:ascii="Times New Roman" w:hAnsi="Times New Roman"/>
-                <w:b w:val="0"/>
-                <w:i w:val="0"/>
-                <w:sz w:val="18"/>
-              </w:rPr>
-              <w:t>783</w:t>
-            </w:r>
-          </w:p>
-        </w:tc>
-        <w:tc>
-          <w:tcPr>
-            <w:tcW w:type="dxa" w:w="1296"/>
-          </w:tcPr>
-          <w:p>
-            <w:pPr>
-              <w:jc w:val="center"/>
-            </w:pPr>
-            <w:r>
-              <w:rPr>
-                <w:rFonts w:ascii="Times New Roman" w:hAnsi="Times New Roman"/>
-                <w:b w:val="0"/>
-                <w:i w:val="0"/>
-                <w:sz w:val="18"/>
-              </w:rPr>
-              <w:t>75.1</w:t>
-            </w:r>
-          </w:p>
-        </w:tc>
-      </w:tr>
-      <w:tr>
-        <w:tc>
-          <w:tcPr>
-            <w:tcW w:type="dxa" w:w="3456"/>
-          </w:tcPr>
-          <w:p>
-            <w:pPr>
-              <w:jc w:val="left"/>
-            </w:pPr>
-            <w:r>
-              <w:rPr>
-                <w:rFonts w:ascii="Times New Roman" w:hAnsi="Times New Roman"/>
-                <w:b w:val="0"/>
-                <w:i w:val="0"/>
-                <w:sz w:val="18"/>
-              </w:rPr>
-              <w:t>Assam</w:t>
-            </w:r>
-          </w:p>
-        </w:tc>
-        <w:tc>
-          <w:tcPr>
-            <w:tcW w:type="dxa" w:w="1296"/>
-          </w:tcPr>
-          <w:p>
-            <w:pPr>
-              <w:jc w:val="center"/>
-            </w:pPr>
-            <w:r>
-              <w:rPr>
-                <w:rFonts w:ascii="Times New Roman" w:hAnsi="Times New Roman"/>
-                <w:b w:val="0"/>
-                <w:i w:val="0"/>
-                <w:sz w:val="18"/>
-              </w:rPr>
-              <w:t>0.08</w:t>
-            </w:r>
-          </w:p>
-        </w:tc>
-        <w:tc>
-          <w:tcPr>
-            <w:tcW w:type="dxa" w:w="1296"/>
-          </w:tcPr>
-          <w:p>
-            <w:pPr>
-              <w:jc w:val="center"/>
-            </w:pPr>
-            <w:r>
-              <w:rPr>
-                <w:rFonts w:ascii="Times New Roman" w:hAnsi="Times New Roman"/>
-                <w:b w:val="0"/>
-                <w:i w:val="0"/>
-                <w:sz w:val="18"/>
-              </w:rPr>
-              <w:t>702</w:t>
-            </w:r>
-          </w:p>
-        </w:tc>
-        <w:tc>
-          <w:tcPr>
-            <w:tcW w:type="dxa" w:w="1296"/>
-          </w:tcPr>
-          <w:p>
-            <w:pPr>
-              <w:jc w:val="center"/>
-            </w:pPr>
-            <w:r>
-              <w:rPr>
-                <w:rFonts w:ascii="Times New Roman" w:hAnsi="Times New Roman"/>
-                <w:b w:val="0"/>
-                <w:i w:val="0"/>
-                <w:sz w:val="18"/>
-              </w:rPr>
-              <w:t>63.6</w:t>
-            </w:r>
-          </w:p>
-        </w:tc>
-      </w:tr>
-      <w:tr>
-        <w:tc>
-          <w:tcPr>
-            <w:tcW w:type="dxa" w:w="3456"/>
-          </w:tcPr>
-          <w:p>
-            <w:pPr>
-              <w:jc w:val="left"/>
-            </w:pPr>
-            <w:r>
-              <w:rPr>
-                <w:rFonts w:ascii="Times New Roman" w:hAnsi="Times New Roman"/>
-                <w:b w:val="0"/>
-                <w:i w:val="0"/>
-                <w:sz w:val="18"/>
-              </w:rPr>
-              <w:t>Uttar Pradesh</w:t>
-            </w:r>
-          </w:p>
-        </w:tc>
-        <w:tc>
-          <w:tcPr>
-            <w:tcW w:type="dxa" w:w="1296"/>
-          </w:tcPr>
-          <w:p>
-            <w:pPr>
-              <w:jc w:val="center"/>
-            </w:pPr>
-            <w:r>
-              <w:rPr>
-                <w:rFonts w:ascii="Times New Roman" w:hAnsi="Times New Roman"/>
-                <w:b w:val="0"/>
-                <w:i w:val="0"/>
-                <w:sz w:val="18"/>
-              </w:rPr>
-              <w:t>-0.10</w:t>
-            </w:r>
-          </w:p>
-        </w:tc>
-        <w:tc>
-          <w:tcPr>
-            <w:tcW w:type="dxa" w:w="1296"/>
-          </w:tcPr>
-          <w:p>
-            <w:pPr>
-              <w:jc w:val="center"/>
-            </w:pPr>
-            <w:r>
-              <w:rPr>
-                <w:rFonts w:ascii="Times New Roman" w:hAnsi="Times New Roman"/>
-                <w:b w:val="0"/>
-                <w:i w:val="0"/>
-                <w:sz w:val="18"/>
-              </w:rPr>
-              <w:t>701</w:t>
-            </w:r>
-          </w:p>
-        </w:tc>
-        <w:tc>
-          <w:tcPr>
-            <w:tcW w:type="dxa" w:w="1296"/>
-          </w:tcPr>
-          <w:p>
-            <w:pPr>
-              <w:jc w:val="center"/>
-            </w:pPr>
-            <w:r>
-              <w:rPr>
-                <w:rFonts w:ascii="Times New Roman" w:hAnsi="Times New Roman"/>
-                <w:b w:val="0"/>
-                <w:i w:val="0"/>
-                <w:sz w:val="18"/>
-              </w:rPr>
-              <w:t>67.1</w:t>
-            </w:r>
-          </w:p>
-        </w:tc>
-      </w:tr>
-      <w:tr>
-        <w:tc>
-          <w:tcPr>
-            <w:tcW w:type="dxa" w:w="3456"/>
-          </w:tcPr>
-          <w:p>
-            <w:pPr>
-              <w:jc w:val="left"/>
-            </w:pPr>
-            <w:r>
-              <w:rPr>
-                <w:rFonts w:ascii="Times New Roman" w:hAnsi="Times New Roman"/>
-                <w:b w:val="0"/>
-                <w:i w:val="0"/>
-                <w:sz w:val="18"/>
-              </w:rPr>
-              <w:t>Nagaland</w:t>
-            </w:r>
-          </w:p>
-        </w:tc>
-        <w:tc>
-          <w:tcPr>
-            <w:tcW w:type="dxa" w:w="1296"/>
-          </w:tcPr>
-          <w:p>
-            <w:pPr>
-              <w:jc w:val="center"/>
-            </w:pPr>
-            <w:r>
-              <w:rPr>
-                <w:rFonts w:ascii="Times New Roman" w:hAnsi="Times New Roman"/>
-                <w:b w:val="0"/>
-                <w:i w:val="0"/>
-                <w:sz w:val="18"/>
-              </w:rPr>
-              <w:t>-0.16</w:t>
-            </w:r>
-          </w:p>
-        </w:tc>
-        <w:tc>
-          <w:tcPr>
-            <w:tcW w:type="dxa" w:w="1296"/>
-          </w:tcPr>
-          <w:p>
-            <w:pPr>
-              <w:jc w:val="center"/>
-            </w:pPr>
-            <w:r>
-              <w:rPr>
-                <w:rFonts w:ascii="Times New Roman" w:hAnsi="Times New Roman"/>
-                <w:b w:val="0"/>
-                <w:i w:val="0"/>
-                <w:sz w:val="18"/>
-              </w:rPr>
-              <w:t>607</w:t>
-            </w:r>
-          </w:p>
-        </w:tc>
-        <w:tc>
-          <w:tcPr>
-            <w:tcW w:type="dxa" w:w="1296"/>
-          </w:tcPr>
-          <w:p>
-            <w:pPr>
-              <w:jc w:val="center"/>
-            </w:pPr>
-            <w:r>
-              <w:rPr>
-                <w:rFonts w:ascii="Times New Roman" w:hAnsi="Times New Roman"/>
-                <w:b w:val="0"/>
-                <w:i w:val="0"/>
-                <w:sz w:val="18"/>
-              </w:rPr>
-              <w:t>53.0</w:t>
-            </w:r>
-          </w:p>
-        </w:tc>
-      </w:tr>
-      <w:tr>
-        <w:tc>
-          <w:tcPr>
-            <w:tcW w:type="dxa" w:w="3456"/>
-          </w:tcPr>
-          <w:p>
-            <w:pPr>
-              <w:jc w:val="left"/>
-            </w:pPr>
-            <w:r>
-              <w:rPr>
-                <w:rFonts w:ascii="Times New Roman" w:hAnsi="Times New Roman"/>
-                <w:b w:val="0"/>
-                <w:i w:val="0"/>
-                <w:sz w:val="18"/>
-              </w:rPr>
-              <w:t>Haryana</w:t>
-            </w:r>
-          </w:p>
-        </w:tc>
-        <w:tc>
-          <w:tcPr>
-            <w:tcW w:type="dxa" w:w="1296"/>
-          </w:tcPr>
-          <w:p>
-            <w:pPr>
-              <w:jc w:val="center"/>
-            </w:pPr>
-            <w:r>
-              <w:rPr>
-                <w:rFonts w:ascii="Times New Roman" w:hAnsi="Times New Roman"/>
-                <w:b w:val="0"/>
-                <w:i w:val="0"/>
-                <w:sz w:val="18"/>
-              </w:rPr>
-              <w:t>-0.21</w:t>
-            </w:r>
-          </w:p>
-        </w:tc>
-        <w:tc>
-          <w:tcPr>
-            <w:tcW w:type="dxa" w:w="1296"/>
-          </w:tcPr>
-          <w:p>
-            <w:pPr>
-              <w:jc w:val="center"/>
-            </w:pPr>
-            <w:r>
-              <w:rPr>
-                <w:rFonts w:ascii="Times New Roman" w:hAnsi="Times New Roman"/>
-                <w:b w:val="0"/>
-                <w:i w:val="0"/>
-                <w:sz w:val="18"/>
-              </w:rPr>
-              <w:t>808</w:t>
-            </w:r>
-          </w:p>
-        </w:tc>
-        <w:tc>
-          <w:tcPr>
-            <w:tcW w:type="dxa" w:w="1296"/>
-          </w:tcPr>
-          <w:p>
-            <w:pPr>
-              <w:jc w:val="center"/>
-            </w:pPr>
-            <w:r>
-              <w:rPr>
-                <w:rFonts w:ascii="Times New Roman" w:hAnsi="Times New Roman"/>
-                <w:b w:val="0"/>
-                <w:i w:val="0"/>
-                <w:sz w:val="18"/>
-              </w:rPr>
-              <w:t>86.8</w:t>
-            </w:r>
-          </w:p>
-        </w:tc>
-      </w:tr>
-      <w:tr>
-        <w:tc>
-          <w:tcPr>
-            <w:tcW w:type="dxa" w:w="3456"/>
-          </w:tcPr>
-          <w:p>
-            <w:pPr>
-              <w:jc w:val="left"/>
-            </w:pPr>
-            <w:r>
-              <w:rPr>
-                <w:rFonts w:ascii="Times New Roman" w:hAnsi="Times New Roman"/>
-                <w:b w:val="0"/>
-                <w:i w:val="0"/>
-                <w:sz w:val="18"/>
-              </w:rPr>
-              <w:t>Arunachal Pradesh</w:t>
-            </w:r>
-          </w:p>
-        </w:tc>
-        <w:tc>
-          <w:tcPr>
-            <w:tcW w:type="dxa" w:w="1296"/>
-          </w:tcPr>
-          <w:p>
-            <w:pPr>
-              <w:jc w:val="center"/>
-            </w:pPr>
-            <w:r>
-              <w:rPr>
-                <w:rFonts w:ascii="Times New Roman" w:hAnsi="Times New Roman"/>
-                <w:b w:val="0"/>
-                <w:i w:val="0"/>
-                <w:sz w:val="18"/>
-              </w:rPr>
-              <w:t>-0.33</w:t>
-            </w:r>
-          </w:p>
-        </w:tc>
-        <w:tc>
-          <w:tcPr>
-            <w:tcW w:type="dxa" w:w="1296"/>
-          </w:tcPr>
-          <w:p>
-            <w:pPr>
-              <w:jc w:val="center"/>
-            </w:pPr>
-            <w:r>
-              <w:rPr>
-                <w:rFonts w:ascii="Times New Roman" w:hAnsi="Times New Roman"/>
-                <w:b w:val="0"/>
-                <w:i w:val="0"/>
-                <w:sz w:val="18"/>
-              </w:rPr>
-              <w:t>585</w:t>
-            </w:r>
-          </w:p>
-        </w:tc>
-        <w:tc>
-          <w:tcPr>
-            <w:tcW w:type="dxa" w:w="1296"/>
-          </w:tcPr>
-          <w:p>
-            <w:pPr>
-              <w:jc w:val="center"/>
-            </w:pPr>
-            <w:r>
-              <w:rPr>
-                <w:rFonts w:ascii="Times New Roman" w:hAnsi="Times New Roman"/>
-                <w:b w:val="0"/>
-                <w:i w:val="0"/>
-                <w:sz w:val="18"/>
-              </w:rPr>
-              <w:t>52.9</w:t>
-            </w:r>
-          </w:p>
-        </w:tc>
-      </w:tr>
-      <w:tr>
-        <w:tc>
-          <w:tcPr>
-            <w:tcW w:type="dxa" w:w="3456"/>
-          </w:tcPr>
-          <w:p>
-            <w:pPr>
-              <w:jc w:val="left"/>
-            </w:pPr>
-            <w:r>
-              <w:rPr>
-                <w:rFonts w:ascii="Times New Roman" w:hAnsi="Times New Roman"/>
-                <w:b w:val="0"/>
-                <w:i w:val="0"/>
-                <w:sz w:val="18"/>
-              </w:rPr>
-              <w:t>Meghalaya</w:t>
-            </w:r>
-          </w:p>
-        </w:tc>
-        <w:tc>
-          <w:tcPr>
-            <w:tcW w:type="dxa" w:w="1296"/>
-          </w:tcPr>
-          <w:p>
-            <w:pPr>
-              <w:jc w:val="center"/>
-            </w:pPr>
-            <w:r>
-              <w:rPr>
-                <w:rFonts w:ascii="Times New Roman" w:hAnsi="Times New Roman"/>
-                <w:b w:val="0"/>
-                <w:i w:val="0"/>
-                <w:sz w:val="18"/>
-              </w:rPr>
-              <w:t>-0.42</w:t>
-            </w:r>
-          </w:p>
-        </w:tc>
-        <w:tc>
-          <w:tcPr>
-            <w:tcW w:type="dxa" w:w="1296"/>
-          </w:tcPr>
-          <w:p>
-            <w:pPr>
-              <w:jc w:val="center"/>
-            </w:pPr>
-            <w:r>
-              <w:rPr>
-                <w:rFonts w:ascii="Times New Roman" w:hAnsi="Times New Roman"/>
-                <w:b w:val="0"/>
-                <w:i w:val="0"/>
-                <w:sz w:val="18"/>
-              </w:rPr>
-              <w:t>538</w:t>
-            </w:r>
-          </w:p>
-        </w:tc>
-        <w:tc>
-          <w:tcPr>
-            <w:tcW w:type="dxa" w:w="1296"/>
-          </w:tcPr>
-          <w:p>
-            <w:pPr>
-              <w:jc w:val="center"/>
-            </w:pPr>
-            <w:r>
-              <w:rPr>
-                <w:rFonts w:ascii="Times New Roman" w:hAnsi="Times New Roman"/>
-                <w:b w:val="0"/>
-                <w:i w:val="0"/>
-                <w:sz w:val="18"/>
-              </w:rPr>
-              <w:t>46.9</w:t>
-            </w:r>
-          </w:p>
-        </w:tc>
-      </w:tr>
-      <w:tr>
-        <w:tc>
-          <w:tcPr>
-            <w:tcW w:type="dxa" w:w="3456"/>
-          </w:tcPr>
-          <w:p>
-            <w:pPr>
-              <w:jc w:val="left"/>
-            </w:pPr>
-            <w:r>
-              <w:rPr>
-                <w:rFonts w:ascii="Times New Roman" w:hAnsi="Times New Roman"/>
-                <w:b w:val="0"/>
-                <w:i w:val="0"/>
-                <w:sz w:val="18"/>
-              </w:rPr>
-              <w:t>Bihar</w:t>
-            </w:r>
-          </w:p>
-        </w:tc>
-        <w:tc>
-          <w:tcPr>
-            <w:tcW w:type="dxa" w:w="1296"/>
-          </w:tcPr>
-          <w:p>
-            <w:pPr>
-              <w:jc w:val="center"/>
-            </w:pPr>
-            <w:r>
-              <w:rPr>
-                <w:rFonts w:ascii="Times New Roman" w:hAnsi="Times New Roman"/>
-                <w:b w:val="0"/>
-                <w:i w:val="0"/>
-                <w:sz w:val="18"/>
-              </w:rPr>
-              <w:t>-0.49</w:t>
-            </w:r>
-          </w:p>
-        </w:tc>
-        <w:tc>
-          <w:tcPr>
-            <w:tcW w:type="dxa" w:w="1296"/>
-          </w:tcPr>
-          <w:p>
-            <w:pPr>
-              <w:jc w:val="center"/>
-            </w:pPr>
-            <w:r>
-              <w:rPr>
-                <w:rFonts w:ascii="Times New Roman" w:hAnsi="Times New Roman"/>
-                <w:b w:val="0"/>
-                <w:i w:val="0"/>
-                <w:sz w:val="18"/>
-              </w:rPr>
-              <w:t>593</w:t>
-            </w:r>
-          </w:p>
-        </w:tc>
-        <w:tc>
-          <w:tcPr>
-            <w:tcW w:type="dxa" w:w="1296"/>
-          </w:tcPr>
-          <w:p>
-            <w:pPr>
-              <w:jc w:val="center"/>
-            </w:pPr>
-            <w:r>
-              <w:rPr>
-                <w:rFonts w:ascii="Times New Roman" w:hAnsi="Times New Roman"/>
-                <w:b w:val="0"/>
-                <w:i w:val="0"/>
-                <w:sz w:val="18"/>
-              </w:rPr>
-              <w:t>57.1</w:t>
-            </w:r>
-          </w:p>
-        </w:tc>
-      </w:tr>
-      <w:tr>
-        <w:tc>
-          <w:tcPr>
-            <w:tcW w:type="dxa" w:w="3456"/>
-          </w:tcPr>
-          <w:p>
-            <w:pPr>
-              <w:jc w:val="left"/>
-            </w:pPr>
-            <w:r>
-              <w:rPr>
-                <w:rFonts w:ascii="Times New Roman" w:hAnsi="Times New Roman"/>
-                <w:b w:val="0"/>
-                <w:i w:val="0"/>
-                <w:sz w:val="18"/>
-              </w:rPr>
-              <w:t>Tripura</w:t>
-            </w:r>
-          </w:p>
-        </w:tc>
-        <w:tc>
-          <w:tcPr>
-            <w:tcW w:type="dxa" w:w="1296"/>
-          </w:tcPr>
-          <w:p>
-            <w:pPr>
-              <w:jc w:val="center"/>
-            </w:pPr>
-            <w:r>
-              <w:rPr>
-                <w:rFonts w:ascii="Times New Roman" w:hAnsi="Times New Roman"/>
-                <w:b w:val="0"/>
-                <w:i w:val="0"/>
-                <w:sz w:val="18"/>
-              </w:rPr>
-              <w:t>-0.50</w:t>
-            </w:r>
-          </w:p>
-        </w:tc>
-        <w:tc>
-          <w:tcPr>
-            <w:tcW w:type="dxa" w:w="1296"/>
-          </w:tcPr>
-          <w:p>
-            <w:pPr>
-              <w:jc w:val="center"/>
-            </w:pPr>
-            <w:r>
-              <w:rPr>
-                <w:rFonts w:ascii="Times New Roman" w:hAnsi="Times New Roman"/>
-                <w:b w:val="0"/>
-                <w:i w:val="0"/>
-                <w:sz w:val="18"/>
-              </w:rPr>
-              <w:t>632</w:t>
-            </w:r>
-          </w:p>
-        </w:tc>
-        <w:tc>
-          <w:tcPr>
-            <w:tcW w:type="dxa" w:w="1296"/>
-          </w:tcPr>
-          <w:p>
-            <w:pPr>
-              <w:jc w:val="center"/>
-            </w:pPr>
-            <w:r>
-              <w:rPr>
-                <w:rFonts w:ascii="Times New Roman" w:hAnsi="Times New Roman"/>
-                <w:b w:val="0"/>
-                <w:i w:val="0"/>
-                <w:sz w:val="18"/>
-              </w:rPr>
-              <w:t>63.8</w:t>
-            </w:r>
-          </w:p>
-        </w:tc>
-      </w:tr>
-      <w:tr>
-        <w:tc>
-          <w:tcPr>
-            <w:tcW w:type="dxa" w:w="3456"/>
-          </w:tcPr>
-          <w:p>
-            <w:pPr>
-              <w:jc w:val="left"/>
-            </w:pPr>
-            <w:r>
-              <w:rPr>
-                <w:rFonts w:ascii="Times New Roman" w:hAnsi="Times New Roman"/>
-                <w:b w:val="0"/>
-                <w:i w:val="0"/>
-                <w:sz w:val="18"/>
-              </w:rPr>
-              <w:t>Andhra Pradesh</w:t>
-            </w:r>
-          </w:p>
-        </w:tc>
-        <w:tc>
-          <w:tcPr>
-            <w:tcW w:type="dxa" w:w="1296"/>
-          </w:tcPr>
-          <w:p>
-            <w:pPr>
-              <w:jc w:val="center"/>
-            </w:pPr>
-            <w:r>
-              <w:rPr>
-                <w:rFonts w:ascii="Times New Roman" w:hAnsi="Times New Roman"/>
-                <w:b w:val="0"/>
-                <w:i w:val="0"/>
-                <w:sz w:val="18"/>
-              </w:rPr>
-              <w:t>-0.87</w:t>
-            </w:r>
-          </w:p>
-        </w:tc>
-        <w:tc>
-          <w:tcPr>
-            <w:tcW w:type="dxa" w:w="1296"/>
-          </w:tcPr>
-          <w:p>
-            <w:pPr>
-              <w:jc w:val="center"/>
-            </w:pPr>
-            <w:r>
-              <w:rPr>
-                <w:rFonts w:ascii="Times New Roman" w:hAnsi="Times New Roman"/>
-                <w:b w:val="0"/>
-                <w:i w:val="0"/>
-                <w:sz w:val="18"/>
-              </w:rPr>
-              <w:t>777</w:t>
-            </w:r>
-          </w:p>
-        </w:tc>
-        <w:tc>
-          <w:tcPr>
-            <w:tcW w:type="dxa" w:w="1296"/>
-          </w:tcPr>
-          <w:p>
-            <w:pPr>
-              <w:jc w:val="center"/>
-            </w:pPr>
-            <w:r>
-              <w:rPr>
-                <w:rFonts w:ascii="Times New Roman" w:hAnsi="Times New Roman"/>
-                <w:b w:val="0"/>
-                <w:i w:val="0"/>
-                <w:sz w:val="18"/>
-              </w:rPr>
-              <w:t>94.5</w:t>
-            </w:r>
-          </w:p>
-        </w:tc>
-      </w:tr>
-      <w:tr>
-        <w:tc>
-          <w:tcPr>
-            <w:tcW w:type="dxa" w:w="3456"/>
-          </w:tcPr>
-          <w:p>
-            <w:pPr>
-              <w:jc w:val="left"/>
-            </w:pPr>
-            <w:r>
-              <w:rPr>
-                <w:rFonts w:ascii="Times New Roman" w:hAnsi="Times New Roman"/>
-                <w:b w:val="0"/>
-                <w:i w:val="0"/>
-                <w:sz w:val="18"/>
-              </w:rPr>
-              <w:t>Odisha</w:t>
-            </w:r>
-          </w:p>
-        </w:tc>
-        <w:tc>
-          <w:tcPr>
-            <w:tcW w:type="dxa" w:w="1296"/>
-          </w:tcPr>
-          <w:p>
-            <w:pPr>
-              <w:jc w:val="center"/>
-            </w:pPr>
-            <w:r>
-              <w:rPr>
-                <w:rFonts w:ascii="Times New Roman" w:hAnsi="Times New Roman"/>
-                <w:b w:val="0"/>
-                <w:i w:val="0"/>
-                <w:sz w:val="18"/>
-              </w:rPr>
-              <w:t>-0.89</w:t>
-            </w:r>
-          </w:p>
-        </w:tc>
-        <w:tc>
-          <w:tcPr>
-            <w:tcW w:type="dxa" w:w="1296"/>
-          </w:tcPr>
-          <w:p>
-            <w:pPr>
-              <w:jc w:val="center"/>
-            </w:pPr>
-            <w:r>
-              <w:rPr>
-                <w:rFonts w:ascii="Times New Roman" w:hAnsi="Times New Roman"/>
-                <w:b w:val="0"/>
-                <w:i w:val="0"/>
-                <w:sz w:val="18"/>
-              </w:rPr>
-              <w:t>684</w:t>
-            </w:r>
-          </w:p>
-        </w:tc>
-        <w:tc>
-          <w:tcPr>
-            <w:tcW w:type="dxa" w:w="1296"/>
-          </w:tcPr>
-          <w:p>
-            <w:pPr>
-              <w:jc w:val="center"/>
-            </w:pPr>
-            <w:r>
-              <w:rPr>
-                <w:rFonts w:ascii="Times New Roman" w:hAnsi="Times New Roman"/>
-                <w:b w:val="0"/>
-                <w:i w:val="0"/>
-                <w:sz w:val="18"/>
-              </w:rPr>
-              <w:t>79.9</w:t>
-            </w:r>
-          </w:p>
-        </w:tc>
-      </w:tr>
-      <w:tr>
-        <w:tc>
-          <w:tcPr>
-            <w:tcW w:type="dxa" w:w="3456"/>
-          </w:tcPr>
-          <w:p>
-            <w:pPr>
-              <w:jc w:val="left"/>
-            </w:pPr>
-            <w:r>
-              <w:rPr>
-                <w:rFonts w:ascii="Times New Roman" w:hAnsi="Times New Roman"/>
-                <w:b w:val="0"/>
-                <w:i w:val="0"/>
-                <w:sz w:val="18"/>
-              </w:rPr>
-              <w:t>Madhya Pradesh</w:t>
-            </w:r>
-          </w:p>
-        </w:tc>
-        <w:tc>
-          <w:tcPr>
-            <w:tcW w:type="dxa" w:w="1296"/>
-          </w:tcPr>
-          <w:p>
-            <w:pPr>
-              <w:jc w:val="center"/>
-            </w:pPr>
-            <w:r>
-              <w:rPr>
-                <w:rFonts w:ascii="Times New Roman" w:hAnsi="Times New Roman"/>
-                <w:b w:val="0"/>
-                <w:i w:val="0"/>
-                <w:sz w:val="18"/>
-              </w:rPr>
-              <w:t>-0.99</w:t>
-            </w:r>
-          </w:p>
-        </w:tc>
-        <w:tc>
-          <w:tcPr>
-            <w:tcW w:type="dxa" w:w="1296"/>
-          </w:tcPr>
-          <w:p>
-            <w:pPr>
-              <w:jc w:val="center"/>
-            </w:pPr>
-            <w:r>
-              <w:rPr>
-                <w:rFonts w:ascii="Times New Roman" w:hAnsi="Times New Roman"/>
-                <w:b w:val="0"/>
-                <w:i w:val="0"/>
-                <w:sz w:val="18"/>
-              </w:rPr>
-              <w:t>635</w:t>
-            </w:r>
-          </w:p>
-        </w:tc>
-        <w:tc>
-          <w:tcPr>
-            <w:tcW w:type="dxa" w:w="1296"/>
-          </w:tcPr>
-          <w:p>
-            <w:pPr>
-              <w:jc w:val="center"/>
-            </w:pPr>
-            <w:r>
-              <w:rPr>
-                <w:rFonts w:ascii="Times New Roman" w:hAnsi="Times New Roman"/>
-                <w:b w:val="0"/>
-                <w:i w:val="0"/>
-                <w:sz w:val="18"/>
-              </w:rPr>
-              <w:t>73.9</w:t>
-            </w:r>
-          </w:p>
-        </w:tc>
-      </w:tr>
-      <w:tr>
-        <w:tc>
-          <w:tcPr>
-            <w:tcW w:type="dxa" w:w="3456"/>
-          </w:tcPr>
-          <w:p>
-            <w:pPr>
-              <w:jc w:val="left"/>
-            </w:pPr>
-            <w:r>
-              <w:rPr>
-                <w:rFonts w:ascii="Times New Roman" w:hAnsi="Times New Roman"/>
-                <w:b w:val="0"/>
-                <w:i w:val="0"/>
-                <w:sz w:val="18"/>
-              </w:rPr>
-              <w:t>Manipur</w:t>
-            </w:r>
-          </w:p>
-        </w:tc>
-        <w:tc>
-          <w:tcPr>
-            <w:tcW w:type="dxa" w:w="1296"/>
-          </w:tcPr>
-          <w:p>
-            <w:pPr>
-              <w:jc w:val="center"/>
-            </w:pPr>
-            <w:r>
-              <w:rPr>
-                <w:rFonts w:ascii="Times New Roman" w:hAnsi="Times New Roman"/>
-                <w:b w:val="0"/>
-                <w:i w:val="0"/>
-                <w:sz w:val="18"/>
-              </w:rPr>
-              <w:t>-1.00</w:t>
-            </w:r>
-          </w:p>
-        </w:tc>
-        <w:tc>
-          <w:tcPr>
-            <w:tcW w:type="dxa" w:w="1296"/>
-          </w:tcPr>
-          <w:p>
-            <w:pPr>
-              <w:jc w:val="center"/>
-            </w:pPr>
-            <w:r>
-              <w:rPr>
-                <w:rFonts w:ascii="Times New Roman" w:hAnsi="Times New Roman"/>
-                <w:b w:val="0"/>
-                <w:i w:val="0"/>
-                <w:sz w:val="18"/>
-              </w:rPr>
-              <w:t>585</w:t>
-            </w:r>
-          </w:p>
-        </w:tc>
-        <w:tc>
-          <w:tcPr>
-            <w:tcW w:type="dxa" w:w="1296"/>
-          </w:tcPr>
-          <w:p>
-            <w:pPr>
-              <w:jc w:val="center"/>
-            </w:pPr>
-            <w:r>
-              <w:rPr>
-                <w:rFonts w:ascii="Times New Roman" w:hAnsi="Times New Roman"/>
-                <w:b w:val="0"/>
-                <w:i w:val="0"/>
-                <w:sz w:val="18"/>
-              </w:rPr>
-              <w:t>66.0</w:t>
-            </w:r>
-          </w:p>
-        </w:tc>
-      </w:tr>
-      <w:tr>
-        <w:tc>
-          <w:tcPr>
-            <w:tcW w:type="dxa" w:w="3456"/>
-          </w:tcPr>
-          <w:p>
-            <w:pPr>
-              <w:jc w:val="left"/>
-            </w:pPr>
-            <w:r>
-              <w:rPr>
-                <w:rFonts w:ascii="Times New Roman" w:hAnsi="Times New Roman"/>
-                <w:b w:val="0"/>
-                <w:i w:val="0"/>
-                <w:sz w:val="18"/>
-              </w:rPr>
-              <w:t>Gujarat</w:t>
-            </w:r>
-          </w:p>
-        </w:tc>
-        <w:tc>
-          <w:tcPr>
-            <w:tcW w:type="dxa" w:w="1296"/>
-          </w:tcPr>
-          <w:p>
-            <w:pPr>
-              <w:jc w:val="center"/>
-            </w:pPr>
-            <w:r>
-              <w:rPr>
-                <w:rFonts w:ascii="Times New Roman" w:hAnsi="Times New Roman"/>
-                <w:b w:val="0"/>
-                <w:i w:val="0"/>
-                <w:sz w:val="18"/>
-              </w:rPr>
-              <w:t>-1.10</w:t>
-            </w:r>
-          </w:p>
-        </w:tc>
-        <w:tc>
-          <w:tcPr>
-            <w:tcW w:type="dxa" w:w="1296"/>
-          </w:tcPr>
-          <w:p>
-            <w:pPr>
-              <w:jc w:val="center"/>
-            </w:pPr>
-            <w:r>
-              <w:rPr>
-                <w:rFonts w:ascii="Times New Roman" w:hAnsi="Times New Roman"/>
-                <w:b w:val="0"/>
-                <w:i w:val="0"/>
-                <w:sz w:val="18"/>
-              </w:rPr>
-              <w:t>712</w:t>
-            </w:r>
-          </w:p>
-        </w:tc>
-        <w:tc>
-          <w:tcPr>
-            <w:tcW w:type="dxa" w:w="1296"/>
-          </w:tcPr>
-          <w:p>
-            <w:pPr>
-              <w:jc w:val="center"/>
-            </w:pPr>
-            <w:r>
-              <w:rPr>
-                <w:rFonts w:ascii="Times New Roman" w:hAnsi="Times New Roman"/>
-                <w:b w:val="0"/>
-                <w:i w:val="0"/>
-                <w:sz w:val="18"/>
-              </w:rPr>
-              <w:t>88.6</w:t>
-            </w:r>
-          </w:p>
-        </w:tc>
-      </w:tr>
-      <w:tr>
-        <w:tc>
-          <w:tcPr>
-            <w:tcW w:type="dxa" w:w="3456"/>
-          </w:tcPr>
-          <w:p>
-            <w:pPr>
-              <w:jc w:val="left"/>
-            </w:pPr>
-            <w:r>
-              <w:rPr>
-                <w:rFonts w:ascii="Times New Roman" w:hAnsi="Times New Roman"/>
-                <w:b w:val="0"/>
-                <w:i w:val="0"/>
-                <w:sz w:val="18"/>
-              </w:rPr>
-              <w:t>Jharkhand</w:t>
-            </w:r>
-          </w:p>
-        </w:tc>
-        <w:tc>
-          <w:tcPr>
-            <w:tcW w:type="dxa" w:w="1296"/>
-          </w:tcPr>
-          <w:p>
-            <w:pPr>
-              <w:jc w:val="center"/>
-            </w:pPr>
-            <w:r>
-              <w:rPr>
-                <w:rFonts w:ascii="Times New Roman" w:hAnsi="Times New Roman"/>
-                <w:b w:val="0"/>
-                <w:i w:val="0"/>
-                <w:sz w:val="18"/>
-              </w:rPr>
-              <w:t>-1.21</w:t>
-            </w:r>
-          </w:p>
-        </w:tc>
-        <w:tc>
-          <w:tcPr>
-            <w:tcW w:type="dxa" w:w="1296"/>
-          </w:tcPr>
-          <w:p>
-            <w:pPr>
-              <w:jc w:val="center"/>
-            </w:pPr>
-            <w:r>
-              <w:rPr>
-                <w:rFonts w:ascii="Times New Roman" w:hAnsi="Times New Roman"/>
-                <w:b w:val="0"/>
-                <w:i w:val="0"/>
-                <w:sz w:val="18"/>
-              </w:rPr>
-              <w:t>597</w:t>
-            </w:r>
-          </w:p>
-        </w:tc>
-        <w:tc>
-          <w:tcPr>
-            <w:tcW w:type="dxa" w:w="1296"/>
-          </w:tcPr>
-          <w:p>
-            <w:pPr>
-              <w:jc w:val="center"/>
-            </w:pPr>
-            <w:r>
-              <w:rPr>
-                <w:rFonts w:ascii="Times New Roman" w:hAnsi="Times New Roman"/>
-                <w:b w:val="0"/>
-                <w:i w:val="0"/>
-                <w:sz w:val="18"/>
-              </w:rPr>
-              <w:t>72.1</w:t>
-            </w:r>
-          </w:p>
-        </w:tc>
-      </w:tr>
-      <w:tr>
-        <w:tc>
-          <w:tcPr>
-            <w:tcW w:type="dxa" w:w="3456"/>
-          </w:tcPr>
-          <w:p>
-            <w:pPr>
-              <w:jc w:val="left"/>
-            </w:pPr>
-            <w:r>
-              <w:rPr>
-                <w:rFonts w:ascii="Times New Roman" w:hAnsi="Times New Roman"/>
-                <w:b w:val="0"/>
-                <w:i w:val="0"/>
-                <w:sz w:val="18"/>
-              </w:rPr>
-              <w:t>Uttarakhand</w:t>
-            </w:r>
-          </w:p>
-        </w:tc>
-        <w:tc>
-          <w:tcPr>
-            <w:tcW w:type="dxa" w:w="1296"/>
-          </w:tcPr>
-          <w:p>
-            <w:pPr>
-              <w:jc w:val="center"/>
-            </w:pPr>
-            <w:r>
-              <w:rPr>
-                <w:rFonts w:ascii="Times New Roman" w:hAnsi="Times New Roman"/>
-                <w:b w:val="0"/>
-                <w:i w:val="0"/>
-                <w:sz w:val="18"/>
-              </w:rPr>
-              <w:t>-1.37</w:t>
-            </w:r>
-          </w:p>
-        </w:tc>
-        <w:tc>
-          <w:tcPr>
-            <w:tcW w:type="dxa" w:w="1296"/>
-          </w:tcPr>
-          <w:p>
-            <w:pPr>
-              <w:jc w:val="center"/>
-            </w:pPr>
-            <w:r>
-              <w:rPr>
-                <w:rFonts w:ascii="Times New Roman" w:hAnsi="Times New Roman"/>
-                <w:b w:val="0"/>
-                <w:i w:val="0"/>
-                <w:sz w:val="18"/>
-              </w:rPr>
-              <w:t>717</w:t>
-            </w:r>
-          </w:p>
-        </w:tc>
-        <w:tc>
-          <w:tcPr>
-            <w:tcW w:type="dxa" w:w="1296"/>
-          </w:tcPr>
-          <w:p>
-            <w:pPr>
-              <w:jc w:val="center"/>
-            </w:pPr>
-            <w:r>
-              <w:rPr>
-                <w:rFonts w:ascii="Times New Roman" w:hAnsi="Times New Roman"/>
-                <w:b w:val="0"/>
-                <w:i w:val="0"/>
-                <w:sz w:val="18"/>
-              </w:rPr>
-              <w:t>94.9</w:t>
-            </w:r>
-          </w:p>
-        </w:tc>
-      </w:tr>
-      <w:tr>
-        <w:tc>
-          <w:tcPr>
-            <w:tcW w:type="dxa" w:w="3456"/>
-          </w:tcPr>
-          <w:p>
-            <w:pPr>
-              <w:jc w:val="left"/>
-            </w:pPr>
-            <w:r>
-              <w:rPr>
-                <w:rFonts w:ascii="Times New Roman" w:hAnsi="Times New Roman"/>
-                <w:b w:val="0"/>
-                <w:i w:val="0"/>
-                <w:sz w:val="18"/>
-              </w:rPr>
-              <w:t>Chhattisgarh</w:t>
-            </w:r>
-          </w:p>
-        </w:tc>
-        <w:tc>
-          <w:tcPr>
-            <w:tcW w:type="dxa" w:w="1296"/>
-          </w:tcPr>
-          <w:p>
-            <w:pPr>
-              <w:jc w:val="center"/>
-            </w:pPr>
-            <w:r>
-              <w:rPr>
-                <w:rFonts w:ascii="Times New Roman" w:hAnsi="Times New Roman"/>
-                <w:b w:val="0"/>
-                <w:i w:val="0"/>
-                <w:sz w:val="18"/>
-              </w:rPr>
-              <w:t>-2.20</w:t>
-            </w:r>
-          </w:p>
-        </w:tc>
-        <w:tc>
-          <w:tcPr>
-            <w:tcW w:type="dxa" w:w="1296"/>
-          </w:tcPr>
-          <w:p>
-            <w:pPr>
-              <w:jc w:val="center"/>
-            </w:pPr>
-            <w:r>
-              <w:rPr>
-                <w:rFonts w:ascii="Times New Roman" w:hAnsi="Times New Roman"/>
-                <w:b w:val="0"/>
-                <w:i w:val="0"/>
-                <w:sz w:val="18"/>
-              </w:rPr>
-              <w:t>619</w:t>
-            </w:r>
-          </w:p>
-        </w:tc>
-        <w:tc>
-          <w:tcPr>
-            <w:tcW w:type="dxa" w:w="1296"/>
-          </w:tcPr>
-          <w:p>
-            <w:pPr>
-              <w:jc w:val="center"/>
-            </w:pPr>
-            <w:r>
-              <w:rPr>
-                <w:rFonts w:ascii="Times New Roman" w:hAnsi="Times New Roman"/>
-                <w:b w:val="0"/>
-                <w:i w:val="0"/>
-                <w:sz w:val="18"/>
-              </w:rPr>
-              <w:t>95.3</w:t>
-            </w:r>
-          </w:p>
-        </w:tc>
-      </w:tr>
-      <w:tr>
-        <w:tc>
-          <w:tcPr>
-            <w:tcW w:type="dxa" w:w="3456"/>
-          </w:tcPr>
-          <w:p>
-            <w:pPr>
-              <w:jc w:val="left"/>
-            </w:pPr>
-            <w:r>
-              <w:rPr>
-                <w:rFonts w:ascii="Times New Roman" w:hAnsi="Times New Roman"/>
-                <w:b w:val="0"/>
-                <w:i w:val="0"/>
-                <w:sz w:val="18"/>
-              </w:rPr>
-              <w:t>Telangana</w:t>
-            </w:r>
-          </w:p>
-        </w:tc>
-        <w:tc>
-          <w:tcPr>
-            <w:tcW w:type="dxa" w:w="1296"/>
-          </w:tcPr>
-          <w:p>
-            <w:pPr>
-              <w:jc w:val="center"/>
-            </w:pPr>
-            <w:r>
-              <w:rPr>
-                <w:rFonts w:ascii="Times New Roman" w:hAnsi="Times New Roman"/>
-                <w:b w:val="0"/>
-                <w:i w:val="0"/>
-                <w:sz w:val="18"/>
-              </w:rPr>
-              <w:t>-2.66</w:t>
-            </w:r>
-          </w:p>
-        </w:tc>
-        <w:tc>
-          <w:tcPr>
-            <w:tcW w:type="dxa" w:w="1296"/>
-          </w:tcPr>
-          <w:p>
-            <w:pPr>
-              <w:jc w:val="center"/>
-            </w:pPr>
-            <w:r>
-              <w:rPr>
-                <w:rFonts w:ascii="Times New Roman" w:hAnsi="Times New Roman"/>
-                <w:b w:val="0"/>
-                <w:i w:val="0"/>
-                <w:sz w:val="18"/>
-              </w:rPr>
-              <w:t>747</w:t>
-            </w:r>
-          </w:p>
-        </w:tc>
-        <w:tc>
-          <w:tcPr>
-            <w:tcW w:type="dxa" w:w="1296"/>
-          </w:tcPr>
-          <w:p>
-            <w:pPr>
-              <w:jc w:val="center"/>
-            </w:pPr>
-            <w:r>
-              <w:rPr>
-                <w:rFonts w:ascii="Times New Roman" w:hAnsi="Times New Roman"/>
-                <w:b w:val="0"/>
-                <w:i w:val="0"/>
-                <w:sz w:val="18"/>
-              </w:rPr>
-              <w:t>125.1</w:t>
+              <w:t>Python-based processing and document assembly</w:t>
             </w:r>
           </w:p>
         </w:tc>
       </w:tr>
     </w:tbl>
-    <w:p>
-      <w:pPr>
-        <w:spacing w:after="120"/>
-        <w:jc w:val="both"/>
-      </w:pPr>
-      <w:r>
-        <w:rPr>
-          <w:rFonts w:ascii="Times New Roman" w:hAnsi="Times New Roman"/>
-          <w:b w:val="0"/>
-          <w:i w:val="0"/>
-          <w:sz w:val="24"/>
-        </w:rPr>
-        <w:t>Supplementary figure set: S1 cause-specific heatmap, S2 annual totals across the available extract years, S3 state typology scatter and S4 road surveillance mismatch. These figures are compiled separately in the figures document.</w:t>
-      </w:r>
-    </w:p>
-    <w:p>
-      <w:pPr>
-        <w:spacing w:after="120"/>
-        <w:jc w:val="both"/>
-      </w:pPr>
-      <w:r>
-        <w:rPr>
-          <w:rFonts w:ascii="Times New Roman" w:hAnsi="Times New Roman"/>
-          <w:b w:val="0"/>
-          <w:i w:val="0"/>
-          <w:sz w:val="24"/>
-        </w:rPr>
-        <w:t>Reproducibility note: the package was rebuilt after an editorial audit that identified uncited figure files, non-indexed references, author placeholders and stale placeholder figures. Only figures supported by local data were retained.</w:t>
-      </w:r>
-    </w:p>
     <w:sectPr>
       <w:pgSz w:w="12240" w:h="15840"/>
       <w:pgMar w:top="1440" w:right="1440" w:bottom="1440" w:left="1440" w:header="720" w:footer="720" w:gutter="0"/>
